--- a/reporte/productos_formales/Producto_05_Preprocesamiento_Fraccionamiento.docx
+++ b/reporte/productos_formales/Producto_05_Preprocesamiento_Fraccionamiento.docx
@@ -385,7 +385,7 @@
           <w:sz w:val="21"/>
           <w:szCs w:val="21"/>
         </w:rPr>
-        <w:t xml:space="preserve">La variable de ventana temporal combinada con el umbral normativo es la señal más fuerte para este caso de uso, como se confirma en el Producto 6.</w:t>
+        <w:t xml:space="preserve">La variable de ventana temporal combinada con el umbral normativo es la señal más fuerte para este caso de uso, como se confirma en el Producto 6. Esta lógica se reprodujo sin cambios sobre Spark real (ventanas móviles vía Window functions) y sobre 47,442 contratos reales de SEACE — ver Producto 7, Secciones 4 y 10.</w:t>
       </w:r>
     </w:p>
     <w:p>

--- a/reporte/productos_formales/Producto_05_Preprocesamiento_Fraccionamiento.docx
+++ b/reporte/productos_formales/Producto_05_Preprocesamiento_Fraccionamiento.docx
@@ -62,7 +62,7 @@
           <w:sz w:val="19"/>
           <w:szCs w:val="19"/>
         </w:rPr>
-        <w:t xml:space="preserve">Prototipo elaborado como prueba de concepto (proof of concept) — no constituye una postulación formal</w:t>
+        <w:t xml:space="preserve">Prototipo independiente elaborado como prueba de concepto (proof of concept) — no constituye una postulación formal, una implementación oficial, ni cuenta con aprobación institucional de la CGR</w:t>
       </w:r>
     </w:p>
     <w:p>

--- a/reporte/productos_formales/Producto_05_Preprocesamiento_Fraccionamiento.docx
+++ b/reporte/productos_formales/Producto_05_Preprocesamiento_Fraccionamiento.docx
@@ -134,7 +134,19 @@
           <w:sz w:val="21"/>
           <w:szCs w:val="21"/>
         </w:rPr>
-        <w:t xml:space="preserve">Se construyeron 149 grupos proveedor-entidad-objeto (con 2 o más contratos) con variables de ventana temporal, a partir del mismo dataset limpio del Producto 2, orientadas específicamente a la detección de compras divididas.</w:t>
+        <w:t xml:space="preserve">Se generaron 180 grupos proveedor-entidad-objeto, con 8 positivos sembrados, usando ventanas temporales y umbrales normativos dependientes de fecha y categoría.</w:t>
+      </w:r>
+    </w:p>
+    <w:p>
+      <w:pPr>
+        <w:spacing w:after="140"/>
+      </w:pPr>
+      <w:r>
+        <w:rPr>
+          <w:sz w:val="21"/>
+          <w:szCs w:val="21"/>
+        </w:rPr>
+        <w:t xml:space="preserve">Nota metodológica: este es un prototipo independiente. Las métricas del benchmark sintético evalúan la coherencia del PoC y no estiman desempeño productivo. Las salidas sobre datos públicos son señales de priorización para revisión de auditor y no constituyen hallazgos ni determinaciones automáticas de irregularidad.</w:t>
       </w:r>
     </w:p>
     <w:p>
@@ -155,7 +167,7 @@
           <w:sz w:val="21"/>
           <w:szCs w:val="21"/>
         </w:rPr>
-        <w:t xml:space="preserve">1. Introducción — 2. Objetivo de la consultoría — 3. Productos alcanzados — 4. Actividades realizadas — 5. Grado de cumplimiento — 6. Dificultades y limitaciones — 7. Conclusiones y recomendaciones — 8. Anexos</w:t>
+        <w:t xml:space="preserve">1. Introducción — 2. Objetivo — 3. Productos alcanzados — 4. Actividades realizadas — 5. Grado de cumplimiento — 6. Dificultades y limitaciones — 7. Conclusiones y recomendaciones — 8. Anexos</w:t>
       </w:r>
     </w:p>
     <w:p>
@@ -176,16 +188,16 @@
           <w:sz w:val="21"/>
           <w:szCs w:val="21"/>
         </w:rPr>
-        <w:t xml:space="preserve">Cubre el numeral 4.1.4 y 4.1.5 del TDR aplicados al caso de uso de detección de fraccionamiento, incorporando el umbral normativo de Adjudicación Simplificada (S/. 400,000) como variable derivada.</w:t>
-      </w:r>
-    </w:p>
-    <w:p>
-      <w:pPr>
-        <w:pStyle w:val="Heading1"/>
-        <w:spacing w:after="140" w:before="260"/>
-      </w:pPr>
-      <w:r>
-        <w:t xml:space="preserve">2. Objetivo de la Consultoría</w:t>
+        <w:t xml:space="preserve">Cubre feature engineering específico para señales de posible fraccionamiento, evitando un umbral fijo universal.</w:t>
+      </w:r>
+    </w:p>
+    <w:p>
+      <w:pPr>
+        <w:pStyle w:val="Heading1"/>
+        <w:spacing w:after="140" w:before="260"/>
+      </w:pPr>
+      <w:r>
+        <w:t xml:space="preserve">2. Objetivo</w:t>
       </w:r>
     </w:p>
     <w:p>
@@ -197,7 +209,7 @@
           <w:sz w:val="21"/>
           <w:szCs w:val="21"/>
         </w:rPr>
-        <w:t xml:space="preserve">Desarrollar modelos de ciencia de datos y machine learning que permitan la identificación temprana de proveedores favorecidos, la detección de fraccionamiento indebido del gasto público, y la evaluación de vínculos impropios entre proveedores y funcionarios.</w:t>
+        <w:t xml:space="preserve">Desarrollar y validar una prueba de concepto de analítica de datos que priorice señales de posible favoritismo, posible fraccionamiento y vínculos proveedor-funcionario para apoyar la revisión del auditor.</w:t>
       </w:r>
     </w:p>
     <w:p>
@@ -223,58 +235,75 @@
           <w:sz w:val="21"/>
           <w:szCs w:val="21"/>
         </w:rPr>
-        <w:t xml:space="preserve">Reutilización de la limpieza base del Producto 2 (mismos 239 valores nulos imputados, mismo tratamiento de outliers).</w:t>
-      </w:r>
-    </w:p>
-    <w:p>
-      <w:pPr>
-        <w:pStyle w:val="ListParagraph"/>
-        <w:numPr>
-          <w:ilvl w:val="0"/>
-          <w:numId w:val="1"/>
-        </w:numPr>
-        <w:spacing w:after="70"/>
-      </w:pPr>
-      <w:r>
-        <w:rPr>
-          <w:sz w:val="21"/>
-          <w:szCs w:val="21"/>
-        </w:rPr>
-        <w:t xml:space="preserve">Feature engineering específico: máximo de contratos del grupo en cualquier ventana móvil de 15 días; suma de montos en esa ventana; % de contratos con monto justo debajo del umbral de Adjudicación Simplificada.</w:t>
-      </w:r>
-    </w:p>
-    <w:p>
-      <w:pPr>
-        <w:pStyle w:val="ListParagraph"/>
-        <w:numPr>
-          <w:ilvl w:val="0"/>
-          <w:numId w:val="1"/>
-        </w:numPr>
-        <w:spacing w:after="70"/>
-      </w:pPr>
-      <w:r>
-        <w:rPr>
-          <w:sz w:val="21"/>
-          <w:szCs w:val="21"/>
-        </w:rPr>
-        <w:t xml:space="preserve">Agrupación a nivel proveedor+entidad+objeto contractual (149 grupos con 2 o más contratos, de un total de miles de combinaciones posibles).</w:t>
-      </w:r>
-    </w:p>
-    <w:p>
-      <w:pPr>
-        <w:pStyle w:val="ListParagraph"/>
-        <w:numPr>
-          <w:ilvl w:val="0"/>
-          <w:numId w:val="1"/>
-        </w:numPr>
-        <w:spacing w:after="70"/>
-      </w:pPr>
-      <w:r>
-        <w:rPr>
-          <w:sz w:val="21"/>
-          <w:szCs w:val="21"/>
-        </w:rPr>
-        <w:t xml:space="preserve">División de datos: el dataset se usa íntegramente para detección de anomalías no supervisada (Producto 6), no requiere partición train/test tradicional.</w:t>
+        <w:t xml:space="preserve">Ventana móvil de 15 días por proveedor-entidad-objeto.</w:t>
+      </w:r>
+    </w:p>
+    <w:p>
+      <w:pPr>
+        <w:pStyle w:val="ListParagraph"/>
+        <w:numPr>
+          <w:ilvl w:val="0"/>
+          <w:numId w:val="1"/>
+        </w:numPr>
+        <w:spacing w:after="70"/>
+      </w:pPr>
+      <w:r>
+        <w:rPr>
+          <w:sz w:val="21"/>
+          <w:szCs w:val="21"/>
+        </w:rPr>
+        <w:t xml:space="preserve">Monto acumulado en ventana, frecuencia contractual y proporción de montos bajo el umbral aplicable.</w:t>
+      </w:r>
+    </w:p>
+    <w:p>
+      <w:pPr>
+        <w:pStyle w:val="ListParagraph"/>
+        <w:numPr>
+          <w:ilvl w:val="0"/>
+          <w:numId w:val="1"/>
+        </w:numPr>
+        <w:spacing w:after="70"/>
+      </w:pPr>
+      <w:r>
+        <w:rPr>
+          <w:sz w:val="21"/>
+          <w:szCs w:val="21"/>
+        </w:rPr>
+        <w:t xml:space="preserve">La categoría estructurada goods/services/works tiene prioridad sobre inferencias por texto cuando está disponible.</w:t>
+      </w:r>
+    </w:p>
+    <w:p>
+      <w:pPr>
+        <w:pStyle w:val="ListParagraph"/>
+        <w:numPr>
+          <w:ilvl w:val="0"/>
+          <w:numId w:val="1"/>
+        </w:numPr>
+        <w:spacing w:after="70"/>
+      </w:pPr>
+      <w:r>
+        <w:rPr>
+          <w:sz w:val="21"/>
+          <w:szCs w:val="21"/>
+        </w:rPr>
+        <w:t xml:space="preserve">El motor normativo contempla el período analizado y el cambio de régimen desde 22/04/2025; no usa S/400 mil como regla general.</w:t>
+      </w:r>
+    </w:p>
+    <w:p>
+      <w:pPr>
+        <w:pStyle w:val="ListParagraph"/>
+        <w:numPr>
+          <w:ilvl w:val="0"/>
+          <w:numId w:val="1"/>
+        </w:numPr>
+        <w:spacing w:after="70"/>
+      </w:pPr>
+      <w:r>
+        <w:rPr>
+          <w:sz w:val="21"/>
+          <w:szCs w:val="21"/>
+        </w:rPr>
+        <w:t xml:space="preserve">Dataset publicado en lakehouse/plata/dataset_fraccionamiento.csv.</w:t>
       </w:r>
     </w:p>
     <w:p>
@@ -300,24 +329,41 @@
           <w:sz w:val="21"/>
           <w:szCs w:val="21"/>
         </w:rPr>
-        <w:t xml:space="preserve">Ejecución de src/preprocesamiento.py, función features_fraccionamiento().</w:t>
-      </w:r>
-    </w:p>
-    <w:p>
-      <w:pPr>
-        <w:pStyle w:val="ListParagraph"/>
-        <w:numPr>
-          <w:ilvl w:val="0"/>
-          <w:numId w:val="1"/>
-        </w:numPr>
-        <w:spacing w:after="70"/>
-      </w:pPr>
-      <w:r>
-        <w:rPr>
-          <w:sz w:val="21"/>
-          <w:szCs w:val="21"/>
-        </w:rPr>
-        <w:t xml:space="preserve">Cálculo de ventanas deslizantes de 15 días por grupo proveedor-entidad-objeto.</w:t>
+        <w:t xml:space="preserve">Cálculo de features temporales y normativas.</w:t>
+      </w:r>
+    </w:p>
+    <w:p>
+      <w:pPr>
+        <w:pStyle w:val="ListParagraph"/>
+        <w:numPr>
+          <w:ilvl w:val="0"/>
+          <w:numId w:val="1"/>
+        </w:numPr>
+        <w:spacing w:after="70"/>
+      </w:pPr>
+      <w:r>
+        <w:rPr>
+          <w:sz w:val="21"/>
+          <w:szCs w:val="21"/>
+        </w:rPr>
+        <w:t xml:space="preserve">Pruebas de regresión para categorías, fechas y umbrales.</w:t>
+      </w:r>
+    </w:p>
+    <w:p>
+      <w:pPr>
+        <w:pStyle w:val="ListParagraph"/>
+        <w:numPr>
+          <w:ilvl w:val="0"/>
+          <w:numId w:val="1"/>
+        </w:numPr>
+        <w:spacing w:after="70"/>
+      </w:pPr>
+      <w:r>
+        <w:rPr>
+          <w:sz w:val="21"/>
+          <w:szCs w:val="21"/>
+        </w:rPr>
+        <w:t xml:space="preserve">Publicación en Plata y smoke test automático.</w:t>
       </w:r>
     </w:p>
     <w:p>
@@ -338,7 +384,7 @@
           <w:sz w:val="21"/>
           <w:szCs w:val="21"/>
         </w:rPr>
-        <w:t xml:space="preserve">100% completado. El dataset resultante recupera correctamente los 8 casos de fraccionamiento sembrados como grupos de alta frecuencia de contratación en ventanas cortas.</w:t>
+        <w:t xml:space="preserve">Feature engineering técnico completado para el PoC.</w:t>
       </w:r>
     </w:p>
     <w:p>
@@ -364,7 +410,24 @@
           <w:sz w:val="21"/>
           <w:szCs w:val="21"/>
         </w:rPr>
-        <w:t xml:space="preserve">El umbral de S/. 400,000 usado corresponde a la Adjudicación Simplificada vigente a la fecha de este prototipo; debe mantenerse actualizado según la normativa vigente (Ley 32069 / OECE) en producción.</w:t>
+        <w:t xml:space="preserve">La ventana de 15 días es una heurística de priorización; por sí sola no prueba fraccionamiento.</w:t>
+      </w:r>
+    </w:p>
+    <w:p>
+      <w:pPr>
+        <w:pStyle w:val="ListParagraph"/>
+        <w:numPr>
+          <w:ilvl w:val="0"/>
+          <w:numId w:val="1"/>
+        </w:numPr>
+        <w:spacing w:after="70"/>
+      </w:pPr>
+      <w:r>
+        <w:rPr>
+          <w:sz w:val="21"/>
+          <w:szCs w:val="21"/>
+        </w:rPr>
+        <w:t xml:space="preserve">La normativa debe mantenerse parametrizada y revisada ante cambios legales o reglamentarios.</w:t>
       </w:r>
     </w:p>
     <w:p>
@@ -385,7 +448,7 @@
           <w:sz w:val="21"/>
           <w:szCs w:val="21"/>
         </w:rPr>
-        <w:t xml:space="preserve">La variable de ventana temporal combinada con el umbral normativo es la señal más fuerte para este caso de uso, como se confirma en el Producto 6. Esta lógica se reprodujo sin cambios sobre Spark real (ventanas móviles vía Window functions) y sobre 47,442 contratos reales de SEACE — ver Producto 7, Secciones 4 y 10.</w:t>
+        <w:t xml:space="preserve">La combinación de contexto temporal, objeto y régimen normativo es más defendible que una comparación con un tope fijo.</w:t>
       </w:r>
     </w:p>
     <w:p>
@@ -406,7 +469,7 @@
           <w:sz w:val="21"/>
           <w:szCs w:val="21"/>
         </w:rPr>
-        <w:t xml:space="preserve">Código fuente y datasets: ver repositorio indicado en la portada.</w:t>
+        <w:t xml:space="preserve">Código, datasets y evidencia machine-readable: ver repositorio indicado en la portada.</w:t>
       </w:r>
     </w:p>
     <w:sectPr>

--- a/reporte/productos_formales/Producto_05_Preprocesamiento_Fraccionamiento.docx
+++ b/reporte/productos_formales/Producto_05_Preprocesamiento_Fraccionamiento.docx
@@ -250,7 +250,7 @@
         <w:spacing w:lineRule="exact" w:line="240" w:before="240" w:after="120"/>
         <w:rPr/>
       </w:pPr>
-      <w:bookmarkStart w:id="0" w:name="__RefHeading___Toc2581_3155877788"/>
+      <w:bookmarkStart w:id="0" w:name="__RefHeading___Toc2581_2045034821"/>
       <w:bookmarkEnd w:id="0"/>
       <w:r>
         <w:rPr>
@@ -355,7 +355,7 @@
             </w:rPr>
             <w:fldChar w:fldCharType="separate"/>
           </w:r>
-          <w:hyperlink w:anchor="__RefHeading___Toc2581_3155877788">
+          <w:hyperlink w:anchor="__RefHeading___Toc2581_2045034821">
             <w:r>
               <w:rPr>
                 <w:rStyle w:val="IndexLink"/>
@@ -375,7 +375,7 @@
             </w:tabs>
             <w:rPr/>
           </w:pPr>
-          <w:hyperlink w:anchor="__RefHeading___Toc2583_3155877788">
+          <w:hyperlink w:anchor="__RefHeading___Toc2583_2045034821">
             <w:r>
               <w:rPr>
                 <w:rStyle w:val="IndexLink"/>
@@ -395,7 +395,7 @@
             </w:tabs>
             <w:rPr/>
           </w:pPr>
-          <w:hyperlink w:anchor="__RefHeading___Toc2585_3155877788">
+          <w:hyperlink w:anchor="__RefHeading___Toc2585_2045034821">
             <w:r>
               <w:rPr>
                 <w:rStyle w:val="IndexLink"/>
@@ -415,7 +415,7 @@
             </w:tabs>
             <w:rPr/>
           </w:pPr>
-          <w:hyperlink w:anchor="__RefHeading___Toc2587_3155877788">
+          <w:hyperlink w:anchor="__RefHeading___Toc2587_2045034821">
             <w:r>
               <w:rPr>
                 <w:rStyle w:val="IndexLink"/>
@@ -435,7 +435,7 @@
             </w:tabs>
             <w:rPr/>
           </w:pPr>
-          <w:hyperlink w:anchor="__RefHeading___Toc2589_3155877788">
+          <w:hyperlink w:anchor="__RefHeading___Toc2589_2045034821">
             <w:r>
               <w:rPr>
                 <w:rStyle w:val="IndexLink"/>
@@ -455,7 +455,7 @@
             </w:tabs>
             <w:rPr/>
           </w:pPr>
-          <w:hyperlink w:anchor="__RefHeading___Toc2591_3155877788">
+          <w:hyperlink w:anchor="__RefHeading___Toc2591_2045034821">
             <w:r>
               <w:rPr>
                 <w:rStyle w:val="IndexLink"/>
@@ -475,7 +475,7 @@
             </w:tabs>
             <w:rPr/>
           </w:pPr>
-          <w:hyperlink w:anchor="__RefHeading___Toc2593_3155877788">
+          <w:hyperlink w:anchor="__RefHeading___Toc2593_2045034821">
             <w:r>
               <w:rPr>
                 <w:rStyle w:val="IndexLink"/>
@@ -495,7 +495,7 @@
             </w:tabs>
             <w:rPr/>
           </w:pPr>
-          <w:hyperlink w:anchor="__RefHeading___Toc2595_3155877788">
+          <w:hyperlink w:anchor="__RefHeading___Toc2595_2045034821">
             <w:r>
               <w:rPr>
                 <w:rStyle w:val="IndexLink"/>
@@ -515,7 +515,7 @@
             </w:tabs>
             <w:rPr/>
           </w:pPr>
-          <w:hyperlink w:anchor="__RefHeading___Toc2597_3155877788">
+          <w:hyperlink w:anchor="__RefHeading___Toc2597_2045034821">
             <w:r>
               <w:rPr>
                 <w:rStyle w:val="IndexLink"/>
@@ -535,7 +535,7 @@
             </w:tabs>
             <w:rPr/>
           </w:pPr>
-          <w:hyperlink w:anchor="__RefHeading___Toc2599_3155877788">
+          <w:hyperlink w:anchor="__RefHeading___Toc2599_2045034821">
             <w:r>
               <w:rPr>
                 <w:rStyle w:val="IndexLink"/>
@@ -555,7 +555,7 @@
             </w:tabs>
             <w:rPr/>
           </w:pPr>
-          <w:hyperlink w:anchor="__RefHeading___Toc2601_3155877788">
+          <w:hyperlink w:anchor="__RefHeading___Toc2601_2045034821">
             <w:r>
               <w:rPr>
                 <w:rStyle w:val="IndexLink"/>
@@ -575,7 +575,7 @@
             </w:tabs>
             <w:rPr/>
           </w:pPr>
-          <w:hyperlink w:anchor="__RefHeading___Toc2603_3155877788">
+          <w:hyperlink w:anchor="__RefHeading___Toc2603_2045034821">
             <w:r>
               <w:rPr>
                 <w:rStyle w:val="IndexLink"/>
@@ -595,7 +595,7 @@
             </w:tabs>
             <w:rPr/>
           </w:pPr>
-          <w:hyperlink w:anchor="__RefHeading___Toc2605_3155877788">
+          <w:hyperlink w:anchor="__RefHeading___Toc2605_2045034821">
             <w:r>
               <w:rPr>
                 <w:rStyle w:val="IndexLink"/>
@@ -615,14 +615,14 @@
             </w:tabs>
             <w:rPr/>
           </w:pPr>
-          <w:hyperlink w:anchor="__RefHeading___Toc2607_3155877788">
+          <w:hyperlink w:anchor="__RefHeading___Toc2607_2045034821">
             <w:r>
               <w:rPr>
                 <w:rStyle w:val="IndexLink"/>
               </w:rPr>
               <w:t>5. Grado de Cumplimiento del Producto</w:t>
               <w:tab/>
-              <w:t>4</w:t>
+              <w:t>5</w:t>
             </w:r>
           </w:hyperlink>
         </w:p>
@@ -635,14 +635,14 @@
             </w:tabs>
             <w:rPr/>
           </w:pPr>
-          <w:hyperlink w:anchor="__RefHeading___Toc2609_3155877788">
+          <w:hyperlink w:anchor="__RefHeading___Toc2609_2045034821">
             <w:r>
               <w:rPr>
                 <w:rStyle w:val="IndexLink"/>
               </w:rPr>
               <w:t>6. Dificultades y Limitaciones Encontradas</w:t>
               <w:tab/>
-              <w:t>4</w:t>
+              <w:t>5</w:t>
             </w:r>
           </w:hyperlink>
         </w:p>
@@ -655,14 +655,14 @@
             </w:tabs>
             <w:rPr/>
           </w:pPr>
-          <w:hyperlink w:anchor="__RefHeading___Toc2611_3155877788">
+          <w:hyperlink w:anchor="__RefHeading___Toc2611_2045034821">
             <w:r>
               <w:rPr>
                 <w:rStyle w:val="IndexLink"/>
               </w:rPr>
               <w:t>7. Conclusiones y Recomendaciones</w:t>
               <w:tab/>
-              <w:t>4</w:t>
+              <w:t>5</w:t>
             </w:r>
           </w:hyperlink>
         </w:p>
@@ -675,14 +675,14 @@
             </w:tabs>
             <w:rPr/>
           </w:pPr>
-          <w:hyperlink w:anchor="__RefHeading___Toc2613_3155877788">
+          <w:hyperlink w:anchor="__RefHeading___Toc2613_2045034821">
             <w:r>
               <w:rPr>
                 <w:rStyle w:val="IndexLink"/>
               </w:rPr>
               <w:t>8. Anexos</w:t>
               <w:tab/>
-              <w:t>4</w:t>
+              <w:t>5</w:t>
             </w:r>
           </w:hyperlink>
         </w:p>
@@ -695,7 +695,7 @@
             </w:tabs>
             <w:rPr/>
           </w:pPr>
-          <w:hyperlink w:anchor="__RefHeading___Toc2615_3155877788">
+          <w:hyperlink w:anchor="__RefHeading___Toc2615_2045034821">
             <w:r>
               <w:rPr>
                 <w:rStyle w:val="IndexLink"/>
@@ -735,7 +735,7 @@
         <w:spacing w:lineRule="exact" w:line="240" w:before="240" w:after="120"/>
         <w:rPr/>
       </w:pPr>
-      <w:bookmarkStart w:id="1" w:name="__RefHeading___Toc2583_3155877788"/>
+      <w:bookmarkStart w:id="1" w:name="__RefHeading___Toc2583_2045034821"/>
       <w:bookmarkEnd w:id="1"/>
       <w:r>
         <w:rPr>
@@ -772,7 +772,7 @@
         <w:spacing w:lineRule="exact" w:line="240" w:before="240" w:after="120"/>
         <w:rPr/>
       </w:pPr>
-      <w:bookmarkStart w:id="2" w:name="__RefHeading___Toc2585_3155877788"/>
+      <w:bookmarkStart w:id="2" w:name="__RefHeading___Toc2585_2045034821"/>
       <w:bookmarkEnd w:id="2"/>
       <w:r>
         <w:rPr>
@@ -809,7 +809,7 @@
         <w:spacing w:lineRule="exact" w:line="240" w:before="240" w:after="120"/>
         <w:rPr/>
       </w:pPr>
-      <w:bookmarkStart w:id="3" w:name="__RefHeading___Toc2587_3155877788"/>
+      <w:bookmarkStart w:id="3" w:name="__RefHeading___Toc2587_2045034821"/>
       <w:bookmarkEnd w:id="3"/>
       <w:r>
         <w:rPr>
@@ -2123,7 +2123,7 @@
         <w:spacing w:lineRule="exact" w:line="240" w:before="240" w:after="120"/>
         <w:rPr/>
       </w:pPr>
-      <w:bookmarkStart w:id="4" w:name="__RefHeading___Toc2589_3155877788"/>
+      <w:bookmarkStart w:id="4" w:name="__RefHeading___Toc2589_2045034821"/>
       <w:bookmarkEnd w:id="4"/>
       <w:r>
         <w:rPr>
@@ -2700,7 +2700,7 @@
         <w:spacing w:lineRule="exact" w:line="240" w:before="240" w:after="120"/>
         <w:rPr/>
       </w:pPr>
-      <w:bookmarkStart w:id="5" w:name="__RefHeading___Toc2591_3155877788"/>
+      <w:bookmarkStart w:id="5" w:name="__RefHeading___Toc2591_2045034821"/>
       <w:bookmarkEnd w:id="5"/>
       <w:r>
         <w:rPr>
@@ -2737,7 +2737,7 @@
         <w:spacing w:lineRule="exact" w:line="240" w:before="240" w:after="120"/>
         <w:rPr/>
       </w:pPr>
-      <w:bookmarkStart w:id="6" w:name="__RefHeading___Toc2593_3155877788"/>
+      <w:bookmarkStart w:id="6" w:name="__RefHeading___Toc2593_2045034821"/>
       <w:bookmarkEnd w:id="6"/>
       <w:r>
         <w:rPr>
@@ -2774,7 +2774,7 @@
         <w:spacing w:lineRule="exact" w:line="240" w:before="240" w:after="120"/>
         <w:rPr/>
       </w:pPr>
-      <w:bookmarkStart w:id="7" w:name="__RefHeading___Toc2595_3155877788"/>
+      <w:bookmarkStart w:id="7" w:name="__RefHeading___Toc2595_2045034821"/>
       <w:bookmarkEnd w:id="7"/>
       <w:r>
         <w:rPr>
@@ -2794,7 +2794,7 @@
         <w:spacing w:lineRule="exact" w:line="240" w:before="180" w:after="80"/>
         <w:rPr/>
       </w:pPr>
-      <w:bookmarkStart w:id="8" w:name="__RefHeading___Toc2597_3155877788"/>
+      <w:bookmarkStart w:id="8" w:name="__RefHeading___Toc2597_2045034821"/>
       <w:bookmarkEnd w:id="8"/>
       <w:r>
         <w:rPr>
@@ -2831,7 +2831,7 @@
         <w:spacing w:lineRule="exact" w:line="240" w:before="180" w:after="80"/>
         <w:rPr/>
       </w:pPr>
-      <w:bookmarkStart w:id="9" w:name="__RefHeading___Toc2599_3155877788"/>
+      <w:bookmarkStart w:id="9" w:name="__RefHeading___Toc2599_2045034821"/>
       <w:bookmarkEnd w:id="9"/>
       <w:r>
         <w:rPr>
@@ -3326,7 +3326,7 @@
     <w:p>
       <w:pPr>
         <w:pStyle w:val="Normal"/>
-        <w:spacing w:lineRule="exact" w:line="240" w:before="0" w:after="40"/>
+        <w:spacing w:before="0" w:after="40"/>
         <w:jc w:val="center"/>
         <w:rPr/>
       </w:pPr>
@@ -3396,7 +3396,7 @@
         <w:spacing w:lineRule="exact" w:line="240" w:before="180" w:after="80"/>
         <w:rPr/>
       </w:pPr>
-      <w:bookmarkStart w:id="10" w:name="__RefHeading___Toc2601_3155877788"/>
+      <w:bookmarkStart w:id="10" w:name="__RefHeading___Toc2601_2045034821"/>
       <w:bookmarkEnd w:id="10"/>
       <w:r>
         <w:rPr>
@@ -3433,7 +3433,7 @@
         <w:spacing w:lineRule="exact" w:line="240" w:before="180" w:after="80"/>
         <w:rPr/>
       </w:pPr>
-      <w:bookmarkStart w:id="11" w:name="__RefHeading___Toc2603_3155877788"/>
+      <w:bookmarkStart w:id="11" w:name="__RefHeading___Toc2603_2045034821"/>
       <w:bookmarkEnd w:id="11"/>
       <w:r>
         <w:rPr>
@@ -3470,7 +3470,7 @@
         <w:spacing w:lineRule="exact" w:line="240" w:before="240" w:after="120"/>
         <w:rPr/>
       </w:pPr>
-      <w:bookmarkStart w:id="12" w:name="__RefHeading___Toc2605_3155877788"/>
+      <w:bookmarkStart w:id="12" w:name="__RefHeading___Toc2605_2045034821"/>
       <w:bookmarkEnd w:id="12"/>
       <w:r>
         <w:rPr>
@@ -3570,7 +3570,7 @@
         <w:spacing w:lineRule="exact" w:line="240" w:before="240" w:after="120"/>
         <w:rPr/>
       </w:pPr>
-      <w:bookmarkStart w:id="13" w:name="__RefHeading___Toc2607_3155877788"/>
+      <w:bookmarkStart w:id="13" w:name="__RefHeading___Toc2607_2045034821"/>
       <w:bookmarkEnd w:id="13"/>
       <w:r>
         <w:rPr>
@@ -3607,7 +3607,7 @@
         <w:spacing w:lineRule="exact" w:line="240" w:before="240" w:after="120"/>
         <w:rPr/>
       </w:pPr>
-      <w:bookmarkStart w:id="14" w:name="__RefHeading___Toc2609_3155877788"/>
+      <w:bookmarkStart w:id="14" w:name="__RefHeading___Toc2609_2045034821"/>
       <w:bookmarkEnd w:id="14"/>
       <w:r>
         <w:rPr>
@@ -3667,7 +3667,7 @@
         <w:spacing w:lineRule="exact" w:line="240" w:before="240" w:after="120"/>
         <w:rPr/>
       </w:pPr>
-      <w:bookmarkStart w:id="15" w:name="__RefHeading___Toc2611_3155877788"/>
+      <w:bookmarkStart w:id="15" w:name="__RefHeading___Toc2611_2045034821"/>
       <w:bookmarkEnd w:id="15"/>
       <w:r>
         <w:rPr>
@@ -3704,7 +3704,7 @@
         <w:spacing w:lineRule="exact" w:line="240" w:before="240" w:after="120"/>
         <w:rPr/>
       </w:pPr>
-      <w:bookmarkStart w:id="16" w:name="__RefHeading___Toc2613_3155877788"/>
+      <w:bookmarkStart w:id="16" w:name="__RefHeading___Toc2613_2045034821"/>
       <w:bookmarkEnd w:id="16"/>
       <w:r>
         <w:rPr>
@@ -3784,7 +3784,7 @@
         <w:spacing w:lineRule="exact" w:line="240" w:before="240" w:after="120"/>
         <w:rPr/>
       </w:pPr>
-      <w:bookmarkStart w:id="17" w:name="__RefHeading___Toc2615_3155877788"/>
+      <w:bookmarkStart w:id="17" w:name="__RefHeading___Toc2615_2045034821"/>
       <w:bookmarkEnd w:id="17"/>
       <w:r>
         <w:rPr>

--- a/reporte/productos_formales/Producto_05_Preprocesamiento_Fraccionamiento.docx
+++ b/reporte/productos_formales/Producto_05_Preprocesamiento_Fraccionamiento.docx
@@ -15,6 +15,7 @@
     <w:p>
       <w:pPr>
         <w:pStyle w:val="Normal"/>
+        <w:keepNext w:val="false"/>
         <w:spacing w:lineRule="exact" w:line="240" w:before="0" w:after="160"/>
         <w:jc w:val="center"/>
         <w:rPr/>
@@ -34,6 +35,7 @@
     <w:p>
       <w:pPr>
         <w:pStyle w:val="Normal"/>
+        <w:keepNext w:val="false"/>
         <w:spacing w:lineRule="exact" w:line="240" w:before="0" w:after="180"/>
         <w:jc w:val="center"/>
         <w:rPr/>
@@ -53,6 +55,7 @@
     <w:p>
       <w:pPr>
         <w:pStyle w:val="Normal"/>
+        <w:keepNext w:val="false"/>
         <w:spacing w:lineRule="exact" w:line="240" w:before="0" w:after="180"/>
         <w:jc w:val="center"/>
         <w:rPr/>
@@ -72,6 +75,7 @@
     <w:p>
       <w:pPr>
         <w:pStyle w:val="Normal"/>
+        <w:keepNext w:val="false"/>
         <w:spacing w:lineRule="exact" w:line="240" w:before="0" w:after="260"/>
         <w:jc w:val="center"/>
         <w:rPr/>
@@ -91,6 +95,7 @@
     <w:p>
       <w:pPr>
         <w:pStyle w:val="Normal"/>
+        <w:keepNext w:val="false"/>
         <w:spacing w:lineRule="exact" w:line="240" w:before="0" w:after="30"/>
         <w:jc w:val="center"/>
         <w:rPr/>
@@ -110,6 +115,7 @@
     <w:p>
       <w:pPr>
         <w:pStyle w:val="Normal"/>
+        <w:keepNext w:val="false"/>
         <w:spacing w:lineRule="exact" w:line="240" w:before="0" w:after="260"/>
         <w:jc w:val="center"/>
         <w:rPr/>
@@ -127,6 +133,7 @@
     <w:p>
       <w:pPr>
         <w:pStyle w:val="Normal"/>
+        <w:keepNext w:val="false"/>
         <w:spacing w:lineRule="exact" w:line="240" w:before="0" w:after="30"/>
         <w:jc w:val="center"/>
         <w:rPr/>
@@ -146,6 +153,7 @@
     <w:p>
       <w:pPr>
         <w:pStyle w:val="Normal"/>
+        <w:keepNext w:val="false"/>
         <w:spacing w:lineRule="exact" w:line="240" w:before="0" w:after="240"/>
         <w:jc w:val="center"/>
         <w:rPr/>
@@ -163,6 +171,7 @@
     <w:p>
       <w:pPr>
         <w:pStyle w:val="Normal"/>
+        <w:keepNext w:val="false"/>
         <w:spacing w:lineRule="exact" w:line="240" w:before="0" w:after="260"/>
         <w:jc w:val="center"/>
         <w:rPr/>
@@ -182,6 +191,7 @@
     <w:p>
       <w:pPr>
         <w:pStyle w:val="Normal"/>
+        <w:keepNext w:val="false"/>
         <w:spacing w:lineRule="exact" w:line="240" w:before="0" w:after="30"/>
         <w:jc w:val="center"/>
         <w:rPr/>
@@ -201,6 +211,7 @@
     <w:p>
       <w:pPr>
         <w:pStyle w:val="Normal"/>
+        <w:keepNext w:val="false"/>
         <w:spacing w:lineRule="exact" w:line="240" w:before="0" w:after="240"/>
         <w:jc w:val="center"/>
         <w:rPr/>
@@ -230,6 +241,7 @@
           <w:docGrid w:type="default" w:linePitch="360" w:charSpace="4096"/>
         </w:sectPr>
         <w:pStyle w:val="Normal"/>
+        <w:keepNext w:val="false"/>
         <w:spacing w:lineRule="exact" w:line="240" w:before="0" w:after="80"/>
         <w:jc w:val="center"/>
         <w:rPr/>
@@ -250,7 +262,7 @@
         <w:spacing w:lineRule="exact" w:line="240" w:before="240" w:after="120"/>
         <w:rPr/>
       </w:pPr>
-      <w:bookmarkStart w:id="0" w:name="__RefHeading___Toc2581_2045034821"/>
+      <w:bookmarkStart w:id="0" w:name="__RefHeading___Toc2581_1296911271"/>
       <w:bookmarkEnd w:id="0"/>
       <w:r>
         <w:rPr>
@@ -267,6 +279,7 @@
     <w:p>
       <w:pPr>
         <w:pStyle w:val="Normal"/>
+        <w:keepNext w:val="false"/>
         <w:spacing w:lineRule="exact" w:line="240" w:before="0" w:after="80"/>
         <w:jc w:val="both"/>
         <w:rPr/>
@@ -284,6 +297,7 @@
     <w:p>
       <w:pPr>
         <w:pStyle w:val="Normal"/>
+        <w:keepNext w:val="false"/>
         <w:spacing w:lineRule="exact" w:line="240" w:before="0" w:after="80"/>
         <w:jc w:val="both"/>
         <w:rPr/>
@@ -355,7 +369,7 @@
             </w:rPr>
             <w:fldChar w:fldCharType="separate"/>
           </w:r>
-          <w:hyperlink w:anchor="__RefHeading___Toc2581_2045034821">
+          <w:hyperlink w:anchor="__RefHeading___Toc2581_1296911271">
             <w:r>
               <w:rPr>
                 <w:rStyle w:val="IndexLink"/>
@@ -375,7 +389,7 @@
             </w:tabs>
             <w:rPr/>
           </w:pPr>
-          <w:hyperlink w:anchor="__RefHeading___Toc2583_2045034821">
+          <w:hyperlink w:anchor="__RefHeading___Toc2583_1296911271">
             <w:r>
               <w:rPr>
                 <w:rStyle w:val="IndexLink"/>
@@ -395,7 +409,7 @@
             </w:tabs>
             <w:rPr/>
           </w:pPr>
-          <w:hyperlink w:anchor="__RefHeading___Toc2585_2045034821">
+          <w:hyperlink w:anchor="__RefHeading___Toc2585_1296911271">
             <w:r>
               <w:rPr>
                 <w:rStyle w:val="IndexLink"/>
@@ -415,7 +429,7 @@
             </w:tabs>
             <w:rPr/>
           </w:pPr>
-          <w:hyperlink w:anchor="__RefHeading___Toc2587_2045034821">
+          <w:hyperlink w:anchor="__RefHeading___Toc2587_1296911271">
             <w:r>
               <w:rPr>
                 <w:rStyle w:val="IndexLink"/>
@@ -435,7 +449,7 @@
             </w:tabs>
             <w:rPr/>
           </w:pPr>
-          <w:hyperlink w:anchor="__RefHeading___Toc2589_2045034821">
+          <w:hyperlink w:anchor="__RefHeading___Toc2589_1296911271">
             <w:r>
               <w:rPr>
                 <w:rStyle w:val="IndexLink"/>
@@ -455,7 +469,7 @@
             </w:tabs>
             <w:rPr/>
           </w:pPr>
-          <w:hyperlink w:anchor="__RefHeading___Toc2591_2045034821">
+          <w:hyperlink w:anchor="__RefHeading___Toc2591_1296911271">
             <w:r>
               <w:rPr>
                 <w:rStyle w:val="IndexLink"/>
@@ -475,7 +489,7 @@
             </w:tabs>
             <w:rPr/>
           </w:pPr>
-          <w:hyperlink w:anchor="__RefHeading___Toc2593_2045034821">
+          <w:hyperlink w:anchor="__RefHeading___Toc2593_1296911271">
             <w:r>
               <w:rPr>
                 <w:rStyle w:val="IndexLink"/>
@@ -495,7 +509,7 @@
             </w:tabs>
             <w:rPr/>
           </w:pPr>
-          <w:hyperlink w:anchor="__RefHeading___Toc2595_2045034821">
+          <w:hyperlink w:anchor="__RefHeading___Toc2595_1296911271">
             <w:r>
               <w:rPr>
                 <w:rStyle w:val="IndexLink"/>
@@ -515,7 +529,7 @@
             </w:tabs>
             <w:rPr/>
           </w:pPr>
-          <w:hyperlink w:anchor="__RefHeading___Toc2597_2045034821">
+          <w:hyperlink w:anchor="__RefHeading___Toc2597_1296911271">
             <w:r>
               <w:rPr>
                 <w:rStyle w:val="IndexLink"/>
@@ -535,14 +549,14 @@
             </w:tabs>
             <w:rPr/>
           </w:pPr>
-          <w:hyperlink w:anchor="__RefHeading___Toc2599_2045034821">
+          <w:hyperlink w:anchor="__RefHeading___Toc2599_1296911271">
             <w:r>
               <w:rPr>
                 <w:rStyle w:val="IndexLink"/>
               </w:rPr>
               <w:t>3.2 Feature engineering temporal y normativo</w:t>
               <w:tab/>
-              <w:t>3</w:t>
+              <w:t>4</w:t>
             </w:r>
           </w:hyperlink>
         </w:p>
@@ -555,7 +569,7 @@
             </w:tabs>
             <w:rPr/>
           </w:pPr>
-          <w:hyperlink w:anchor="__RefHeading___Toc2601_2045034821">
+          <w:hyperlink w:anchor="__RefHeading___Toc2601_1296911271">
             <w:r>
               <w:rPr>
                 <w:rStyle w:val="IndexLink"/>
@@ -575,7 +589,7 @@
             </w:tabs>
             <w:rPr/>
           </w:pPr>
-          <w:hyperlink w:anchor="__RefHeading___Toc2603_2045034821">
+          <w:hyperlink w:anchor="__RefHeading___Toc2603_1296911271">
             <w:r>
               <w:rPr>
                 <w:rStyle w:val="IndexLink"/>
@@ -595,7 +609,7 @@
             </w:tabs>
             <w:rPr/>
           </w:pPr>
-          <w:hyperlink w:anchor="__RefHeading___Toc2605_2045034821">
+          <w:hyperlink w:anchor="__RefHeading___Toc2605_1296911271">
             <w:r>
               <w:rPr>
                 <w:rStyle w:val="IndexLink"/>
@@ -615,7 +629,7 @@
             </w:tabs>
             <w:rPr/>
           </w:pPr>
-          <w:hyperlink w:anchor="__RefHeading___Toc2607_2045034821">
+          <w:hyperlink w:anchor="__RefHeading___Toc2607_1296911271">
             <w:r>
               <w:rPr>
                 <w:rStyle w:val="IndexLink"/>
@@ -635,7 +649,7 @@
             </w:tabs>
             <w:rPr/>
           </w:pPr>
-          <w:hyperlink w:anchor="__RefHeading___Toc2609_2045034821">
+          <w:hyperlink w:anchor="__RefHeading___Toc2609_1296911271">
             <w:r>
               <w:rPr>
                 <w:rStyle w:val="IndexLink"/>
@@ -655,7 +669,7 @@
             </w:tabs>
             <w:rPr/>
           </w:pPr>
-          <w:hyperlink w:anchor="__RefHeading___Toc2611_2045034821">
+          <w:hyperlink w:anchor="__RefHeading___Toc2611_1296911271">
             <w:r>
               <w:rPr>
                 <w:rStyle w:val="IndexLink"/>
@@ -675,7 +689,7 @@
             </w:tabs>
             <w:rPr/>
           </w:pPr>
-          <w:hyperlink w:anchor="__RefHeading___Toc2613_2045034821">
+          <w:hyperlink w:anchor="__RefHeading___Toc2613_1296911271">
             <w:r>
               <w:rPr>
                 <w:rStyle w:val="IndexLink"/>
@@ -695,7 +709,7 @@
             </w:tabs>
             <w:rPr/>
           </w:pPr>
-          <w:hyperlink w:anchor="__RefHeading___Toc2615_2045034821">
+          <w:hyperlink w:anchor="__RefHeading___Toc2615_1296911271">
             <w:r>
               <w:rPr>
                 <w:rStyle w:val="IndexLink"/>
@@ -735,7 +749,7 @@
         <w:spacing w:lineRule="exact" w:line="240" w:before="240" w:after="120"/>
         <w:rPr/>
       </w:pPr>
-      <w:bookmarkStart w:id="1" w:name="__RefHeading___Toc2583_2045034821"/>
+      <w:bookmarkStart w:id="1" w:name="__RefHeading___Toc2583_1296911271"/>
       <w:bookmarkEnd w:id="1"/>
       <w:r>
         <w:rPr>
@@ -752,6 +766,7 @@
     <w:p>
       <w:pPr>
         <w:pStyle w:val="Normal"/>
+        <w:keepNext w:val="false"/>
         <w:spacing w:lineRule="exact" w:line="240" w:before="0" w:after="35"/>
         <w:jc w:val="left"/>
         <w:rPr/>
@@ -772,7 +787,7 @@
         <w:spacing w:lineRule="exact" w:line="240" w:before="240" w:after="120"/>
         <w:rPr/>
       </w:pPr>
-      <w:bookmarkStart w:id="2" w:name="__RefHeading___Toc2585_2045034821"/>
+      <w:bookmarkStart w:id="2" w:name="__RefHeading___Toc2585_1296911271"/>
       <w:bookmarkEnd w:id="2"/>
       <w:r>
         <w:rPr>
@@ -789,6 +804,7 @@
     <w:p>
       <w:pPr>
         <w:pStyle w:val="Normal"/>
+        <w:keepNext w:val="false"/>
         <w:spacing w:lineRule="exact" w:line="240" w:before="0" w:after="35"/>
         <w:jc w:val="left"/>
         <w:rPr/>
@@ -809,7 +825,7 @@
         <w:spacing w:lineRule="exact" w:line="240" w:before="240" w:after="120"/>
         <w:rPr/>
       </w:pPr>
-      <w:bookmarkStart w:id="3" w:name="__RefHeading___Toc2587_2045034821"/>
+      <w:bookmarkStart w:id="3" w:name="__RefHeading___Toc2587_1296911271"/>
       <w:bookmarkEnd w:id="3"/>
       <w:r>
         <w:rPr>
@@ -2123,7 +2139,7 @@
         <w:spacing w:lineRule="exact" w:line="240" w:before="240" w:after="120"/>
         <w:rPr/>
       </w:pPr>
-      <w:bookmarkStart w:id="4" w:name="__RefHeading___Toc2589_2045034821"/>
+      <w:bookmarkStart w:id="4" w:name="__RefHeading___Toc2589_1296911271"/>
       <w:bookmarkEnd w:id="4"/>
       <w:r>
         <w:rPr>
@@ -2700,7 +2716,7 @@
         <w:spacing w:lineRule="exact" w:line="240" w:before="240" w:after="120"/>
         <w:rPr/>
       </w:pPr>
-      <w:bookmarkStart w:id="5" w:name="__RefHeading___Toc2591_2045034821"/>
+      <w:bookmarkStart w:id="5" w:name="__RefHeading___Toc2591_1296911271"/>
       <w:bookmarkEnd w:id="5"/>
       <w:r>
         <w:rPr>
@@ -2717,6 +2733,7 @@
     <w:p>
       <w:pPr>
         <w:pStyle w:val="Normal"/>
+        <w:keepNext w:val="false"/>
         <w:spacing w:lineRule="exact" w:line="240" w:before="0" w:after="80"/>
         <w:jc w:val="both"/>
         <w:rPr/>
@@ -2737,7 +2754,7 @@
         <w:spacing w:lineRule="exact" w:line="240" w:before="240" w:after="120"/>
         <w:rPr/>
       </w:pPr>
-      <w:bookmarkStart w:id="6" w:name="__RefHeading___Toc2593_2045034821"/>
+      <w:bookmarkStart w:id="6" w:name="__RefHeading___Toc2593_1296911271"/>
       <w:bookmarkEnd w:id="6"/>
       <w:r>
         <w:rPr>
@@ -2754,6 +2771,7 @@
     <w:p>
       <w:pPr>
         <w:pStyle w:val="Normal"/>
+        <w:keepNext w:val="false"/>
         <w:spacing w:lineRule="exact" w:line="240" w:before="0" w:after="80"/>
         <w:jc w:val="both"/>
         <w:rPr/>
@@ -2774,7 +2792,7 @@
         <w:spacing w:lineRule="exact" w:line="240" w:before="240" w:after="120"/>
         <w:rPr/>
       </w:pPr>
-      <w:bookmarkStart w:id="7" w:name="__RefHeading___Toc2595_2045034821"/>
+      <w:bookmarkStart w:id="7" w:name="__RefHeading___Toc2595_1296911271"/>
       <w:bookmarkEnd w:id="7"/>
       <w:r>
         <w:rPr>
@@ -2794,7 +2812,7 @@
         <w:spacing w:lineRule="exact" w:line="240" w:before="180" w:after="80"/>
         <w:rPr/>
       </w:pPr>
-      <w:bookmarkStart w:id="8" w:name="__RefHeading___Toc2597_2045034821"/>
+      <w:bookmarkStart w:id="8" w:name="__RefHeading___Toc2597_1296911271"/>
       <w:bookmarkEnd w:id="8"/>
       <w:r>
         <w:rPr>
@@ -2811,6 +2829,7 @@
     <w:p>
       <w:pPr>
         <w:pStyle w:val="Normal"/>
+        <w:keepNext w:val="false"/>
         <w:spacing w:lineRule="exact" w:line="240" w:before="0" w:after="80"/>
         <w:jc w:val="both"/>
         <w:rPr/>
@@ -2831,7 +2850,7 @@
         <w:spacing w:lineRule="exact" w:line="240" w:before="180" w:after="80"/>
         <w:rPr/>
       </w:pPr>
-      <w:bookmarkStart w:id="9" w:name="__RefHeading___Toc2599_2045034821"/>
+      <w:bookmarkStart w:id="9" w:name="__RefHeading___Toc2599_1296911271"/>
       <w:bookmarkEnd w:id="9"/>
       <w:r>
         <w:rPr>
@@ -2848,6 +2867,7 @@
     <w:p>
       <w:pPr>
         <w:pStyle w:val="Normal"/>
+        <w:keepNext w:val="true"/>
         <w:spacing w:lineRule="exact" w:line="240" w:before="0" w:after="45"/>
         <w:jc w:val="center"/>
         <w:rPr/>
@@ -3290,6 +3310,7 @@
     <w:p>
       <w:pPr>
         <w:pStyle w:val="Normal"/>
+        <w:keepNext w:val="false"/>
         <w:spacing w:lineRule="exact" w:line="240" w:before="0" w:after="80"/>
         <w:jc w:val="both"/>
         <w:rPr/>
@@ -3307,6 +3328,7 @@
     <w:p>
       <w:pPr>
         <w:pStyle w:val="Normal"/>
+        <w:keepNext w:val="true"/>
         <w:spacing w:lineRule="exact" w:line="240" w:before="0" w:after="35"/>
         <w:jc w:val="center"/>
         <w:rPr/>
@@ -3326,6 +3348,7 @@
     <w:p>
       <w:pPr>
         <w:pStyle w:val="Normal"/>
+        <w:keepNext w:val="true"/>
         <w:spacing w:before="0" w:after="40"/>
         <w:jc w:val="center"/>
         <w:rPr/>
@@ -3374,6 +3397,7 @@
     <w:p>
       <w:pPr>
         <w:pStyle w:val="Normal"/>
+        <w:keepNext w:val="false"/>
         <w:spacing w:lineRule="exact" w:line="240" w:before="0" w:after="90"/>
         <w:jc w:val="center"/>
         <w:rPr/>
@@ -3396,7 +3420,7 @@
         <w:spacing w:lineRule="exact" w:line="240" w:before="180" w:after="80"/>
         <w:rPr/>
       </w:pPr>
-      <w:bookmarkStart w:id="10" w:name="__RefHeading___Toc2601_2045034821"/>
+      <w:bookmarkStart w:id="10" w:name="__RefHeading___Toc2601_1296911271"/>
       <w:bookmarkEnd w:id="10"/>
       <w:r>
         <w:rPr>
@@ -3413,6 +3437,7 @@
     <w:p>
       <w:pPr>
         <w:pStyle w:val="Normal"/>
+        <w:keepNext w:val="false"/>
         <w:spacing w:lineRule="exact" w:line="240" w:before="0" w:after="80"/>
         <w:jc w:val="both"/>
         <w:rPr/>
@@ -3433,7 +3458,7 @@
         <w:spacing w:lineRule="exact" w:line="240" w:before="180" w:after="80"/>
         <w:rPr/>
       </w:pPr>
-      <w:bookmarkStart w:id="11" w:name="__RefHeading___Toc2603_2045034821"/>
+      <w:bookmarkStart w:id="11" w:name="__RefHeading___Toc2603_1296911271"/>
       <w:bookmarkEnd w:id="11"/>
       <w:r>
         <w:rPr>
@@ -3450,6 +3475,7 @@
     <w:p>
       <w:pPr>
         <w:pStyle w:val="Normal"/>
+        <w:keepNext w:val="false"/>
         <w:spacing w:lineRule="exact" w:line="240" w:before="0" w:after="80"/>
         <w:jc w:val="both"/>
         <w:rPr/>
@@ -3470,7 +3496,7 @@
         <w:spacing w:lineRule="exact" w:line="240" w:before="240" w:after="120"/>
         <w:rPr/>
       </w:pPr>
-      <w:bookmarkStart w:id="12" w:name="__RefHeading___Toc2605_2045034821"/>
+      <w:bookmarkStart w:id="12" w:name="__RefHeading___Toc2605_1296911271"/>
       <w:bookmarkEnd w:id="12"/>
       <w:r>
         <w:rPr>
@@ -3570,7 +3596,7 @@
         <w:spacing w:lineRule="exact" w:line="240" w:before="240" w:after="120"/>
         <w:rPr/>
       </w:pPr>
-      <w:bookmarkStart w:id="13" w:name="__RefHeading___Toc2607_2045034821"/>
+      <w:bookmarkStart w:id="13" w:name="__RefHeading___Toc2607_1296911271"/>
       <w:bookmarkEnd w:id="13"/>
       <w:r>
         <w:rPr>
@@ -3587,6 +3613,7 @@
     <w:p>
       <w:pPr>
         <w:pStyle w:val="Normal"/>
+        <w:keepNext w:val="false"/>
         <w:spacing w:lineRule="exact" w:line="240" w:before="0" w:after="80"/>
         <w:jc w:val="both"/>
         <w:rPr/>
@@ -3607,7 +3634,7 @@
         <w:spacing w:lineRule="exact" w:line="240" w:before="240" w:after="120"/>
         <w:rPr/>
       </w:pPr>
-      <w:bookmarkStart w:id="14" w:name="__RefHeading___Toc2609_2045034821"/>
+      <w:bookmarkStart w:id="14" w:name="__RefHeading___Toc2609_1296911271"/>
       <w:bookmarkEnd w:id="14"/>
       <w:r>
         <w:rPr>
@@ -3667,7 +3694,7 @@
         <w:spacing w:lineRule="exact" w:line="240" w:before="240" w:after="120"/>
         <w:rPr/>
       </w:pPr>
-      <w:bookmarkStart w:id="15" w:name="__RefHeading___Toc2611_2045034821"/>
+      <w:bookmarkStart w:id="15" w:name="__RefHeading___Toc2611_1296911271"/>
       <w:bookmarkEnd w:id="15"/>
       <w:r>
         <w:rPr>
@@ -3684,6 +3711,7 @@
     <w:p>
       <w:pPr>
         <w:pStyle w:val="Normal"/>
+        <w:keepNext w:val="false"/>
         <w:spacing w:lineRule="exact" w:line="240" w:before="0" w:after="80"/>
         <w:jc w:val="both"/>
         <w:rPr/>
@@ -3704,7 +3732,7 @@
         <w:spacing w:lineRule="exact" w:line="240" w:before="240" w:after="120"/>
         <w:rPr/>
       </w:pPr>
-      <w:bookmarkStart w:id="16" w:name="__RefHeading___Toc2613_2045034821"/>
+      <w:bookmarkStart w:id="16" w:name="__RefHeading___Toc2613_1296911271"/>
       <w:bookmarkEnd w:id="16"/>
       <w:r>
         <w:rPr>
@@ -3784,7 +3812,7 @@
         <w:spacing w:lineRule="exact" w:line="240" w:before="240" w:after="120"/>
         <w:rPr/>
       </w:pPr>
-      <w:bookmarkStart w:id="17" w:name="__RefHeading___Toc2615_2045034821"/>
+      <w:bookmarkStart w:id="17" w:name="__RefHeading___Toc2615_1296911271"/>
       <w:bookmarkEnd w:id="17"/>
       <w:r>
         <w:rPr>

--- a/reporte/productos_formales/Producto_05_Preprocesamiento_Fraccionamiento.docx
+++ b/reporte/productos_formales/Producto_05_Preprocesamiento_Fraccionamiento.docx
@@ -262,7 +262,7 @@
         <w:spacing w:lineRule="exact" w:line="240" w:before="240" w:after="120"/>
         <w:rPr/>
       </w:pPr>
-      <w:bookmarkStart w:id="0" w:name="__RefHeading___Toc2581_1296911271"/>
+      <w:bookmarkStart w:id="0" w:name="__RefHeading___Toc2581_2851097627"/>
       <w:bookmarkEnd w:id="0"/>
       <w:r>
         <w:rPr>
@@ -369,7 +369,7 @@
             </w:rPr>
             <w:fldChar w:fldCharType="separate"/>
           </w:r>
-          <w:hyperlink w:anchor="__RefHeading___Toc2581_1296911271">
+          <w:hyperlink w:anchor="__RefHeading___Toc2581_2851097627">
             <w:r>
               <w:rPr>
                 <w:rStyle w:val="IndexLink"/>
@@ -389,7 +389,7 @@
             </w:tabs>
             <w:rPr/>
           </w:pPr>
-          <w:hyperlink w:anchor="__RefHeading___Toc2583_1296911271">
+          <w:hyperlink w:anchor="__RefHeading___Toc2583_2851097627">
             <w:r>
               <w:rPr>
                 <w:rStyle w:val="IndexLink"/>
@@ -409,7 +409,7 @@
             </w:tabs>
             <w:rPr/>
           </w:pPr>
-          <w:hyperlink w:anchor="__RefHeading___Toc2585_1296911271">
+          <w:hyperlink w:anchor="__RefHeading___Toc2585_2851097627">
             <w:r>
               <w:rPr>
                 <w:rStyle w:val="IndexLink"/>
@@ -429,7 +429,7 @@
             </w:tabs>
             <w:rPr/>
           </w:pPr>
-          <w:hyperlink w:anchor="__RefHeading___Toc2587_1296911271">
+          <w:hyperlink w:anchor="__RefHeading___Toc2587_2851097627">
             <w:r>
               <w:rPr>
                 <w:rStyle w:val="IndexLink"/>
@@ -449,7 +449,7 @@
             </w:tabs>
             <w:rPr/>
           </w:pPr>
-          <w:hyperlink w:anchor="__RefHeading___Toc2589_1296911271">
+          <w:hyperlink w:anchor="__RefHeading___Toc2589_2851097627">
             <w:r>
               <w:rPr>
                 <w:rStyle w:val="IndexLink"/>
@@ -469,7 +469,7 @@
             </w:tabs>
             <w:rPr/>
           </w:pPr>
-          <w:hyperlink w:anchor="__RefHeading___Toc2591_1296911271">
+          <w:hyperlink w:anchor="__RefHeading___Toc2591_2851097627">
             <w:r>
               <w:rPr>
                 <w:rStyle w:val="IndexLink"/>
@@ -489,7 +489,7 @@
             </w:tabs>
             <w:rPr/>
           </w:pPr>
-          <w:hyperlink w:anchor="__RefHeading___Toc2593_1296911271">
+          <w:hyperlink w:anchor="__RefHeading___Toc2593_2851097627">
             <w:r>
               <w:rPr>
                 <w:rStyle w:val="IndexLink"/>
@@ -509,7 +509,7 @@
             </w:tabs>
             <w:rPr/>
           </w:pPr>
-          <w:hyperlink w:anchor="__RefHeading___Toc2595_1296911271">
+          <w:hyperlink w:anchor="__RefHeading___Toc2595_2851097627">
             <w:r>
               <w:rPr>
                 <w:rStyle w:val="IndexLink"/>
@@ -529,7 +529,7 @@
             </w:tabs>
             <w:rPr/>
           </w:pPr>
-          <w:hyperlink w:anchor="__RefHeading___Toc2597_1296911271">
+          <w:hyperlink w:anchor="__RefHeading___Toc2597_2851097627">
             <w:r>
               <w:rPr>
                 <w:rStyle w:val="IndexLink"/>
@@ -549,7 +549,7 @@
             </w:tabs>
             <w:rPr/>
           </w:pPr>
-          <w:hyperlink w:anchor="__RefHeading___Toc2599_1296911271">
+          <w:hyperlink w:anchor="__RefHeading___Toc2599_2851097627">
             <w:r>
               <w:rPr>
                 <w:rStyle w:val="IndexLink"/>
@@ -569,7 +569,7 @@
             </w:tabs>
             <w:rPr/>
           </w:pPr>
-          <w:hyperlink w:anchor="__RefHeading___Toc2601_1296911271">
+          <w:hyperlink w:anchor="__RefHeading___Toc2601_2851097627">
             <w:r>
               <w:rPr>
                 <w:rStyle w:val="IndexLink"/>
@@ -589,7 +589,7 @@
             </w:tabs>
             <w:rPr/>
           </w:pPr>
-          <w:hyperlink w:anchor="__RefHeading___Toc2603_1296911271">
+          <w:hyperlink w:anchor="__RefHeading___Toc2603_2851097627">
             <w:r>
               <w:rPr>
                 <w:rStyle w:val="IndexLink"/>
@@ -609,7 +609,7 @@
             </w:tabs>
             <w:rPr/>
           </w:pPr>
-          <w:hyperlink w:anchor="__RefHeading___Toc2605_1296911271">
+          <w:hyperlink w:anchor="__RefHeading___Toc2605_2851097627">
             <w:r>
               <w:rPr>
                 <w:rStyle w:val="IndexLink"/>
@@ -629,7 +629,7 @@
             </w:tabs>
             <w:rPr/>
           </w:pPr>
-          <w:hyperlink w:anchor="__RefHeading___Toc2607_1296911271">
+          <w:hyperlink w:anchor="__RefHeading___Toc2607_2851097627">
             <w:r>
               <w:rPr>
                 <w:rStyle w:val="IndexLink"/>
@@ -649,7 +649,7 @@
             </w:tabs>
             <w:rPr/>
           </w:pPr>
-          <w:hyperlink w:anchor="__RefHeading___Toc2609_1296911271">
+          <w:hyperlink w:anchor="__RefHeading___Toc2609_2851097627">
             <w:r>
               <w:rPr>
                 <w:rStyle w:val="IndexLink"/>
@@ -669,7 +669,7 @@
             </w:tabs>
             <w:rPr/>
           </w:pPr>
-          <w:hyperlink w:anchor="__RefHeading___Toc2611_1296911271">
+          <w:hyperlink w:anchor="__RefHeading___Toc2611_2851097627">
             <w:r>
               <w:rPr>
                 <w:rStyle w:val="IndexLink"/>
@@ -689,7 +689,7 @@
             </w:tabs>
             <w:rPr/>
           </w:pPr>
-          <w:hyperlink w:anchor="__RefHeading___Toc2613_1296911271">
+          <w:hyperlink w:anchor="__RefHeading___Toc2613_2851097627">
             <w:r>
               <w:rPr>
                 <w:rStyle w:val="IndexLink"/>
@@ -709,7 +709,7 @@
             </w:tabs>
             <w:rPr/>
           </w:pPr>
-          <w:hyperlink w:anchor="__RefHeading___Toc2615_1296911271">
+          <w:hyperlink w:anchor="__RefHeading___Toc2615_2851097627">
             <w:r>
               <w:rPr>
                 <w:rStyle w:val="IndexLink"/>
@@ -749,7 +749,7 @@
         <w:spacing w:lineRule="exact" w:line="240" w:before="240" w:after="120"/>
         <w:rPr/>
       </w:pPr>
-      <w:bookmarkStart w:id="1" w:name="__RefHeading___Toc2583_1296911271"/>
+      <w:bookmarkStart w:id="1" w:name="__RefHeading___Toc2583_2851097627"/>
       <w:bookmarkEnd w:id="1"/>
       <w:r>
         <w:rPr>
@@ -787,7 +787,7 @@
         <w:spacing w:lineRule="exact" w:line="240" w:before="240" w:after="120"/>
         <w:rPr/>
       </w:pPr>
-      <w:bookmarkStart w:id="2" w:name="__RefHeading___Toc2585_1296911271"/>
+      <w:bookmarkStart w:id="2" w:name="__RefHeading___Toc2585_2851097627"/>
       <w:bookmarkEnd w:id="2"/>
       <w:r>
         <w:rPr>
@@ -825,7 +825,7 @@
         <w:spacing w:lineRule="exact" w:line="240" w:before="240" w:after="120"/>
         <w:rPr/>
       </w:pPr>
-      <w:bookmarkStart w:id="3" w:name="__RefHeading___Toc2587_1296911271"/>
+      <w:bookmarkStart w:id="3" w:name="__RefHeading___Toc2587_2851097627"/>
       <w:bookmarkEnd w:id="3"/>
       <w:r>
         <w:rPr>
@@ -2139,7 +2139,7 @@
         <w:spacing w:lineRule="exact" w:line="240" w:before="240" w:after="120"/>
         <w:rPr/>
       </w:pPr>
-      <w:bookmarkStart w:id="4" w:name="__RefHeading___Toc2589_1296911271"/>
+      <w:bookmarkStart w:id="4" w:name="__RefHeading___Toc2589_2851097627"/>
       <w:bookmarkEnd w:id="4"/>
       <w:r>
         <w:rPr>
@@ -2716,7 +2716,7 @@
         <w:spacing w:lineRule="exact" w:line="240" w:before="240" w:after="120"/>
         <w:rPr/>
       </w:pPr>
-      <w:bookmarkStart w:id="5" w:name="__RefHeading___Toc2591_1296911271"/>
+      <w:bookmarkStart w:id="5" w:name="__RefHeading___Toc2591_2851097627"/>
       <w:bookmarkEnd w:id="5"/>
       <w:r>
         <w:rPr>
@@ -2754,7 +2754,7 @@
         <w:spacing w:lineRule="exact" w:line="240" w:before="240" w:after="120"/>
         <w:rPr/>
       </w:pPr>
-      <w:bookmarkStart w:id="6" w:name="__RefHeading___Toc2593_1296911271"/>
+      <w:bookmarkStart w:id="6" w:name="__RefHeading___Toc2593_2851097627"/>
       <w:bookmarkEnd w:id="6"/>
       <w:r>
         <w:rPr>
@@ -2792,7 +2792,7 @@
         <w:spacing w:lineRule="exact" w:line="240" w:before="240" w:after="120"/>
         <w:rPr/>
       </w:pPr>
-      <w:bookmarkStart w:id="7" w:name="__RefHeading___Toc2595_1296911271"/>
+      <w:bookmarkStart w:id="7" w:name="__RefHeading___Toc2595_2851097627"/>
       <w:bookmarkEnd w:id="7"/>
       <w:r>
         <w:rPr>
@@ -2812,7 +2812,7 @@
         <w:spacing w:lineRule="exact" w:line="240" w:before="180" w:after="80"/>
         <w:rPr/>
       </w:pPr>
-      <w:bookmarkStart w:id="8" w:name="__RefHeading___Toc2597_1296911271"/>
+      <w:bookmarkStart w:id="8" w:name="__RefHeading___Toc2597_2851097627"/>
       <w:bookmarkEnd w:id="8"/>
       <w:r>
         <w:rPr>
@@ -2850,7 +2850,7 @@
         <w:spacing w:lineRule="exact" w:line="240" w:before="180" w:after="80"/>
         <w:rPr/>
       </w:pPr>
-      <w:bookmarkStart w:id="9" w:name="__RefHeading___Toc2599_1296911271"/>
+      <w:bookmarkStart w:id="9" w:name="__RefHeading___Toc2599_2851097627"/>
       <w:bookmarkEnd w:id="9"/>
       <w:r>
         <w:rPr>
@@ -3420,7 +3420,7 @@
         <w:spacing w:lineRule="exact" w:line="240" w:before="180" w:after="80"/>
         <w:rPr/>
       </w:pPr>
-      <w:bookmarkStart w:id="10" w:name="__RefHeading___Toc2601_1296911271"/>
+      <w:bookmarkStart w:id="10" w:name="__RefHeading___Toc2601_2851097627"/>
       <w:bookmarkEnd w:id="10"/>
       <w:r>
         <w:rPr>
@@ -3458,7 +3458,7 @@
         <w:spacing w:lineRule="exact" w:line="240" w:before="180" w:after="80"/>
         <w:rPr/>
       </w:pPr>
-      <w:bookmarkStart w:id="11" w:name="__RefHeading___Toc2603_1296911271"/>
+      <w:bookmarkStart w:id="11" w:name="__RefHeading___Toc2603_2851097627"/>
       <w:bookmarkEnd w:id="11"/>
       <w:r>
         <w:rPr>
@@ -3496,7 +3496,7 @@
         <w:spacing w:lineRule="exact" w:line="240" w:before="240" w:after="120"/>
         <w:rPr/>
       </w:pPr>
-      <w:bookmarkStart w:id="12" w:name="__RefHeading___Toc2605_1296911271"/>
+      <w:bookmarkStart w:id="12" w:name="__RefHeading___Toc2605_2851097627"/>
       <w:bookmarkEnd w:id="12"/>
       <w:r>
         <w:rPr>
@@ -3596,7 +3596,7 @@
         <w:spacing w:lineRule="exact" w:line="240" w:before="240" w:after="120"/>
         <w:rPr/>
       </w:pPr>
-      <w:bookmarkStart w:id="13" w:name="__RefHeading___Toc2607_1296911271"/>
+      <w:bookmarkStart w:id="13" w:name="__RefHeading___Toc2607_2851097627"/>
       <w:bookmarkEnd w:id="13"/>
       <w:r>
         <w:rPr>
@@ -3634,7 +3634,7 @@
         <w:spacing w:lineRule="exact" w:line="240" w:before="240" w:after="120"/>
         <w:rPr/>
       </w:pPr>
-      <w:bookmarkStart w:id="14" w:name="__RefHeading___Toc2609_1296911271"/>
+      <w:bookmarkStart w:id="14" w:name="__RefHeading___Toc2609_2851097627"/>
       <w:bookmarkEnd w:id="14"/>
       <w:r>
         <w:rPr>
@@ -3694,7 +3694,7 @@
         <w:spacing w:lineRule="exact" w:line="240" w:before="240" w:after="120"/>
         <w:rPr/>
       </w:pPr>
-      <w:bookmarkStart w:id="15" w:name="__RefHeading___Toc2611_1296911271"/>
+      <w:bookmarkStart w:id="15" w:name="__RefHeading___Toc2611_2851097627"/>
       <w:bookmarkEnd w:id="15"/>
       <w:r>
         <w:rPr>
@@ -3732,7 +3732,7 @@
         <w:spacing w:lineRule="exact" w:line="240" w:before="240" w:after="120"/>
         <w:rPr/>
       </w:pPr>
-      <w:bookmarkStart w:id="16" w:name="__RefHeading___Toc2613_1296911271"/>
+      <w:bookmarkStart w:id="16" w:name="__RefHeading___Toc2613_2851097627"/>
       <w:bookmarkEnd w:id="16"/>
       <w:r>
         <w:rPr>
@@ -3812,7 +3812,7 @@
         <w:spacing w:lineRule="exact" w:line="240" w:before="240" w:after="120"/>
         <w:rPr/>
       </w:pPr>
-      <w:bookmarkStart w:id="17" w:name="__RefHeading___Toc2615_1296911271"/>
+      <w:bookmarkStart w:id="17" w:name="__RefHeading___Toc2615_2851097627"/>
       <w:bookmarkEnd w:id="17"/>
       <w:r>
         <w:rPr>

--- a/reporte/productos_formales/Producto_05_Preprocesamiento_Fraccionamiento.docx
+++ b/reporte/productos_formales/Producto_05_Preprocesamiento_Fraccionamiento.docx
@@ -262,7 +262,7 @@
         <w:spacing w:lineRule="exact" w:line="240" w:before="240" w:after="120"/>
         <w:rPr/>
       </w:pPr>
-      <w:bookmarkStart w:id="0" w:name="__RefHeading___Toc2581_2851097627"/>
+      <w:bookmarkStart w:id="0" w:name="__RefHeading___Toc2581_3485568049"/>
       <w:bookmarkEnd w:id="0"/>
       <w:r>
         <w:rPr>
@@ -369,7 +369,7 @@
             </w:rPr>
             <w:fldChar w:fldCharType="separate"/>
           </w:r>
-          <w:hyperlink w:anchor="__RefHeading___Toc2581_2851097627">
+          <w:hyperlink w:anchor="__RefHeading___Toc2581_3485568049">
             <w:r>
               <w:rPr>
                 <w:rStyle w:val="IndexLink"/>
@@ -389,7 +389,7 @@
             </w:tabs>
             <w:rPr/>
           </w:pPr>
-          <w:hyperlink w:anchor="__RefHeading___Toc2583_2851097627">
+          <w:hyperlink w:anchor="__RefHeading___Toc2583_3485568049">
             <w:r>
               <w:rPr>
                 <w:rStyle w:val="IndexLink"/>
@@ -409,7 +409,7 @@
             </w:tabs>
             <w:rPr/>
           </w:pPr>
-          <w:hyperlink w:anchor="__RefHeading___Toc2585_2851097627">
+          <w:hyperlink w:anchor="__RefHeading___Toc2585_3485568049">
             <w:r>
               <w:rPr>
                 <w:rStyle w:val="IndexLink"/>
@@ -429,7 +429,7 @@
             </w:tabs>
             <w:rPr/>
           </w:pPr>
-          <w:hyperlink w:anchor="__RefHeading___Toc2587_2851097627">
+          <w:hyperlink w:anchor="__RefHeading___Toc2587_3485568049">
             <w:r>
               <w:rPr>
                 <w:rStyle w:val="IndexLink"/>
@@ -449,7 +449,7 @@
             </w:tabs>
             <w:rPr/>
           </w:pPr>
-          <w:hyperlink w:anchor="__RefHeading___Toc2589_2851097627">
+          <w:hyperlink w:anchor="__RefHeading___Toc2589_3485568049">
             <w:r>
               <w:rPr>
                 <w:rStyle w:val="IndexLink"/>
@@ -469,7 +469,7 @@
             </w:tabs>
             <w:rPr/>
           </w:pPr>
-          <w:hyperlink w:anchor="__RefHeading___Toc2591_2851097627">
+          <w:hyperlink w:anchor="__RefHeading___Toc2591_3485568049">
             <w:r>
               <w:rPr>
                 <w:rStyle w:val="IndexLink"/>
@@ -489,7 +489,7 @@
             </w:tabs>
             <w:rPr/>
           </w:pPr>
-          <w:hyperlink w:anchor="__RefHeading___Toc2593_2851097627">
+          <w:hyperlink w:anchor="__RefHeading___Toc2593_3485568049">
             <w:r>
               <w:rPr>
                 <w:rStyle w:val="IndexLink"/>
@@ -509,7 +509,7 @@
             </w:tabs>
             <w:rPr/>
           </w:pPr>
-          <w:hyperlink w:anchor="__RefHeading___Toc2595_2851097627">
+          <w:hyperlink w:anchor="__RefHeading___Toc2595_3485568049">
             <w:r>
               <w:rPr>
                 <w:rStyle w:val="IndexLink"/>
@@ -529,7 +529,7 @@
             </w:tabs>
             <w:rPr/>
           </w:pPr>
-          <w:hyperlink w:anchor="__RefHeading___Toc2597_2851097627">
+          <w:hyperlink w:anchor="__RefHeading___Toc2597_3485568049">
             <w:r>
               <w:rPr>
                 <w:rStyle w:val="IndexLink"/>
@@ -549,7 +549,7 @@
             </w:tabs>
             <w:rPr/>
           </w:pPr>
-          <w:hyperlink w:anchor="__RefHeading___Toc2599_2851097627">
+          <w:hyperlink w:anchor="__RefHeading___Toc2599_3485568049">
             <w:r>
               <w:rPr>
                 <w:rStyle w:val="IndexLink"/>
@@ -569,7 +569,7 @@
             </w:tabs>
             <w:rPr/>
           </w:pPr>
-          <w:hyperlink w:anchor="__RefHeading___Toc2601_2851097627">
+          <w:hyperlink w:anchor="__RefHeading___Toc2601_3485568049">
             <w:r>
               <w:rPr>
                 <w:rStyle w:val="IndexLink"/>
@@ -589,7 +589,7 @@
             </w:tabs>
             <w:rPr/>
           </w:pPr>
-          <w:hyperlink w:anchor="__RefHeading___Toc2603_2851097627">
+          <w:hyperlink w:anchor="__RefHeading___Toc2603_3485568049">
             <w:r>
               <w:rPr>
                 <w:rStyle w:val="IndexLink"/>
@@ -609,7 +609,7 @@
             </w:tabs>
             <w:rPr/>
           </w:pPr>
-          <w:hyperlink w:anchor="__RefHeading___Toc2605_2851097627">
+          <w:hyperlink w:anchor="__RefHeading___Toc2605_3485568049">
             <w:r>
               <w:rPr>
                 <w:rStyle w:val="IndexLink"/>
@@ -629,7 +629,7 @@
             </w:tabs>
             <w:rPr/>
           </w:pPr>
-          <w:hyperlink w:anchor="__RefHeading___Toc2607_2851097627">
+          <w:hyperlink w:anchor="__RefHeading___Toc2607_3485568049">
             <w:r>
               <w:rPr>
                 <w:rStyle w:val="IndexLink"/>
@@ -649,7 +649,7 @@
             </w:tabs>
             <w:rPr/>
           </w:pPr>
-          <w:hyperlink w:anchor="__RefHeading___Toc2609_2851097627">
+          <w:hyperlink w:anchor="__RefHeading___Toc2609_3485568049">
             <w:r>
               <w:rPr>
                 <w:rStyle w:val="IndexLink"/>
@@ -669,7 +669,7 @@
             </w:tabs>
             <w:rPr/>
           </w:pPr>
-          <w:hyperlink w:anchor="__RefHeading___Toc2611_2851097627">
+          <w:hyperlink w:anchor="__RefHeading___Toc2611_3485568049">
             <w:r>
               <w:rPr>
                 <w:rStyle w:val="IndexLink"/>
@@ -689,7 +689,7 @@
             </w:tabs>
             <w:rPr/>
           </w:pPr>
-          <w:hyperlink w:anchor="__RefHeading___Toc2613_2851097627">
+          <w:hyperlink w:anchor="__RefHeading___Toc2613_3485568049">
             <w:r>
               <w:rPr>
                 <w:rStyle w:val="IndexLink"/>
@@ -709,7 +709,7 @@
             </w:tabs>
             <w:rPr/>
           </w:pPr>
-          <w:hyperlink w:anchor="__RefHeading___Toc2615_2851097627">
+          <w:hyperlink w:anchor="__RefHeading___Toc2615_3485568049">
             <w:r>
               <w:rPr>
                 <w:rStyle w:val="IndexLink"/>
@@ -749,7 +749,7 @@
         <w:spacing w:lineRule="exact" w:line="240" w:before="240" w:after="120"/>
         <w:rPr/>
       </w:pPr>
-      <w:bookmarkStart w:id="1" w:name="__RefHeading___Toc2583_2851097627"/>
+      <w:bookmarkStart w:id="1" w:name="__RefHeading___Toc2583_3485568049"/>
       <w:bookmarkEnd w:id="1"/>
       <w:r>
         <w:rPr>
@@ -787,7 +787,7 @@
         <w:spacing w:lineRule="exact" w:line="240" w:before="240" w:after="120"/>
         <w:rPr/>
       </w:pPr>
-      <w:bookmarkStart w:id="2" w:name="__RefHeading___Toc2585_2851097627"/>
+      <w:bookmarkStart w:id="2" w:name="__RefHeading___Toc2585_3485568049"/>
       <w:bookmarkEnd w:id="2"/>
       <w:r>
         <w:rPr>
@@ -825,7 +825,7 @@
         <w:spacing w:lineRule="exact" w:line="240" w:before="240" w:after="120"/>
         <w:rPr/>
       </w:pPr>
-      <w:bookmarkStart w:id="3" w:name="__RefHeading___Toc2587_2851097627"/>
+      <w:bookmarkStart w:id="3" w:name="__RefHeading___Toc2587_3485568049"/>
       <w:bookmarkEnd w:id="3"/>
       <w:r>
         <w:rPr>
@@ -2139,7 +2139,7 @@
         <w:spacing w:lineRule="exact" w:line="240" w:before="240" w:after="120"/>
         <w:rPr/>
       </w:pPr>
-      <w:bookmarkStart w:id="4" w:name="__RefHeading___Toc2589_2851097627"/>
+      <w:bookmarkStart w:id="4" w:name="__RefHeading___Toc2589_3485568049"/>
       <w:bookmarkEnd w:id="4"/>
       <w:r>
         <w:rPr>
@@ -2716,7 +2716,7 @@
         <w:spacing w:lineRule="exact" w:line="240" w:before="240" w:after="120"/>
         <w:rPr/>
       </w:pPr>
-      <w:bookmarkStart w:id="5" w:name="__RefHeading___Toc2591_2851097627"/>
+      <w:bookmarkStart w:id="5" w:name="__RefHeading___Toc2591_3485568049"/>
       <w:bookmarkEnd w:id="5"/>
       <w:r>
         <w:rPr>
@@ -2754,7 +2754,7 @@
         <w:spacing w:lineRule="exact" w:line="240" w:before="240" w:after="120"/>
         <w:rPr/>
       </w:pPr>
-      <w:bookmarkStart w:id="6" w:name="__RefHeading___Toc2593_2851097627"/>
+      <w:bookmarkStart w:id="6" w:name="__RefHeading___Toc2593_3485568049"/>
       <w:bookmarkEnd w:id="6"/>
       <w:r>
         <w:rPr>
@@ -2792,7 +2792,7 @@
         <w:spacing w:lineRule="exact" w:line="240" w:before="240" w:after="120"/>
         <w:rPr/>
       </w:pPr>
-      <w:bookmarkStart w:id="7" w:name="__RefHeading___Toc2595_2851097627"/>
+      <w:bookmarkStart w:id="7" w:name="__RefHeading___Toc2595_3485568049"/>
       <w:bookmarkEnd w:id="7"/>
       <w:r>
         <w:rPr>
@@ -2812,7 +2812,7 @@
         <w:spacing w:lineRule="exact" w:line="240" w:before="180" w:after="80"/>
         <w:rPr/>
       </w:pPr>
-      <w:bookmarkStart w:id="8" w:name="__RefHeading___Toc2597_2851097627"/>
+      <w:bookmarkStart w:id="8" w:name="__RefHeading___Toc2597_3485568049"/>
       <w:bookmarkEnd w:id="8"/>
       <w:r>
         <w:rPr>
@@ -2850,7 +2850,7 @@
         <w:spacing w:lineRule="exact" w:line="240" w:before="180" w:after="80"/>
         <w:rPr/>
       </w:pPr>
-      <w:bookmarkStart w:id="9" w:name="__RefHeading___Toc2599_2851097627"/>
+      <w:bookmarkStart w:id="9" w:name="__RefHeading___Toc2599_3485568049"/>
       <w:bookmarkEnd w:id="9"/>
       <w:r>
         <w:rPr>
@@ -3420,7 +3420,7 @@
         <w:spacing w:lineRule="exact" w:line="240" w:before="180" w:after="80"/>
         <w:rPr/>
       </w:pPr>
-      <w:bookmarkStart w:id="10" w:name="__RefHeading___Toc2601_2851097627"/>
+      <w:bookmarkStart w:id="10" w:name="__RefHeading___Toc2601_3485568049"/>
       <w:bookmarkEnd w:id="10"/>
       <w:r>
         <w:rPr>
@@ -3458,7 +3458,7 @@
         <w:spacing w:lineRule="exact" w:line="240" w:before="180" w:after="80"/>
         <w:rPr/>
       </w:pPr>
-      <w:bookmarkStart w:id="11" w:name="__RefHeading___Toc2603_2851097627"/>
+      <w:bookmarkStart w:id="11" w:name="__RefHeading___Toc2603_3485568049"/>
       <w:bookmarkEnd w:id="11"/>
       <w:r>
         <w:rPr>
@@ -3496,7 +3496,7 @@
         <w:spacing w:lineRule="exact" w:line="240" w:before="240" w:after="120"/>
         <w:rPr/>
       </w:pPr>
-      <w:bookmarkStart w:id="12" w:name="__RefHeading___Toc2605_2851097627"/>
+      <w:bookmarkStart w:id="12" w:name="__RefHeading___Toc2605_3485568049"/>
       <w:bookmarkEnd w:id="12"/>
       <w:r>
         <w:rPr>
@@ -3596,7 +3596,7 @@
         <w:spacing w:lineRule="exact" w:line="240" w:before="240" w:after="120"/>
         <w:rPr/>
       </w:pPr>
-      <w:bookmarkStart w:id="13" w:name="__RefHeading___Toc2607_2851097627"/>
+      <w:bookmarkStart w:id="13" w:name="__RefHeading___Toc2607_3485568049"/>
       <w:bookmarkEnd w:id="13"/>
       <w:r>
         <w:rPr>
@@ -3634,7 +3634,7 @@
         <w:spacing w:lineRule="exact" w:line="240" w:before="240" w:after="120"/>
         <w:rPr/>
       </w:pPr>
-      <w:bookmarkStart w:id="14" w:name="__RefHeading___Toc2609_2851097627"/>
+      <w:bookmarkStart w:id="14" w:name="__RefHeading___Toc2609_3485568049"/>
       <w:bookmarkEnd w:id="14"/>
       <w:r>
         <w:rPr>
@@ -3694,7 +3694,7 @@
         <w:spacing w:lineRule="exact" w:line="240" w:before="240" w:after="120"/>
         <w:rPr/>
       </w:pPr>
-      <w:bookmarkStart w:id="15" w:name="__RefHeading___Toc2611_2851097627"/>
+      <w:bookmarkStart w:id="15" w:name="__RefHeading___Toc2611_3485568049"/>
       <w:bookmarkEnd w:id="15"/>
       <w:r>
         <w:rPr>
@@ -3732,7 +3732,7 @@
         <w:spacing w:lineRule="exact" w:line="240" w:before="240" w:after="120"/>
         <w:rPr/>
       </w:pPr>
-      <w:bookmarkStart w:id="16" w:name="__RefHeading___Toc2613_2851097627"/>
+      <w:bookmarkStart w:id="16" w:name="__RefHeading___Toc2613_3485568049"/>
       <w:bookmarkEnd w:id="16"/>
       <w:r>
         <w:rPr>
@@ -3812,7 +3812,7 @@
         <w:spacing w:lineRule="exact" w:line="240" w:before="240" w:after="120"/>
         <w:rPr/>
       </w:pPr>
-      <w:bookmarkStart w:id="17" w:name="__RefHeading___Toc2615_2851097627"/>
+      <w:bookmarkStart w:id="17" w:name="__RefHeading___Toc2615_3485568049"/>
       <w:bookmarkEnd w:id="17"/>
       <w:r>
         <w:rPr>

--- a/reporte/productos_formales/Producto_05_Preprocesamiento_Fraccionamiento.docx
+++ b/reporte/productos_formales/Producto_05_Preprocesamiento_Fraccionamiento.docx
@@ -262,7 +262,7 @@
         <w:spacing w:lineRule="exact" w:line="240" w:before="240" w:after="120"/>
         <w:rPr/>
       </w:pPr>
-      <w:bookmarkStart w:id="0" w:name="__RefHeading___Toc2581_3485568049"/>
+      <w:bookmarkStart w:id="0" w:name="__RefHeading___Toc2581_1837720301"/>
       <w:bookmarkEnd w:id="0"/>
       <w:r>
         <w:rPr>
@@ -369,7 +369,7 @@
             </w:rPr>
             <w:fldChar w:fldCharType="separate"/>
           </w:r>
-          <w:hyperlink w:anchor="__RefHeading___Toc2581_3485568049">
+          <w:hyperlink w:anchor="__RefHeading___Toc2581_1837720301">
             <w:r>
               <w:rPr>
                 <w:rStyle w:val="IndexLink"/>
@@ -389,7 +389,7 @@
             </w:tabs>
             <w:rPr/>
           </w:pPr>
-          <w:hyperlink w:anchor="__RefHeading___Toc2583_3485568049">
+          <w:hyperlink w:anchor="__RefHeading___Toc2583_1837720301">
             <w:r>
               <w:rPr>
                 <w:rStyle w:val="IndexLink"/>
@@ -409,7 +409,7 @@
             </w:tabs>
             <w:rPr/>
           </w:pPr>
-          <w:hyperlink w:anchor="__RefHeading___Toc2585_3485568049">
+          <w:hyperlink w:anchor="__RefHeading___Toc2585_1837720301">
             <w:r>
               <w:rPr>
                 <w:rStyle w:val="IndexLink"/>
@@ -429,7 +429,7 @@
             </w:tabs>
             <w:rPr/>
           </w:pPr>
-          <w:hyperlink w:anchor="__RefHeading___Toc2587_3485568049">
+          <w:hyperlink w:anchor="__RefHeading___Toc2587_1837720301">
             <w:r>
               <w:rPr>
                 <w:rStyle w:val="IndexLink"/>
@@ -449,7 +449,7 @@
             </w:tabs>
             <w:rPr/>
           </w:pPr>
-          <w:hyperlink w:anchor="__RefHeading___Toc2589_3485568049">
+          <w:hyperlink w:anchor="__RefHeading___Toc2589_1837720301">
             <w:r>
               <w:rPr>
                 <w:rStyle w:val="IndexLink"/>
@@ -469,7 +469,7 @@
             </w:tabs>
             <w:rPr/>
           </w:pPr>
-          <w:hyperlink w:anchor="__RefHeading___Toc2591_3485568049">
+          <w:hyperlink w:anchor="__RefHeading___Toc2591_1837720301">
             <w:r>
               <w:rPr>
                 <w:rStyle w:val="IndexLink"/>
@@ -489,7 +489,7 @@
             </w:tabs>
             <w:rPr/>
           </w:pPr>
-          <w:hyperlink w:anchor="__RefHeading___Toc2593_3485568049">
+          <w:hyperlink w:anchor="__RefHeading___Toc2593_1837720301">
             <w:r>
               <w:rPr>
                 <w:rStyle w:val="IndexLink"/>
@@ -509,7 +509,7 @@
             </w:tabs>
             <w:rPr/>
           </w:pPr>
-          <w:hyperlink w:anchor="__RefHeading___Toc2595_3485568049">
+          <w:hyperlink w:anchor="__RefHeading___Toc2595_1837720301">
             <w:r>
               <w:rPr>
                 <w:rStyle w:val="IndexLink"/>
@@ -529,7 +529,7 @@
             </w:tabs>
             <w:rPr/>
           </w:pPr>
-          <w:hyperlink w:anchor="__RefHeading___Toc2597_3485568049">
+          <w:hyperlink w:anchor="__RefHeading___Toc2597_1837720301">
             <w:r>
               <w:rPr>
                 <w:rStyle w:val="IndexLink"/>
@@ -549,7 +549,7 @@
             </w:tabs>
             <w:rPr/>
           </w:pPr>
-          <w:hyperlink w:anchor="__RefHeading___Toc2599_3485568049">
+          <w:hyperlink w:anchor="__RefHeading___Toc2599_1837720301">
             <w:r>
               <w:rPr>
                 <w:rStyle w:val="IndexLink"/>
@@ -569,7 +569,7 @@
             </w:tabs>
             <w:rPr/>
           </w:pPr>
-          <w:hyperlink w:anchor="__RefHeading___Toc2601_3485568049">
+          <w:hyperlink w:anchor="__RefHeading___Toc2601_1837720301">
             <w:r>
               <w:rPr>
                 <w:rStyle w:val="IndexLink"/>
@@ -589,7 +589,7 @@
             </w:tabs>
             <w:rPr/>
           </w:pPr>
-          <w:hyperlink w:anchor="__RefHeading___Toc2603_3485568049">
+          <w:hyperlink w:anchor="__RefHeading___Toc2603_1837720301">
             <w:r>
               <w:rPr>
                 <w:rStyle w:val="IndexLink"/>
@@ -609,7 +609,7 @@
             </w:tabs>
             <w:rPr/>
           </w:pPr>
-          <w:hyperlink w:anchor="__RefHeading___Toc2605_3485568049">
+          <w:hyperlink w:anchor="__RefHeading___Toc2605_1837720301">
             <w:r>
               <w:rPr>
                 <w:rStyle w:val="IndexLink"/>
@@ -629,7 +629,7 @@
             </w:tabs>
             <w:rPr/>
           </w:pPr>
-          <w:hyperlink w:anchor="__RefHeading___Toc2607_3485568049">
+          <w:hyperlink w:anchor="__RefHeading___Toc2607_1837720301">
             <w:r>
               <w:rPr>
                 <w:rStyle w:val="IndexLink"/>
@@ -649,7 +649,7 @@
             </w:tabs>
             <w:rPr/>
           </w:pPr>
-          <w:hyperlink w:anchor="__RefHeading___Toc2609_3485568049">
+          <w:hyperlink w:anchor="__RefHeading___Toc2609_1837720301">
             <w:r>
               <w:rPr>
                 <w:rStyle w:val="IndexLink"/>
@@ -669,7 +669,7 @@
             </w:tabs>
             <w:rPr/>
           </w:pPr>
-          <w:hyperlink w:anchor="__RefHeading___Toc2611_3485568049">
+          <w:hyperlink w:anchor="__RefHeading___Toc2611_1837720301">
             <w:r>
               <w:rPr>
                 <w:rStyle w:val="IndexLink"/>
@@ -689,7 +689,7 @@
             </w:tabs>
             <w:rPr/>
           </w:pPr>
-          <w:hyperlink w:anchor="__RefHeading___Toc2613_3485568049">
+          <w:hyperlink w:anchor="__RefHeading___Toc2613_1837720301">
             <w:r>
               <w:rPr>
                 <w:rStyle w:val="IndexLink"/>
@@ -709,7 +709,7 @@
             </w:tabs>
             <w:rPr/>
           </w:pPr>
-          <w:hyperlink w:anchor="__RefHeading___Toc2615_3485568049">
+          <w:hyperlink w:anchor="__RefHeading___Toc2615_1837720301">
             <w:r>
               <w:rPr>
                 <w:rStyle w:val="IndexLink"/>
@@ -749,7 +749,7 @@
         <w:spacing w:lineRule="exact" w:line="240" w:before="240" w:after="120"/>
         <w:rPr/>
       </w:pPr>
-      <w:bookmarkStart w:id="1" w:name="__RefHeading___Toc2583_3485568049"/>
+      <w:bookmarkStart w:id="1" w:name="__RefHeading___Toc2583_1837720301"/>
       <w:bookmarkEnd w:id="1"/>
       <w:r>
         <w:rPr>
@@ -787,7 +787,7 @@
         <w:spacing w:lineRule="exact" w:line="240" w:before="240" w:after="120"/>
         <w:rPr/>
       </w:pPr>
-      <w:bookmarkStart w:id="2" w:name="__RefHeading___Toc2585_3485568049"/>
+      <w:bookmarkStart w:id="2" w:name="__RefHeading___Toc2585_1837720301"/>
       <w:bookmarkEnd w:id="2"/>
       <w:r>
         <w:rPr>
@@ -825,7 +825,7 @@
         <w:spacing w:lineRule="exact" w:line="240" w:before="240" w:after="120"/>
         <w:rPr/>
       </w:pPr>
-      <w:bookmarkStart w:id="3" w:name="__RefHeading___Toc2587_3485568049"/>
+      <w:bookmarkStart w:id="3" w:name="__RefHeading___Toc2587_1837720301"/>
       <w:bookmarkEnd w:id="3"/>
       <w:r>
         <w:rPr>
@@ -2139,7 +2139,7 @@
         <w:spacing w:lineRule="exact" w:line="240" w:before="240" w:after="120"/>
         <w:rPr/>
       </w:pPr>
-      <w:bookmarkStart w:id="4" w:name="__RefHeading___Toc2589_3485568049"/>
+      <w:bookmarkStart w:id="4" w:name="__RefHeading___Toc2589_1837720301"/>
       <w:bookmarkEnd w:id="4"/>
       <w:r>
         <w:rPr>
@@ -2716,7 +2716,7 @@
         <w:spacing w:lineRule="exact" w:line="240" w:before="240" w:after="120"/>
         <w:rPr/>
       </w:pPr>
-      <w:bookmarkStart w:id="5" w:name="__RefHeading___Toc2591_3485568049"/>
+      <w:bookmarkStart w:id="5" w:name="__RefHeading___Toc2591_1837720301"/>
       <w:bookmarkEnd w:id="5"/>
       <w:r>
         <w:rPr>
@@ -2754,7 +2754,7 @@
         <w:spacing w:lineRule="exact" w:line="240" w:before="240" w:after="120"/>
         <w:rPr/>
       </w:pPr>
-      <w:bookmarkStart w:id="6" w:name="__RefHeading___Toc2593_3485568049"/>
+      <w:bookmarkStart w:id="6" w:name="__RefHeading___Toc2593_1837720301"/>
       <w:bookmarkEnd w:id="6"/>
       <w:r>
         <w:rPr>
@@ -2792,7 +2792,7 @@
         <w:spacing w:lineRule="exact" w:line="240" w:before="240" w:after="120"/>
         <w:rPr/>
       </w:pPr>
-      <w:bookmarkStart w:id="7" w:name="__RefHeading___Toc2595_3485568049"/>
+      <w:bookmarkStart w:id="7" w:name="__RefHeading___Toc2595_1837720301"/>
       <w:bookmarkEnd w:id="7"/>
       <w:r>
         <w:rPr>
@@ -2812,7 +2812,7 @@
         <w:spacing w:lineRule="exact" w:line="240" w:before="180" w:after="80"/>
         <w:rPr/>
       </w:pPr>
-      <w:bookmarkStart w:id="8" w:name="__RefHeading___Toc2597_3485568049"/>
+      <w:bookmarkStart w:id="8" w:name="__RefHeading___Toc2597_1837720301"/>
       <w:bookmarkEnd w:id="8"/>
       <w:r>
         <w:rPr>
@@ -2850,7 +2850,7 @@
         <w:spacing w:lineRule="exact" w:line="240" w:before="180" w:after="80"/>
         <w:rPr/>
       </w:pPr>
-      <w:bookmarkStart w:id="9" w:name="__RefHeading___Toc2599_3485568049"/>
+      <w:bookmarkStart w:id="9" w:name="__RefHeading___Toc2599_1837720301"/>
       <w:bookmarkEnd w:id="9"/>
       <w:r>
         <w:rPr>
@@ -3420,7 +3420,7 @@
         <w:spacing w:lineRule="exact" w:line="240" w:before="180" w:after="80"/>
         <w:rPr/>
       </w:pPr>
-      <w:bookmarkStart w:id="10" w:name="__RefHeading___Toc2601_3485568049"/>
+      <w:bookmarkStart w:id="10" w:name="__RefHeading___Toc2601_1837720301"/>
       <w:bookmarkEnd w:id="10"/>
       <w:r>
         <w:rPr>
@@ -3458,7 +3458,7 @@
         <w:spacing w:lineRule="exact" w:line="240" w:before="180" w:after="80"/>
         <w:rPr/>
       </w:pPr>
-      <w:bookmarkStart w:id="11" w:name="__RefHeading___Toc2603_3485568049"/>
+      <w:bookmarkStart w:id="11" w:name="__RefHeading___Toc2603_1837720301"/>
       <w:bookmarkEnd w:id="11"/>
       <w:r>
         <w:rPr>
@@ -3496,7 +3496,7 @@
         <w:spacing w:lineRule="exact" w:line="240" w:before="240" w:after="120"/>
         <w:rPr/>
       </w:pPr>
-      <w:bookmarkStart w:id="12" w:name="__RefHeading___Toc2605_3485568049"/>
+      <w:bookmarkStart w:id="12" w:name="__RefHeading___Toc2605_1837720301"/>
       <w:bookmarkEnd w:id="12"/>
       <w:r>
         <w:rPr>
@@ -3596,7 +3596,7 @@
         <w:spacing w:lineRule="exact" w:line="240" w:before="240" w:after="120"/>
         <w:rPr/>
       </w:pPr>
-      <w:bookmarkStart w:id="13" w:name="__RefHeading___Toc2607_3485568049"/>
+      <w:bookmarkStart w:id="13" w:name="__RefHeading___Toc2607_1837720301"/>
       <w:bookmarkEnd w:id="13"/>
       <w:r>
         <w:rPr>
@@ -3634,7 +3634,7 @@
         <w:spacing w:lineRule="exact" w:line="240" w:before="240" w:after="120"/>
         <w:rPr/>
       </w:pPr>
-      <w:bookmarkStart w:id="14" w:name="__RefHeading___Toc2609_3485568049"/>
+      <w:bookmarkStart w:id="14" w:name="__RefHeading___Toc2609_1837720301"/>
       <w:bookmarkEnd w:id="14"/>
       <w:r>
         <w:rPr>
@@ -3694,7 +3694,7 @@
         <w:spacing w:lineRule="exact" w:line="240" w:before="240" w:after="120"/>
         <w:rPr/>
       </w:pPr>
-      <w:bookmarkStart w:id="15" w:name="__RefHeading___Toc2611_3485568049"/>
+      <w:bookmarkStart w:id="15" w:name="__RefHeading___Toc2611_1837720301"/>
       <w:bookmarkEnd w:id="15"/>
       <w:r>
         <w:rPr>
@@ -3732,7 +3732,7 @@
         <w:spacing w:lineRule="exact" w:line="240" w:before="240" w:after="120"/>
         <w:rPr/>
       </w:pPr>
-      <w:bookmarkStart w:id="16" w:name="__RefHeading___Toc2613_3485568049"/>
+      <w:bookmarkStart w:id="16" w:name="__RefHeading___Toc2613_1837720301"/>
       <w:bookmarkEnd w:id="16"/>
       <w:r>
         <w:rPr>
@@ -3812,7 +3812,7 @@
         <w:spacing w:lineRule="exact" w:line="240" w:before="240" w:after="120"/>
         <w:rPr/>
       </w:pPr>
-      <w:bookmarkStart w:id="17" w:name="__RefHeading___Toc2615_3485568049"/>
+      <w:bookmarkStart w:id="17" w:name="__RefHeading___Toc2615_1837720301"/>
       <w:bookmarkEnd w:id="17"/>
       <w:r>
         <w:rPr>

--- a/reporte/productos_formales/Producto_05_Preprocesamiento_Fraccionamiento.docx
+++ b/reporte/productos_formales/Producto_05_Preprocesamiento_Fraccionamiento.docx
@@ -262,7 +262,7 @@
         <w:spacing w:lineRule="exact" w:line="240" w:before="240" w:after="120"/>
         <w:rPr/>
       </w:pPr>
-      <w:bookmarkStart w:id="0" w:name="__RefHeading___Toc2581_1837720301"/>
+      <w:bookmarkStart w:id="0" w:name="__RefHeading___Toc2581_3772282917"/>
       <w:bookmarkEnd w:id="0"/>
       <w:r>
         <w:rPr>
@@ -369,7 +369,7 @@
             </w:rPr>
             <w:fldChar w:fldCharType="separate"/>
           </w:r>
-          <w:hyperlink w:anchor="__RefHeading___Toc2581_1837720301">
+          <w:hyperlink w:anchor="__RefHeading___Toc2581_3772282917">
             <w:r>
               <w:rPr>
                 <w:rStyle w:val="IndexLink"/>
@@ -389,7 +389,7 @@
             </w:tabs>
             <w:rPr/>
           </w:pPr>
-          <w:hyperlink w:anchor="__RefHeading___Toc2583_1837720301">
+          <w:hyperlink w:anchor="__RefHeading___Toc2583_3772282917">
             <w:r>
               <w:rPr>
                 <w:rStyle w:val="IndexLink"/>
@@ -409,7 +409,7 @@
             </w:tabs>
             <w:rPr/>
           </w:pPr>
-          <w:hyperlink w:anchor="__RefHeading___Toc2585_1837720301">
+          <w:hyperlink w:anchor="__RefHeading___Toc2585_3772282917">
             <w:r>
               <w:rPr>
                 <w:rStyle w:val="IndexLink"/>
@@ -429,7 +429,7 @@
             </w:tabs>
             <w:rPr/>
           </w:pPr>
-          <w:hyperlink w:anchor="__RefHeading___Toc2587_1837720301">
+          <w:hyperlink w:anchor="__RefHeading___Toc2587_3772282917">
             <w:r>
               <w:rPr>
                 <w:rStyle w:val="IndexLink"/>
@@ -449,7 +449,7 @@
             </w:tabs>
             <w:rPr/>
           </w:pPr>
-          <w:hyperlink w:anchor="__RefHeading___Toc2589_1837720301">
+          <w:hyperlink w:anchor="__RefHeading___Toc2589_3772282917">
             <w:r>
               <w:rPr>
                 <w:rStyle w:val="IndexLink"/>
@@ -469,7 +469,7 @@
             </w:tabs>
             <w:rPr/>
           </w:pPr>
-          <w:hyperlink w:anchor="__RefHeading___Toc2591_1837720301">
+          <w:hyperlink w:anchor="__RefHeading___Toc2591_3772282917">
             <w:r>
               <w:rPr>
                 <w:rStyle w:val="IndexLink"/>
@@ -489,7 +489,7 @@
             </w:tabs>
             <w:rPr/>
           </w:pPr>
-          <w:hyperlink w:anchor="__RefHeading___Toc2593_1837720301">
+          <w:hyperlink w:anchor="__RefHeading___Toc2593_3772282917">
             <w:r>
               <w:rPr>
                 <w:rStyle w:val="IndexLink"/>
@@ -509,7 +509,7 @@
             </w:tabs>
             <w:rPr/>
           </w:pPr>
-          <w:hyperlink w:anchor="__RefHeading___Toc2595_1837720301">
+          <w:hyperlink w:anchor="__RefHeading___Toc2595_3772282917">
             <w:r>
               <w:rPr>
                 <w:rStyle w:val="IndexLink"/>
@@ -529,7 +529,7 @@
             </w:tabs>
             <w:rPr/>
           </w:pPr>
-          <w:hyperlink w:anchor="__RefHeading___Toc2597_1837720301">
+          <w:hyperlink w:anchor="__RefHeading___Toc2597_3772282917">
             <w:r>
               <w:rPr>
                 <w:rStyle w:val="IndexLink"/>
@@ -549,7 +549,7 @@
             </w:tabs>
             <w:rPr/>
           </w:pPr>
-          <w:hyperlink w:anchor="__RefHeading___Toc2599_1837720301">
+          <w:hyperlink w:anchor="__RefHeading___Toc2599_3772282917">
             <w:r>
               <w:rPr>
                 <w:rStyle w:val="IndexLink"/>
@@ -569,7 +569,7 @@
             </w:tabs>
             <w:rPr/>
           </w:pPr>
-          <w:hyperlink w:anchor="__RefHeading___Toc2601_1837720301">
+          <w:hyperlink w:anchor="__RefHeading___Toc2601_3772282917">
             <w:r>
               <w:rPr>
                 <w:rStyle w:val="IndexLink"/>
@@ -589,7 +589,7 @@
             </w:tabs>
             <w:rPr/>
           </w:pPr>
-          <w:hyperlink w:anchor="__RefHeading___Toc2603_1837720301">
+          <w:hyperlink w:anchor="__RefHeading___Toc2603_3772282917">
             <w:r>
               <w:rPr>
                 <w:rStyle w:val="IndexLink"/>
@@ -609,7 +609,7 @@
             </w:tabs>
             <w:rPr/>
           </w:pPr>
-          <w:hyperlink w:anchor="__RefHeading___Toc2605_1837720301">
+          <w:hyperlink w:anchor="__RefHeading___Toc2605_3772282917">
             <w:r>
               <w:rPr>
                 <w:rStyle w:val="IndexLink"/>
@@ -629,7 +629,7 @@
             </w:tabs>
             <w:rPr/>
           </w:pPr>
-          <w:hyperlink w:anchor="__RefHeading___Toc2607_1837720301">
+          <w:hyperlink w:anchor="__RefHeading___Toc2607_3772282917">
             <w:r>
               <w:rPr>
                 <w:rStyle w:val="IndexLink"/>
@@ -649,7 +649,7 @@
             </w:tabs>
             <w:rPr/>
           </w:pPr>
-          <w:hyperlink w:anchor="__RefHeading___Toc2609_1837720301">
+          <w:hyperlink w:anchor="__RefHeading___Toc2609_3772282917">
             <w:r>
               <w:rPr>
                 <w:rStyle w:val="IndexLink"/>
@@ -669,7 +669,7 @@
             </w:tabs>
             <w:rPr/>
           </w:pPr>
-          <w:hyperlink w:anchor="__RefHeading___Toc2611_1837720301">
+          <w:hyperlink w:anchor="__RefHeading___Toc2611_3772282917">
             <w:r>
               <w:rPr>
                 <w:rStyle w:val="IndexLink"/>
@@ -689,7 +689,7 @@
             </w:tabs>
             <w:rPr/>
           </w:pPr>
-          <w:hyperlink w:anchor="__RefHeading___Toc2613_1837720301">
+          <w:hyperlink w:anchor="__RefHeading___Toc2613_3772282917">
             <w:r>
               <w:rPr>
                 <w:rStyle w:val="IndexLink"/>
@@ -709,7 +709,7 @@
             </w:tabs>
             <w:rPr/>
           </w:pPr>
-          <w:hyperlink w:anchor="__RefHeading___Toc2615_1837720301">
+          <w:hyperlink w:anchor="__RefHeading___Toc2615_3772282917">
             <w:r>
               <w:rPr>
                 <w:rStyle w:val="IndexLink"/>
@@ -749,7 +749,7 @@
         <w:spacing w:lineRule="exact" w:line="240" w:before="240" w:after="120"/>
         <w:rPr/>
       </w:pPr>
-      <w:bookmarkStart w:id="1" w:name="__RefHeading___Toc2583_1837720301"/>
+      <w:bookmarkStart w:id="1" w:name="__RefHeading___Toc2583_3772282917"/>
       <w:bookmarkEnd w:id="1"/>
       <w:r>
         <w:rPr>
@@ -787,7 +787,7 @@
         <w:spacing w:lineRule="exact" w:line="240" w:before="240" w:after="120"/>
         <w:rPr/>
       </w:pPr>
-      <w:bookmarkStart w:id="2" w:name="__RefHeading___Toc2585_1837720301"/>
+      <w:bookmarkStart w:id="2" w:name="__RefHeading___Toc2585_3772282917"/>
       <w:bookmarkEnd w:id="2"/>
       <w:r>
         <w:rPr>
@@ -825,7 +825,7 @@
         <w:spacing w:lineRule="exact" w:line="240" w:before="240" w:after="120"/>
         <w:rPr/>
       </w:pPr>
-      <w:bookmarkStart w:id="3" w:name="__RefHeading___Toc2587_1837720301"/>
+      <w:bookmarkStart w:id="3" w:name="__RefHeading___Toc2587_3772282917"/>
       <w:bookmarkEnd w:id="3"/>
       <w:r>
         <w:rPr>
@@ -2139,7 +2139,7 @@
         <w:spacing w:lineRule="exact" w:line="240" w:before="240" w:after="120"/>
         <w:rPr/>
       </w:pPr>
-      <w:bookmarkStart w:id="4" w:name="__RefHeading___Toc2589_1837720301"/>
+      <w:bookmarkStart w:id="4" w:name="__RefHeading___Toc2589_3772282917"/>
       <w:bookmarkEnd w:id="4"/>
       <w:r>
         <w:rPr>
@@ -2716,7 +2716,7 @@
         <w:spacing w:lineRule="exact" w:line="240" w:before="240" w:after="120"/>
         <w:rPr/>
       </w:pPr>
-      <w:bookmarkStart w:id="5" w:name="__RefHeading___Toc2591_1837720301"/>
+      <w:bookmarkStart w:id="5" w:name="__RefHeading___Toc2591_3772282917"/>
       <w:bookmarkEnd w:id="5"/>
       <w:r>
         <w:rPr>
@@ -2754,7 +2754,7 @@
         <w:spacing w:lineRule="exact" w:line="240" w:before="240" w:after="120"/>
         <w:rPr/>
       </w:pPr>
-      <w:bookmarkStart w:id="6" w:name="__RefHeading___Toc2593_1837720301"/>
+      <w:bookmarkStart w:id="6" w:name="__RefHeading___Toc2593_3772282917"/>
       <w:bookmarkEnd w:id="6"/>
       <w:r>
         <w:rPr>
@@ -2792,7 +2792,7 @@
         <w:spacing w:lineRule="exact" w:line="240" w:before="240" w:after="120"/>
         <w:rPr/>
       </w:pPr>
-      <w:bookmarkStart w:id="7" w:name="__RefHeading___Toc2595_1837720301"/>
+      <w:bookmarkStart w:id="7" w:name="__RefHeading___Toc2595_3772282917"/>
       <w:bookmarkEnd w:id="7"/>
       <w:r>
         <w:rPr>
@@ -2812,7 +2812,7 @@
         <w:spacing w:lineRule="exact" w:line="240" w:before="180" w:after="80"/>
         <w:rPr/>
       </w:pPr>
-      <w:bookmarkStart w:id="8" w:name="__RefHeading___Toc2597_1837720301"/>
+      <w:bookmarkStart w:id="8" w:name="__RefHeading___Toc2597_3772282917"/>
       <w:bookmarkEnd w:id="8"/>
       <w:r>
         <w:rPr>
@@ -2850,7 +2850,7 @@
         <w:spacing w:lineRule="exact" w:line="240" w:before="180" w:after="80"/>
         <w:rPr/>
       </w:pPr>
-      <w:bookmarkStart w:id="9" w:name="__RefHeading___Toc2599_1837720301"/>
+      <w:bookmarkStart w:id="9" w:name="__RefHeading___Toc2599_3772282917"/>
       <w:bookmarkEnd w:id="9"/>
       <w:r>
         <w:rPr>
@@ -3420,7 +3420,7 @@
         <w:spacing w:lineRule="exact" w:line="240" w:before="180" w:after="80"/>
         <w:rPr/>
       </w:pPr>
-      <w:bookmarkStart w:id="10" w:name="__RefHeading___Toc2601_1837720301"/>
+      <w:bookmarkStart w:id="10" w:name="__RefHeading___Toc2601_3772282917"/>
       <w:bookmarkEnd w:id="10"/>
       <w:r>
         <w:rPr>
@@ -3458,7 +3458,7 @@
         <w:spacing w:lineRule="exact" w:line="240" w:before="180" w:after="80"/>
         <w:rPr/>
       </w:pPr>
-      <w:bookmarkStart w:id="11" w:name="__RefHeading___Toc2603_1837720301"/>
+      <w:bookmarkStart w:id="11" w:name="__RefHeading___Toc2603_3772282917"/>
       <w:bookmarkEnd w:id="11"/>
       <w:r>
         <w:rPr>
@@ -3496,7 +3496,7 @@
         <w:spacing w:lineRule="exact" w:line="240" w:before="240" w:after="120"/>
         <w:rPr/>
       </w:pPr>
-      <w:bookmarkStart w:id="12" w:name="__RefHeading___Toc2605_1837720301"/>
+      <w:bookmarkStart w:id="12" w:name="__RefHeading___Toc2605_3772282917"/>
       <w:bookmarkEnd w:id="12"/>
       <w:r>
         <w:rPr>
@@ -3596,7 +3596,7 @@
         <w:spacing w:lineRule="exact" w:line="240" w:before="240" w:after="120"/>
         <w:rPr/>
       </w:pPr>
-      <w:bookmarkStart w:id="13" w:name="__RefHeading___Toc2607_1837720301"/>
+      <w:bookmarkStart w:id="13" w:name="__RefHeading___Toc2607_3772282917"/>
       <w:bookmarkEnd w:id="13"/>
       <w:r>
         <w:rPr>
@@ -3634,7 +3634,7 @@
         <w:spacing w:lineRule="exact" w:line="240" w:before="240" w:after="120"/>
         <w:rPr/>
       </w:pPr>
-      <w:bookmarkStart w:id="14" w:name="__RefHeading___Toc2609_1837720301"/>
+      <w:bookmarkStart w:id="14" w:name="__RefHeading___Toc2609_3772282917"/>
       <w:bookmarkEnd w:id="14"/>
       <w:r>
         <w:rPr>
@@ -3694,7 +3694,7 @@
         <w:spacing w:lineRule="exact" w:line="240" w:before="240" w:after="120"/>
         <w:rPr/>
       </w:pPr>
-      <w:bookmarkStart w:id="15" w:name="__RefHeading___Toc2611_1837720301"/>
+      <w:bookmarkStart w:id="15" w:name="__RefHeading___Toc2611_3772282917"/>
       <w:bookmarkEnd w:id="15"/>
       <w:r>
         <w:rPr>
@@ -3732,7 +3732,7 @@
         <w:spacing w:lineRule="exact" w:line="240" w:before="240" w:after="120"/>
         <w:rPr/>
       </w:pPr>
-      <w:bookmarkStart w:id="16" w:name="__RefHeading___Toc2613_1837720301"/>
+      <w:bookmarkStart w:id="16" w:name="__RefHeading___Toc2613_3772282917"/>
       <w:bookmarkEnd w:id="16"/>
       <w:r>
         <w:rPr>
@@ -3812,7 +3812,7 @@
         <w:spacing w:lineRule="exact" w:line="240" w:before="240" w:after="120"/>
         <w:rPr/>
       </w:pPr>
-      <w:bookmarkStart w:id="17" w:name="__RefHeading___Toc2615_1837720301"/>
+      <w:bookmarkStart w:id="17" w:name="__RefHeading___Toc2615_3772282917"/>
       <w:bookmarkEnd w:id="17"/>
       <w:r>
         <w:rPr>

--- a/reporte/productos_formales/Producto_05_Preprocesamiento_Fraccionamiento.docx
+++ b/reporte/productos_formales/Producto_05_Preprocesamiento_Fraccionamiento.docx
@@ -262,7 +262,7 @@
         <w:spacing w:lineRule="exact" w:line="240" w:before="240" w:after="120"/>
         <w:rPr/>
       </w:pPr>
-      <w:bookmarkStart w:id="0" w:name="__RefHeading___Toc2581_3772282917"/>
+      <w:bookmarkStart w:id="0" w:name="__RefHeading___Toc2581_3096013202"/>
       <w:bookmarkEnd w:id="0"/>
       <w:r>
         <w:rPr>
@@ -369,7 +369,7 @@
             </w:rPr>
             <w:fldChar w:fldCharType="separate"/>
           </w:r>
-          <w:hyperlink w:anchor="__RefHeading___Toc2581_3772282917">
+          <w:hyperlink w:anchor="__RefHeading___Toc2581_3096013202">
             <w:r>
               <w:rPr>
                 <w:rStyle w:val="IndexLink"/>
@@ -389,7 +389,7 @@
             </w:tabs>
             <w:rPr/>
           </w:pPr>
-          <w:hyperlink w:anchor="__RefHeading___Toc2583_3772282917">
+          <w:hyperlink w:anchor="__RefHeading___Toc2583_3096013202">
             <w:r>
               <w:rPr>
                 <w:rStyle w:val="IndexLink"/>
@@ -409,7 +409,7 @@
             </w:tabs>
             <w:rPr/>
           </w:pPr>
-          <w:hyperlink w:anchor="__RefHeading___Toc2585_3772282917">
+          <w:hyperlink w:anchor="__RefHeading___Toc2585_3096013202">
             <w:r>
               <w:rPr>
                 <w:rStyle w:val="IndexLink"/>
@@ -429,7 +429,7 @@
             </w:tabs>
             <w:rPr/>
           </w:pPr>
-          <w:hyperlink w:anchor="__RefHeading___Toc2587_3772282917">
+          <w:hyperlink w:anchor="__RefHeading___Toc2587_3096013202">
             <w:r>
               <w:rPr>
                 <w:rStyle w:val="IndexLink"/>
@@ -449,7 +449,7 @@
             </w:tabs>
             <w:rPr/>
           </w:pPr>
-          <w:hyperlink w:anchor="__RefHeading___Toc2589_3772282917">
+          <w:hyperlink w:anchor="__RefHeading___Toc2589_3096013202">
             <w:r>
               <w:rPr>
                 <w:rStyle w:val="IndexLink"/>
@@ -469,7 +469,7 @@
             </w:tabs>
             <w:rPr/>
           </w:pPr>
-          <w:hyperlink w:anchor="__RefHeading___Toc2591_3772282917">
+          <w:hyperlink w:anchor="__RefHeading___Toc2591_3096013202">
             <w:r>
               <w:rPr>
                 <w:rStyle w:val="IndexLink"/>
@@ -489,7 +489,7 @@
             </w:tabs>
             <w:rPr/>
           </w:pPr>
-          <w:hyperlink w:anchor="__RefHeading___Toc2593_3772282917">
+          <w:hyperlink w:anchor="__RefHeading___Toc2593_3096013202">
             <w:r>
               <w:rPr>
                 <w:rStyle w:val="IndexLink"/>
@@ -509,7 +509,7 @@
             </w:tabs>
             <w:rPr/>
           </w:pPr>
-          <w:hyperlink w:anchor="__RefHeading___Toc2595_3772282917">
+          <w:hyperlink w:anchor="__RefHeading___Toc2595_3096013202">
             <w:r>
               <w:rPr>
                 <w:rStyle w:val="IndexLink"/>
@@ -529,7 +529,7 @@
             </w:tabs>
             <w:rPr/>
           </w:pPr>
-          <w:hyperlink w:anchor="__RefHeading___Toc2597_3772282917">
+          <w:hyperlink w:anchor="__RefHeading___Toc2597_3096013202">
             <w:r>
               <w:rPr>
                 <w:rStyle w:val="IndexLink"/>
@@ -549,7 +549,7 @@
             </w:tabs>
             <w:rPr/>
           </w:pPr>
-          <w:hyperlink w:anchor="__RefHeading___Toc2599_3772282917">
+          <w:hyperlink w:anchor="__RefHeading___Toc2599_3096013202">
             <w:r>
               <w:rPr>
                 <w:rStyle w:val="IndexLink"/>
@@ -569,7 +569,7 @@
             </w:tabs>
             <w:rPr/>
           </w:pPr>
-          <w:hyperlink w:anchor="__RefHeading___Toc2601_3772282917">
+          <w:hyperlink w:anchor="__RefHeading___Toc2601_3096013202">
             <w:r>
               <w:rPr>
                 <w:rStyle w:val="IndexLink"/>
@@ -589,7 +589,7 @@
             </w:tabs>
             <w:rPr/>
           </w:pPr>
-          <w:hyperlink w:anchor="__RefHeading___Toc2603_3772282917">
+          <w:hyperlink w:anchor="__RefHeading___Toc2603_3096013202">
             <w:r>
               <w:rPr>
                 <w:rStyle w:val="IndexLink"/>
@@ -609,7 +609,7 @@
             </w:tabs>
             <w:rPr/>
           </w:pPr>
-          <w:hyperlink w:anchor="__RefHeading___Toc2605_3772282917">
+          <w:hyperlink w:anchor="__RefHeading___Toc2605_3096013202">
             <w:r>
               <w:rPr>
                 <w:rStyle w:val="IndexLink"/>
@@ -629,7 +629,7 @@
             </w:tabs>
             <w:rPr/>
           </w:pPr>
-          <w:hyperlink w:anchor="__RefHeading___Toc2607_3772282917">
+          <w:hyperlink w:anchor="__RefHeading___Toc2607_3096013202">
             <w:r>
               <w:rPr>
                 <w:rStyle w:val="IndexLink"/>
@@ -649,7 +649,7 @@
             </w:tabs>
             <w:rPr/>
           </w:pPr>
-          <w:hyperlink w:anchor="__RefHeading___Toc2609_3772282917">
+          <w:hyperlink w:anchor="__RefHeading___Toc2609_3096013202">
             <w:r>
               <w:rPr>
                 <w:rStyle w:val="IndexLink"/>
@@ -669,7 +669,7 @@
             </w:tabs>
             <w:rPr/>
           </w:pPr>
-          <w:hyperlink w:anchor="__RefHeading___Toc2611_3772282917">
+          <w:hyperlink w:anchor="__RefHeading___Toc2611_3096013202">
             <w:r>
               <w:rPr>
                 <w:rStyle w:val="IndexLink"/>
@@ -689,7 +689,7 @@
             </w:tabs>
             <w:rPr/>
           </w:pPr>
-          <w:hyperlink w:anchor="__RefHeading___Toc2613_3772282917">
+          <w:hyperlink w:anchor="__RefHeading___Toc2613_3096013202">
             <w:r>
               <w:rPr>
                 <w:rStyle w:val="IndexLink"/>
@@ -709,7 +709,7 @@
             </w:tabs>
             <w:rPr/>
           </w:pPr>
-          <w:hyperlink w:anchor="__RefHeading___Toc2615_3772282917">
+          <w:hyperlink w:anchor="__RefHeading___Toc2615_3096013202">
             <w:r>
               <w:rPr>
                 <w:rStyle w:val="IndexLink"/>
@@ -749,7 +749,7 @@
         <w:spacing w:lineRule="exact" w:line="240" w:before="240" w:after="120"/>
         <w:rPr/>
       </w:pPr>
-      <w:bookmarkStart w:id="1" w:name="__RefHeading___Toc2583_3772282917"/>
+      <w:bookmarkStart w:id="1" w:name="__RefHeading___Toc2583_3096013202"/>
       <w:bookmarkEnd w:id="1"/>
       <w:r>
         <w:rPr>
@@ -787,7 +787,7 @@
         <w:spacing w:lineRule="exact" w:line="240" w:before="240" w:after="120"/>
         <w:rPr/>
       </w:pPr>
-      <w:bookmarkStart w:id="2" w:name="__RefHeading___Toc2585_3772282917"/>
+      <w:bookmarkStart w:id="2" w:name="__RefHeading___Toc2585_3096013202"/>
       <w:bookmarkEnd w:id="2"/>
       <w:r>
         <w:rPr>
@@ -825,7 +825,7 @@
         <w:spacing w:lineRule="exact" w:line="240" w:before="240" w:after="120"/>
         <w:rPr/>
       </w:pPr>
-      <w:bookmarkStart w:id="3" w:name="__RefHeading___Toc2587_3772282917"/>
+      <w:bookmarkStart w:id="3" w:name="__RefHeading___Toc2587_3096013202"/>
       <w:bookmarkEnd w:id="3"/>
       <w:r>
         <w:rPr>
@@ -2139,7 +2139,7 @@
         <w:spacing w:lineRule="exact" w:line="240" w:before="240" w:after="120"/>
         <w:rPr/>
       </w:pPr>
-      <w:bookmarkStart w:id="4" w:name="__RefHeading___Toc2589_3772282917"/>
+      <w:bookmarkStart w:id="4" w:name="__RefHeading___Toc2589_3096013202"/>
       <w:bookmarkEnd w:id="4"/>
       <w:r>
         <w:rPr>
@@ -2716,7 +2716,7 @@
         <w:spacing w:lineRule="exact" w:line="240" w:before="240" w:after="120"/>
         <w:rPr/>
       </w:pPr>
-      <w:bookmarkStart w:id="5" w:name="__RefHeading___Toc2591_3772282917"/>
+      <w:bookmarkStart w:id="5" w:name="__RefHeading___Toc2591_3096013202"/>
       <w:bookmarkEnd w:id="5"/>
       <w:r>
         <w:rPr>
@@ -2754,7 +2754,7 @@
         <w:spacing w:lineRule="exact" w:line="240" w:before="240" w:after="120"/>
         <w:rPr/>
       </w:pPr>
-      <w:bookmarkStart w:id="6" w:name="__RefHeading___Toc2593_3772282917"/>
+      <w:bookmarkStart w:id="6" w:name="__RefHeading___Toc2593_3096013202"/>
       <w:bookmarkEnd w:id="6"/>
       <w:r>
         <w:rPr>
@@ -2792,7 +2792,7 @@
         <w:spacing w:lineRule="exact" w:line="240" w:before="240" w:after="120"/>
         <w:rPr/>
       </w:pPr>
-      <w:bookmarkStart w:id="7" w:name="__RefHeading___Toc2595_3772282917"/>
+      <w:bookmarkStart w:id="7" w:name="__RefHeading___Toc2595_3096013202"/>
       <w:bookmarkEnd w:id="7"/>
       <w:r>
         <w:rPr>
@@ -2812,7 +2812,7 @@
         <w:spacing w:lineRule="exact" w:line="240" w:before="180" w:after="80"/>
         <w:rPr/>
       </w:pPr>
-      <w:bookmarkStart w:id="8" w:name="__RefHeading___Toc2597_3772282917"/>
+      <w:bookmarkStart w:id="8" w:name="__RefHeading___Toc2597_3096013202"/>
       <w:bookmarkEnd w:id="8"/>
       <w:r>
         <w:rPr>
@@ -2850,7 +2850,7 @@
         <w:spacing w:lineRule="exact" w:line="240" w:before="180" w:after="80"/>
         <w:rPr/>
       </w:pPr>
-      <w:bookmarkStart w:id="9" w:name="__RefHeading___Toc2599_3772282917"/>
+      <w:bookmarkStart w:id="9" w:name="__RefHeading___Toc2599_3096013202"/>
       <w:bookmarkEnd w:id="9"/>
       <w:r>
         <w:rPr>
@@ -3420,7 +3420,7 @@
         <w:spacing w:lineRule="exact" w:line="240" w:before="180" w:after="80"/>
         <w:rPr/>
       </w:pPr>
-      <w:bookmarkStart w:id="10" w:name="__RefHeading___Toc2601_3772282917"/>
+      <w:bookmarkStart w:id="10" w:name="__RefHeading___Toc2601_3096013202"/>
       <w:bookmarkEnd w:id="10"/>
       <w:r>
         <w:rPr>
@@ -3458,7 +3458,7 @@
         <w:spacing w:lineRule="exact" w:line="240" w:before="180" w:after="80"/>
         <w:rPr/>
       </w:pPr>
-      <w:bookmarkStart w:id="11" w:name="__RefHeading___Toc2603_3772282917"/>
+      <w:bookmarkStart w:id="11" w:name="__RefHeading___Toc2603_3096013202"/>
       <w:bookmarkEnd w:id="11"/>
       <w:r>
         <w:rPr>
@@ -3496,7 +3496,7 @@
         <w:spacing w:lineRule="exact" w:line="240" w:before="240" w:after="120"/>
         <w:rPr/>
       </w:pPr>
-      <w:bookmarkStart w:id="12" w:name="__RefHeading___Toc2605_3772282917"/>
+      <w:bookmarkStart w:id="12" w:name="__RefHeading___Toc2605_3096013202"/>
       <w:bookmarkEnd w:id="12"/>
       <w:r>
         <w:rPr>
@@ -3596,7 +3596,7 @@
         <w:spacing w:lineRule="exact" w:line="240" w:before="240" w:after="120"/>
         <w:rPr/>
       </w:pPr>
-      <w:bookmarkStart w:id="13" w:name="__RefHeading___Toc2607_3772282917"/>
+      <w:bookmarkStart w:id="13" w:name="__RefHeading___Toc2607_3096013202"/>
       <w:bookmarkEnd w:id="13"/>
       <w:r>
         <w:rPr>
@@ -3634,7 +3634,7 @@
         <w:spacing w:lineRule="exact" w:line="240" w:before="240" w:after="120"/>
         <w:rPr/>
       </w:pPr>
-      <w:bookmarkStart w:id="14" w:name="__RefHeading___Toc2609_3772282917"/>
+      <w:bookmarkStart w:id="14" w:name="__RefHeading___Toc2609_3096013202"/>
       <w:bookmarkEnd w:id="14"/>
       <w:r>
         <w:rPr>
@@ -3694,7 +3694,7 @@
         <w:spacing w:lineRule="exact" w:line="240" w:before="240" w:after="120"/>
         <w:rPr/>
       </w:pPr>
-      <w:bookmarkStart w:id="15" w:name="__RefHeading___Toc2611_3772282917"/>
+      <w:bookmarkStart w:id="15" w:name="__RefHeading___Toc2611_3096013202"/>
       <w:bookmarkEnd w:id="15"/>
       <w:r>
         <w:rPr>
@@ -3732,7 +3732,7 @@
         <w:spacing w:lineRule="exact" w:line="240" w:before="240" w:after="120"/>
         <w:rPr/>
       </w:pPr>
-      <w:bookmarkStart w:id="16" w:name="__RefHeading___Toc2613_3772282917"/>
+      <w:bookmarkStart w:id="16" w:name="__RefHeading___Toc2613_3096013202"/>
       <w:bookmarkEnd w:id="16"/>
       <w:r>
         <w:rPr>
@@ -3812,7 +3812,7 @@
         <w:spacing w:lineRule="exact" w:line="240" w:before="240" w:after="120"/>
         <w:rPr/>
       </w:pPr>
-      <w:bookmarkStart w:id="17" w:name="__RefHeading___Toc2615_3772282917"/>
+      <w:bookmarkStart w:id="17" w:name="__RefHeading___Toc2615_3096013202"/>
       <w:bookmarkEnd w:id="17"/>
       <w:r>
         <w:rPr>

--- a/reporte/productos_formales/Producto_05_Preprocesamiento_Fraccionamiento.docx
+++ b/reporte/productos_formales/Producto_05_Preprocesamiento_Fraccionamiento.docx
@@ -262,7 +262,7 @@
         <w:spacing w:lineRule="exact" w:line="240" w:before="240" w:after="120"/>
         <w:rPr/>
       </w:pPr>
-      <w:bookmarkStart w:id="0" w:name="__RefHeading___Toc2581_3096013202"/>
+      <w:bookmarkStart w:id="0" w:name="__RefHeading___Toc2581_1748477897"/>
       <w:bookmarkEnd w:id="0"/>
       <w:r>
         <w:rPr>
@@ -369,7 +369,7 @@
             </w:rPr>
             <w:fldChar w:fldCharType="separate"/>
           </w:r>
-          <w:hyperlink w:anchor="__RefHeading___Toc2581_3096013202">
+          <w:hyperlink w:anchor="__RefHeading___Toc2581_1748477897">
             <w:r>
               <w:rPr>
                 <w:rStyle w:val="IndexLink"/>
@@ -389,7 +389,7 @@
             </w:tabs>
             <w:rPr/>
           </w:pPr>
-          <w:hyperlink w:anchor="__RefHeading___Toc2583_3096013202">
+          <w:hyperlink w:anchor="__RefHeading___Toc2583_1748477897">
             <w:r>
               <w:rPr>
                 <w:rStyle w:val="IndexLink"/>
@@ -409,7 +409,7 @@
             </w:tabs>
             <w:rPr/>
           </w:pPr>
-          <w:hyperlink w:anchor="__RefHeading___Toc2585_3096013202">
+          <w:hyperlink w:anchor="__RefHeading___Toc2585_1748477897">
             <w:r>
               <w:rPr>
                 <w:rStyle w:val="IndexLink"/>
@@ -429,7 +429,7 @@
             </w:tabs>
             <w:rPr/>
           </w:pPr>
-          <w:hyperlink w:anchor="__RefHeading___Toc2587_3096013202">
+          <w:hyperlink w:anchor="__RefHeading___Toc2587_1748477897">
             <w:r>
               <w:rPr>
                 <w:rStyle w:val="IndexLink"/>
@@ -449,7 +449,7 @@
             </w:tabs>
             <w:rPr/>
           </w:pPr>
-          <w:hyperlink w:anchor="__RefHeading___Toc2589_3096013202">
+          <w:hyperlink w:anchor="__RefHeading___Toc2589_1748477897">
             <w:r>
               <w:rPr>
                 <w:rStyle w:val="IndexLink"/>
@@ -469,7 +469,7 @@
             </w:tabs>
             <w:rPr/>
           </w:pPr>
-          <w:hyperlink w:anchor="__RefHeading___Toc2591_3096013202">
+          <w:hyperlink w:anchor="__RefHeading___Toc2591_1748477897">
             <w:r>
               <w:rPr>
                 <w:rStyle w:val="IndexLink"/>
@@ -489,7 +489,7 @@
             </w:tabs>
             <w:rPr/>
           </w:pPr>
-          <w:hyperlink w:anchor="__RefHeading___Toc2593_3096013202">
+          <w:hyperlink w:anchor="__RefHeading___Toc2593_1748477897">
             <w:r>
               <w:rPr>
                 <w:rStyle w:val="IndexLink"/>
@@ -509,7 +509,7 @@
             </w:tabs>
             <w:rPr/>
           </w:pPr>
-          <w:hyperlink w:anchor="__RefHeading___Toc2595_3096013202">
+          <w:hyperlink w:anchor="__RefHeading___Toc2595_1748477897">
             <w:r>
               <w:rPr>
                 <w:rStyle w:val="IndexLink"/>
@@ -529,7 +529,7 @@
             </w:tabs>
             <w:rPr/>
           </w:pPr>
-          <w:hyperlink w:anchor="__RefHeading___Toc2597_3096013202">
+          <w:hyperlink w:anchor="__RefHeading___Toc2597_1748477897">
             <w:r>
               <w:rPr>
                 <w:rStyle w:val="IndexLink"/>
@@ -549,7 +549,7 @@
             </w:tabs>
             <w:rPr/>
           </w:pPr>
-          <w:hyperlink w:anchor="__RefHeading___Toc2599_3096013202">
+          <w:hyperlink w:anchor="__RefHeading___Toc2599_1748477897">
             <w:r>
               <w:rPr>
                 <w:rStyle w:val="IndexLink"/>
@@ -569,7 +569,7 @@
             </w:tabs>
             <w:rPr/>
           </w:pPr>
-          <w:hyperlink w:anchor="__RefHeading___Toc2601_3096013202">
+          <w:hyperlink w:anchor="__RefHeading___Toc2601_1748477897">
             <w:r>
               <w:rPr>
                 <w:rStyle w:val="IndexLink"/>
@@ -589,7 +589,7 @@
             </w:tabs>
             <w:rPr/>
           </w:pPr>
-          <w:hyperlink w:anchor="__RefHeading___Toc2603_3096013202">
+          <w:hyperlink w:anchor="__RefHeading___Toc2603_1748477897">
             <w:r>
               <w:rPr>
                 <w:rStyle w:val="IndexLink"/>
@@ -609,7 +609,7 @@
             </w:tabs>
             <w:rPr/>
           </w:pPr>
-          <w:hyperlink w:anchor="__RefHeading___Toc2605_3096013202">
+          <w:hyperlink w:anchor="__RefHeading___Toc2605_1748477897">
             <w:r>
               <w:rPr>
                 <w:rStyle w:val="IndexLink"/>
@@ -629,7 +629,7 @@
             </w:tabs>
             <w:rPr/>
           </w:pPr>
-          <w:hyperlink w:anchor="__RefHeading___Toc2607_3096013202">
+          <w:hyperlink w:anchor="__RefHeading___Toc2607_1748477897">
             <w:r>
               <w:rPr>
                 <w:rStyle w:val="IndexLink"/>
@@ -649,7 +649,7 @@
             </w:tabs>
             <w:rPr/>
           </w:pPr>
-          <w:hyperlink w:anchor="__RefHeading___Toc2609_3096013202">
+          <w:hyperlink w:anchor="__RefHeading___Toc2609_1748477897">
             <w:r>
               <w:rPr>
                 <w:rStyle w:val="IndexLink"/>
@@ -669,7 +669,7 @@
             </w:tabs>
             <w:rPr/>
           </w:pPr>
-          <w:hyperlink w:anchor="__RefHeading___Toc2611_3096013202">
+          <w:hyperlink w:anchor="__RefHeading___Toc2611_1748477897">
             <w:r>
               <w:rPr>
                 <w:rStyle w:val="IndexLink"/>
@@ -689,7 +689,7 @@
             </w:tabs>
             <w:rPr/>
           </w:pPr>
-          <w:hyperlink w:anchor="__RefHeading___Toc2613_3096013202">
+          <w:hyperlink w:anchor="__RefHeading___Toc2613_1748477897">
             <w:r>
               <w:rPr>
                 <w:rStyle w:val="IndexLink"/>
@@ -709,7 +709,7 @@
             </w:tabs>
             <w:rPr/>
           </w:pPr>
-          <w:hyperlink w:anchor="__RefHeading___Toc2615_3096013202">
+          <w:hyperlink w:anchor="__RefHeading___Toc2615_1748477897">
             <w:r>
               <w:rPr>
                 <w:rStyle w:val="IndexLink"/>
@@ -749,7 +749,7 @@
         <w:spacing w:lineRule="exact" w:line="240" w:before="240" w:after="120"/>
         <w:rPr/>
       </w:pPr>
-      <w:bookmarkStart w:id="1" w:name="__RefHeading___Toc2583_3096013202"/>
+      <w:bookmarkStart w:id="1" w:name="__RefHeading___Toc2583_1748477897"/>
       <w:bookmarkEnd w:id="1"/>
       <w:r>
         <w:rPr>
@@ -787,7 +787,7 @@
         <w:spacing w:lineRule="exact" w:line="240" w:before="240" w:after="120"/>
         <w:rPr/>
       </w:pPr>
-      <w:bookmarkStart w:id="2" w:name="__RefHeading___Toc2585_3096013202"/>
+      <w:bookmarkStart w:id="2" w:name="__RefHeading___Toc2585_1748477897"/>
       <w:bookmarkEnd w:id="2"/>
       <w:r>
         <w:rPr>
@@ -825,7 +825,7 @@
         <w:spacing w:lineRule="exact" w:line="240" w:before="240" w:after="120"/>
         <w:rPr/>
       </w:pPr>
-      <w:bookmarkStart w:id="3" w:name="__RefHeading___Toc2587_3096013202"/>
+      <w:bookmarkStart w:id="3" w:name="__RefHeading___Toc2587_1748477897"/>
       <w:bookmarkEnd w:id="3"/>
       <w:r>
         <w:rPr>
@@ -2139,7 +2139,7 @@
         <w:spacing w:lineRule="exact" w:line="240" w:before="240" w:after="120"/>
         <w:rPr/>
       </w:pPr>
-      <w:bookmarkStart w:id="4" w:name="__RefHeading___Toc2589_3096013202"/>
+      <w:bookmarkStart w:id="4" w:name="__RefHeading___Toc2589_1748477897"/>
       <w:bookmarkEnd w:id="4"/>
       <w:r>
         <w:rPr>
@@ -2716,7 +2716,7 @@
         <w:spacing w:lineRule="exact" w:line="240" w:before="240" w:after="120"/>
         <w:rPr/>
       </w:pPr>
-      <w:bookmarkStart w:id="5" w:name="__RefHeading___Toc2591_3096013202"/>
+      <w:bookmarkStart w:id="5" w:name="__RefHeading___Toc2591_1748477897"/>
       <w:bookmarkEnd w:id="5"/>
       <w:r>
         <w:rPr>
@@ -2754,7 +2754,7 @@
         <w:spacing w:lineRule="exact" w:line="240" w:before="240" w:after="120"/>
         <w:rPr/>
       </w:pPr>
-      <w:bookmarkStart w:id="6" w:name="__RefHeading___Toc2593_3096013202"/>
+      <w:bookmarkStart w:id="6" w:name="__RefHeading___Toc2593_1748477897"/>
       <w:bookmarkEnd w:id="6"/>
       <w:r>
         <w:rPr>
@@ -2792,7 +2792,7 @@
         <w:spacing w:lineRule="exact" w:line="240" w:before="240" w:after="120"/>
         <w:rPr/>
       </w:pPr>
-      <w:bookmarkStart w:id="7" w:name="__RefHeading___Toc2595_3096013202"/>
+      <w:bookmarkStart w:id="7" w:name="__RefHeading___Toc2595_1748477897"/>
       <w:bookmarkEnd w:id="7"/>
       <w:r>
         <w:rPr>
@@ -2812,7 +2812,7 @@
         <w:spacing w:lineRule="exact" w:line="240" w:before="180" w:after="80"/>
         <w:rPr/>
       </w:pPr>
-      <w:bookmarkStart w:id="8" w:name="__RefHeading___Toc2597_3096013202"/>
+      <w:bookmarkStart w:id="8" w:name="__RefHeading___Toc2597_1748477897"/>
       <w:bookmarkEnd w:id="8"/>
       <w:r>
         <w:rPr>
@@ -2850,7 +2850,7 @@
         <w:spacing w:lineRule="exact" w:line="240" w:before="180" w:after="80"/>
         <w:rPr/>
       </w:pPr>
-      <w:bookmarkStart w:id="9" w:name="__RefHeading___Toc2599_3096013202"/>
+      <w:bookmarkStart w:id="9" w:name="__RefHeading___Toc2599_1748477897"/>
       <w:bookmarkEnd w:id="9"/>
       <w:r>
         <w:rPr>
@@ -3420,7 +3420,7 @@
         <w:spacing w:lineRule="exact" w:line="240" w:before="180" w:after="80"/>
         <w:rPr/>
       </w:pPr>
-      <w:bookmarkStart w:id="10" w:name="__RefHeading___Toc2601_3096013202"/>
+      <w:bookmarkStart w:id="10" w:name="__RefHeading___Toc2601_1748477897"/>
       <w:bookmarkEnd w:id="10"/>
       <w:r>
         <w:rPr>
@@ -3458,7 +3458,7 @@
         <w:spacing w:lineRule="exact" w:line="240" w:before="180" w:after="80"/>
         <w:rPr/>
       </w:pPr>
-      <w:bookmarkStart w:id="11" w:name="__RefHeading___Toc2603_3096013202"/>
+      <w:bookmarkStart w:id="11" w:name="__RefHeading___Toc2603_1748477897"/>
       <w:bookmarkEnd w:id="11"/>
       <w:r>
         <w:rPr>
@@ -3496,7 +3496,7 @@
         <w:spacing w:lineRule="exact" w:line="240" w:before="240" w:after="120"/>
         <w:rPr/>
       </w:pPr>
-      <w:bookmarkStart w:id="12" w:name="__RefHeading___Toc2605_3096013202"/>
+      <w:bookmarkStart w:id="12" w:name="__RefHeading___Toc2605_1748477897"/>
       <w:bookmarkEnd w:id="12"/>
       <w:r>
         <w:rPr>
@@ -3596,7 +3596,7 @@
         <w:spacing w:lineRule="exact" w:line="240" w:before="240" w:after="120"/>
         <w:rPr/>
       </w:pPr>
-      <w:bookmarkStart w:id="13" w:name="__RefHeading___Toc2607_3096013202"/>
+      <w:bookmarkStart w:id="13" w:name="__RefHeading___Toc2607_1748477897"/>
       <w:bookmarkEnd w:id="13"/>
       <w:r>
         <w:rPr>
@@ -3634,7 +3634,7 @@
         <w:spacing w:lineRule="exact" w:line="240" w:before="240" w:after="120"/>
         <w:rPr/>
       </w:pPr>
-      <w:bookmarkStart w:id="14" w:name="__RefHeading___Toc2609_3096013202"/>
+      <w:bookmarkStart w:id="14" w:name="__RefHeading___Toc2609_1748477897"/>
       <w:bookmarkEnd w:id="14"/>
       <w:r>
         <w:rPr>
@@ -3694,7 +3694,7 @@
         <w:spacing w:lineRule="exact" w:line="240" w:before="240" w:after="120"/>
         <w:rPr/>
       </w:pPr>
-      <w:bookmarkStart w:id="15" w:name="__RefHeading___Toc2611_3096013202"/>
+      <w:bookmarkStart w:id="15" w:name="__RefHeading___Toc2611_1748477897"/>
       <w:bookmarkEnd w:id="15"/>
       <w:r>
         <w:rPr>
@@ -3732,7 +3732,7 @@
         <w:spacing w:lineRule="exact" w:line="240" w:before="240" w:after="120"/>
         <w:rPr/>
       </w:pPr>
-      <w:bookmarkStart w:id="16" w:name="__RefHeading___Toc2613_3096013202"/>
+      <w:bookmarkStart w:id="16" w:name="__RefHeading___Toc2613_1748477897"/>
       <w:bookmarkEnd w:id="16"/>
       <w:r>
         <w:rPr>
@@ -3812,7 +3812,7 @@
         <w:spacing w:lineRule="exact" w:line="240" w:before="240" w:after="120"/>
         <w:rPr/>
       </w:pPr>
-      <w:bookmarkStart w:id="17" w:name="__RefHeading___Toc2615_3096013202"/>
+      <w:bookmarkStart w:id="17" w:name="__RefHeading___Toc2615_1748477897"/>
       <w:bookmarkEnd w:id="17"/>
       <w:r>
         <w:rPr>

--- a/reporte/productos_formales/Producto_05_Preprocesamiento_Fraccionamiento.docx
+++ b/reporte/productos_formales/Producto_05_Preprocesamiento_Fraccionamiento.docx
@@ -262,7 +262,7 @@
         <w:spacing w:lineRule="exact" w:line="240" w:before="240" w:after="120"/>
         <w:rPr/>
       </w:pPr>
-      <w:bookmarkStart w:id="0" w:name="__RefHeading___Toc2581_1748477897"/>
+      <w:bookmarkStart w:id="0" w:name="__RefHeading___Toc2581_145107985"/>
       <w:bookmarkEnd w:id="0"/>
       <w:r>
         <w:rPr>
@@ -369,7 +369,7 @@
             </w:rPr>
             <w:fldChar w:fldCharType="separate"/>
           </w:r>
-          <w:hyperlink w:anchor="__RefHeading___Toc2581_1748477897">
+          <w:hyperlink w:anchor="__RefHeading___Toc2581_145107985">
             <w:r>
               <w:rPr>
                 <w:rStyle w:val="IndexLink"/>
@@ -389,7 +389,7 @@
             </w:tabs>
             <w:rPr/>
           </w:pPr>
-          <w:hyperlink w:anchor="__RefHeading___Toc2583_1748477897">
+          <w:hyperlink w:anchor="__RefHeading___Toc2583_145107985">
             <w:r>
               <w:rPr>
                 <w:rStyle w:val="IndexLink"/>
@@ -409,7 +409,7 @@
             </w:tabs>
             <w:rPr/>
           </w:pPr>
-          <w:hyperlink w:anchor="__RefHeading___Toc2585_1748477897">
+          <w:hyperlink w:anchor="__RefHeading___Toc2585_145107985">
             <w:r>
               <w:rPr>
                 <w:rStyle w:val="IndexLink"/>
@@ -429,7 +429,7 @@
             </w:tabs>
             <w:rPr/>
           </w:pPr>
-          <w:hyperlink w:anchor="__RefHeading___Toc2587_1748477897">
+          <w:hyperlink w:anchor="__RefHeading___Toc2587_145107985">
             <w:r>
               <w:rPr>
                 <w:rStyle w:val="IndexLink"/>
@@ -449,7 +449,7 @@
             </w:tabs>
             <w:rPr/>
           </w:pPr>
-          <w:hyperlink w:anchor="__RefHeading___Toc2589_1748477897">
+          <w:hyperlink w:anchor="__RefHeading___Toc2589_145107985">
             <w:r>
               <w:rPr>
                 <w:rStyle w:val="IndexLink"/>
@@ -469,7 +469,7 @@
             </w:tabs>
             <w:rPr/>
           </w:pPr>
-          <w:hyperlink w:anchor="__RefHeading___Toc2591_1748477897">
+          <w:hyperlink w:anchor="__RefHeading___Toc2591_145107985">
             <w:r>
               <w:rPr>
                 <w:rStyle w:val="IndexLink"/>
@@ -489,7 +489,7 @@
             </w:tabs>
             <w:rPr/>
           </w:pPr>
-          <w:hyperlink w:anchor="__RefHeading___Toc2593_1748477897">
+          <w:hyperlink w:anchor="__RefHeading___Toc2593_145107985">
             <w:r>
               <w:rPr>
                 <w:rStyle w:val="IndexLink"/>
@@ -509,7 +509,7 @@
             </w:tabs>
             <w:rPr/>
           </w:pPr>
-          <w:hyperlink w:anchor="__RefHeading___Toc2595_1748477897">
+          <w:hyperlink w:anchor="__RefHeading___Toc2595_145107985">
             <w:r>
               <w:rPr>
                 <w:rStyle w:val="IndexLink"/>
@@ -529,7 +529,7 @@
             </w:tabs>
             <w:rPr/>
           </w:pPr>
-          <w:hyperlink w:anchor="__RefHeading___Toc2597_1748477897">
+          <w:hyperlink w:anchor="__RefHeading___Toc2597_145107985">
             <w:r>
               <w:rPr>
                 <w:rStyle w:val="IndexLink"/>
@@ -549,7 +549,7 @@
             </w:tabs>
             <w:rPr/>
           </w:pPr>
-          <w:hyperlink w:anchor="__RefHeading___Toc2599_1748477897">
+          <w:hyperlink w:anchor="__RefHeading___Toc2599_145107985">
             <w:r>
               <w:rPr>
                 <w:rStyle w:val="IndexLink"/>
@@ -569,7 +569,7 @@
             </w:tabs>
             <w:rPr/>
           </w:pPr>
-          <w:hyperlink w:anchor="__RefHeading___Toc2601_1748477897">
+          <w:hyperlink w:anchor="__RefHeading___Toc2601_145107985">
             <w:r>
               <w:rPr>
                 <w:rStyle w:val="IndexLink"/>
@@ -589,7 +589,7 @@
             </w:tabs>
             <w:rPr/>
           </w:pPr>
-          <w:hyperlink w:anchor="__RefHeading___Toc2603_1748477897">
+          <w:hyperlink w:anchor="__RefHeading___Toc2603_145107985">
             <w:r>
               <w:rPr>
                 <w:rStyle w:val="IndexLink"/>
@@ -609,7 +609,7 @@
             </w:tabs>
             <w:rPr/>
           </w:pPr>
-          <w:hyperlink w:anchor="__RefHeading___Toc2605_1748477897">
+          <w:hyperlink w:anchor="__RefHeading___Toc2605_145107985">
             <w:r>
               <w:rPr>
                 <w:rStyle w:val="IndexLink"/>
@@ -629,7 +629,7 @@
             </w:tabs>
             <w:rPr/>
           </w:pPr>
-          <w:hyperlink w:anchor="__RefHeading___Toc2607_1748477897">
+          <w:hyperlink w:anchor="__RefHeading___Toc2607_145107985">
             <w:r>
               <w:rPr>
                 <w:rStyle w:val="IndexLink"/>
@@ -649,7 +649,7 @@
             </w:tabs>
             <w:rPr/>
           </w:pPr>
-          <w:hyperlink w:anchor="__RefHeading___Toc2609_1748477897">
+          <w:hyperlink w:anchor="__RefHeading___Toc2609_145107985">
             <w:r>
               <w:rPr>
                 <w:rStyle w:val="IndexLink"/>
@@ -669,7 +669,7 @@
             </w:tabs>
             <w:rPr/>
           </w:pPr>
-          <w:hyperlink w:anchor="__RefHeading___Toc2611_1748477897">
+          <w:hyperlink w:anchor="__RefHeading___Toc2611_145107985">
             <w:r>
               <w:rPr>
                 <w:rStyle w:val="IndexLink"/>
@@ -689,7 +689,7 @@
             </w:tabs>
             <w:rPr/>
           </w:pPr>
-          <w:hyperlink w:anchor="__RefHeading___Toc2613_1748477897">
+          <w:hyperlink w:anchor="__RefHeading___Toc2613_145107985">
             <w:r>
               <w:rPr>
                 <w:rStyle w:val="IndexLink"/>
@@ -709,7 +709,7 @@
             </w:tabs>
             <w:rPr/>
           </w:pPr>
-          <w:hyperlink w:anchor="__RefHeading___Toc2615_1748477897">
+          <w:hyperlink w:anchor="__RefHeading___Toc2615_145107985">
             <w:r>
               <w:rPr>
                 <w:rStyle w:val="IndexLink"/>
@@ -749,7 +749,7 @@
         <w:spacing w:lineRule="exact" w:line="240" w:before="240" w:after="120"/>
         <w:rPr/>
       </w:pPr>
-      <w:bookmarkStart w:id="1" w:name="__RefHeading___Toc2583_1748477897"/>
+      <w:bookmarkStart w:id="1" w:name="__RefHeading___Toc2583_145107985"/>
       <w:bookmarkEnd w:id="1"/>
       <w:r>
         <w:rPr>
@@ -787,7 +787,7 @@
         <w:spacing w:lineRule="exact" w:line="240" w:before="240" w:after="120"/>
         <w:rPr/>
       </w:pPr>
-      <w:bookmarkStart w:id="2" w:name="__RefHeading___Toc2585_1748477897"/>
+      <w:bookmarkStart w:id="2" w:name="__RefHeading___Toc2585_145107985"/>
       <w:bookmarkEnd w:id="2"/>
       <w:r>
         <w:rPr>
@@ -825,7 +825,7 @@
         <w:spacing w:lineRule="exact" w:line="240" w:before="240" w:after="120"/>
         <w:rPr/>
       </w:pPr>
-      <w:bookmarkStart w:id="3" w:name="__RefHeading___Toc2587_1748477897"/>
+      <w:bookmarkStart w:id="3" w:name="__RefHeading___Toc2587_145107985"/>
       <w:bookmarkEnd w:id="3"/>
       <w:r>
         <w:rPr>
@@ -2139,7 +2139,7 @@
         <w:spacing w:lineRule="exact" w:line="240" w:before="240" w:after="120"/>
         <w:rPr/>
       </w:pPr>
-      <w:bookmarkStart w:id="4" w:name="__RefHeading___Toc2589_1748477897"/>
+      <w:bookmarkStart w:id="4" w:name="__RefHeading___Toc2589_145107985"/>
       <w:bookmarkEnd w:id="4"/>
       <w:r>
         <w:rPr>
@@ -2716,7 +2716,7 @@
         <w:spacing w:lineRule="exact" w:line="240" w:before="240" w:after="120"/>
         <w:rPr/>
       </w:pPr>
-      <w:bookmarkStart w:id="5" w:name="__RefHeading___Toc2591_1748477897"/>
+      <w:bookmarkStart w:id="5" w:name="__RefHeading___Toc2591_145107985"/>
       <w:bookmarkEnd w:id="5"/>
       <w:r>
         <w:rPr>
@@ -2754,7 +2754,7 @@
         <w:spacing w:lineRule="exact" w:line="240" w:before="240" w:after="120"/>
         <w:rPr/>
       </w:pPr>
-      <w:bookmarkStart w:id="6" w:name="__RefHeading___Toc2593_1748477897"/>
+      <w:bookmarkStart w:id="6" w:name="__RefHeading___Toc2593_145107985"/>
       <w:bookmarkEnd w:id="6"/>
       <w:r>
         <w:rPr>
@@ -2792,7 +2792,7 @@
         <w:spacing w:lineRule="exact" w:line="240" w:before="240" w:after="120"/>
         <w:rPr/>
       </w:pPr>
-      <w:bookmarkStart w:id="7" w:name="__RefHeading___Toc2595_1748477897"/>
+      <w:bookmarkStart w:id="7" w:name="__RefHeading___Toc2595_145107985"/>
       <w:bookmarkEnd w:id="7"/>
       <w:r>
         <w:rPr>
@@ -2812,7 +2812,7 @@
         <w:spacing w:lineRule="exact" w:line="240" w:before="180" w:after="80"/>
         <w:rPr/>
       </w:pPr>
-      <w:bookmarkStart w:id="8" w:name="__RefHeading___Toc2597_1748477897"/>
+      <w:bookmarkStart w:id="8" w:name="__RefHeading___Toc2597_145107985"/>
       <w:bookmarkEnd w:id="8"/>
       <w:r>
         <w:rPr>
@@ -2850,7 +2850,7 @@
         <w:spacing w:lineRule="exact" w:line="240" w:before="180" w:after="80"/>
         <w:rPr/>
       </w:pPr>
-      <w:bookmarkStart w:id="9" w:name="__RefHeading___Toc2599_1748477897"/>
+      <w:bookmarkStart w:id="9" w:name="__RefHeading___Toc2599_145107985"/>
       <w:bookmarkEnd w:id="9"/>
       <w:r>
         <w:rPr>
@@ -3420,7 +3420,7 @@
         <w:spacing w:lineRule="exact" w:line="240" w:before="180" w:after="80"/>
         <w:rPr/>
       </w:pPr>
-      <w:bookmarkStart w:id="10" w:name="__RefHeading___Toc2601_1748477897"/>
+      <w:bookmarkStart w:id="10" w:name="__RefHeading___Toc2601_145107985"/>
       <w:bookmarkEnd w:id="10"/>
       <w:r>
         <w:rPr>
@@ -3458,7 +3458,7 @@
         <w:spacing w:lineRule="exact" w:line="240" w:before="180" w:after="80"/>
         <w:rPr/>
       </w:pPr>
-      <w:bookmarkStart w:id="11" w:name="__RefHeading___Toc2603_1748477897"/>
+      <w:bookmarkStart w:id="11" w:name="__RefHeading___Toc2603_145107985"/>
       <w:bookmarkEnd w:id="11"/>
       <w:r>
         <w:rPr>
@@ -3496,7 +3496,7 @@
         <w:spacing w:lineRule="exact" w:line="240" w:before="240" w:after="120"/>
         <w:rPr/>
       </w:pPr>
-      <w:bookmarkStart w:id="12" w:name="__RefHeading___Toc2605_1748477897"/>
+      <w:bookmarkStart w:id="12" w:name="__RefHeading___Toc2605_145107985"/>
       <w:bookmarkEnd w:id="12"/>
       <w:r>
         <w:rPr>
@@ -3596,7 +3596,7 @@
         <w:spacing w:lineRule="exact" w:line="240" w:before="240" w:after="120"/>
         <w:rPr/>
       </w:pPr>
-      <w:bookmarkStart w:id="13" w:name="__RefHeading___Toc2607_1748477897"/>
+      <w:bookmarkStart w:id="13" w:name="__RefHeading___Toc2607_145107985"/>
       <w:bookmarkEnd w:id="13"/>
       <w:r>
         <w:rPr>
@@ -3634,7 +3634,7 @@
         <w:spacing w:lineRule="exact" w:line="240" w:before="240" w:after="120"/>
         <w:rPr/>
       </w:pPr>
-      <w:bookmarkStart w:id="14" w:name="__RefHeading___Toc2609_1748477897"/>
+      <w:bookmarkStart w:id="14" w:name="__RefHeading___Toc2609_145107985"/>
       <w:bookmarkEnd w:id="14"/>
       <w:r>
         <w:rPr>
@@ -3694,7 +3694,7 @@
         <w:spacing w:lineRule="exact" w:line="240" w:before="240" w:after="120"/>
         <w:rPr/>
       </w:pPr>
-      <w:bookmarkStart w:id="15" w:name="__RefHeading___Toc2611_1748477897"/>
+      <w:bookmarkStart w:id="15" w:name="__RefHeading___Toc2611_145107985"/>
       <w:bookmarkEnd w:id="15"/>
       <w:r>
         <w:rPr>
@@ -3732,7 +3732,7 @@
         <w:spacing w:lineRule="exact" w:line="240" w:before="240" w:after="120"/>
         <w:rPr/>
       </w:pPr>
-      <w:bookmarkStart w:id="16" w:name="__RefHeading___Toc2613_1748477897"/>
+      <w:bookmarkStart w:id="16" w:name="__RefHeading___Toc2613_145107985"/>
       <w:bookmarkEnd w:id="16"/>
       <w:r>
         <w:rPr>
@@ -3812,7 +3812,7 @@
         <w:spacing w:lineRule="exact" w:line="240" w:before="240" w:after="120"/>
         <w:rPr/>
       </w:pPr>
-      <w:bookmarkStart w:id="17" w:name="__RefHeading___Toc2615_1748477897"/>
+      <w:bookmarkStart w:id="17" w:name="__RefHeading___Toc2615_145107985"/>
       <w:bookmarkEnd w:id="17"/>
       <w:r>
         <w:rPr>

--- a/reporte/productos_formales/Producto_05_Preprocesamiento_Fraccionamiento.docx
+++ b/reporte/productos_formales/Producto_05_Preprocesamiento_Fraccionamiento.docx
@@ -262,7 +262,7 @@
         <w:spacing w:lineRule="exact" w:line="240" w:before="240" w:after="120"/>
         <w:rPr/>
       </w:pPr>
-      <w:bookmarkStart w:id="0" w:name="__RefHeading___Toc2581_145107985"/>
+      <w:bookmarkStart w:id="0" w:name="__RefHeading___Toc2753_3538885593"/>
       <w:bookmarkEnd w:id="0"/>
       <w:r>
         <w:rPr>
@@ -369,7 +369,7 @@
             </w:rPr>
             <w:fldChar w:fldCharType="separate"/>
           </w:r>
-          <w:hyperlink w:anchor="__RefHeading___Toc2581_145107985">
+          <w:hyperlink w:anchor="__RefHeading___Toc2753_3538885593">
             <w:r>
               <w:rPr>
                 <w:rStyle w:val="IndexLink"/>
@@ -389,7 +389,7 @@
             </w:tabs>
             <w:rPr/>
           </w:pPr>
-          <w:hyperlink w:anchor="__RefHeading___Toc2583_145107985">
+          <w:hyperlink w:anchor="__RefHeading___Toc2755_3538885593">
             <w:r>
               <w:rPr>
                 <w:rStyle w:val="IndexLink"/>
@@ -409,7 +409,7 @@
             </w:tabs>
             <w:rPr/>
           </w:pPr>
-          <w:hyperlink w:anchor="__RefHeading___Toc2585_145107985">
+          <w:hyperlink w:anchor="__RefHeading___Toc2757_3538885593">
             <w:r>
               <w:rPr>
                 <w:rStyle w:val="IndexLink"/>
@@ -429,7 +429,7 @@
             </w:tabs>
             <w:rPr/>
           </w:pPr>
-          <w:hyperlink w:anchor="__RefHeading___Toc2587_145107985">
+          <w:hyperlink w:anchor="__RefHeading___Toc2759_3538885593">
             <w:r>
               <w:rPr>
                 <w:rStyle w:val="IndexLink"/>
@@ -449,7 +449,7 @@
             </w:tabs>
             <w:rPr/>
           </w:pPr>
-          <w:hyperlink w:anchor="__RefHeading___Toc2589_145107985">
+          <w:hyperlink w:anchor="__RefHeading___Toc2761_3538885593">
             <w:r>
               <w:rPr>
                 <w:rStyle w:val="IndexLink"/>
@@ -469,7 +469,7 @@
             </w:tabs>
             <w:rPr/>
           </w:pPr>
-          <w:hyperlink w:anchor="__RefHeading___Toc2591_145107985">
+          <w:hyperlink w:anchor="__RefHeading___Toc2763_3538885593">
             <w:r>
               <w:rPr>
                 <w:rStyle w:val="IndexLink"/>
@@ -489,7 +489,7 @@
             </w:tabs>
             <w:rPr/>
           </w:pPr>
-          <w:hyperlink w:anchor="__RefHeading___Toc2593_145107985">
+          <w:hyperlink w:anchor="__RefHeading___Toc2765_3538885593">
             <w:r>
               <w:rPr>
                 <w:rStyle w:val="IndexLink"/>
@@ -509,7 +509,7 @@
             </w:tabs>
             <w:rPr/>
           </w:pPr>
-          <w:hyperlink w:anchor="__RefHeading___Toc2595_145107985">
+          <w:hyperlink w:anchor="__RefHeading___Toc2767_3538885593">
             <w:r>
               <w:rPr>
                 <w:rStyle w:val="IndexLink"/>
@@ -529,7 +529,7 @@
             </w:tabs>
             <w:rPr/>
           </w:pPr>
-          <w:hyperlink w:anchor="__RefHeading___Toc2597_145107985">
+          <w:hyperlink w:anchor="__RefHeading___Toc2769_3538885593">
             <w:r>
               <w:rPr>
                 <w:rStyle w:val="IndexLink"/>
@@ -549,7 +549,7 @@
             </w:tabs>
             <w:rPr/>
           </w:pPr>
-          <w:hyperlink w:anchor="__RefHeading___Toc2599_145107985">
+          <w:hyperlink w:anchor="__RefHeading___Toc2771_3538885593">
             <w:r>
               <w:rPr>
                 <w:rStyle w:val="IndexLink"/>
@@ -569,7 +569,7 @@
             </w:tabs>
             <w:rPr/>
           </w:pPr>
-          <w:hyperlink w:anchor="__RefHeading___Toc2601_145107985">
+          <w:hyperlink w:anchor="__RefHeading___Toc2773_3538885593">
             <w:r>
               <w:rPr>
                 <w:rStyle w:val="IndexLink"/>
@@ -589,7 +589,7 @@
             </w:tabs>
             <w:rPr/>
           </w:pPr>
-          <w:hyperlink w:anchor="__RefHeading___Toc2603_145107985">
+          <w:hyperlink w:anchor="__RefHeading___Toc2775_3538885593">
             <w:r>
               <w:rPr>
                 <w:rStyle w:val="IndexLink"/>
@@ -609,7 +609,7 @@
             </w:tabs>
             <w:rPr/>
           </w:pPr>
-          <w:hyperlink w:anchor="__RefHeading___Toc2605_145107985">
+          <w:hyperlink w:anchor="__RefHeading___Toc2777_3538885593">
             <w:r>
               <w:rPr>
                 <w:rStyle w:val="IndexLink"/>
@@ -629,7 +629,7 @@
             </w:tabs>
             <w:rPr/>
           </w:pPr>
-          <w:hyperlink w:anchor="__RefHeading___Toc2607_145107985">
+          <w:hyperlink w:anchor="__RefHeading___Toc2779_3538885593">
             <w:r>
               <w:rPr>
                 <w:rStyle w:val="IndexLink"/>
@@ -649,7 +649,7 @@
             </w:tabs>
             <w:rPr/>
           </w:pPr>
-          <w:hyperlink w:anchor="__RefHeading___Toc2609_145107985">
+          <w:hyperlink w:anchor="__RefHeading___Toc2781_3538885593">
             <w:r>
               <w:rPr>
                 <w:rStyle w:val="IndexLink"/>
@@ -669,7 +669,7 @@
             </w:tabs>
             <w:rPr/>
           </w:pPr>
-          <w:hyperlink w:anchor="__RefHeading___Toc2611_145107985">
+          <w:hyperlink w:anchor="__RefHeading___Toc2783_3538885593">
             <w:r>
               <w:rPr>
                 <w:rStyle w:val="IndexLink"/>
@@ -689,7 +689,7 @@
             </w:tabs>
             <w:rPr/>
           </w:pPr>
-          <w:hyperlink w:anchor="__RefHeading___Toc2613_145107985">
+          <w:hyperlink w:anchor="__RefHeading___Toc2785_3538885593">
             <w:r>
               <w:rPr>
                 <w:rStyle w:val="IndexLink"/>
@@ -709,7 +709,7 @@
             </w:tabs>
             <w:rPr/>
           </w:pPr>
-          <w:hyperlink w:anchor="__RefHeading___Toc2615_145107985">
+          <w:hyperlink w:anchor="__RefHeading___Toc2787_3538885593">
             <w:r>
               <w:rPr>
                 <w:rStyle w:val="IndexLink"/>
@@ -749,7 +749,7 @@
         <w:spacing w:lineRule="exact" w:line="240" w:before="240" w:after="120"/>
         <w:rPr/>
       </w:pPr>
-      <w:bookmarkStart w:id="1" w:name="__RefHeading___Toc2583_145107985"/>
+      <w:bookmarkStart w:id="1" w:name="__RefHeading___Toc2755_3538885593"/>
       <w:bookmarkEnd w:id="1"/>
       <w:r>
         <w:rPr>
@@ -787,7 +787,7 @@
         <w:spacing w:lineRule="exact" w:line="240" w:before="240" w:after="120"/>
         <w:rPr/>
       </w:pPr>
-      <w:bookmarkStart w:id="2" w:name="__RefHeading___Toc2585_145107985"/>
+      <w:bookmarkStart w:id="2" w:name="__RefHeading___Toc2757_3538885593"/>
       <w:bookmarkEnd w:id="2"/>
       <w:r>
         <w:rPr>
@@ -825,7 +825,7 @@
         <w:spacing w:lineRule="exact" w:line="240" w:before="240" w:after="120"/>
         <w:rPr/>
       </w:pPr>
-      <w:bookmarkStart w:id="3" w:name="__RefHeading___Toc2587_145107985"/>
+      <w:bookmarkStart w:id="3" w:name="__RefHeading___Toc2759_3538885593"/>
       <w:bookmarkEnd w:id="3"/>
       <w:r>
         <w:rPr>
@@ -2139,7 +2139,7 @@
         <w:spacing w:lineRule="exact" w:line="240" w:before="240" w:after="120"/>
         <w:rPr/>
       </w:pPr>
-      <w:bookmarkStart w:id="4" w:name="__RefHeading___Toc2589_145107985"/>
+      <w:bookmarkStart w:id="4" w:name="__RefHeading___Toc2761_3538885593"/>
       <w:bookmarkEnd w:id="4"/>
       <w:r>
         <w:rPr>
@@ -2716,7 +2716,7 @@
         <w:spacing w:lineRule="exact" w:line="240" w:before="240" w:after="120"/>
         <w:rPr/>
       </w:pPr>
-      <w:bookmarkStart w:id="5" w:name="__RefHeading___Toc2591_145107985"/>
+      <w:bookmarkStart w:id="5" w:name="__RefHeading___Toc2763_3538885593"/>
       <w:bookmarkEnd w:id="5"/>
       <w:r>
         <w:rPr>
@@ -2754,7 +2754,7 @@
         <w:spacing w:lineRule="exact" w:line="240" w:before="240" w:after="120"/>
         <w:rPr/>
       </w:pPr>
-      <w:bookmarkStart w:id="6" w:name="__RefHeading___Toc2593_145107985"/>
+      <w:bookmarkStart w:id="6" w:name="__RefHeading___Toc2765_3538885593"/>
       <w:bookmarkEnd w:id="6"/>
       <w:r>
         <w:rPr>
@@ -2792,7 +2792,7 @@
         <w:spacing w:lineRule="exact" w:line="240" w:before="240" w:after="120"/>
         <w:rPr/>
       </w:pPr>
-      <w:bookmarkStart w:id="7" w:name="__RefHeading___Toc2595_145107985"/>
+      <w:bookmarkStart w:id="7" w:name="__RefHeading___Toc2767_3538885593"/>
       <w:bookmarkEnd w:id="7"/>
       <w:r>
         <w:rPr>
@@ -2812,7 +2812,7 @@
         <w:spacing w:lineRule="exact" w:line="240" w:before="180" w:after="80"/>
         <w:rPr/>
       </w:pPr>
-      <w:bookmarkStart w:id="8" w:name="__RefHeading___Toc2597_145107985"/>
+      <w:bookmarkStart w:id="8" w:name="__RefHeading___Toc2769_3538885593"/>
       <w:bookmarkEnd w:id="8"/>
       <w:r>
         <w:rPr>
@@ -2850,7 +2850,7 @@
         <w:spacing w:lineRule="exact" w:line="240" w:before="180" w:after="80"/>
         <w:rPr/>
       </w:pPr>
-      <w:bookmarkStart w:id="9" w:name="__RefHeading___Toc2599_145107985"/>
+      <w:bookmarkStart w:id="9" w:name="__RefHeading___Toc2771_3538885593"/>
       <w:bookmarkEnd w:id="9"/>
       <w:r>
         <w:rPr>
@@ -3420,7 +3420,7 @@
         <w:spacing w:lineRule="exact" w:line="240" w:before="180" w:after="80"/>
         <w:rPr/>
       </w:pPr>
-      <w:bookmarkStart w:id="10" w:name="__RefHeading___Toc2601_145107985"/>
+      <w:bookmarkStart w:id="10" w:name="__RefHeading___Toc2773_3538885593"/>
       <w:bookmarkEnd w:id="10"/>
       <w:r>
         <w:rPr>
@@ -3458,7 +3458,7 @@
         <w:spacing w:lineRule="exact" w:line="240" w:before="180" w:after="80"/>
         <w:rPr/>
       </w:pPr>
-      <w:bookmarkStart w:id="11" w:name="__RefHeading___Toc2603_145107985"/>
+      <w:bookmarkStart w:id="11" w:name="__RefHeading___Toc2775_3538885593"/>
       <w:bookmarkEnd w:id="11"/>
       <w:r>
         <w:rPr>
@@ -3496,7 +3496,7 @@
         <w:spacing w:lineRule="exact" w:line="240" w:before="240" w:after="120"/>
         <w:rPr/>
       </w:pPr>
-      <w:bookmarkStart w:id="12" w:name="__RefHeading___Toc2605_145107985"/>
+      <w:bookmarkStart w:id="12" w:name="__RefHeading___Toc2777_3538885593"/>
       <w:bookmarkEnd w:id="12"/>
       <w:r>
         <w:rPr>
@@ -3596,7 +3596,7 @@
         <w:spacing w:lineRule="exact" w:line="240" w:before="240" w:after="120"/>
         <w:rPr/>
       </w:pPr>
-      <w:bookmarkStart w:id="13" w:name="__RefHeading___Toc2607_145107985"/>
+      <w:bookmarkStart w:id="13" w:name="__RefHeading___Toc2779_3538885593"/>
       <w:bookmarkEnd w:id="13"/>
       <w:r>
         <w:rPr>
@@ -3634,7 +3634,7 @@
         <w:spacing w:lineRule="exact" w:line="240" w:before="240" w:after="120"/>
         <w:rPr/>
       </w:pPr>
-      <w:bookmarkStart w:id="14" w:name="__RefHeading___Toc2609_145107985"/>
+      <w:bookmarkStart w:id="14" w:name="__RefHeading___Toc2781_3538885593"/>
       <w:bookmarkEnd w:id="14"/>
       <w:r>
         <w:rPr>
@@ -3694,7 +3694,7 @@
         <w:spacing w:lineRule="exact" w:line="240" w:before="240" w:after="120"/>
         <w:rPr/>
       </w:pPr>
-      <w:bookmarkStart w:id="15" w:name="__RefHeading___Toc2611_145107985"/>
+      <w:bookmarkStart w:id="15" w:name="__RefHeading___Toc2783_3538885593"/>
       <w:bookmarkEnd w:id="15"/>
       <w:r>
         <w:rPr>
@@ -3732,7 +3732,7 @@
         <w:spacing w:lineRule="exact" w:line="240" w:before="240" w:after="120"/>
         <w:rPr/>
       </w:pPr>
-      <w:bookmarkStart w:id="16" w:name="__RefHeading___Toc2613_145107985"/>
+      <w:bookmarkStart w:id="16" w:name="__RefHeading___Toc2785_3538885593"/>
       <w:bookmarkEnd w:id="16"/>
       <w:r>
         <w:rPr>
@@ -3812,7 +3812,7 @@
         <w:spacing w:lineRule="exact" w:line="240" w:before="240" w:after="120"/>
         <w:rPr/>
       </w:pPr>
-      <w:bookmarkStart w:id="17" w:name="__RefHeading___Toc2615_145107985"/>
+      <w:bookmarkStart w:id="17" w:name="__RefHeading___Toc2787_3538885593"/>
       <w:bookmarkEnd w:id="17"/>
       <w:r>
         <w:rPr>

--- a/reporte/productos_formales/Producto_05_Preprocesamiento_Fraccionamiento.docx
+++ b/reporte/productos_formales/Producto_05_Preprocesamiento_Fraccionamiento.docx
@@ -262,7 +262,7 @@
         <w:spacing w:lineRule="exact" w:line="240" w:before="240" w:after="120"/>
         <w:rPr/>
       </w:pPr>
-      <w:bookmarkStart w:id="0" w:name="__RefHeading___Toc2753_3538885593"/>
+      <w:bookmarkStart w:id="0" w:name="__RefHeading___Toc2753_1801721159"/>
       <w:bookmarkEnd w:id="0"/>
       <w:r>
         <w:rPr>
@@ -369,7 +369,7 @@
             </w:rPr>
             <w:fldChar w:fldCharType="separate"/>
           </w:r>
-          <w:hyperlink w:anchor="__RefHeading___Toc2753_3538885593">
+          <w:hyperlink w:anchor="__RefHeading___Toc2753_1801721159">
             <w:r>
               <w:rPr>
                 <w:rStyle w:val="IndexLink"/>
@@ -389,7 +389,7 @@
             </w:tabs>
             <w:rPr/>
           </w:pPr>
-          <w:hyperlink w:anchor="__RefHeading___Toc2755_3538885593">
+          <w:hyperlink w:anchor="__RefHeading___Toc2755_1801721159">
             <w:r>
               <w:rPr>
                 <w:rStyle w:val="IndexLink"/>
@@ -409,7 +409,7 @@
             </w:tabs>
             <w:rPr/>
           </w:pPr>
-          <w:hyperlink w:anchor="__RefHeading___Toc2757_3538885593">
+          <w:hyperlink w:anchor="__RefHeading___Toc2757_1801721159">
             <w:r>
               <w:rPr>
                 <w:rStyle w:val="IndexLink"/>
@@ -429,7 +429,7 @@
             </w:tabs>
             <w:rPr/>
           </w:pPr>
-          <w:hyperlink w:anchor="__RefHeading___Toc2759_3538885593">
+          <w:hyperlink w:anchor="__RefHeading___Toc2759_1801721159">
             <w:r>
               <w:rPr>
                 <w:rStyle w:val="IndexLink"/>
@@ -449,7 +449,7 @@
             </w:tabs>
             <w:rPr/>
           </w:pPr>
-          <w:hyperlink w:anchor="__RefHeading___Toc2761_3538885593">
+          <w:hyperlink w:anchor="__RefHeading___Toc2761_1801721159">
             <w:r>
               <w:rPr>
                 <w:rStyle w:val="IndexLink"/>
@@ -469,7 +469,7 @@
             </w:tabs>
             <w:rPr/>
           </w:pPr>
-          <w:hyperlink w:anchor="__RefHeading___Toc2763_3538885593">
+          <w:hyperlink w:anchor="__RefHeading___Toc2763_1801721159">
             <w:r>
               <w:rPr>
                 <w:rStyle w:val="IndexLink"/>
@@ -489,7 +489,7 @@
             </w:tabs>
             <w:rPr/>
           </w:pPr>
-          <w:hyperlink w:anchor="__RefHeading___Toc2765_3538885593">
+          <w:hyperlink w:anchor="__RefHeading___Toc2765_1801721159">
             <w:r>
               <w:rPr>
                 <w:rStyle w:val="IndexLink"/>
@@ -509,7 +509,7 @@
             </w:tabs>
             <w:rPr/>
           </w:pPr>
-          <w:hyperlink w:anchor="__RefHeading___Toc2767_3538885593">
+          <w:hyperlink w:anchor="__RefHeading___Toc2767_1801721159">
             <w:r>
               <w:rPr>
                 <w:rStyle w:val="IndexLink"/>
@@ -529,7 +529,7 @@
             </w:tabs>
             <w:rPr/>
           </w:pPr>
-          <w:hyperlink w:anchor="__RefHeading___Toc2769_3538885593">
+          <w:hyperlink w:anchor="__RefHeading___Toc2769_1801721159">
             <w:r>
               <w:rPr>
                 <w:rStyle w:val="IndexLink"/>
@@ -549,7 +549,7 @@
             </w:tabs>
             <w:rPr/>
           </w:pPr>
-          <w:hyperlink w:anchor="__RefHeading___Toc2771_3538885593">
+          <w:hyperlink w:anchor="__RefHeading___Toc2771_1801721159">
             <w:r>
               <w:rPr>
                 <w:rStyle w:val="IndexLink"/>
@@ -569,7 +569,7 @@
             </w:tabs>
             <w:rPr/>
           </w:pPr>
-          <w:hyperlink w:anchor="__RefHeading___Toc2773_3538885593">
+          <w:hyperlink w:anchor="__RefHeading___Toc2773_1801721159">
             <w:r>
               <w:rPr>
                 <w:rStyle w:val="IndexLink"/>
@@ -589,7 +589,7 @@
             </w:tabs>
             <w:rPr/>
           </w:pPr>
-          <w:hyperlink w:anchor="__RefHeading___Toc2775_3538885593">
+          <w:hyperlink w:anchor="__RefHeading___Toc2775_1801721159">
             <w:r>
               <w:rPr>
                 <w:rStyle w:val="IndexLink"/>
@@ -609,7 +609,7 @@
             </w:tabs>
             <w:rPr/>
           </w:pPr>
-          <w:hyperlink w:anchor="__RefHeading___Toc2777_3538885593">
+          <w:hyperlink w:anchor="__RefHeading___Toc2777_1801721159">
             <w:r>
               <w:rPr>
                 <w:rStyle w:val="IndexLink"/>
@@ -629,7 +629,7 @@
             </w:tabs>
             <w:rPr/>
           </w:pPr>
-          <w:hyperlink w:anchor="__RefHeading___Toc2779_3538885593">
+          <w:hyperlink w:anchor="__RefHeading___Toc2779_1801721159">
             <w:r>
               <w:rPr>
                 <w:rStyle w:val="IndexLink"/>
@@ -649,7 +649,7 @@
             </w:tabs>
             <w:rPr/>
           </w:pPr>
-          <w:hyperlink w:anchor="__RefHeading___Toc2781_3538885593">
+          <w:hyperlink w:anchor="__RefHeading___Toc2781_1801721159">
             <w:r>
               <w:rPr>
                 <w:rStyle w:val="IndexLink"/>
@@ -669,7 +669,7 @@
             </w:tabs>
             <w:rPr/>
           </w:pPr>
-          <w:hyperlink w:anchor="__RefHeading___Toc2783_3538885593">
+          <w:hyperlink w:anchor="__RefHeading___Toc2783_1801721159">
             <w:r>
               <w:rPr>
                 <w:rStyle w:val="IndexLink"/>
@@ -689,7 +689,7 @@
             </w:tabs>
             <w:rPr/>
           </w:pPr>
-          <w:hyperlink w:anchor="__RefHeading___Toc2785_3538885593">
+          <w:hyperlink w:anchor="__RefHeading___Toc2785_1801721159">
             <w:r>
               <w:rPr>
                 <w:rStyle w:val="IndexLink"/>
@@ -709,7 +709,7 @@
             </w:tabs>
             <w:rPr/>
           </w:pPr>
-          <w:hyperlink w:anchor="__RefHeading___Toc2787_3538885593">
+          <w:hyperlink w:anchor="__RefHeading___Toc2787_1801721159">
             <w:r>
               <w:rPr>
                 <w:rStyle w:val="IndexLink"/>
@@ -749,7 +749,7 @@
         <w:spacing w:lineRule="exact" w:line="240" w:before="240" w:after="120"/>
         <w:rPr/>
       </w:pPr>
-      <w:bookmarkStart w:id="1" w:name="__RefHeading___Toc2755_3538885593"/>
+      <w:bookmarkStart w:id="1" w:name="__RefHeading___Toc2755_1801721159"/>
       <w:bookmarkEnd w:id="1"/>
       <w:r>
         <w:rPr>
@@ -787,7 +787,7 @@
         <w:spacing w:lineRule="exact" w:line="240" w:before="240" w:after="120"/>
         <w:rPr/>
       </w:pPr>
-      <w:bookmarkStart w:id="2" w:name="__RefHeading___Toc2757_3538885593"/>
+      <w:bookmarkStart w:id="2" w:name="__RefHeading___Toc2757_1801721159"/>
       <w:bookmarkEnd w:id="2"/>
       <w:r>
         <w:rPr>
@@ -825,7 +825,7 @@
         <w:spacing w:lineRule="exact" w:line="240" w:before="240" w:after="120"/>
         <w:rPr/>
       </w:pPr>
-      <w:bookmarkStart w:id="3" w:name="__RefHeading___Toc2759_3538885593"/>
+      <w:bookmarkStart w:id="3" w:name="__RefHeading___Toc2759_1801721159"/>
       <w:bookmarkEnd w:id="3"/>
       <w:r>
         <w:rPr>
@@ -2139,7 +2139,7 @@
         <w:spacing w:lineRule="exact" w:line="240" w:before="240" w:after="120"/>
         <w:rPr/>
       </w:pPr>
-      <w:bookmarkStart w:id="4" w:name="__RefHeading___Toc2761_3538885593"/>
+      <w:bookmarkStart w:id="4" w:name="__RefHeading___Toc2761_1801721159"/>
       <w:bookmarkEnd w:id="4"/>
       <w:r>
         <w:rPr>
@@ -2716,7 +2716,7 @@
         <w:spacing w:lineRule="exact" w:line="240" w:before="240" w:after="120"/>
         <w:rPr/>
       </w:pPr>
-      <w:bookmarkStart w:id="5" w:name="__RefHeading___Toc2763_3538885593"/>
+      <w:bookmarkStart w:id="5" w:name="__RefHeading___Toc2763_1801721159"/>
       <w:bookmarkEnd w:id="5"/>
       <w:r>
         <w:rPr>
@@ -2754,7 +2754,7 @@
         <w:spacing w:lineRule="exact" w:line="240" w:before="240" w:after="120"/>
         <w:rPr/>
       </w:pPr>
-      <w:bookmarkStart w:id="6" w:name="__RefHeading___Toc2765_3538885593"/>
+      <w:bookmarkStart w:id="6" w:name="__RefHeading___Toc2765_1801721159"/>
       <w:bookmarkEnd w:id="6"/>
       <w:r>
         <w:rPr>
@@ -2792,7 +2792,7 @@
         <w:spacing w:lineRule="exact" w:line="240" w:before="240" w:after="120"/>
         <w:rPr/>
       </w:pPr>
-      <w:bookmarkStart w:id="7" w:name="__RefHeading___Toc2767_3538885593"/>
+      <w:bookmarkStart w:id="7" w:name="__RefHeading___Toc2767_1801721159"/>
       <w:bookmarkEnd w:id="7"/>
       <w:r>
         <w:rPr>
@@ -2812,7 +2812,7 @@
         <w:spacing w:lineRule="exact" w:line="240" w:before="180" w:after="80"/>
         <w:rPr/>
       </w:pPr>
-      <w:bookmarkStart w:id="8" w:name="__RefHeading___Toc2769_3538885593"/>
+      <w:bookmarkStart w:id="8" w:name="__RefHeading___Toc2769_1801721159"/>
       <w:bookmarkEnd w:id="8"/>
       <w:r>
         <w:rPr>
@@ -2850,7 +2850,7 @@
         <w:spacing w:lineRule="exact" w:line="240" w:before="180" w:after="80"/>
         <w:rPr/>
       </w:pPr>
-      <w:bookmarkStart w:id="9" w:name="__RefHeading___Toc2771_3538885593"/>
+      <w:bookmarkStart w:id="9" w:name="__RefHeading___Toc2771_1801721159"/>
       <w:bookmarkEnd w:id="9"/>
       <w:r>
         <w:rPr>
@@ -3420,7 +3420,7 @@
         <w:spacing w:lineRule="exact" w:line="240" w:before="180" w:after="80"/>
         <w:rPr/>
       </w:pPr>
-      <w:bookmarkStart w:id="10" w:name="__RefHeading___Toc2773_3538885593"/>
+      <w:bookmarkStart w:id="10" w:name="__RefHeading___Toc2773_1801721159"/>
       <w:bookmarkEnd w:id="10"/>
       <w:r>
         <w:rPr>
@@ -3458,7 +3458,7 @@
         <w:spacing w:lineRule="exact" w:line="240" w:before="180" w:after="80"/>
         <w:rPr/>
       </w:pPr>
-      <w:bookmarkStart w:id="11" w:name="__RefHeading___Toc2775_3538885593"/>
+      <w:bookmarkStart w:id="11" w:name="__RefHeading___Toc2775_1801721159"/>
       <w:bookmarkEnd w:id="11"/>
       <w:r>
         <w:rPr>
@@ -3496,7 +3496,7 @@
         <w:spacing w:lineRule="exact" w:line="240" w:before="240" w:after="120"/>
         <w:rPr/>
       </w:pPr>
-      <w:bookmarkStart w:id="12" w:name="__RefHeading___Toc2777_3538885593"/>
+      <w:bookmarkStart w:id="12" w:name="__RefHeading___Toc2777_1801721159"/>
       <w:bookmarkEnd w:id="12"/>
       <w:r>
         <w:rPr>
@@ -3596,7 +3596,7 @@
         <w:spacing w:lineRule="exact" w:line="240" w:before="240" w:after="120"/>
         <w:rPr/>
       </w:pPr>
-      <w:bookmarkStart w:id="13" w:name="__RefHeading___Toc2779_3538885593"/>
+      <w:bookmarkStart w:id="13" w:name="__RefHeading___Toc2779_1801721159"/>
       <w:bookmarkEnd w:id="13"/>
       <w:r>
         <w:rPr>
@@ -3634,7 +3634,7 @@
         <w:spacing w:lineRule="exact" w:line="240" w:before="240" w:after="120"/>
         <w:rPr/>
       </w:pPr>
-      <w:bookmarkStart w:id="14" w:name="__RefHeading___Toc2781_3538885593"/>
+      <w:bookmarkStart w:id="14" w:name="__RefHeading___Toc2781_1801721159"/>
       <w:bookmarkEnd w:id="14"/>
       <w:r>
         <w:rPr>
@@ -3694,7 +3694,7 @@
         <w:spacing w:lineRule="exact" w:line="240" w:before="240" w:after="120"/>
         <w:rPr/>
       </w:pPr>
-      <w:bookmarkStart w:id="15" w:name="__RefHeading___Toc2783_3538885593"/>
+      <w:bookmarkStart w:id="15" w:name="__RefHeading___Toc2783_1801721159"/>
       <w:bookmarkEnd w:id="15"/>
       <w:r>
         <w:rPr>
@@ -3732,7 +3732,7 @@
         <w:spacing w:lineRule="exact" w:line="240" w:before="240" w:after="120"/>
         <w:rPr/>
       </w:pPr>
-      <w:bookmarkStart w:id="16" w:name="__RefHeading___Toc2785_3538885593"/>
+      <w:bookmarkStart w:id="16" w:name="__RefHeading___Toc2785_1801721159"/>
       <w:bookmarkEnd w:id="16"/>
       <w:r>
         <w:rPr>
@@ -3812,7 +3812,7 @@
         <w:spacing w:lineRule="exact" w:line="240" w:before="240" w:after="120"/>
         <w:rPr/>
       </w:pPr>
-      <w:bookmarkStart w:id="17" w:name="__RefHeading___Toc2787_3538885593"/>
+      <w:bookmarkStart w:id="17" w:name="__RefHeading___Toc2787_1801721159"/>
       <w:bookmarkEnd w:id="17"/>
       <w:r>
         <w:rPr>

--- a/reporte/productos_formales/Producto_05_Preprocesamiento_Fraccionamiento.docx
+++ b/reporte/productos_formales/Producto_05_Preprocesamiento_Fraccionamiento.docx
@@ -262,7 +262,7 @@
         <w:spacing w:lineRule="exact" w:line="240" w:before="240" w:after="120"/>
         <w:rPr/>
       </w:pPr>
-      <w:bookmarkStart w:id="0" w:name="__RefHeading___Toc2753_1801721159"/>
+      <w:bookmarkStart w:id="0" w:name="__RefHeading___Toc2753_2404426520"/>
       <w:bookmarkEnd w:id="0"/>
       <w:r>
         <w:rPr>
@@ -369,7 +369,7 @@
             </w:rPr>
             <w:fldChar w:fldCharType="separate"/>
           </w:r>
-          <w:hyperlink w:anchor="__RefHeading___Toc2753_1801721159">
+          <w:hyperlink w:anchor="__RefHeading___Toc2753_2404426520">
             <w:r>
               <w:rPr>
                 <w:rStyle w:val="IndexLink"/>
@@ -389,7 +389,7 @@
             </w:tabs>
             <w:rPr/>
           </w:pPr>
-          <w:hyperlink w:anchor="__RefHeading___Toc2755_1801721159">
+          <w:hyperlink w:anchor="__RefHeading___Toc2755_2404426520">
             <w:r>
               <w:rPr>
                 <w:rStyle w:val="IndexLink"/>
@@ -409,7 +409,7 @@
             </w:tabs>
             <w:rPr/>
           </w:pPr>
-          <w:hyperlink w:anchor="__RefHeading___Toc2757_1801721159">
+          <w:hyperlink w:anchor="__RefHeading___Toc2757_2404426520">
             <w:r>
               <w:rPr>
                 <w:rStyle w:val="IndexLink"/>
@@ -429,7 +429,7 @@
             </w:tabs>
             <w:rPr/>
           </w:pPr>
-          <w:hyperlink w:anchor="__RefHeading___Toc2759_1801721159">
+          <w:hyperlink w:anchor="__RefHeading___Toc2759_2404426520">
             <w:r>
               <w:rPr>
                 <w:rStyle w:val="IndexLink"/>
@@ -449,7 +449,7 @@
             </w:tabs>
             <w:rPr/>
           </w:pPr>
-          <w:hyperlink w:anchor="__RefHeading___Toc2761_1801721159">
+          <w:hyperlink w:anchor="__RefHeading___Toc2761_2404426520">
             <w:r>
               <w:rPr>
                 <w:rStyle w:val="IndexLink"/>
@@ -469,7 +469,7 @@
             </w:tabs>
             <w:rPr/>
           </w:pPr>
-          <w:hyperlink w:anchor="__RefHeading___Toc2763_1801721159">
+          <w:hyperlink w:anchor="__RefHeading___Toc2763_2404426520">
             <w:r>
               <w:rPr>
                 <w:rStyle w:val="IndexLink"/>
@@ -489,7 +489,7 @@
             </w:tabs>
             <w:rPr/>
           </w:pPr>
-          <w:hyperlink w:anchor="__RefHeading___Toc2765_1801721159">
+          <w:hyperlink w:anchor="__RefHeading___Toc2765_2404426520">
             <w:r>
               <w:rPr>
                 <w:rStyle w:val="IndexLink"/>
@@ -509,7 +509,7 @@
             </w:tabs>
             <w:rPr/>
           </w:pPr>
-          <w:hyperlink w:anchor="__RefHeading___Toc2767_1801721159">
+          <w:hyperlink w:anchor="__RefHeading___Toc2767_2404426520">
             <w:r>
               <w:rPr>
                 <w:rStyle w:val="IndexLink"/>
@@ -529,7 +529,7 @@
             </w:tabs>
             <w:rPr/>
           </w:pPr>
-          <w:hyperlink w:anchor="__RefHeading___Toc2769_1801721159">
+          <w:hyperlink w:anchor="__RefHeading___Toc2769_2404426520">
             <w:r>
               <w:rPr>
                 <w:rStyle w:val="IndexLink"/>
@@ -549,7 +549,7 @@
             </w:tabs>
             <w:rPr/>
           </w:pPr>
-          <w:hyperlink w:anchor="__RefHeading___Toc2771_1801721159">
+          <w:hyperlink w:anchor="__RefHeading___Toc2771_2404426520">
             <w:r>
               <w:rPr>
                 <w:rStyle w:val="IndexLink"/>
@@ -569,7 +569,7 @@
             </w:tabs>
             <w:rPr/>
           </w:pPr>
-          <w:hyperlink w:anchor="__RefHeading___Toc2773_1801721159">
+          <w:hyperlink w:anchor="__RefHeading___Toc2773_2404426520">
             <w:r>
               <w:rPr>
                 <w:rStyle w:val="IndexLink"/>
@@ -589,7 +589,7 @@
             </w:tabs>
             <w:rPr/>
           </w:pPr>
-          <w:hyperlink w:anchor="__RefHeading___Toc2775_1801721159">
+          <w:hyperlink w:anchor="__RefHeading___Toc2775_2404426520">
             <w:r>
               <w:rPr>
                 <w:rStyle w:val="IndexLink"/>
@@ -609,7 +609,7 @@
             </w:tabs>
             <w:rPr/>
           </w:pPr>
-          <w:hyperlink w:anchor="__RefHeading___Toc2777_1801721159">
+          <w:hyperlink w:anchor="__RefHeading___Toc2777_2404426520">
             <w:r>
               <w:rPr>
                 <w:rStyle w:val="IndexLink"/>
@@ -629,7 +629,7 @@
             </w:tabs>
             <w:rPr/>
           </w:pPr>
-          <w:hyperlink w:anchor="__RefHeading___Toc2779_1801721159">
+          <w:hyperlink w:anchor="__RefHeading___Toc2779_2404426520">
             <w:r>
               <w:rPr>
                 <w:rStyle w:val="IndexLink"/>
@@ -649,7 +649,7 @@
             </w:tabs>
             <w:rPr/>
           </w:pPr>
-          <w:hyperlink w:anchor="__RefHeading___Toc2781_1801721159">
+          <w:hyperlink w:anchor="__RefHeading___Toc2781_2404426520">
             <w:r>
               <w:rPr>
                 <w:rStyle w:val="IndexLink"/>
@@ -669,7 +669,7 @@
             </w:tabs>
             <w:rPr/>
           </w:pPr>
-          <w:hyperlink w:anchor="__RefHeading___Toc2783_1801721159">
+          <w:hyperlink w:anchor="__RefHeading___Toc2783_2404426520">
             <w:r>
               <w:rPr>
                 <w:rStyle w:val="IndexLink"/>
@@ -689,7 +689,7 @@
             </w:tabs>
             <w:rPr/>
           </w:pPr>
-          <w:hyperlink w:anchor="__RefHeading___Toc2785_1801721159">
+          <w:hyperlink w:anchor="__RefHeading___Toc2785_2404426520">
             <w:r>
               <w:rPr>
                 <w:rStyle w:val="IndexLink"/>
@@ -709,7 +709,7 @@
             </w:tabs>
             <w:rPr/>
           </w:pPr>
-          <w:hyperlink w:anchor="__RefHeading___Toc2787_1801721159">
+          <w:hyperlink w:anchor="__RefHeading___Toc2787_2404426520">
             <w:r>
               <w:rPr>
                 <w:rStyle w:val="IndexLink"/>
@@ -749,7 +749,7 @@
         <w:spacing w:lineRule="exact" w:line="240" w:before="240" w:after="120"/>
         <w:rPr/>
       </w:pPr>
-      <w:bookmarkStart w:id="1" w:name="__RefHeading___Toc2755_1801721159"/>
+      <w:bookmarkStart w:id="1" w:name="__RefHeading___Toc2755_2404426520"/>
       <w:bookmarkEnd w:id="1"/>
       <w:r>
         <w:rPr>
@@ -787,7 +787,7 @@
         <w:spacing w:lineRule="exact" w:line="240" w:before="240" w:after="120"/>
         <w:rPr/>
       </w:pPr>
-      <w:bookmarkStart w:id="2" w:name="__RefHeading___Toc2757_1801721159"/>
+      <w:bookmarkStart w:id="2" w:name="__RefHeading___Toc2757_2404426520"/>
       <w:bookmarkEnd w:id="2"/>
       <w:r>
         <w:rPr>
@@ -825,7 +825,7 @@
         <w:spacing w:lineRule="exact" w:line="240" w:before="240" w:after="120"/>
         <w:rPr/>
       </w:pPr>
-      <w:bookmarkStart w:id="3" w:name="__RefHeading___Toc2759_1801721159"/>
+      <w:bookmarkStart w:id="3" w:name="__RefHeading___Toc2759_2404426520"/>
       <w:bookmarkEnd w:id="3"/>
       <w:r>
         <w:rPr>
@@ -2139,7 +2139,7 @@
         <w:spacing w:lineRule="exact" w:line="240" w:before="240" w:after="120"/>
         <w:rPr/>
       </w:pPr>
-      <w:bookmarkStart w:id="4" w:name="__RefHeading___Toc2761_1801721159"/>
+      <w:bookmarkStart w:id="4" w:name="__RefHeading___Toc2761_2404426520"/>
       <w:bookmarkEnd w:id="4"/>
       <w:r>
         <w:rPr>
@@ -2716,7 +2716,7 @@
         <w:spacing w:lineRule="exact" w:line="240" w:before="240" w:after="120"/>
         <w:rPr/>
       </w:pPr>
-      <w:bookmarkStart w:id="5" w:name="__RefHeading___Toc2763_1801721159"/>
+      <w:bookmarkStart w:id="5" w:name="__RefHeading___Toc2763_2404426520"/>
       <w:bookmarkEnd w:id="5"/>
       <w:r>
         <w:rPr>
@@ -2754,7 +2754,7 @@
         <w:spacing w:lineRule="exact" w:line="240" w:before="240" w:after="120"/>
         <w:rPr/>
       </w:pPr>
-      <w:bookmarkStart w:id="6" w:name="__RefHeading___Toc2765_1801721159"/>
+      <w:bookmarkStart w:id="6" w:name="__RefHeading___Toc2765_2404426520"/>
       <w:bookmarkEnd w:id="6"/>
       <w:r>
         <w:rPr>
@@ -2792,7 +2792,7 @@
         <w:spacing w:lineRule="exact" w:line="240" w:before="240" w:after="120"/>
         <w:rPr/>
       </w:pPr>
-      <w:bookmarkStart w:id="7" w:name="__RefHeading___Toc2767_1801721159"/>
+      <w:bookmarkStart w:id="7" w:name="__RefHeading___Toc2767_2404426520"/>
       <w:bookmarkEnd w:id="7"/>
       <w:r>
         <w:rPr>
@@ -2812,7 +2812,7 @@
         <w:spacing w:lineRule="exact" w:line="240" w:before="180" w:after="80"/>
         <w:rPr/>
       </w:pPr>
-      <w:bookmarkStart w:id="8" w:name="__RefHeading___Toc2769_1801721159"/>
+      <w:bookmarkStart w:id="8" w:name="__RefHeading___Toc2769_2404426520"/>
       <w:bookmarkEnd w:id="8"/>
       <w:r>
         <w:rPr>
@@ -2850,7 +2850,7 @@
         <w:spacing w:lineRule="exact" w:line="240" w:before="180" w:after="80"/>
         <w:rPr/>
       </w:pPr>
-      <w:bookmarkStart w:id="9" w:name="__RefHeading___Toc2771_1801721159"/>
+      <w:bookmarkStart w:id="9" w:name="__RefHeading___Toc2771_2404426520"/>
       <w:bookmarkEnd w:id="9"/>
       <w:r>
         <w:rPr>
@@ -3420,7 +3420,7 @@
         <w:spacing w:lineRule="exact" w:line="240" w:before="180" w:after="80"/>
         <w:rPr/>
       </w:pPr>
-      <w:bookmarkStart w:id="10" w:name="__RefHeading___Toc2773_1801721159"/>
+      <w:bookmarkStart w:id="10" w:name="__RefHeading___Toc2773_2404426520"/>
       <w:bookmarkEnd w:id="10"/>
       <w:r>
         <w:rPr>
@@ -3458,7 +3458,7 @@
         <w:spacing w:lineRule="exact" w:line="240" w:before="180" w:after="80"/>
         <w:rPr/>
       </w:pPr>
-      <w:bookmarkStart w:id="11" w:name="__RefHeading___Toc2775_1801721159"/>
+      <w:bookmarkStart w:id="11" w:name="__RefHeading___Toc2775_2404426520"/>
       <w:bookmarkEnd w:id="11"/>
       <w:r>
         <w:rPr>
@@ -3496,7 +3496,7 @@
         <w:spacing w:lineRule="exact" w:line="240" w:before="240" w:after="120"/>
         <w:rPr/>
       </w:pPr>
-      <w:bookmarkStart w:id="12" w:name="__RefHeading___Toc2777_1801721159"/>
+      <w:bookmarkStart w:id="12" w:name="__RefHeading___Toc2777_2404426520"/>
       <w:bookmarkEnd w:id="12"/>
       <w:r>
         <w:rPr>
@@ -3596,7 +3596,7 @@
         <w:spacing w:lineRule="exact" w:line="240" w:before="240" w:after="120"/>
         <w:rPr/>
       </w:pPr>
-      <w:bookmarkStart w:id="13" w:name="__RefHeading___Toc2779_1801721159"/>
+      <w:bookmarkStart w:id="13" w:name="__RefHeading___Toc2779_2404426520"/>
       <w:bookmarkEnd w:id="13"/>
       <w:r>
         <w:rPr>
@@ -3634,7 +3634,7 @@
         <w:spacing w:lineRule="exact" w:line="240" w:before="240" w:after="120"/>
         <w:rPr/>
       </w:pPr>
-      <w:bookmarkStart w:id="14" w:name="__RefHeading___Toc2781_1801721159"/>
+      <w:bookmarkStart w:id="14" w:name="__RefHeading___Toc2781_2404426520"/>
       <w:bookmarkEnd w:id="14"/>
       <w:r>
         <w:rPr>
@@ -3694,7 +3694,7 @@
         <w:spacing w:lineRule="exact" w:line="240" w:before="240" w:after="120"/>
         <w:rPr/>
       </w:pPr>
-      <w:bookmarkStart w:id="15" w:name="__RefHeading___Toc2783_1801721159"/>
+      <w:bookmarkStart w:id="15" w:name="__RefHeading___Toc2783_2404426520"/>
       <w:bookmarkEnd w:id="15"/>
       <w:r>
         <w:rPr>
@@ -3732,7 +3732,7 @@
         <w:spacing w:lineRule="exact" w:line="240" w:before="240" w:after="120"/>
         <w:rPr/>
       </w:pPr>
-      <w:bookmarkStart w:id="16" w:name="__RefHeading___Toc2785_1801721159"/>
+      <w:bookmarkStart w:id="16" w:name="__RefHeading___Toc2785_2404426520"/>
       <w:bookmarkEnd w:id="16"/>
       <w:r>
         <w:rPr>
@@ -3812,7 +3812,7 @@
         <w:spacing w:lineRule="exact" w:line="240" w:before="240" w:after="120"/>
         <w:rPr/>
       </w:pPr>
-      <w:bookmarkStart w:id="17" w:name="__RefHeading___Toc2787_1801721159"/>
+      <w:bookmarkStart w:id="17" w:name="__RefHeading___Toc2787_2404426520"/>
       <w:bookmarkEnd w:id="17"/>
       <w:r>
         <w:rPr>

--- a/reporte/productos_formales/Producto_05_Preprocesamiento_Fraccionamiento.docx
+++ b/reporte/productos_formales/Producto_05_Preprocesamiento_Fraccionamiento.docx
@@ -262,7 +262,7 @@
         <w:spacing w:lineRule="exact" w:line="240" w:before="240" w:after="120"/>
         <w:rPr/>
       </w:pPr>
-      <w:bookmarkStart w:id="0" w:name="__RefHeading___Toc2753_2404426520"/>
+      <w:bookmarkStart w:id="0" w:name="__RefHeading___Toc2753_1564033828"/>
       <w:bookmarkEnd w:id="0"/>
       <w:r>
         <w:rPr>
@@ -369,7 +369,7 @@
             </w:rPr>
             <w:fldChar w:fldCharType="separate"/>
           </w:r>
-          <w:hyperlink w:anchor="__RefHeading___Toc2753_2404426520">
+          <w:hyperlink w:anchor="__RefHeading___Toc2753_1564033828">
             <w:r>
               <w:rPr>
                 <w:rStyle w:val="IndexLink"/>
@@ -389,7 +389,7 @@
             </w:tabs>
             <w:rPr/>
           </w:pPr>
-          <w:hyperlink w:anchor="__RefHeading___Toc2755_2404426520">
+          <w:hyperlink w:anchor="__RefHeading___Toc2755_1564033828">
             <w:r>
               <w:rPr>
                 <w:rStyle w:val="IndexLink"/>
@@ -409,7 +409,7 @@
             </w:tabs>
             <w:rPr/>
           </w:pPr>
-          <w:hyperlink w:anchor="__RefHeading___Toc2757_2404426520">
+          <w:hyperlink w:anchor="__RefHeading___Toc2757_1564033828">
             <w:r>
               <w:rPr>
                 <w:rStyle w:val="IndexLink"/>
@@ -429,7 +429,7 @@
             </w:tabs>
             <w:rPr/>
           </w:pPr>
-          <w:hyperlink w:anchor="__RefHeading___Toc2759_2404426520">
+          <w:hyperlink w:anchor="__RefHeading___Toc2759_1564033828">
             <w:r>
               <w:rPr>
                 <w:rStyle w:val="IndexLink"/>
@@ -449,7 +449,7 @@
             </w:tabs>
             <w:rPr/>
           </w:pPr>
-          <w:hyperlink w:anchor="__RefHeading___Toc2761_2404426520">
+          <w:hyperlink w:anchor="__RefHeading___Toc2761_1564033828">
             <w:r>
               <w:rPr>
                 <w:rStyle w:val="IndexLink"/>
@@ -469,7 +469,7 @@
             </w:tabs>
             <w:rPr/>
           </w:pPr>
-          <w:hyperlink w:anchor="__RefHeading___Toc2763_2404426520">
+          <w:hyperlink w:anchor="__RefHeading___Toc2763_1564033828">
             <w:r>
               <w:rPr>
                 <w:rStyle w:val="IndexLink"/>
@@ -489,7 +489,7 @@
             </w:tabs>
             <w:rPr/>
           </w:pPr>
-          <w:hyperlink w:anchor="__RefHeading___Toc2765_2404426520">
+          <w:hyperlink w:anchor="__RefHeading___Toc2765_1564033828">
             <w:r>
               <w:rPr>
                 <w:rStyle w:val="IndexLink"/>
@@ -509,7 +509,7 @@
             </w:tabs>
             <w:rPr/>
           </w:pPr>
-          <w:hyperlink w:anchor="__RefHeading___Toc2767_2404426520">
+          <w:hyperlink w:anchor="__RefHeading___Toc2767_1564033828">
             <w:r>
               <w:rPr>
                 <w:rStyle w:val="IndexLink"/>
@@ -529,7 +529,7 @@
             </w:tabs>
             <w:rPr/>
           </w:pPr>
-          <w:hyperlink w:anchor="__RefHeading___Toc2769_2404426520">
+          <w:hyperlink w:anchor="__RefHeading___Toc2769_1564033828">
             <w:r>
               <w:rPr>
                 <w:rStyle w:val="IndexLink"/>
@@ -549,7 +549,7 @@
             </w:tabs>
             <w:rPr/>
           </w:pPr>
-          <w:hyperlink w:anchor="__RefHeading___Toc2771_2404426520">
+          <w:hyperlink w:anchor="__RefHeading___Toc2771_1564033828">
             <w:r>
               <w:rPr>
                 <w:rStyle w:val="IndexLink"/>
@@ -569,7 +569,7 @@
             </w:tabs>
             <w:rPr/>
           </w:pPr>
-          <w:hyperlink w:anchor="__RefHeading___Toc2773_2404426520">
+          <w:hyperlink w:anchor="__RefHeading___Toc2773_1564033828">
             <w:r>
               <w:rPr>
                 <w:rStyle w:val="IndexLink"/>
@@ -589,7 +589,7 @@
             </w:tabs>
             <w:rPr/>
           </w:pPr>
-          <w:hyperlink w:anchor="__RefHeading___Toc2775_2404426520">
+          <w:hyperlink w:anchor="__RefHeading___Toc2775_1564033828">
             <w:r>
               <w:rPr>
                 <w:rStyle w:val="IndexLink"/>
@@ -609,7 +609,7 @@
             </w:tabs>
             <w:rPr/>
           </w:pPr>
-          <w:hyperlink w:anchor="__RefHeading___Toc2777_2404426520">
+          <w:hyperlink w:anchor="__RefHeading___Toc2777_1564033828">
             <w:r>
               <w:rPr>
                 <w:rStyle w:val="IndexLink"/>
@@ -629,7 +629,7 @@
             </w:tabs>
             <w:rPr/>
           </w:pPr>
-          <w:hyperlink w:anchor="__RefHeading___Toc2779_2404426520">
+          <w:hyperlink w:anchor="__RefHeading___Toc2779_1564033828">
             <w:r>
               <w:rPr>
                 <w:rStyle w:val="IndexLink"/>
@@ -649,7 +649,7 @@
             </w:tabs>
             <w:rPr/>
           </w:pPr>
-          <w:hyperlink w:anchor="__RefHeading___Toc2781_2404426520">
+          <w:hyperlink w:anchor="__RefHeading___Toc2781_1564033828">
             <w:r>
               <w:rPr>
                 <w:rStyle w:val="IndexLink"/>
@@ -669,7 +669,7 @@
             </w:tabs>
             <w:rPr/>
           </w:pPr>
-          <w:hyperlink w:anchor="__RefHeading___Toc2783_2404426520">
+          <w:hyperlink w:anchor="__RefHeading___Toc2783_1564033828">
             <w:r>
               <w:rPr>
                 <w:rStyle w:val="IndexLink"/>
@@ -689,7 +689,7 @@
             </w:tabs>
             <w:rPr/>
           </w:pPr>
-          <w:hyperlink w:anchor="__RefHeading___Toc2785_2404426520">
+          <w:hyperlink w:anchor="__RefHeading___Toc2785_1564033828">
             <w:r>
               <w:rPr>
                 <w:rStyle w:val="IndexLink"/>
@@ -709,7 +709,7 @@
             </w:tabs>
             <w:rPr/>
           </w:pPr>
-          <w:hyperlink w:anchor="__RefHeading___Toc2787_2404426520">
+          <w:hyperlink w:anchor="__RefHeading___Toc2787_1564033828">
             <w:r>
               <w:rPr>
                 <w:rStyle w:val="IndexLink"/>
@@ -749,7 +749,7 @@
         <w:spacing w:lineRule="exact" w:line="240" w:before="240" w:after="120"/>
         <w:rPr/>
       </w:pPr>
-      <w:bookmarkStart w:id="1" w:name="__RefHeading___Toc2755_2404426520"/>
+      <w:bookmarkStart w:id="1" w:name="__RefHeading___Toc2755_1564033828"/>
       <w:bookmarkEnd w:id="1"/>
       <w:r>
         <w:rPr>
@@ -787,7 +787,7 @@
         <w:spacing w:lineRule="exact" w:line="240" w:before="240" w:after="120"/>
         <w:rPr/>
       </w:pPr>
-      <w:bookmarkStart w:id="2" w:name="__RefHeading___Toc2757_2404426520"/>
+      <w:bookmarkStart w:id="2" w:name="__RefHeading___Toc2757_1564033828"/>
       <w:bookmarkEnd w:id="2"/>
       <w:r>
         <w:rPr>
@@ -825,7 +825,7 @@
         <w:spacing w:lineRule="exact" w:line="240" w:before="240" w:after="120"/>
         <w:rPr/>
       </w:pPr>
-      <w:bookmarkStart w:id="3" w:name="__RefHeading___Toc2759_2404426520"/>
+      <w:bookmarkStart w:id="3" w:name="__RefHeading___Toc2759_1564033828"/>
       <w:bookmarkEnd w:id="3"/>
       <w:r>
         <w:rPr>
@@ -2139,7 +2139,7 @@
         <w:spacing w:lineRule="exact" w:line="240" w:before="240" w:after="120"/>
         <w:rPr/>
       </w:pPr>
-      <w:bookmarkStart w:id="4" w:name="__RefHeading___Toc2761_2404426520"/>
+      <w:bookmarkStart w:id="4" w:name="__RefHeading___Toc2761_1564033828"/>
       <w:bookmarkEnd w:id="4"/>
       <w:r>
         <w:rPr>
@@ -2716,7 +2716,7 @@
         <w:spacing w:lineRule="exact" w:line="240" w:before="240" w:after="120"/>
         <w:rPr/>
       </w:pPr>
-      <w:bookmarkStart w:id="5" w:name="__RefHeading___Toc2763_2404426520"/>
+      <w:bookmarkStart w:id="5" w:name="__RefHeading___Toc2763_1564033828"/>
       <w:bookmarkEnd w:id="5"/>
       <w:r>
         <w:rPr>
@@ -2754,7 +2754,7 @@
         <w:spacing w:lineRule="exact" w:line="240" w:before="240" w:after="120"/>
         <w:rPr/>
       </w:pPr>
-      <w:bookmarkStart w:id="6" w:name="__RefHeading___Toc2765_2404426520"/>
+      <w:bookmarkStart w:id="6" w:name="__RefHeading___Toc2765_1564033828"/>
       <w:bookmarkEnd w:id="6"/>
       <w:r>
         <w:rPr>
@@ -2792,7 +2792,7 @@
         <w:spacing w:lineRule="exact" w:line="240" w:before="240" w:after="120"/>
         <w:rPr/>
       </w:pPr>
-      <w:bookmarkStart w:id="7" w:name="__RefHeading___Toc2767_2404426520"/>
+      <w:bookmarkStart w:id="7" w:name="__RefHeading___Toc2767_1564033828"/>
       <w:bookmarkEnd w:id="7"/>
       <w:r>
         <w:rPr>
@@ -2812,7 +2812,7 @@
         <w:spacing w:lineRule="exact" w:line="240" w:before="180" w:after="80"/>
         <w:rPr/>
       </w:pPr>
-      <w:bookmarkStart w:id="8" w:name="__RefHeading___Toc2769_2404426520"/>
+      <w:bookmarkStart w:id="8" w:name="__RefHeading___Toc2769_1564033828"/>
       <w:bookmarkEnd w:id="8"/>
       <w:r>
         <w:rPr>
@@ -2850,7 +2850,7 @@
         <w:spacing w:lineRule="exact" w:line="240" w:before="180" w:after="80"/>
         <w:rPr/>
       </w:pPr>
-      <w:bookmarkStart w:id="9" w:name="__RefHeading___Toc2771_2404426520"/>
+      <w:bookmarkStart w:id="9" w:name="__RefHeading___Toc2771_1564033828"/>
       <w:bookmarkEnd w:id="9"/>
       <w:r>
         <w:rPr>
@@ -3420,7 +3420,7 @@
         <w:spacing w:lineRule="exact" w:line="240" w:before="180" w:after="80"/>
         <w:rPr/>
       </w:pPr>
-      <w:bookmarkStart w:id="10" w:name="__RefHeading___Toc2773_2404426520"/>
+      <w:bookmarkStart w:id="10" w:name="__RefHeading___Toc2773_1564033828"/>
       <w:bookmarkEnd w:id="10"/>
       <w:r>
         <w:rPr>
@@ -3458,7 +3458,7 @@
         <w:spacing w:lineRule="exact" w:line="240" w:before="180" w:after="80"/>
         <w:rPr/>
       </w:pPr>
-      <w:bookmarkStart w:id="11" w:name="__RefHeading___Toc2775_2404426520"/>
+      <w:bookmarkStart w:id="11" w:name="__RefHeading___Toc2775_1564033828"/>
       <w:bookmarkEnd w:id="11"/>
       <w:r>
         <w:rPr>
@@ -3496,7 +3496,7 @@
         <w:spacing w:lineRule="exact" w:line="240" w:before="240" w:after="120"/>
         <w:rPr/>
       </w:pPr>
-      <w:bookmarkStart w:id="12" w:name="__RefHeading___Toc2777_2404426520"/>
+      <w:bookmarkStart w:id="12" w:name="__RefHeading___Toc2777_1564033828"/>
       <w:bookmarkEnd w:id="12"/>
       <w:r>
         <w:rPr>
@@ -3596,7 +3596,7 @@
         <w:spacing w:lineRule="exact" w:line="240" w:before="240" w:after="120"/>
         <w:rPr/>
       </w:pPr>
-      <w:bookmarkStart w:id="13" w:name="__RefHeading___Toc2779_2404426520"/>
+      <w:bookmarkStart w:id="13" w:name="__RefHeading___Toc2779_1564033828"/>
       <w:bookmarkEnd w:id="13"/>
       <w:r>
         <w:rPr>
@@ -3634,7 +3634,7 @@
         <w:spacing w:lineRule="exact" w:line="240" w:before="240" w:after="120"/>
         <w:rPr/>
       </w:pPr>
-      <w:bookmarkStart w:id="14" w:name="__RefHeading___Toc2781_2404426520"/>
+      <w:bookmarkStart w:id="14" w:name="__RefHeading___Toc2781_1564033828"/>
       <w:bookmarkEnd w:id="14"/>
       <w:r>
         <w:rPr>
@@ -3694,7 +3694,7 @@
         <w:spacing w:lineRule="exact" w:line="240" w:before="240" w:after="120"/>
         <w:rPr/>
       </w:pPr>
-      <w:bookmarkStart w:id="15" w:name="__RefHeading___Toc2783_2404426520"/>
+      <w:bookmarkStart w:id="15" w:name="__RefHeading___Toc2783_1564033828"/>
       <w:bookmarkEnd w:id="15"/>
       <w:r>
         <w:rPr>
@@ -3732,7 +3732,7 @@
         <w:spacing w:lineRule="exact" w:line="240" w:before="240" w:after="120"/>
         <w:rPr/>
       </w:pPr>
-      <w:bookmarkStart w:id="16" w:name="__RefHeading___Toc2785_2404426520"/>
+      <w:bookmarkStart w:id="16" w:name="__RefHeading___Toc2785_1564033828"/>
       <w:bookmarkEnd w:id="16"/>
       <w:r>
         <w:rPr>
@@ -3812,7 +3812,7 @@
         <w:spacing w:lineRule="exact" w:line="240" w:before="240" w:after="120"/>
         <w:rPr/>
       </w:pPr>
-      <w:bookmarkStart w:id="17" w:name="__RefHeading___Toc2787_2404426520"/>
+      <w:bookmarkStart w:id="17" w:name="__RefHeading___Toc2787_1564033828"/>
       <w:bookmarkEnd w:id="17"/>
       <w:r>
         <w:rPr>

--- a/reporte/productos_formales/Producto_05_Preprocesamiento_Fraccionamiento.docx
+++ b/reporte/productos_formales/Producto_05_Preprocesamiento_Fraccionamiento.docx
@@ -262,7 +262,7 @@
         <w:spacing w:lineRule="exact" w:line="240" w:before="240" w:after="120"/>
         <w:rPr/>
       </w:pPr>
-      <w:bookmarkStart w:id="0" w:name="__RefHeading___Toc2753_1564033828"/>
+      <w:bookmarkStart w:id="0" w:name="__RefHeading___Toc3134_3956443927"/>
       <w:bookmarkEnd w:id="0"/>
       <w:r>
         <w:rPr>
@@ -369,7 +369,7 @@
             </w:rPr>
             <w:fldChar w:fldCharType="separate"/>
           </w:r>
-          <w:hyperlink w:anchor="__RefHeading___Toc2753_1564033828">
+          <w:hyperlink w:anchor="__RefHeading___Toc3134_3956443927">
             <w:r>
               <w:rPr>
                 <w:rStyle w:val="IndexLink"/>
@@ -389,7 +389,7 @@
             </w:tabs>
             <w:rPr/>
           </w:pPr>
-          <w:hyperlink w:anchor="__RefHeading___Toc2755_1564033828">
+          <w:hyperlink w:anchor="__RefHeading___Toc3136_3956443927">
             <w:r>
               <w:rPr>
                 <w:rStyle w:val="IndexLink"/>
@@ -409,7 +409,7 @@
             </w:tabs>
             <w:rPr/>
           </w:pPr>
-          <w:hyperlink w:anchor="__RefHeading___Toc2757_1564033828">
+          <w:hyperlink w:anchor="__RefHeading___Toc3138_3956443927">
             <w:r>
               <w:rPr>
                 <w:rStyle w:val="IndexLink"/>
@@ -429,7 +429,7 @@
             </w:tabs>
             <w:rPr/>
           </w:pPr>
-          <w:hyperlink w:anchor="__RefHeading___Toc2759_1564033828">
+          <w:hyperlink w:anchor="__RefHeading___Toc3140_3956443927">
             <w:r>
               <w:rPr>
                 <w:rStyle w:val="IndexLink"/>
@@ -449,7 +449,7 @@
             </w:tabs>
             <w:rPr/>
           </w:pPr>
-          <w:hyperlink w:anchor="__RefHeading___Toc2761_1564033828">
+          <w:hyperlink w:anchor="__RefHeading___Toc3142_3956443927">
             <w:r>
               <w:rPr>
                 <w:rStyle w:val="IndexLink"/>
@@ -469,7 +469,7 @@
             </w:tabs>
             <w:rPr/>
           </w:pPr>
-          <w:hyperlink w:anchor="__RefHeading___Toc2763_1564033828">
+          <w:hyperlink w:anchor="__RefHeading___Toc3144_3956443927">
             <w:r>
               <w:rPr>
                 <w:rStyle w:val="IndexLink"/>
@@ -489,7 +489,7 @@
             </w:tabs>
             <w:rPr/>
           </w:pPr>
-          <w:hyperlink w:anchor="__RefHeading___Toc2765_1564033828">
+          <w:hyperlink w:anchor="__RefHeading___Toc3146_3956443927">
             <w:r>
               <w:rPr>
                 <w:rStyle w:val="IndexLink"/>
@@ -509,14 +509,14 @@
             </w:tabs>
             <w:rPr/>
           </w:pPr>
-          <w:hyperlink w:anchor="__RefHeading___Toc2767_1564033828">
+          <w:hyperlink w:anchor="__RefHeading___Toc3148_3956443927">
             <w:r>
               <w:rPr>
                 <w:rStyle w:val="IndexLink"/>
               </w:rPr>
               <w:t>3. Productos Alcanzados</w:t>
               <w:tab/>
-              <w:t>3</w:t>
+              <w:t>4</w:t>
             </w:r>
           </w:hyperlink>
         </w:p>
@@ -529,14 +529,14 @@
             </w:tabs>
             <w:rPr/>
           </w:pPr>
-          <w:hyperlink w:anchor="__RefHeading___Toc2769_1564033828">
+          <w:hyperlink w:anchor="__RefHeading___Toc3150_3956443927">
             <w:r>
               <w:rPr>
                 <w:rStyle w:val="IndexLink"/>
               </w:rPr>
               <w:t>3.1 Imputación, outliers y transformación</w:t>
               <w:tab/>
-              <w:t>3</w:t>
+              <w:t>4</w:t>
             </w:r>
           </w:hyperlink>
         </w:p>
@@ -549,7 +549,7 @@
             </w:tabs>
             <w:rPr/>
           </w:pPr>
-          <w:hyperlink w:anchor="__RefHeading___Toc2771_1564033828">
+          <w:hyperlink w:anchor="__RefHeading___Toc3152_3956443927">
             <w:r>
               <w:rPr>
                 <w:rStyle w:val="IndexLink"/>
@@ -569,7 +569,7 @@
             </w:tabs>
             <w:rPr/>
           </w:pPr>
-          <w:hyperlink w:anchor="__RefHeading___Toc2773_1564033828">
+          <w:hyperlink w:anchor="__RefHeading___Toc3154_3956443927">
             <w:r>
               <w:rPr>
                 <w:rStyle w:val="IndexLink"/>
@@ -589,7 +589,7 @@
             </w:tabs>
             <w:rPr/>
           </w:pPr>
-          <w:hyperlink w:anchor="__RefHeading___Toc2775_1564033828">
+          <w:hyperlink w:anchor="__RefHeading___Toc3156_3956443927">
             <w:r>
               <w:rPr>
                 <w:rStyle w:val="IndexLink"/>
@@ -609,14 +609,14 @@
             </w:tabs>
             <w:rPr/>
           </w:pPr>
-          <w:hyperlink w:anchor="__RefHeading___Toc2777_1564033828">
+          <w:hyperlink w:anchor="__RefHeading___Toc3158_3956443927">
             <w:r>
               <w:rPr>
                 <w:rStyle w:val="IndexLink"/>
               </w:rPr>
               <w:t>4. Actividades Realizadas</w:t>
               <w:tab/>
-              <w:t>4</w:t>
+              <w:t>5</w:t>
             </w:r>
           </w:hyperlink>
         </w:p>
@@ -629,7 +629,7 @@
             </w:tabs>
             <w:rPr/>
           </w:pPr>
-          <w:hyperlink w:anchor="__RefHeading___Toc2779_1564033828">
+          <w:hyperlink w:anchor="__RefHeading___Toc3160_3956443927">
             <w:r>
               <w:rPr>
                 <w:rStyle w:val="IndexLink"/>
@@ -649,7 +649,7 @@
             </w:tabs>
             <w:rPr/>
           </w:pPr>
-          <w:hyperlink w:anchor="__RefHeading___Toc2781_1564033828">
+          <w:hyperlink w:anchor="__RefHeading___Toc3162_3956443927">
             <w:r>
               <w:rPr>
                 <w:rStyle w:val="IndexLink"/>
@@ -669,7 +669,7 @@
             </w:tabs>
             <w:rPr/>
           </w:pPr>
-          <w:hyperlink w:anchor="__RefHeading___Toc2783_1564033828">
+          <w:hyperlink w:anchor="__RefHeading___Toc3164_3956443927">
             <w:r>
               <w:rPr>
                 <w:rStyle w:val="IndexLink"/>
@@ -689,7 +689,7 @@
             </w:tabs>
             <w:rPr/>
           </w:pPr>
-          <w:hyperlink w:anchor="__RefHeading___Toc2785_1564033828">
+          <w:hyperlink w:anchor="__RefHeading___Toc3166_3956443927">
             <w:r>
               <w:rPr>
                 <w:rStyle w:val="IndexLink"/>
@@ -709,14 +709,134 @@
             </w:tabs>
             <w:rPr/>
           </w:pPr>
-          <w:hyperlink w:anchor="__RefHeading___Toc2787_1564033828">
+          <w:hyperlink w:anchor="__RefHeading___Toc3168_3956443927">
+            <w:r>
+              <w:rPr>
+                <w:rStyle w:val="IndexLink"/>
+              </w:rPr>
+              <w:t>ANEXO TÉCNICO — PAGOS, MODALIDADES Y ARQUITECTURA OPERACIONAL</w:t>
+              <w:tab/>
+              <w:t>5</w:t>
+            </w:r>
+          </w:hyperlink>
+        </w:p>
+        <w:p>
+          <w:pPr>
+            <w:pStyle w:val="TOC2"/>
+            <w:tabs>
+              <w:tab w:val="clear" w:pos="8743"/>
+              <w:tab w:val="right" w:pos="9025" w:leader="dot"/>
+            </w:tabs>
+            <w:rPr/>
+          </w:pPr>
+          <w:hyperlink w:anchor="__RefHeading___Toc3170_3956443927">
+            <w:r>
+              <w:rPr>
+                <w:rStyle w:val="IndexLink"/>
+              </w:rPr>
+              <w:t>Resultados reproducibles de pagos y modalidades</w:t>
+              <w:tab/>
+              <w:t>5</w:t>
+            </w:r>
+          </w:hyperlink>
+        </w:p>
+        <w:p>
+          <w:pPr>
+            <w:pStyle w:val="TOC2"/>
+            <w:tabs>
+              <w:tab w:val="clear" w:pos="8743"/>
+              <w:tab w:val="right" w:pos="9025" w:leader="dot"/>
+            </w:tabs>
+            <w:rPr/>
+          </w:pPr>
+          <w:hyperlink w:anchor="__RefHeading___Toc3172_3956443927">
+            <w:r>
+              <w:rPr>
+                <w:rStyle w:val="IndexLink"/>
+              </w:rPr>
+              <w:t>Distribución de pagos</w:t>
+              <w:tab/>
+              <w:t>6</w:t>
+            </w:r>
+          </w:hyperlink>
+        </w:p>
+        <w:p>
+          <w:pPr>
+            <w:pStyle w:val="TOC2"/>
+            <w:tabs>
+              <w:tab w:val="clear" w:pos="8743"/>
+              <w:tab w:val="right" w:pos="9025" w:leader="dot"/>
+            </w:tabs>
+            <w:rPr/>
+          </w:pPr>
+          <w:hyperlink w:anchor="__RefHeading___Toc3174_3956443927">
+            <w:r>
+              <w:rPr>
+                <w:rStyle w:val="IndexLink"/>
+              </w:rPr>
+              <w:t>Modalidades por régimen</w:t>
+              <w:tab/>
+              <w:t>6</w:t>
+            </w:r>
+          </w:hyperlink>
+        </w:p>
+        <w:p>
+          <w:pPr>
+            <w:pStyle w:val="TOC2"/>
+            <w:tabs>
+              <w:tab w:val="clear" w:pos="8743"/>
+              <w:tab w:val="right" w:pos="9025" w:leader="dot"/>
+            </w:tabs>
+            <w:rPr/>
+          </w:pPr>
+          <w:hyperlink w:anchor="__RefHeading___Toc3176_3956443927">
+            <w:r>
+              <w:rPr>
+                <w:rStyle w:val="IndexLink"/>
+              </w:rPr>
+              <w:t>Arquitectura operacional Spark-native</w:t>
+              <w:tab/>
+              <w:t>6</w:t>
+            </w:r>
+          </w:hyperlink>
+        </w:p>
+        <w:p>
+          <w:pPr>
+            <w:pStyle w:val="TOC2"/>
+            <w:tabs>
+              <w:tab w:val="clear" w:pos="8743"/>
+              <w:tab w:val="right" w:pos="9025" w:leader="dot"/>
+            </w:tabs>
+            <w:rPr/>
+          </w:pPr>
+          <w:hyperlink w:anchor="__RefHeading___Toc3178_3956443927">
+            <w:r>
+              <w:rPr>
+                <w:rStyle w:val="IndexLink"/>
+              </w:rPr>
+              <w:t>Limitación institucional</w:t>
+              <w:tab/>
+              <w:t>7</w:t>
+            </w:r>
+          </w:hyperlink>
+        </w:p>
+        <w:p>
+          <w:pPr>
+            <w:pStyle w:val="TOC1"/>
+            <w:tabs>
+              <w:tab w:val="clear" w:pos="9026"/>
+              <w:tab w:val="right" w:pos="9025" w:leader="dot"/>
+            </w:tabs>
+            <w:rPr/>
+          </w:pPr>
+          <w:hyperlink w:anchor="__RefHeading___Toc3180_3956443927">
             <w:r>
               <w:rPr>
                 <w:rStyle w:val="IndexLink"/>
               </w:rPr>
               <w:t>Referencias Bibliográficas</w:t>
               <w:tab/>
-              <w:t>5</w:t>
+              <w:t>7</w:t>
             </w:r>
           </w:hyperlink>
           <w:r>
@@ -749,7 +869,7 @@
         <w:spacing w:lineRule="exact" w:line="240" w:before="240" w:after="120"/>
         <w:rPr/>
       </w:pPr>
-      <w:bookmarkStart w:id="1" w:name="__RefHeading___Toc2755_1564033828"/>
+      <w:bookmarkStart w:id="1" w:name="__RefHeading___Toc3136_3956443927"/>
       <w:bookmarkEnd w:id="1"/>
       <w:r>
         <w:rPr>
@@ -787,7 +907,7 @@
         <w:spacing w:lineRule="exact" w:line="240" w:before="240" w:after="120"/>
         <w:rPr/>
       </w:pPr>
-      <w:bookmarkStart w:id="2" w:name="__RefHeading___Toc2757_1564033828"/>
+      <w:bookmarkStart w:id="2" w:name="__RefHeading___Toc3138_3956443927"/>
       <w:bookmarkEnd w:id="2"/>
       <w:r>
         <w:rPr>
@@ -825,7 +945,7 @@
         <w:spacing w:lineRule="exact" w:line="240" w:before="240" w:after="120"/>
         <w:rPr/>
       </w:pPr>
-      <w:bookmarkStart w:id="3" w:name="__RefHeading___Toc2759_1564033828"/>
+      <w:bookmarkStart w:id="3" w:name="__RefHeading___Toc3140_3956443927"/>
       <w:bookmarkEnd w:id="3"/>
       <w:r>
         <w:rPr>
@@ -2139,7 +2259,7 @@
         <w:spacing w:lineRule="exact" w:line="240" w:before="240" w:after="120"/>
         <w:rPr/>
       </w:pPr>
-      <w:bookmarkStart w:id="4" w:name="__RefHeading___Toc2761_1564033828"/>
+      <w:bookmarkStart w:id="4" w:name="__RefHeading___Toc3142_3956443927"/>
       <w:bookmarkEnd w:id="4"/>
       <w:r>
         <w:rPr>
@@ -2716,7 +2836,7 @@
         <w:spacing w:lineRule="exact" w:line="240" w:before="240" w:after="120"/>
         <w:rPr/>
       </w:pPr>
-      <w:bookmarkStart w:id="5" w:name="__RefHeading___Toc2763_1564033828"/>
+      <w:bookmarkStart w:id="5" w:name="__RefHeading___Toc3144_3956443927"/>
       <w:bookmarkEnd w:id="5"/>
       <w:r>
         <w:rPr>
@@ -2754,7 +2874,7 @@
         <w:spacing w:lineRule="exact" w:line="240" w:before="240" w:after="120"/>
         <w:rPr/>
       </w:pPr>
-      <w:bookmarkStart w:id="6" w:name="__RefHeading___Toc2765_1564033828"/>
+      <w:bookmarkStart w:id="6" w:name="__RefHeading___Toc3146_3956443927"/>
       <w:bookmarkEnd w:id="6"/>
       <w:r>
         <w:rPr>
@@ -2792,7 +2912,7 @@
         <w:spacing w:lineRule="exact" w:line="240" w:before="240" w:after="120"/>
         <w:rPr/>
       </w:pPr>
-      <w:bookmarkStart w:id="7" w:name="__RefHeading___Toc2767_1564033828"/>
+      <w:bookmarkStart w:id="7" w:name="__RefHeading___Toc3148_3956443927"/>
       <w:bookmarkEnd w:id="7"/>
       <w:r>
         <w:rPr>
@@ -2812,7 +2932,7 @@
         <w:spacing w:lineRule="exact" w:line="240" w:before="180" w:after="80"/>
         <w:rPr/>
       </w:pPr>
-      <w:bookmarkStart w:id="8" w:name="__RefHeading___Toc2769_1564033828"/>
+      <w:bookmarkStart w:id="8" w:name="__RefHeading___Toc3150_3956443927"/>
       <w:bookmarkEnd w:id="8"/>
       <w:r>
         <w:rPr>
@@ -2850,7 +2970,7 @@
         <w:spacing w:lineRule="exact" w:line="240" w:before="180" w:after="80"/>
         <w:rPr/>
       </w:pPr>
-      <w:bookmarkStart w:id="9" w:name="__RefHeading___Toc2771_1564033828"/>
+      <w:bookmarkStart w:id="9" w:name="__RefHeading___Toc3152_3956443927"/>
       <w:bookmarkEnd w:id="9"/>
       <w:r>
         <w:rPr>
@@ -3420,7 +3540,7 @@
         <w:spacing w:lineRule="exact" w:line="240" w:before="180" w:after="80"/>
         <w:rPr/>
       </w:pPr>
-      <w:bookmarkStart w:id="10" w:name="__RefHeading___Toc2773_1564033828"/>
+      <w:bookmarkStart w:id="10" w:name="__RefHeading___Toc3154_3956443927"/>
       <w:bookmarkEnd w:id="10"/>
       <w:r>
         <w:rPr>
@@ -3458,7 +3578,7 @@
         <w:spacing w:lineRule="exact" w:line="240" w:before="180" w:after="80"/>
         <w:rPr/>
       </w:pPr>
-      <w:bookmarkStart w:id="11" w:name="__RefHeading___Toc2775_1564033828"/>
+      <w:bookmarkStart w:id="11" w:name="__RefHeading___Toc3156_3956443927"/>
       <w:bookmarkEnd w:id="11"/>
       <w:r>
         <w:rPr>
@@ -3496,7 +3616,7 @@
         <w:spacing w:lineRule="exact" w:line="240" w:before="240" w:after="120"/>
         <w:rPr/>
       </w:pPr>
-      <w:bookmarkStart w:id="12" w:name="__RefHeading___Toc2777_1564033828"/>
+      <w:bookmarkStart w:id="12" w:name="__RefHeading___Toc3158_3956443927"/>
       <w:bookmarkEnd w:id="12"/>
       <w:r>
         <w:rPr>
@@ -3596,7 +3716,7 @@
         <w:spacing w:lineRule="exact" w:line="240" w:before="240" w:after="120"/>
         <w:rPr/>
       </w:pPr>
-      <w:bookmarkStart w:id="13" w:name="__RefHeading___Toc2779_1564033828"/>
+      <w:bookmarkStart w:id="13" w:name="__RefHeading___Toc3160_3956443927"/>
       <w:bookmarkEnd w:id="13"/>
       <w:r>
         <w:rPr>
@@ -3634,7 +3754,7 @@
         <w:spacing w:lineRule="exact" w:line="240" w:before="240" w:after="120"/>
         <w:rPr/>
       </w:pPr>
-      <w:bookmarkStart w:id="14" w:name="__RefHeading___Toc2781_1564033828"/>
+      <w:bookmarkStart w:id="14" w:name="__RefHeading___Toc3162_3956443927"/>
       <w:bookmarkEnd w:id="14"/>
       <w:r>
         <w:rPr>
@@ -3694,7 +3814,7 @@
         <w:spacing w:lineRule="exact" w:line="240" w:before="240" w:after="120"/>
         <w:rPr/>
       </w:pPr>
-      <w:bookmarkStart w:id="15" w:name="__RefHeading___Toc2783_1564033828"/>
+      <w:bookmarkStart w:id="15" w:name="__RefHeading___Toc3164_3956443927"/>
       <w:bookmarkEnd w:id="15"/>
       <w:r>
         <w:rPr>
@@ -3732,7 +3852,7 @@
         <w:spacing w:lineRule="exact" w:line="240" w:before="240" w:after="120"/>
         <w:rPr/>
       </w:pPr>
-      <w:bookmarkStart w:id="16" w:name="__RefHeading___Toc2785_1564033828"/>
+      <w:bookmarkStart w:id="16" w:name="__RefHeading___Toc3166_3956443927"/>
       <w:bookmarkEnd w:id="16"/>
       <w:r>
         <w:rPr>
@@ -3809,11 +3929,812 @@
     <w:p>
       <w:pPr>
         <w:pStyle w:val="Heading1"/>
+        <w:spacing w:lineRule="auto" w:line="240" w:before="0" w:after="60"/>
+        <w:rPr/>
+      </w:pPr>
+      <w:bookmarkStart w:id="17" w:name="__RefHeading___Toc3168_3956443927"/>
+      <w:bookmarkEnd w:id="17"/>
+      <w:r>
+        <w:rPr>
+          <w:rFonts w:ascii="Arial" w:hAnsi="Arial"/>
+          <w:b/>
+          <w:sz w:val="22"/>
+        </w:rPr>
+        <w:t>ANEXO TÉCNICO — PAGOS, MODALIDADES Y ARQUITECTURA OPERACIONAL</w:t>
+      </w:r>
+    </w:p>
+    <w:p>
+      <w:pPr>
+        <w:pStyle w:val="Normal"/>
+        <w:spacing w:lineRule="auto" w:line="240" w:before="0" w:after="60"/>
+        <w:jc w:val="both"/>
+        <w:rPr/>
+      </w:pPr>
+      <w:r>
+        <w:rPr>
+          <w:sz w:val="22"/>
+        </w:rPr>
+        <w:t>Este anexo cubre el análisis estadístico/exploratorio de pagos, montos contractuales y modalidades y actualiza la descripción de la arquitectura operacional. La evidencia de pagos usa datos sintéticos vinculados a contratos sintéticos; no representa información SIAF real ni determina la legalidad de una modalidad.</w:t>
+      </w:r>
+    </w:p>
+    <w:p>
+      <w:pPr>
+        <w:pStyle w:val="Heading2"/>
+        <w:spacing w:lineRule="auto" w:line="240" w:before="0" w:after="60"/>
+        <w:rPr/>
+      </w:pPr>
+      <w:bookmarkStart w:id="18" w:name="__RefHeading___Toc3170_3956443927"/>
+      <w:bookmarkEnd w:id="18"/>
+      <w:r>
+        <w:rPr>
+          <w:rFonts w:ascii="Arial" w:hAnsi="Arial"/>
+          <w:b/>
+          <w:sz w:val="22"/>
+        </w:rPr>
+        <w:t>Resultados reproducibles de pagos y modalidades</w:t>
+      </w:r>
+    </w:p>
+    <w:tbl>
+      <w:tblPr>
+        <w:tblW w:w="9026" w:type="dxa"/>
+        <w:jc w:val="left"/>
+        <w:tblInd w:w="0" w:type="dxa"/>
+        <w:tblLayout w:type="fixed"/>
+        <w:tblCellMar>
+          <w:top w:w="0" w:type="dxa"/>
+          <w:left w:w="108" w:type="dxa"/>
+          <w:bottom w:w="0" w:type="dxa"/>
+          <w:right w:w="108" w:type="dxa"/>
+        </w:tblCellMar>
+        <w:tblLook w:val="04a0" w:noHBand="0" w:noVBand="1" w:firstColumn="1" w:lastRow="0" w:lastColumn="0" w:firstRow="1"/>
+      </w:tblPr>
+      <w:tblGrid>
+        <w:gridCol w:w="4513"/>
+        <w:gridCol w:w="4512"/>
+      </w:tblGrid>
+      <w:tr>
+        <w:trPr/>
+        <w:tc>
+          <w:tcPr>
+            <w:tcW w:w="4513" w:type="dxa"/>
+            <w:tcBorders>
+              <w:top w:val="single" w:sz="4" w:space="0" w:color="B7B7B7"/>
+              <w:left w:val="single" w:sz="4" w:space="0" w:color="B7B7B7"/>
+              <w:bottom w:val="single" w:sz="4" w:space="0" w:color="B7B7B7"/>
+              <w:right w:val="single" w:sz="4" w:space="0" w:color="B7B7B7"/>
+            </w:tcBorders>
+            <w:shd w:fill="E7E6E6"/>
+          </w:tcPr>
+          <w:p>
+            <w:pPr>
+              <w:pStyle w:val="Normal"/>
+              <w:spacing w:lineRule="auto" w:line="240" w:before="0" w:after="60"/>
+              <w:rPr/>
+            </w:pPr>
+            <w:r>
+              <w:rPr>
+                <w:b/>
+                <w:sz w:val="22"/>
+              </w:rPr>
+              <w:t>Indicador</w:t>
+            </w:r>
+          </w:p>
+        </w:tc>
+        <w:tc>
+          <w:tcPr>
+            <w:tcW w:w="4512" w:type="dxa"/>
+            <w:tcBorders>
+              <w:top w:val="single" w:sz="4" w:space="0" w:color="B7B7B7"/>
+              <w:left w:val="single" w:sz="4" w:space="0" w:color="B7B7B7"/>
+              <w:bottom w:val="single" w:sz="4" w:space="0" w:color="B7B7B7"/>
+              <w:right w:val="single" w:sz="4" w:space="0" w:color="B7B7B7"/>
+            </w:tcBorders>
+            <w:shd w:fill="E7E6E6"/>
+          </w:tcPr>
+          <w:p>
+            <w:pPr>
+              <w:pStyle w:val="Normal"/>
+              <w:spacing w:lineRule="auto" w:line="240" w:before="0" w:after="60"/>
+              <w:rPr/>
+            </w:pPr>
+            <w:r>
+              <w:rPr>
+                <w:b/>
+                <w:sz w:val="22"/>
+              </w:rPr>
+              <w:t>Resultado</w:t>
+            </w:r>
+          </w:p>
+        </w:tc>
+      </w:tr>
+      <w:tr>
+        <w:trPr/>
+        <w:tc>
+          <w:tcPr>
+            <w:tcW w:w="4513" w:type="dxa"/>
+            <w:tcBorders>
+              <w:top w:val="single" w:sz="4" w:space="0" w:color="B7B7B7"/>
+              <w:left w:val="single" w:sz="4" w:space="0" w:color="B7B7B7"/>
+              <w:bottom w:val="single" w:sz="4" w:space="0" w:color="B7B7B7"/>
+              <w:right w:val="single" w:sz="4" w:space="0" w:color="B7B7B7"/>
+            </w:tcBorders>
+          </w:tcPr>
+          <w:p>
+            <w:pPr>
+              <w:pStyle w:val="Normal"/>
+              <w:spacing w:lineRule="auto" w:line="240" w:before="0" w:after="60"/>
+              <w:rPr/>
+            </w:pPr>
+            <w:r>
+              <w:rPr>
+                <w:sz w:val="22"/>
+              </w:rPr>
+              <w:t>Pagos sintéticos</w:t>
+            </w:r>
+          </w:p>
+        </w:tc>
+        <w:tc>
+          <w:tcPr>
+            <w:tcW w:w="4512" w:type="dxa"/>
+            <w:tcBorders>
+              <w:top w:val="single" w:sz="4" w:space="0" w:color="B7B7B7"/>
+              <w:left w:val="single" w:sz="4" w:space="0" w:color="B7B7B7"/>
+              <w:bottom w:val="single" w:sz="4" w:space="0" w:color="B7B7B7"/>
+              <w:right w:val="single" w:sz="4" w:space="0" w:color="B7B7B7"/>
+            </w:tcBorders>
+          </w:tcPr>
+          <w:p>
+            <w:pPr>
+              <w:pStyle w:val="Normal"/>
+              <w:spacing w:lineRule="auto" w:line="240" w:before="0" w:after="60"/>
+              <w:rPr/>
+            </w:pPr>
+            <w:r>
+              <w:rPr>
+                <w:sz w:val="22"/>
+              </w:rPr>
+              <w:t>6726</w:t>
+            </w:r>
+          </w:p>
+        </w:tc>
+      </w:tr>
+      <w:tr>
+        <w:trPr/>
+        <w:tc>
+          <w:tcPr>
+            <w:tcW w:w="4513" w:type="dxa"/>
+            <w:tcBorders>
+              <w:top w:val="single" w:sz="4" w:space="0" w:color="B7B7B7"/>
+              <w:left w:val="single" w:sz="4" w:space="0" w:color="B7B7B7"/>
+              <w:bottom w:val="single" w:sz="4" w:space="0" w:color="B7B7B7"/>
+              <w:right w:val="single" w:sz="4" w:space="0" w:color="B7B7B7"/>
+            </w:tcBorders>
+          </w:tcPr>
+          <w:p>
+            <w:pPr>
+              <w:pStyle w:val="Normal"/>
+              <w:spacing w:lineRule="auto" w:line="240" w:before="0" w:after="60"/>
+              <w:rPr/>
+            </w:pPr>
+            <w:r>
+              <w:rPr>
+                <w:sz w:val="22"/>
+              </w:rPr>
+              <w:t>Contratos analizados</w:t>
+            </w:r>
+          </w:p>
+        </w:tc>
+        <w:tc>
+          <w:tcPr>
+            <w:tcW w:w="4512" w:type="dxa"/>
+            <w:tcBorders>
+              <w:top w:val="single" w:sz="4" w:space="0" w:color="B7B7B7"/>
+              <w:left w:val="single" w:sz="4" w:space="0" w:color="B7B7B7"/>
+              <w:bottom w:val="single" w:sz="4" w:space="0" w:color="B7B7B7"/>
+              <w:right w:val="single" w:sz="4" w:space="0" w:color="B7B7B7"/>
+            </w:tcBorders>
+          </w:tcPr>
+          <w:p>
+            <w:pPr>
+              <w:pStyle w:val="Normal"/>
+              <w:spacing w:lineRule="auto" w:line="240" w:before="0" w:after="60"/>
+              <w:rPr/>
+            </w:pPr>
+            <w:r>
+              <w:rPr>
+                <w:sz w:val="22"/>
+              </w:rPr>
+              <w:t>3709</w:t>
+            </w:r>
+          </w:p>
+        </w:tc>
+      </w:tr>
+      <w:tr>
+        <w:trPr/>
+        <w:tc>
+          <w:tcPr>
+            <w:tcW w:w="4513" w:type="dxa"/>
+            <w:tcBorders>
+              <w:top w:val="single" w:sz="4" w:space="0" w:color="B7B7B7"/>
+              <w:left w:val="single" w:sz="4" w:space="0" w:color="B7B7B7"/>
+              <w:bottom w:val="single" w:sz="4" w:space="0" w:color="B7B7B7"/>
+              <w:right w:val="single" w:sz="4" w:space="0" w:color="B7B7B7"/>
+            </w:tcBorders>
+          </w:tcPr>
+          <w:p>
+            <w:pPr>
+              <w:pStyle w:val="Normal"/>
+              <w:spacing w:lineRule="auto" w:line="240" w:before="0" w:after="60"/>
+              <w:rPr/>
+            </w:pPr>
+            <w:r>
+              <w:rPr>
+                <w:sz w:val="22"/>
+              </w:rPr>
+              <w:t>Pagos huérfanos</w:t>
+            </w:r>
+          </w:p>
+        </w:tc>
+        <w:tc>
+          <w:tcPr>
+            <w:tcW w:w="4512" w:type="dxa"/>
+            <w:tcBorders>
+              <w:top w:val="single" w:sz="4" w:space="0" w:color="B7B7B7"/>
+              <w:left w:val="single" w:sz="4" w:space="0" w:color="B7B7B7"/>
+              <w:bottom w:val="single" w:sz="4" w:space="0" w:color="B7B7B7"/>
+              <w:right w:val="single" w:sz="4" w:space="0" w:color="B7B7B7"/>
+            </w:tcBorders>
+          </w:tcPr>
+          <w:p>
+            <w:pPr>
+              <w:pStyle w:val="Normal"/>
+              <w:spacing w:lineRule="auto" w:line="240" w:before="0" w:after="60"/>
+              <w:rPr/>
+            </w:pPr>
+            <w:r>
+              <w:rPr>
+                <w:sz w:val="22"/>
+              </w:rPr>
+              <w:t>0</w:t>
+            </w:r>
+          </w:p>
+        </w:tc>
+      </w:tr>
+      <w:tr>
+        <w:trPr/>
+        <w:tc>
+          <w:tcPr>
+            <w:tcW w:w="4513" w:type="dxa"/>
+            <w:tcBorders>
+              <w:top w:val="single" w:sz="4" w:space="0" w:color="B7B7B7"/>
+              <w:left w:val="single" w:sz="4" w:space="0" w:color="B7B7B7"/>
+              <w:bottom w:val="single" w:sz="4" w:space="0" w:color="B7B7B7"/>
+              <w:right w:val="single" w:sz="4" w:space="0" w:color="B7B7B7"/>
+            </w:tcBorders>
+          </w:tcPr>
+          <w:p>
+            <w:pPr>
+              <w:pStyle w:val="Normal"/>
+              <w:spacing w:lineRule="auto" w:line="240" w:before="0" w:after="60"/>
+              <w:rPr/>
+            </w:pPr>
+            <w:r>
+              <w:rPr>
+                <w:sz w:val="22"/>
+              </w:rPr>
+              <w:t>Contratos con pago parcial</w:t>
+            </w:r>
+          </w:p>
+        </w:tc>
+        <w:tc>
+          <w:tcPr>
+            <w:tcW w:w="4512" w:type="dxa"/>
+            <w:tcBorders>
+              <w:top w:val="single" w:sz="4" w:space="0" w:color="B7B7B7"/>
+              <w:left w:val="single" w:sz="4" w:space="0" w:color="B7B7B7"/>
+              <w:bottom w:val="single" w:sz="4" w:space="0" w:color="B7B7B7"/>
+              <w:right w:val="single" w:sz="4" w:space="0" w:color="B7B7B7"/>
+            </w:tcBorders>
+          </w:tcPr>
+          <w:p>
+            <w:pPr>
+              <w:pStyle w:val="Normal"/>
+              <w:spacing w:lineRule="auto" w:line="240" w:before="0" w:after="60"/>
+              <w:rPr/>
+            </w:pPr>
+            <w:r>
+              <w:rPr>
+                <w:sz w:val="22"/>
+              </w:rPr>
+              <w:t>452</w:t>
+            </w:r>
+          </w:p>
+        </w:tc>
+      </w:tr>
+      <w:tr>
+        <w:trPr/>
+        <w:tc>
+          <w:tcPr>
+            <w:tcW w:w="4513" w:type="dxa"/>
+            <w:tcBorders>
+              <w:top w:val="single" w:sz="4" w:space="0" w:color="B7B7B7"/>
+              <w:left w:val="single" w:sz="4" w:space="0" w:color="B7B7B7"/>
+              <w:bottom w:val="single" w:sz="4" w:space="0" w:color="B7B7B7"/>
+              <w:right w:val="single" w:sz="4" w:space="0" w:color="B7B7B7"/>
+            </w:tcBorders>
+          </w:tcPr>
+          <w:p>
+            <w:pPr>
+              <w:pStyle w:val="Normal"/>
+              <w:spacing w:lineRule="auto" w:line="240" w:before="0" w:after="60"/>
+              <w:rPr/>
+            </w:pPr>
+            <w:r>
+              <w:rPr>
+                <w:sz w:val="22"/>
+              </w:rPr>
+              <w:t>Contratos pendientes sin pago</w:t>
+            </w:r>
+          </w:p>
+        </w:tc>
+        <w:tc>
+          <w:tcPr>
+            <w:tcW w:w="4512" w:type="dxa"/>
+            <w:tcBorders>
+              <w:top w:val="single" w:sz="4" w:space="0" w:color="B7B7B7"/>
+              <w:left w:val="single" w:sz="4" w:space="0" w:color="B7B7B7"/>
+              <w:bottom w:val="single" w:sz="4" w:space="0" w:color="B7B7B7"/>
+              <w:right w:val="single" w:sz="4" w:space="0" w:color="B7B7B7"/>
+            </w:tcBorders>
+          </w:tcPr>
+          <w:p>
+            <w:pPr>
+              <w:pStyle w:val="Normal"/>
+              <w:spacing w:lineRule="auto" w:line="240" w:before="0" w:after="60"/>
+              <w:rPr/>
+            </w:pPr>
+            <w:r>
+              <w:rPr>
+                <w:sz w:val="22"/>
+              </w:rPr>
+              <w:t>218</w:t>
+            </w:r>
+          </w:p>
+        </w:tc>
+      </w:tr>
+      <w:tr>
+        <w:trPr/>
+        <w:tc>
+          <w:tcPr>
+            <w:tcW w:w="4513" w:type="dxa"/>
+            <w:tcBorders>
+              <w:top w:val="single" w:sz="4" w:space="0" w:color="B7B7B7"/>
+              <w:left w:val="single" w:sz="4" w:space="0" w:color="B7B7B7"/>
+              <w:bottom w:val="single" w:sz="4" w:space="0" w:color="B7B7B7"/>
+              <w:right w:val="single" w:sz="4" w:space="0" w:color="B7B7B7"/>
+            </w:tcBorders>
+          </w:tcPr>
+          <w:p>
+            <w:pPr>
+              <w:pStyle w:val="Normal"/>
+              <w:spacing w:lineRule="auto" w:line="240" w:before="0" w:after="60"/>
+              <w:rPr/>
+            </w:pPr>
+            <w:r>
+              <w:rPr>
+                <w:sz w:val="22"/>
+              </w:rPr>
+              <w:t>Señales de sobrepago a revisar</w:t>
+            </w:r>
+          </w:p>
+        </w:tc>
+        <w:tc>
+          <w:tcPr>
+            <w:tcW w:w="4512" w:type="dxa"/>
+            <w:tcBorders>
+              <w:top w:val="single" w:sz="4" w:space="0" w:color="B7B7B7"/>
+              <w:left w:val="single" w:sz="4" w:space="0" w:color="B7B7B7"/>
+              <w:bottom w:val="single" w:sz="4" w:space="0" w:color="B7B7B7"/>
+              <w:right w:val="single" w:sz="4" w:space="0" w:color="B7B7B7"/>
+            </w:tcBorders>
+          </w:tcPr>
+          <w:p>
+            <w:pPr>
+              <w:pStyle w:val="Normal"/>
+              <w:spacing w:lineRule="auto" w:line="240" w:before="0" w:after="60"/>
+              <w:rPr/>
+            </w:pPr>
+            <w:r>
+              <w:rPr>
+                <w:sz w:val="22"/>
+              </w:rPr>
+              <w:t>76</w:t>
+            </w:r>
+          </w:p>
+        </w:tc>
+      </w:tr>
+      <w:tr>
+        <w:trPr/>
+        <w:tc>
+          <w:tcPr>
+            <w:tcW w:w="4513" w:type="dxa"/>
+            <w:tcBorders>
+              <w:top w:val="single" w:sz="4" w:space="0" w:color="B7B7B7"/>
+              <w:left w:val="single" w:sz="4" w:space="0" w:color="B7B7B7"/>
+              <w:bottom w:val="single" w:sz="4" w:space="0" w:color="B7B7B7"/>
+              <w:right w:val="single" w:sz="4" w:space="0" w:color="B7B7B7"/>
+            </w:tcBorders>
+          </w:tcPr>
+          <w:p>
+            <w:pPr>
+              <w:pStyle w:val="Normal"/>
+              <w:spacing w:lineRule="auto" w:line="240" w:before="0" w:after="60"/>
+              <w:rPr/>
+            </w:pPr>
+            <w:r>
+              <w:rPr>
+                <w:sz w:val="22"/>
+              </w:rPr>
+              <w:t>Demora P90 devengado→pagado (días)</w:t>
+            </w:r>
+          </w:p>
+        </w:tc>
+        <w:tc>
+          <w:tcPr>
+            <w:tcW w:w="4512" w:type="dxa"/>
+            <w:tcBorders>
+              <w:top w:val="single" w:sz="4" w:space="0" w:color="B7B7B7"/>
+              <w:left w:val="single" w:sz="4" w:space="0" w:color="B7B7B7"/>
+              <w:bottom w:val="single" w:sz="4" w:space="0" w:color="B7B7B7"/>
+              <w:right w:val="single" w:sz="4" w:space="0" w:color="B7B7B7"/>
+            </w:tcBorders>
+          </w:tcPr>
+          <w:p>
+            <w:pPr>
+              <w:pStyle w:val="Normal"/>
+              <w:spacing w:lineRule="auto" w:line="240" w:before="0" w:after="60"/>
+              <w:rPr/>
+            </w:pPr>
+            <w:r>
+              <w:rPr>
+                <w:sz w:val="22"/>
+              </w:rPr>
+              <w:t>28.0</w:t>
+            </w:r>
+          </w:p>
+        </w:tc>
+      </w:tr>
+      <w:tr>
+        <w:trPr/>
+        <w:tc>
+          <w:tcPr>
+            <w:tcW w:w="4513" w:type="dxa"/>
+            <w:tcBorders>
+              <w:top w:val="single" w:sz="4" w:space="0" w:color="B7B7B7"/>
+              <w:left w:val="single" w:sz="4" w:space="0" w:color="B7B7B7"/>
+              <w:bottom w:val="single" w:sz="4" w:space="0" w:color="B7B7B7"/>
+              <w:right w:val="single" w:sz="4" w:space="0" w:color="B7B7B7"/>
+            </w:tcBorders>
+          </w:tcPr>
+          <w:p>
+            <w:pPr>
+              <w:pStyle w:val="Normal"/>
+              <w:spacing w:lineRule="auto" w:line="240" w:before="0" w:after="60"/>
+              <w:rPr/>
+            </w:pPr>
+            <w:r>
+              <w:rPr>
+                <w:sz w:val="22"/>
+              </w:rPr>
+              <w:t>Modalidades especiales no inferibles solo por cuantía</w:t>
+            </w:r>
+          </w:p>
+        </w:tc>
+        <w:tc>
+          <w:tcPr>
+            <w:tcW w:w="4512" w:type="dxa"/>
+            <w:tcBorders>
+              <w:top w:val="single" w:sz="4" w:space="0" w:color="B7B7B7"/>
+              <w:left w:val="single" w:sz="4" w:space="0" w:color="B7B7B7"/>
+              <w:bottom w:val="single" w:sz="4" w:space="0" w:color="B7B7B7"/>
+              <w:right w:val="single" w:sz="4" w:space="0" w:color="B7B7B7"/>
+            </w:tcBorders>
+          </w:tcPr>
+          <w:p>
+            <w:pPr>
+              <w:pStyle w:val="Normal"/>
+              <w:spacing w:lineRule="auto" w:line="240" w:before="0" w:after="60"/>
+              <w:rPr/>
+            </w:pPr>
+            <w:r>
+              <w:rPr>
+                <w:sz w:val="22"/>
+              </w:rPr>
+              <w:t>1422</w:t>
+            </w:r>
+          </w:p>
+        </w:tc>
+      </w:tr>
+      <w:tr>
+        <w:trPr/>
+        <w:tc>
+          <w:tcPr>
+            <w:tcW w:w="4513" w:type="dxa"/>
+            <w:tcBorders>
+              <w:top w:val="single" w:sz="4" w:space="0" w:color="B7B7B7"/>
+              <w:left w:val="single" w:sz="4" w:space="0" w:color="B7B7B7"/>
+              <w:bottom w:val="single" w:sz="4" w:space="0" w:color="B7B7B7"/>
+              <w:right w:val="single" w:sz="4" w:space="0" w:color="B7B7B7"/>
+            </w:tcBorders>
+          </w:tcPr>
+          <w:p>
+            <w:pPr>
+              <w:pStyle w:val="Normal"/>
+              <w:spacing w:lineRule="auto" w:line="240" w:before="0" w:after="60"/>
+              <w:rPr/>
+            </w:pPr>
+            <w:r>
+              <w:rPr>
+                <w:sz w:val="22"/>
+              </w:rPr>
+              <w:t>Modalidades que requieren revisión de contexto</w:t>
+            </w:r>
+          </w:p>
+        </w:tc>
+        <w:tc>
+          <w:tcPr>
+            <w:tcW w:w="4512" w:type="dxa"/>
+            <w:tcBorders>
+              <w:top w:val="single" w:sz="4" w:space="0" w:color="B7B7B7"/>
+              <w:left w:val="single" w:sz="4" w:space="0" w:color="B7B7B7"/>
+              <w:bottom w:val="single" w:sz="4" w:space="0" w:color="B7B7B7"/>
+              <w:right w:val="single" w:sz="4" w:space="0" w:color="B7B7B7"/>
+            </w:tcBorders>
+          </w:tcPr>
+          <w:p>
+            <w:pPr>
+              <w:pStyle w:val="Normal"/>
+              <w:spacing w:lineRule="auto" w:line="240" w:before="0" w:after="60"/>
+              <w:rPr/>
+            </w:pPr>
+            <w:r>
+              <w:rPr>
+                <w:sz w:val="22"/>
+              </w:rPr>
+              <w:t>1314</w:t>
+            </w:r>
+          </w:p>
+        </w:tc>
+      </w:tr>
+    </w:tbl>
+    <w:p>
+      <w:pPr>
+        <w:pStyle w:val="Normal"/>
+        <w:spacing w:lineRule="auto" w:line="240" w:before="0" w:after="60"/>
+        <w:jc w:val="both"/>
+        <w:rPr/>
+      </w:pPr>
+      <w:r>
+        <w:rPr>
+          <w:sz w:val="22"/>
+        </w:rPr>
+        <w:t>La comparación de modalidades frente a cuantía es únicamente referencial. Contratación Directa, Comparación de Precios, Subasta Inversa, acuerdos marco y otros supuestos pueden depender de condiciones que no se deducen del monto por sí solo; 'requiere revisión de contexto' no equivale a irregularidad.</w:t>
+      </w:r>
+    </w:p>
+    <w:p>
+      <w:pPr>
+        <w:pStyle w:val="Heading2"/>
+        <w:spacing w:lineRule="auto" w:line="240" w:before="0" w:after="60"/>
+        <w:rPr/>
+      </w:pPr>
+      <w:bookmarkStart w:id="19" w:name="__RefHeading___Toc3172_3956443927"/>
+      <w:bookmarkEnd w:id="19"/>
+      <w:r>
+        <w:rPr>
+          <w:rFonts w:ascii="Arial" w:hAnsi="Arial"/>
+          <w:b/>
+          <w:sz w:val="22"/>
+        </w:rPr>
+        <w:t>Distribución de pagos</w:t>
+      </w:r>
+    </w:p>
+    <w:p>
+      <w:pPr>
+        <w:pStyle w:val="Normal"/>
+        <w:spacing w:lineRule="auto" w:line="240" w:before="0" w:after="60"/>
+        <w:jc w:val="center"/>
+        <w:rPr/>
+      </w:pPr>
+      <w:r>
+        <w:rPr/>
+        <w:drawing>
+          <wp:inline distT="0" distB="0" distL="0" distR="0">
+            <wp:extent cx="5577840" cy="3150235"/>
+            <wp:effectExtent l="0" t="0" r="0" b="0"/>
+            <wp:docPr id="2" name="Picture 2" descr=""/>
+            <wp:cNvGraphicFramePr>
+              <a:graphicFrameLocks xmlns:a="http://schemas.openxmlformats.org/drawingml/2006/main" noChangeAspect="1"/>
+            </wp:cNvGraphicFramePr>
+            <a:graphic xmlns:a="http://schemas.openxmlformats.org/drawingml/2006/main">
+              <a:graphicData uri="http://schemas.openxmlformats.org/drawingml/2006/picture">
+                <pic:pic xmlns:pic="http://schemas.openxmlformats.org/drawingml/2006/picture">
+                  <pic:nvPicPr>
+                    <pic:cNvPr id="2" name="Picture 2" descr=""/>
+                    <pic:cNvPicPr>
+                      <a:picLocks noChangeAspect="1" noChangeArrowheads="1"/>
+                    </pic:cNvPicPr>
+                  </pic:nvPicPr>
+                  <pic:blipFill>
+                    <a:blip r:embed="rId6"/>
+                    <a:stretch>
+                      <a:fillRect/>
+                    </a:stretch>
+                  </pic:blipFill>
+                  <pic:spPr bwMode="auto">
+                    <a:xfrm>
+                      <a:off x="0" y="0"/>
+                      <a:ext cx="5577840" cy="3150235"/>
+                    </a:xfrm>
+                    <a:prstGeom prst="rect">
+                      <a:avLst/>
+                    </a:prstGeom>
+                  </pic:spPr>
+                </pic:pic>
+              </a:graphicData>
+            </a:graphic>
+          </wp:inline>
+        </w:drawing>
+      </w:r>
+    </w:p>
+    <w:p>
+      <w:pPr>
+        <w:pStyle w:val="Heading2"/>
+        <w:spacing w:lineRule="auto" w:line="240" w:before="0" w:after="60"/>
+        <w:rPr/>
+      </w:pPr>
+      <w:bookmarkStart w:id="20" w:name="__RefHeading___Toc3174_3956443927"/>
+      <w:bookmarkEnd w:id="20"/>
+      <w:r>
+        <w:rPr>
+          <w:rFonts w:ascii="Arial" w:hAnsi="Arial"/>
+          <w:b/>
+          <w:sz w:val="22"/>
+        </w:rPr>
+        <w:t>Modalidades por régimen</w:t>
+      </w:r>
+    </w:p>
+    <w:p>
+      <w:pPr>
+        <w:pStyle w:val="Normal"/>
+        <w:spacing w:lineRule="auto" w:line="240" w:before="0" w:after="60"/>
+        <w:jc w:val="center"/>
+        <w:rPr/>
+      </w:pPr>
+      <w:r>
+        <w:rPr/>
+        <w:drawing>
+          <wp:inline distT="0" distB="0" distL="0" distR="0">
+            <wp:extent cx="5577840" cy="3222625"/>
+            <wp:effectExtent l="0" t="0" r="0" b="0"/>
+            <wp:docPr id="3" name="Picture 3" descr=""/>
+            <wp:cNvGraphicFramePr>
+              <a:graphicFrameLocks xmlns:a="http://schemas.openxmlformats.org/drawingml/2006/main" noChangeAspect="1"/>
+            </wp:cNvGraphicFramePr>
+            <a:graphic xmlns:a="http://schemas.openxmlformats.org/drawingml/2006/main">
+              <a:graphicData uri="http://schemas.openxmlformats.org/drawingml/2006/picture">
+                <pic:pic xmlns:pic="http://schemas.openxmlformats.org/drawingml/2006/picture">
+                  <pic:nvPicPr>
+                    <pic:cNvPr id="3" name="Picture 3" descr=""/>
+                    <pic:cNvPicPr>
+                      <a:picLocks noChangeAspect="1" noChangeArrowheads="1"/>
+                    </pic:cNvPicPr>
+                  </pic:nvPicPr>
+                  <pic:blipFill>
+                    <a:blip r:embed="rId7"/>
+                    <a:stretch>
+                      <a:fillRect/>
+                    </a:stretch>
+                  </pic:blipFill>
+                  <pic:spPr bwMode="auto">
+                    <a:xfrm>
+                      <a:off x="0" y="0"/>
+                      <a:ext cx="5577840" cy="3222625"/>
+                    </a:xfrm>
+                    <a:prstGeom prst="rect">
+                      <a:avLst/>
+                    </a:prstGeom>
+                  </pic:spPr>
+                </pic:pic>
+              </a:graphicData>
+            </a:graphic>
+          </wp:inline>
+        </w:drawing>
+      </w:r>
+    </w:p>
+    <w:p>
+      <w:pPr>
+        <w:pStyle w:val="Heading2"/>
+        <w:spacing w:lineRule="auto" w:line="240" w:before="0" w:after="60"/>
+        <w:rPr/>
+      </w:pPr>
+      <w:bookmarkStart w:id="21" w:name="__RefHeading___Toc3176_3956443927"/>
+      <w:bookmarkEnd w:id="21"/>
+      <w:r>
+        <w:rPr>
+          <w:rFonts w:ascii="Arial" w:hAnsi="Arial"/>
+          <w:b/>
+          <w:sz w:val="22"/>
+        </w:rPr>
+        <w:t>Arquitectura operacional Spark-native</w:t>
+      </w:r>
+    </w:p>
+    <w:p>
+      <w:pPr>
+        <w:pStyle w:val="Normal"/>
+        <w:spacing w:lineRule="auto" w:line="240" w:before="0" w:after="60"/>
+        <w:jc w:val="both"/>
+        <w:rPr/>
+      </w:pPr>
+      <w:r>
+        <w:rPr>
+          <w:sz w:val="22"/>
+        </w:rPr>
+        <w:t>La evidencia histórica de modelado Spark se conserva en modo local[*] para reproducibilidad. En paralelo, la ruta operacional TRAIN/INFERENCE admite un master Spark configurable. Cuando source.type=spark_sql, el conector devuelve un Spark DataFrame y el mapping, validación, preprocesamiento, feature engineering y MLlib permanecen en Spark sin toPandas(). Las medianas por objeto aprendidas en TRAIN se persisten como Parquet distribuido y los rankings de INFERENCE se escriben también como Parquet distribuido.</w:t>
+      </w:r>
+    </w:p>
+    <w:p>
+      <w:pPr>
+        <w:pStyle w:val="Normal"/>
+        <w:spacing w:lineRule="auto" w:line="240" w:before="0" w:after="60"/>
+        <w:jc w:val="both"/>
+        <w:rPr/>
+      </w:pPr>
+      <w:r>
+        <w:rPr>
+          <w:sz w:val="22"/>
+        </w:rPr>
+        <w:t>Esta capacidad elimina el cuello de botella pandas del adaptador Spark anterior, pero no sustituye las pruebas de carga, particionamiento, seguridad, rendimiento y robustez que deben ejecutarse con el clúster y volumen institucionales reales.</w:t>
+      </w:r>
+    </w:p>
+    <w:p>
+      <w:pPr>
+        <w:pStyle w:val="Heading2"/>
+        <w:spacing w:lineRule="auto" w:line="240" w:before="0" w:after="60"/>
+        <w:rPr/>
+      </w:pPr>
+      <w:bookmarkStart w:id="22" w:name="__RefHeading___Toc3178_3956443927"/>
+      <w:bookmarkEnd w:id="22"/>
+      <w:r>
+        <w:rPr>
+          <w:rFonts w:ascii="Arial" w:hAnsi="Arial"/>
+          <w:b/>
+          <w:sz w:val="22"/>
+        </w:rPr>
+        <w:t>Limitación institucional</w:t>
+      </w:r>
+    </w:p>
+    <w:p>
+      <w:pPr>
+        <w:pStyle w:val="Normal"/>
+        <w:spacing w:lineRule="auto" w:line="240" w:before="0" w:after="60"/>
+        <w:jc w:val="both"/>
+        <w:rPr/>
+      </w:pPr>
+      <w:r>
+        <w:rPr>
+          <w:sz w:val="22"/>
+        </w:rPr>
+        <w:t>El cierre literal con pagos SIAF/SEACE, tablas/vistas reales, ground truth, permisos, clúster, DEV/QA/PROD, SQL Server/SSRS, certificación y conformidad depende de la CGR y permanece registrado en el catálogo de dependencias institucionales.</w:t>
+      </w:r>
+    </w:p>
+    <w:p>
+      <w:pPr>
+        <w:pStyle w:val="Heading1"/>
         <w:spacing w:lineRule="exact" w:line="240" w:before="240" w:after="120"/>
         <w:rPr/>
       </w:pPr>
-      <w:bookmarkStart w:id="17" w:name="__RefHeading___Toc2787_1564033828"/>
-      <w:bookmarkEnd w:id="17"/>
+      <w:bookmarkStart w:id="23" w:name="__RefHeading___Toc3180_3956443927"/>
+      <w:bookmarkEnd w:id="23"/>
       <w:r>
         <w:rPr>
           <w:rFonts w:eastAsia="Arial" w:cs="Arial" w:ascii="Arial" w:hAnsi="Arial"/>
@@ -3947,9 +4868,9 @@
       </w:r>
     </w:p>
     <w:sectPr>
-      <w:headerReference w:type="default" r:id="rId6"/>
-      <w:footerReference w:type="default" r:id="rId7"/>
-      <w:footerReference w:type="first" r:id="rId8"/>
+      <w:headerReference w:type="default" r:id="rId8"/>
+      <w:footerReference w:type="default" r:id="rId9"/>
+      <w:footerReference w:type="first" r:id="rId10"/>
       <w:type w:val="nextPage"/>
       <w:pgSz w:w="11906" w:h="16838"/>
       <w:pgMar w:left="1440" w:right="1440" w:gutter="0" w:header="708" w:top="1440" w:footer="708" w:bottom="1440"/>
@@ -4092,7 +5013,7 @@
     </w:r>
     <w:r>
       <w:rPr/>
-      <w:t>5</w:t>
+      <w:t>7</w:t>
     </w:r>
     <w:r>
       <w:rPr/>

--- a/reporte/productos_formales/Producto_05_Preprocesamiento_Fraccionamiento.docx
+++ b/reporte/productos_formales/Producto_05_Preprocesamiento_Fraccionamiento.docx
@@ -262,7 +262,7 @@
         <w:spacing w:lineRule="exact" w:line="240" w:before="240" w:after="120"/>
         <w:rPr/>
       </w:pPr>
-      <w:bookmarkStart w:id="0" w:name="__RefHeading___Toc3134_3956443927"/>
+      <w:bookmarkStart w:id="0" w:name="__RefHeading___Toc3134_1913477755"/>
       <w:bookmarkEnd w:id="0"/>
       <w:r>
         <w:rPr>
@@ -369,7 +369,7 @@
             </w:rPr>
             <w:fldChar w:fldCharType="separate"/>
           </w:r>
-          <w:hyperlink w:anchor="__RefHeading___Toc3134_3956443927">
+          <w:hyperlink w:anchor="__RefHeading___Toc3134_1913477755">
             <w:r>
               <w:rPr>
                 <w:rStyle w:val="IndexLink"/>
@@ -389,7 +389,7 @@
             </w:tabs>
             <w:rPr/>
           </w:pPr>
-          <w:hyperlink w:anchor="__RefHeading___Toc3136_3956443927">
+          <w:hyperlink w:anchor="__RefHeading___Toc3136_1913477755">
             <w:r>
               <w:rPr>
                 <w:rStyle w:val="IndexLink"/>
@@ -409,7 +409,7 @@
             </w:tabs>
             <w:rPr/>
           </w:pPr>
-          <w:hyperlink w:anchor="__RefHeading___Toc3138_3956443927">
+          <w:hyperlink w:anchor="__RefHeading___Toc3138_1913477755">
             <w:r>
               <w:rPr>
                 <w:rStyle w:val="IndexLink"/>
@@ -429,7 +429,7 @@
             </w:tabs>
             <w:rPr/>
           </w:pPr>
-          <w:hyperlink w:anchor="__RefHeading___Toc3140_3956443927">
+          <w:hyperlink w:anchor="__RefHeading___Toc3140_1913477755">
             <w:r>
               <w:rPr>
                 <w:rStyle w:val="IndexLink"/>
@@ -449,7 +449,7 @@
             </w:tabs>
             <w:rPr/>
           </w:pPr>
-          <w:hyperlink w:anchor="__RefHeading___Toc3142_3956443927">
+          <w:hyperlink w:anchor="__RefHeading___Toc3142_1913477755">
             <w:r>
               <w:rPr>
                 <w:rStyle w:val="IndexLink"/>
@@ -469,7 +469,7 @@
             </w:tabs>
             <w:rPr/>
           </w:pPr>
-          <w:hyperlink w:anchor="__RefHeading___Toc3144_3956443927">
+          <w:hyperlink w:anchor="__RefHeading___Toc3144_1913477755">
             <w:r>
               <w:rPr>
                 <w:rStyle w:val="IndexLink"/>
@@ -489,7 +489,7 @@
             </w:tabs>
             <w:rPr/>
           </w:pPr>
-          <w:hyperlink w:anchor="__RefHeading___Toc3146_3956443927">
+          <w:hyperlink w:anchor="__RefHeading___Toc3146_1913477755">
             <w:r>
               <w:rPr>
                 <w:rStyle w:val="IndexLink"/>
@@ -509,7 +509,7 @@
             </w:tabs>
             <w:rPr/>
           </w:pPr>
-          <w:hyperlink w:anchor="__RefHeading___Toc3148_3956443927">
+          <w:hyperlink w:anchor="__RefHeading___Toc3148_1913477755">
             <w:r>
               <w:rPr>
                 <w:rStyle w:val="IndexLink"/>
@@ -529,7 +529,7 @@
             </w:tabs>
             <w:rPr/>
           </w:pPr>
-          <w:hyperlink w:anchor="__RefHeading___Toc3150_3956443927">
+          <w:hyperlink w:anchor="__RefHeading___Toc3150_1913477755">
             <w:r>
               <w:rPr>
                 <w:rStyle w:val="IndexLink"/>
@@ -549,7 +549,7 @@
             </w:tabs>
             <w:rPr/>
           </w:pPr>
-          <w:hyperlink w:anchor="__RefHeading___Toc3152_3956443927">
+          <w:hyperlink w:anchor="__RefHeading___Toc3152_1913477755">
             <w:r>
               <w:rPr>
                 <w:rStyle w:val="IndexLink"/>
@@ -569,7 +569,7 @@
             </w:tabs>
             <w:rPr/>
           </w:pPr>
-          <w:hyperlink w:anchor="__RefHeading___Toc3154_3956443927">
+          <w:hyperlink w:anchor="__RefHeading___Toc3154_1913477755">
             <w:r>
               <w:rPr>
                 <w:rStyle w:val="IndexLink"/>
@@ -589,7 +589,7 @@
             </w:tabs>
             <w:rPr/>
           </w:pPr>
-          <w:hyperlink w:anchor="__RefHeading___Toc3156_3956443927">
+          <w:hyperlink w:anchor="__RefHeading___Toc3156_1913477755">
             <w:r>
               <w:rPr>
                 <w:rStyle w:val="IndexLink"/>
@@ -609,7 +609,7 @@
             </w:tabs>
             <w:rPr/>
           </w:pPr>
-          <w:hyperlink w:anchor="__RefHeading___Toc3158_3956443927">
+          <w:hyperlink w:anchor="__RefHeading___Toc3158_1913477755">
             <w:r>
               <w:rPr>
                 <w:rStyle w:val="IndexLink"/>
@@ -629,7 +629,7 @@
             </w:tabs>
             <w:rPr/>
           </w:pPr>
-          <w:hyperlink w:anchor="__RefHeading___Toc3160_3956443927">
+          <w:hyperlink w:anchor="__RefHeading___Toc3160_1913477755">
             <w:r>
               <w:rPr>
                 <w:rStyle w:val="IndexLink"/>
@@ -649,7 +649,7 @@
             </w:tabs>
             <w:rPr/>
           </w:pPr>
-          <w:hyperlink w:anchor="__RefHeading___Toc3162_3956443927">
+          <w:hyperlink w:anchor="__RefHeading___Toc3162_1913477755">
             <w:r>
               <w:rPr>
                 <w:rStyle w:val="IndexLink"/>
@@ -669,7 +669,7 @@
             </w:tabs>
             <w:rPr/>
           </w:pPr>
-          <w:hyperlink w:anchor="__RefHeading___Toc3164_3956443927">
+          <w:hyperlink w:anchor="__RefHeading___Toc3164_1913477755">
             <w:r>
               <w:rPr>
                 <w:rStyle w:val="IndexLink"/>
@@ -689,7 +689,7 @@
             </w:tabs>
             <w:rPr/>
           </w:pPr>
-          <w:hyperlink w:anchor="__RefHeading___Toc3166_3956443927">
+          <w:hyperlink w:anchor="__RefHeading___Toc3166_1913477755">
             <w:r>
               <w:rPr>
                 <w:rStyle w:val="IndexLink"/>
@@ -709,7 +709,7 @@
             </w:tabs>
             <w:rPr/>
           </w:pPr>
-          <w:hyperlink w:anchor="__RefHeading___Toc3168_3956443927">
+          <w:hyperlink w:anchor="__RefHeading___Toc3168_1913477755">
             <w:r>
               <w:rPr>
                 <w:rStyle w:val="IndexLink"/>
@@ -729,7 +729,7 @@
             </w:tabs>
             <w:rPr/>
           </w:pPr>
-          <w:hyperlink w:anchor="__RefHeading___Toc3170_3956443927">
+          <w:hyperlink w:anchor="__RefHeading___Toc3170_1913477755">
             <w:r>
               <w:rPr>
                 <w:rStyle w:val="IndexLink"/>
@@ -749,7 +749,7 @@
             </w:tabs>
             <w:rPr/>
           </w:pPr>
-          <w:hyperlink w:anchor="__RefHeading___Toc3172_3956443927">
+          <w:hyperlink w:anchor="__RefHeading___Toc3172_1913477755">
             <w:r>
               <w:rPr>
                 <w:rStyle w:val="IndexLink"/>
@@ -769,7 +769,7 @@
             </w:tabs>
             <w:rPr/>
           </w:pPr>
-          <w:hyperlink w:anchor="__RefHeading___Toc3174_3956443927">
+          <w:hyperlink w:anchor="__RefHeading___Toc3174_1913477755">
             <w:r>
               <w:rPr>
                 <w:rStyle w:val="IndexLink"/>
@@ -789,7 +789,7 @@
             </w:tabs>
             <w:rPr/>
           </w:pPr>
-          <w:hyperlink w:anchor="__RefHeading___Toc3176_3956443927">
+          <w:hyperlink w:anchor="__RefHeading___Toc3176_1913477755">
             <w:r>
               <w:rPr>
                 <w:rStyle w:val="IndexLink"/>
@@ -809,7 +809,7 @@
             </w:tabs>
             <w:rPr/>
           </w:pPr>
-          <w:hyperlink w:anchor="__RefHeading___Toc3178_3956443927">
+          <w:hyperlink w:anchor="__RefHeading___Toc3178_1913477755">
             <w:r>
               <w:rPr>
                 <w:rStyle w:val="IndexLink"/>
@@ -829,7 +829,7 @@
             </w:tabs>
             <w:rPr/>
           </w:pPr>
-          <w:hyperlink w:anchor="__RefHeading___Toc3180_3956443927">
+          <w:hyperlink w:anchor="__RefHeading___Toc3180_1913477755">
             <w:r>
               <w:rPr>
                 <w:rStyle w:val="IndexLink"/>
@@ -869,7 +869,7 @@
         <w:spacing w:lineRule="exact" w:line="240" w:before="240" w:after="120"/>
         <w:rPr/>
       </w:pPr>
-      <w:bookmarkStart w:id="1" w:name="__RefHeading___Toc3136_3956443927"/>
+      <w:bookmarkStart w:id="1" w:name="__RefHeading___Toc3136_1913477755"/>
       <w:bookmarkEnd w:id="1"/>
       <w:r>
         <w:rPr>
@@ -907,7 +907,7 @@
         <w:spacing w:lineRule="exact" w:line="240" w:before="240" w:after="120"/>
         <w:rPr/>
       </w:pPr>
-      <w:bookmarkStart w:id="2" w:name="__RefHeading___Toc3138_3956443927"/>
+      <w:bookmarkStart w:id="2" w:name="__RefHeading___Toc3138_1913477755"/>
       <w:bookmarkEnd w:id="2"/>
       <w:r>
         <w:rPr>
@@ -945,7 +945,7 @@
         <w:spacing w:lineRule="exact" w:line="240" w:before="240" w:after="120"/>
         <w:rPr/>
       </w:pPr>
-      <w:bookmarkStart w:id="3" w:name="__RefHeading___Toc3140_3956443927"/>
+      <w:bookmarkStart w:id="3" w:name="__RefHeading___Toc3140_1913477755"/>
       <w:bookmarkEnd w:id="3"/>
       <w:r>
         <w:rPr>
@@ -2259,7 +2259,7 @@
         <w:spacing w:lineRule="exact" w:line="240" w:before="240" w:after="120"/>
         <w:rPr/>
       </w:pPr>
-      <w:bookmarkStart w:id="4" w:name="__RefHeading___Toc3142_3956443927"/>
+      <w:bookmarkStart w:id="4" w:name="__RefHeading___Toc3142_1913477755"/>
       <w:bookmarkEnd w:id="4"/>
       <w:r>
         <w:rPr>
@@ -2836,7 +2836,7 @@
         <w:spacing w:lineRule="exact" w:line="240" w:before="240" w:after="120"/>
         <w:rPr/>
       </w:pPr>
-      <w:bookmarkStart w:id="5" w:name="__RefHeading___Toc3144_3956443927"/>
+      <w:bookmarkStart w:id="5" w:name="__RefHeading___Toc3144_1913477755"/>
       <w:bookmarkEnd w:id="5"/>
       <w:r>
         <w:rPr>
@@ -2874,7 +2874,7 @@
         <w:spacing w:lineRule="exact" w:line="240" w:before="240" w:after="120"/>
         <w:rPr/>
       </w:pPr>
-      <w:bookmarkStart w:id="6" w:name="__RefHeading___Toc3146_3956443927"/>
+      <w:bookmarkStart w:id="6" w:name="__RefHeading___Toc3146_1913477755"/>
       <w:bookmarkEnd w:id="6"/>
       <w:r>
         <w:rPr>
@@ -2912,7 +2912,7 @@
         <w:spacing w:lineRule="exact" w:line="240" w:before="240" w:after="120"/>
         <w:rPr/>
       </w:pPr>
-      <w:bookmarkStart w:id="7" w:name="__RefHeading___Toc3148_3956443927"/>
+      <w:bookmarkStart w:id="7" w:name="__RefHeading___Toc3148_1913477755"/>
       <w:bookmarkEnd w:id="7"/>
       <w:r>
         <w:rPr>
@@ -2932,7 +2932,7 @@
         <w:spacing w:lineRule="exact" w:line="240" w:before="180" w:after="80"/>
         <w:rPr/>
       </w:pPr>
-      <w:bookmarkStart w:id="8" w:name="__RefHeading___Toc3150_3956443927"/>
+      <w:bookmarkStart w:id="8" w:name="__RefHeading___Toc3150_1913477755"/>
       <w:bookmarkEnd w:id="8"/>
       <w:r>
         <w:rPr>
@@ -2970,7 +2970,7 @@
         <w:spacing w:lineRule="exact" w:line="240" w:before="180" w:after="80"/>
         <w:rPr/>
       </w:pPr>
-      <w:bookmarkStart w:id="9" w:name="__RefHeading___Toc3152_3956443927"/>
+      <w:bookmarkStart w:id="9" w:name="__RefHeading___Toc3152_1913477755"/>
       <w:bookmarkEnd w:id="9"/>
       <w:r>
         <w:rPr>
@@ -3540,7 +3540,7 @@
         <w:spacing w:lineRule="exact" w:line="240" w:before="180" w:after="80"/>
         <w:rPr/>
       </w:pPr>
-      <w:bookmarkStart w:id="10" w:name="__RefHeading___Toc3154_3956443927"/>
+      <w:bookmarkStart w:id="10" w:name="__RefHeading___Toc3154_1913477755"/>
       <w:bookmarkEnd w:id="10"/>
       <w:r>
         <w:rPr>
@@ -3578,7 +3578,7 @@
         <w:spacing w:lineRule="exact" w:line="240" w:before="180" w:after="80"/>
         <w:rPr/>
       </w:pPr>
-      <w:bookmarkStart w:id="11" w:name="__RefHeading___Toc3156_3956443927"/>
+      <w:bookmarkStart w:id="11" w:name="__RefHeading___Toc3156_1913477755"/>
       <w:bookmarkEnd w:id="11"/>
       <w:r>
         <w:rPr>
@@ -3616,7 +3616,7 @@
         <w:spacing w:lineRule="exact" w:line="240" w:before="240" w:after="120"/>
         <w:rPr/>
       </w:pPr>
-      <w:bookmarkStart w:id="12" w:name="__RefHeading___Toc3158_3956443927"/>
+      <w:bookmarkStart w:id="12" w:name="__RefHeading___Toc3158_1913477755"/>
       <w:bookmarkEnd w:id="12"/>
       <w:r>
         <w:rPr>
@@ -3716,7 +3716,7 @@
         <w:spacing w:lineRule="exact" w:line="240" w:before="240" w:after="120"/>
         <w:rPr/>
       </w:pPr>
-      <w:bookmarkStart w:id="13" w:name="__RefHeading___Toc3160_3956443927"/>
+      <w:bookmarkStart w:id="13" w:name="__RefHeading___Toc3160_1913477755"/>
       <w:bookmarkEnd w:id="13"/>
       <w:r>
         <w:rPr>
@@ -3754,7 +3754,7 @@
         <w:spacing w:lineRule="exact" w:line="240" w:before="240" w:after="120"/>
         <w:rPr/>
       </w:pPr>
-      <w:bookmarkStart w:id="14" w:name="__RefHeading___Toc3162_3956443927"/>
+      <w:bookmarkStart w:id="14" w:name="__RefHeading___Toc3162_1913477755"/>
       <w:bookmarkEnd w:id="14"/>
       <w:r>
         <w:rPr>
@@ -3814,7 +3814,7 @@
         <w:spacing w:lineRule="exact" w:line="240" w:before="240" w:after="120"/>
         <w:rPr/>
       </w:pPr>
-      <w:bookmarkStart w:id="15" w:name="__RefHeading___Toc3164_3956443927"/>
+      <w:bookmarkStart w:id="15" w:name="__RefHeading___Toc3164_1913477755"/>
       <w:bookmarkEnd w:id="15"/>
       <w:r>
         <w:rPr>
@@ -3852,7 +3852,7 @@
         <w:spacing w:lineRule="exact" w:line="240" w:before="240" w:after="120"/>
         <w:rPr/>
       </w:pPr>
-      <w:bookmarkStart w:id="16" w:name="__RefHeading___Toc3166_3956443927"/>
+      <w:bookmarkStart w:id="16" w:name="__RefHeading___Toc3166_1913477755"/>
       <w:bookmarkEnd w:id="16"/>
       <w:r>
         <w:rPr>
@@ -3932,7 +3932,7 @@
         <w:spacing w:lineRule="auto" w:line="240" w:before="0" w:after="60"/>
         <w:rPr/>
       </w:pPr>
-      <w:bookmarkStart w:id="17" w:name="__RefHeading___Toc3168_3956443927"/>
+      <w:bookmarkStart w:id="17" w:name="__RefHeading___Toc3168_1913477755"/>
       <w:bookmarkEnd w:id="17"/>
       <w:r>
         <w:rPr>
@@ -3963,7 +3963,7 @@
         <w:spacing w:lineRule="auto" w:line="240" w:before="0" w:after="60"/>
         <w:rPr/>
       </w:pPr>
-      <w:bookmarkStart w:id="18" w:name="__RefHeading___Toc3170_3956443927"/>
+      <w:bookmarkStart w:id="18" w:name="__RefHeading___Toc3170_1913477755"/>
       <w:bookmarkEnd w:id="18"/>
       <w:r>
         <w:rPr>
@@ -4527,7 +4527,7 @@
         <w:spacing w:lineRule="auto" w:line="240" w:before="0" w:after="60"/>
         <w:rPr/>
       </w:pPr>
-      <w:bookmarkStart w:id="19" w:name="__RefHeading___Toc3172_3956443927"/>
+      <w:bookmarkStart w:id="19" w:name="__RefHeading___Toc3172_1913477755"/>
       <w:bookmarkEnd w:id="19"/>
       <w:r>
         <w:rPr>
@@ -4592,7 +4592,7 @@
         <w:spacing w:lineRule="auto" w:line="240" w:before="0" w:after="60"/>
         <w:rPr/>
       </w:pPr>
-      <w:bookmarkStart w:id="20" w:name="__RefHeading___Toc3174_3956443927"/>
+      <w:bookmarkStart w:id="20" w:name="__RefHeading___Toc3174_1913477755"/>
       <w:bookmarkEnd w:id="20"/>
       <w:r>
         <w:rPr>
@@ -4657,7 +4657,7 @@
         <w:spacing w:lineRule="auto" w:line="240" w:before="0" w:after="60"/>
         <w:rPr/>
       </w:pPr>
-      <w:bookmarkStart w:id="21" w:name="__RefHeading___Toc3176_3956443927"/>
+      <w:bookmarkStart w:id="21" w:name="__RefHeading___Toc3176_1913477755"/>
       <w:bookmarkEnd w:id="21"/>
       <w:r>
         <w:rPr>
@@ -4702,7 +4702,7 @@
         <w:spacing w:lineRule="auto" w:line="240" w:before="0" w:after="60"/>
         <w:rPr/>
       </w:pPr>
-      <w:bookmarkStart w:id="22" w:name="__RefHeading___Toc3178_3956443927"/>
+      <w:bookmarkStart w:id="22" w:name="__RefHeading___Toc3178_1913477755"/>
       <w:bookmarkEnd w:id="22"/>
       <w:r>
         <w:rPr>
@@ -4733,7 +4733,7 @@
         <w:spacing w:lineRule="exact" w:line="240" w:before="240" w:after="120"/>
         <w:rPr/>
       </w:pPr>
-      <w:bookmarkStart w:id="23" w:name="__RefHeading___Toc3180_3956443927"/>
+      <w:bookmarkStart w:id="23" w:name="__RefHeading___Toc3180_1913477755"/>
       <w:bookmarkEnd w:id="23"/>
       <w:r>
         <w:rPr>

--- a/reporte/productos_formales/Producto_05_Preprocesamiento_Fraccionamiento.docx
+++ b/reporte/productos_formales/Producto_05_Preprocesamiento_Fraccionamiento.docx
@@ -262,7 +262,7 @@
         <w:spacing w:lineRule="exact" w:line="240" w:before="240" w:after="120"/>
         <w:rPr/>
       </w:pPr>
-      <w:bookmarkStart w:id="0" w:name="__RefHeading___Toc3134_1913477755"/>
+      <w:bookmarkStart w:id="0" w:name="__RefHeading___Toc3134_2937512272"/>
       <w:bookmarkEnd w:id="0"/>
       <w:r>
         <w:rPr>
@@ -291,7 +291,7 @@
           <w:sz w:val="22"/>
           <w:szCs w:val="22"/>
         </w:rPr>
-        <w:t>Se construyeron 180 grupos proveedor-entidad-objeto con 8 positivos sintéticos. El feature engineering incorpora ventanas temporales y cuantías normativas dependientes de fecha y categoría, evitando un umbral fijo universal.</w:t>
+        <w:t>Se construyeron 265 grupos proveedor-entidad-objeto con 24 positivos sintéticos. El feature engineering incorpora ventanas temporales y cuantías normativas dependientes de fecha y categoría, evitando un umbral fijo universal.</w:t>
       </w:r>
     </w:p>
     <w:p>
@@ -369,7 +369,7 @@
             </w:rPr>
             <w:fldChar w:fldCharType="separate"/>
           </w:r>
-          <w:hyperlink w:anchor="__RefHeading___Toc3134_1913477755">
+          <w:hyperlink w:anchor="__RefHeading___Toc3134_2937512272">
             <w:r>
               <w:rPr>
                 <w:rStyle w:val="IndexLink"/>
@@ -389,7 +389,7 @@
             </w:tabs>
             <w:rPr/>
           </w:pPr>
-          <w:hyperlink w:anchor="__RefHeading___Toc3136_1913477755">
+          <w:hyperlink w:anchor="__RefHeading___Toc3136_2937512272">
             <w:r>
               <w:rPr>
                 <w:rStyle w:val="IndexLink"/>
@@ -409,7 +409,7 @@
             </w:tabs>
             <w:rPr/>
           </w:pPr>
-          <w:hyperlink w:anchor="__RefHeading___Toc3138_1913477755">
+          <w:hyperlink w:anchor="__RefHeading___Toc3138_2937512272">
             <w:r>
               <w:rPr>
                 <w:rStyle w:val="IndexLink"/>
@@ -429,7 +429,7 @@
             </w:tabs>
             <w:rPr/>
           </w:pPr>
-          <w:hyperlink w:anchor="__RefHeading___Toc3140_1913477755">
+          <w:hyperlink w:anchor="__RefHeading___Toc3140_2937512272">
             <w:r>
               <w:rPr>
                 <w:rStyle w:val="IndexLink"/>
@@ -449,7 +449,7 @@
             </w:tabs>
             <w:rPr/>
           </w:pPr>
-          <w:hyperlink w:anchor="__RefHeading___Toc3142_1913477755">
+          <w:hyperlink w:anchor="__RefHeading___Toc3142_2937512272">
             <w:r>
               <w:rPr>
                 <w:rStyle w:val="IndexLink"/>
@@ -469,7 +469,7 @@
             </w:tabs>
             <w:rPr/>
           </w:pPr>
-          <w:hyperlink w:anchor="__RefHeading___Toc3144_1913477755">
+          <w:hyperlink w:anchor="__RefHeading___Toc3144_2937512272">
             <w:r>
               <w:rPr>
                 <w:rStyle w:val="IndexLink"/>
@@ -489,7 +489,7 @@
             </w:tabs>
             <w:rPr/>
           </w:pPr>
-          <w:hyperlink w:anchor="__RefHeading___Toc3146_1913477755">
+          <w:hyperlink w:anchor="__RefHeading___Toc3146_2937512272">
             <w:r>
               <w:rPr>
                 <w:rStyle w:val="IndexLink"/>
@@ -509,7 +509,7 @@
             </w:tabs>
             <w:rPr/>
           </w:pPr>
-          <w:hyperlink w:anchor="__RefHeading___Toc3148_1913477755">
+          <w:hyperlink w:anchor="__RefHeading___Toc3148_2937512272">
             <w:r>
               <w:rPr>
                 <w:rStyle w:val="IndexLink"/>
@@ -529,7 +529,7 @@
             </w:tabs>
             <w:rPr/>
           </w:pPr>
-          <w:hyperlink w:anchor="__RefHeading___Toc3150_1913477755">
+          <w:hyperlink w:anchor="__RefHeading___Toc3150_2937512272">
             <w:r>
               <w:rPr>
                 <w:rStyle w:val="IndexLink"/>
@@ -549,7 +549,7 @@
             </w:tabs>
             <w:rPr/>
           </w:pPr>
-          <w:hyperlink w:anchor="__RefHeading___Toc3152_1913477755">
+          <w:hyperlink w:anchor="__RefHeading___Toc3152_2937512272">
             <w:r>
               <w:rPr>
                 <w:rStyle w:val="IndexLink"/>
@@ -569,7 +569,7 @@
             </w:tabs>
             <w:rPr/>
           </w:pPr>
-          <w:hyperlink w:anchor="__RefHeading___Toc3154_1913477755">
+          <w:hyperlink w:anchor="__RefHeading___Toc3154_2937512272">
             <w:r>
               <w:rPr>
                 <w:rStyle w:val="IndexLink"/>
@@ -589,7 +589,7 @@
             </w:tabs>
             <w:rPr/>
           </w:pPr>
-          <w:hyperlink w:anchor="__RefHeading___Toc3156_1913477755">
+          <w:hyperlink w:anchor="__RefHeading___Toc3156_2937512272">
             <w:r>
               <w:rPr>
                 <w:rStyle w:val="IndexLink"/>
@@ -609,7 +609,7 @@
             </w:tabs>
             <w:rPr/>
           </w:pPr>
-          <w:hyperlink w:anchor="__RefHeading___Toc3158_1913477755">
+          <w:hyperlink w:anchor="__RefHeading___Toc3158_2937512272">
             <w:r>
               <w:rPr>
                 <w:rStyle w:val="IndexLink"/>
@@ -629,7 +629,7 @@
             </w:tabs>
             <w:rPr/>
           </w:pPr>
-          <w:hyperlink w:anchor="__RefHeading___Toc3160_1913477755">
+          <w:hyperlink w:anchor="__RefHeading___Toc3160_2937512272">
             <w:r>
               <w:rPr>
                 <w:rStyle w:val="IndexLink"/>
@@ -649,7 +649,7 @@
             </w:tabs>
             <w:rPr/>
           </w:pPr>
-          <w:hyperlink w:anchor="__RefHeading___Toc3162_1913477755">
+          <w:hyperlink w:anchor="__RefHeading___Toc3162_2937512272">
             <w:r>
               <w:rPr>
                 <w:rStyle w:val="IndexLink"/>
@@ -669,7 +669,7 @@
             </w:tabs>
             <w:rPr/>
           </w:pPr>
-          <w:hyperlink w:anchor="__RefHeading___Toc3164_1913477755">
+          <w:hyperlink w:anchor="__RefHeading___Toc3164_2937512272">
             <w:r>
               <w:rPr>
                 <w:rStyle w:val="IndexLink"/>
@@ -689,7 +689,7 @@
             </w:tabs>
             <w:rPr/>
           </w:pPr>
-          <w:hyperlink w:anchor="__RefHeading___Toc3166_1913477755">
+          <w:hyperlink w:anchor="__RefHeading___Toc3166_2937512272">
             <w:r>
               <w:rPr>
                 <w:rStyle w:val="IndexLink"/>
@@ -709,7 +709,7 @@
             </w:tabs>
             <w:rPr/>
           </w:pPr>
-          <w:hyperlink w:anchor="__RefHeading___Toc3168_1913477755">
+          <w:hyperlink w:anchor="__RefHeading___Toc3168_2937512272">
             <w:r>
               <w:rPr>
                 <w:rStyle w:val="IndexLink"/>
@@ -729,7 +729,7 @@
             </w:tabs>
             <w:rPr/>
           </w:pPr>
-          <w:hyperlink w:anchor="__RefHeading___Toc3170_1913477755">
+          <w:hyperlink w:anchor="__RefHeading___Toc3170_2937512272">
             <w:r>
               <w:rPr>
                 <w:rStyle w:val="IndexLink"/>
@@ -749,7 +749,7 @@
             </w:tabs>
             <w:rPr/>
           </w:pPr>
-          <w:hyperlink w:anchor="__RefHeading___Toc3172_1913477755">
+          <w:hyperlink w:anchor="__RefHeading___Toc3172_2937512272">
             <w:r>
               <w:rPr>
                 <w:rStyle w:val="IndexLink"/>
@@ -769,7 +769,7 @@
             </w:tabs>
             <w:rPr/>
           </w:pPr>
-          <w:hyperlink w:anchor="__RefHeading___Toc3174_1913477755">
+          <w:hyperlink w:anchor="__RefHeading___Toc3174_2937512272">
             <w:r>
               <w:rPr>
                 <w:rStyle w:val="IndexLink"/>
@@ -789,7 +789,7 @@
             </w:tabs>
             <w:rPr/>
           </w:pPr>
-          <w:hyperlink w:anchor="__RefHeading___Toc3176_1913477755">
+          <w:hyperlink w:anchor="__RefHeading___Toc3176_2937512272">
             <w:r>
               <w:rPr>
                 <w:rStyle w:val="IndexLink"/>
@@ -809,7 +809,7 @@
             </w:tabs>
             <w:rPr/>
           </w:pPr>
-          <w:hyperlink w:anchor="__RefHeading___Toc3178_1913477755">
+          <w:hyperlink w:anchor="__RefHeading___Toc3178_2937512272">
             <w:r>
               <w:rPr>
                 <w:rStyle w:val="IndexLink"/>
@@ -829,7 +829,7 @@
             </w:tabs>
             <w:rPr/>
           </w:pPr>
-          <w:hyperlink w:anchor="__RefHeading___Toc3180_1913477755">
+          <w:hyperlink w:anchor="__RefHeading___Toc3180_2937512272">
             <w:r>
               <w:rPr>
                 <w:rStyle w:val="IndexLink"/>
@@ -869,7 +869,7 @@
         <w:spacing w:lineRule="exact" w:line="240" w:before="240" w:after="120"/>
         <w:rPr/>
       </w:pPr>
-      <w:bookmarkStart w:id="1" w:name="__RefHeading___Toc3136_1913477755"/>
+      <w:bookmarkStart w:id="1" w:name="__RefHeading___Toc3136_2937512272"/>
       <w:bookmarkEnd w:id="1"/>
       <w:r>
         <w:rPr>
@@ -907,7 +907,7 @@
         <w:spacing w:lineRule="exact" w:line="240" w:before="240" w:after="120"/>
         <w:rPr/>
       </w:pPr>
-      <w:bookmarkStart w:id="2" w:name="__RefHeading___Toc3138_1913477755"/>
+      <w:bookmarkStart w:id="2" w:name="__RefHeading___Toc3138_2937512272"/>
       <w:bookmarkEnd w:id="2"/>
       <w:r>
         <w:rPr>
@@ -945,7 +945,7 @@
         <w:spacing w:lineRule="exact" w:line="240" w:before="240" w:after="120"/>
         <w:rPr/>
       </w:pPr>
-      <w:bookmarkStart w:id="3" w:name="__RefHeading___Toc3140_1913477755"/>
+      <w:bookmarkStart w:id="3" w:name="__RefHeading___Toc3140_2937512272"/>
       <w:bookmarkEnd w:id="3"/>
       <w:r>
         <w:rPr>
@@ -2259,7 +2259,7 @@
         <w:spacing w:lineRule="exact" w:line="240" w:before="240" w:after="120"/>
         <w:rPr/>
       </w:pPr>
-      <w:bookmarkStart w:id="4" w:name="__RefHeading___Toc3142_1913477755"/>
+      <w:bookmarkStart w:id="4" w:name="__RefHeading___Toc3142_2937512272"/>
       <w:bookmarkEnd w:id="4"/>
       <w:r>
         <w:rPr>
@@ -2836,7 +2836,7 @@
         <w:spacing w:lineRule="exact" w:line="240" w:before="240" w:after="120"/>
         <w:rPr/>
       </w:pPr>
-      <w:bookmarkStart w:id="5" w:name="__RefHeading___Toc3144_1913477755"/>
+      <w:bookmarkStart w:id="5" w:name="__RefHeading___Toc3144_2937512272"/>
       <w:bookmarkEnd w:id="5"/>
       <w:r>
         <w:rPr>
@@ -2874,7 +2874,7 @@
         <w:spacing w:lineRule="exact" w:line="240" w:before="240" w:after="120"/>
         <w:rPr/>
       </w:pPr>
-      <w:bookmarkStart w:id="6" w:name="__RefHeading___Toc3146_1913477755"/>
+      <w:bookmarkStart w:id="6" w:name="__RefHeading___Toc3146_2937512272"/>
       <w:bookmarkEnd w:id="6"/>
       <w:r>
         <w:rPr>
@@ -2912,7 +2912,7 @@
         <w:spacing w:lineRule="exact" w:line="240" w:before="240" w:after="120"/>
         <w:rPr/>
       </w:pPr>
-      <w:bookmarkStart w:id="7" w:name="__RefHeading___Toc3148_1913477755"/>
+      <w:bookmarkStart w:id="7" w:name="__RefHeading___Toc3148_2937512272"/>
       <w:bookmarkEnd w:id="7"/>
       <w:r>
         <w:rPr>
@@ -2932,7 +2932,7 @@
         <w:spacing w:lineRule="exact" w:line="240" w:before="180" w:after="80"/>
         <w:rPr/>
       </w:pPr>
-      <w:bookmarkStart w:id="8" w:name="__RefHeading___Toc3150_1913477755"/>
+      <w:bookmarkStart w:id="8" w:name="__RefHeading___Toc3150_2937512272"/>
       <w:bookmarkEnd w:id="8"/>
       <w:r>
         <w:rPr>
@@ -2970,7 +2970,7 @@
         <w:spacing w:lineRule="exact" w:line="240" w:before="180" w:after="80"/>
         <w:rPr/>
       </w:pPr>
-      <w:bookmarkStart w:id="9" w:name="__RefHeading___Toc3152_1913477755"/>
+      <w:bookmarkStart w:id="9" w:name="__RefHeading___Toc3152_2937512272"/>
       <w:bookmarkEnd w:id="9"/>
       <w:r>
         <w:rPr>
@@ -3540,7 +3540,7 @@
         <w:spacing w:lineRule="exact" w:line="240" w:before="180" w:after="80"/>
         <w:rPr/>
       </w:pPr>
-      <w:bookmarkStart w:id="10" w:name="__RefHeading___Toc3154_1913477755"/>
+      <w:bookmarkStart w:id="10" w:name="__RefHeading___Toc3154_2937512272"/>
       <w:bookmarkEnd w:id="10"/>
       <w:r>
         <w:rPr>
@@ -3569,7 +3569,7 @@
           <w:sz w:val="22"/>
           <w:szCs w:val="22"/>
         </w:rPr>
-        <w:t>El diseño de evaluación separa un holdout final antes del tuning: 112 grupos quedan en desarrollo y 68 en holdout, impidiendo que el conjunto final participe en la selección de hiperparámetros.</w:t>
+        <w:t>El diseño de evaluación separa un holdout final antes del tuning: 185 grupos quedan en desarrollo y 80 en holdout, impidiendo que el conjunto final participe en la selección de hiperparámetros.</w:t>
       </w:r>
     </w:p>
     <w:p>
@@ -3578,7 +3578,7 @@
         <w:spacing w:lineRule="exact" w:line="240" w:before="180" w:after="80"/>
         <w:rPr/>
       </w:pPr>
-      <w:bookmarkStart w:id="11" w:name="__RefHeading___Toc3156_1913477755"/>
+      <w:bookmarkStart w:id="11" w:name="__RefHeading___Toc3156_2937512272"/>
       <w:bookmarkEnd w:id="11"/>
       <w:r>
         <w:rPr>
@@ -3616,7 +3616,7 @@
         <w:spacing w:lineRule="exact" w:line="240" w:before="240" w:after="120"/>
         <w:rPr/>
       </w:pPr>
-      <w:bookmarkStart w:id="12" w:name="__RefHeading___Toc3158_1913477755"/>
+      <w:bookmarkStart w:id="12" w:name="__RefHeading___Toc3158_2937512272"/>
       <w:bookmarkEnd w:id="12"/>
       <w:r>
         <w:rPr>
@@ -3716,7 +3716,7 @@
         <w:spacing w:lineRule="exact" w:line="240" w:before="240" w:after="120"/>
         <w:rPr/>
       </w:pPr>
-      <w:bookmarkStart w:id="13" w:name="__RefHeading___Toc3160_1913477755"/>
+      <w:bookmarkStart w:id="13" w:name="__RefHeading___Toc3160_2937512272"/>
       <w:bookmarkEnd w:id="13"/>
       <w:r>
         <w:rPr>
@@ -3754,7 +3754,7 @@
         <w:spacing w:lineRule="exact" w:line="240" w:before="240" w:after="120"/>
         <w:rPr/>
       </w:pPr>
-      <w:bookmarkStart w:id="14" w:name="__RefHeading___Toc3162_1913477755"/>
+      <w:bookmarkStart w:id="14" w:name="__RefHeading___Toc3162_2937512272"/>
       <w:bookmarkEnd w:id="14"/>
       <w:r>
         <w:rPr>
@@ -3814,7 +3814,7 @@
         <w:spacing w:lineRule="exact" w:line="240" w:before="240" w:after="120"/>
         <w:rPr/>
       </w:pPr>
-      <w:bookmarkStart w:id="15" w:name="__RefHeading___Toc3164_1913477755"/>
+      <w:bookmarkStart w:id="15" w:name="__RefHeading___Toc3164_2937512272"/>
       <w:bookmarkEnd w:id="15"/>
       <w:r>
         <w:rPr>
@@ -3852,7 +3852,7 @@
         <w:spacing w:lineRule="exact" w:line="240" w:before="240" w:after="120"/>
         <w:rPr/>
       </w:pPr>
-      <w:bookmarkStart w:id="16" w:name="__RefHeading___Toc3166_1913477755"/>
+      <w:bookmarkStart w:id="16" w:name="__RefHeading___Toc3166_2937512272"/>
       <w:bookmarkEnd w:id="16"/>
       <w:r>
         <w:rPr>
@@ -3932,7 +3932,7 @@
         <w:spacing w:lineRule="auto" w:line="240" w:before="0" w:after="60"/>
         <w:rPr/>
       </w:pPr>
-      <w:bookmarkStart w:id="17" w:name="__RefHeading___Toc3168_1913477755"/>
+      <w:bookmarkStart w:id="17" w:name="__RefHeading___Toc3168_2937512272"/>
       <w:bookmarkEnd w:id="17"/>
       <w:r>
         <w:rPr>
@@ -3963,7 +3963,7 @@
         <w:spacing w:lineRule="auto" w:line="240" w:before="0" w:after="60"/>
         <w:rPr/>
       </w:pPr>
-      <w:bookmarkStart w:id="18" w:name="__RefHeading___Toc3170_1913477755"/>
+      <w:bookmarkStart w:id="18" w:name="__RefHeading___Toc3170_2937512272"/>
       <w:bookmarkEnd w:id="18"/>
       <w:r>
         <w:rPr>
@@ -4093,7 +4093,7 @@
               <w:rPr>
                 <w:sz w:val="22"/>
               </w:rPr>
-              <w:t>6726</w:t>
+              <w:t>7790</w:t>
             </w:r>
           </w:p>
         </w:tc>
@@ -4144,7 +4144,7 @@
               <w:rPr>
                 <w:sz w:val="22"/>
               </w:rPr>
-              <w:t>3709</w:t>
+              <w:t>4296</w:t>
             </w:r>
           </w:p>
         </w:tc>
@@ -4246,7 +4246,7 @@
               <w:rPr>
                 <w:sz w:val="22"/>
               </w:rPr>
-              <w:t>452</w:t>
+              <w:t>515</w:t>
             </w:r>
           </w:p>
         </w:tc>
@@ -4297,7 +4297,7 @@
               <w:rPr>
                 <w:sz w:val="22"/>
               </w:rPr>
-              <w:t>218</w:t>
+              <w:t>261</w:t>
             </w:r>
           </w:p>
         </w:tc>
@@ -4348,7 +4348,7 @@
               <w:rPr>
                 <w:sz w:val="22"/>
               </w:rPr>
-              <w:t>76</w:t>
+              <w:t>93</w:t>
             </w:r>
           </w:p>
         </w:tc>
@@ -4450,7 +4450,7 @@
               <w:rPr>
                 <w:sz w:val="22"/>
               </w:rPr>
-              <w:t>1422</w:t>
+              <w:t>1601</w:t>
             </w:r>
           </w:p>
         </w:tc>
@@ -4501,7 +4501,7 @@
               <w:rPr>
                 <w:sz w:val="22"/>
               </w:rPr>
-              <w:t>1314</w:t>
+              <w:t>1565</w:t>
             </w:r>
           </w:p>
         </w:tc>
@@ -4527,7 +4527,7 @@
         <w:spacing w:lineRule="auto" w:line="240" w:before="0" w:after="60"/>
         <w:rPr/>
       </w:pPr>
-      <w:bookmarkStart w:id="19" w:name="__RefHeading___Toc3172_1913477755"/>
+      <w:bookmarkStart w:id="19" w:name="__RefHeading___Toc3172_2937512272"/>
       <w:bookmarkEnd w:id="19"/>
       <w:r>
         <w:rPr>
@@ -4592,7 +4592,7 @@
         <w:spacing w:lineRule="auto" w:line="240" w:before="0" w:after="60"/>
         <w:rPr/>
       </w:pPr>
-      <w:bookmarkStart w:id="20" w:name="__RefHeading___Toc3174_1913477755"/>
+      <w:bookmarkStart w:id="20" w:name="__RefHeading___Toc3174_2937512272"/>
       <w:bookmarkEnd w:id="20"/>
       <w:r>
         <w:rPr>
@@ -4657,7 +4657,7 @@
         <w:spacing w:lineRule="auto" w:line="240" w:before="0" w:after="60"/>
         <w:rPr/>
       </w:pPr>
-      <w:bookmarkStart w:id="21" w:name="__RefHeading___Toc3176_1913477755"/>
+      <w:bookmarkStart w:id="21" w:name="__RefHeading___Toc3176_2937512272"/>
       <w:bookmarkEnd w:id="21"/>
       <w:r>
         <w:rPr>
@@ -4702,7 +4702,7 @@
         <w:spacing w:lineRule="auto" w:line="240" w:before="0" w:after="60"/>
         <w:rPr/>
       </w:pPr>
-      <w:bookmarkStart w:id="22" w:name="__RefHeading___Toc3178_1913477755"/>
+      <w:bookmarkStart w:id="22" w:name="__RefHeading___Toc3178_2937512272"/>
       <w:bookmarkEnd w:id="22"/>
       <w:r>
         <w:rPr>
@@ -4733,7 +4733,7 @@
         <w:spacing w:lineRule="exact" w:line="240" w:before="240" w:after="120"/>
         <w:rPr/>
       </w:pPr>
-      <w:bookmarkStart w:id="23" w:name="__RefHeading___Toc3180_1913477755"/>
+      <w:bookmarkStart w:id="23" w:name="__RefHeading___Toc3180_2937512272"/>
       <w:bookmarkEnd w:id="23"/>
       <w:r>
         <w:rPr>

--- a/reporte/productos_formales/Producto_05_Preprocesamiento_Fraccionamiento.docx
+++ b/reporte/productos_formales/Producto_05_Preprocesamiento_Fraccionamiento.docx
@@ -262,7 +262,7 @@
         <w:spacing w:lineRule="exact" w:line="240" w:before="240" w:after="120"/>
         <w:rPr/>
       </w:pPr>
-      <w:bookmarkStart w:id="0" w:name="__RefHeading___Toc3134_2937512272"/>
+      <w:bookmarkStart w:id="0" w:name="__RefHeading___Toc3134_4217687195"/>
       <w:bookmarkEnd w:id="0"/>
       <w:r>
         <w:rPr>
@@ -369,7 +369,7 @@
             </w:rPr>
             <w:fldChar w:fldCharType="separate"/>
           </w:r>
-          <w:hyperlink w:anchor="__RefHeading___Toc3134_2937512272">
+          <w:hyperlink w:anchor="__RefHeading___Toc3134_4217687195">
             <w:r>
               <w:rPr>
                 <w:rStyle w:val="IndexLink"/>
@@ -389,7 +389,7 @@
             </w:tabs>
             <w:rPr/>
           </w:pPr>
-          <w:hyperlink w:anchor="__RefHeading___Toc3136_2937512272">
+          <w:hyperlink w:anchor="__RefHeading___Toc3136_4217687195">
             <w:r>
               <w:rPr>
                 <w:rStyle w:val="IndexLink"/>
@@ -409,7 +409,7 @@
             </w:tabs>
             <w:rPr/>
           </w:pPr>
-          <w:hyperlink w:anchor="__RefHeading___Toc3138_2937512272">
+          <w:hyperlink w:anchor="__RefHeading___Toc3138_4217687195">
             <w:r>
               <w:rPr>
                 <w:rStyle w:val="IndexLink"/>
@@ -429,7 +429,7 @@
             </w:tabs>
             <w:rPr/>
           </w:pPr>
-          <w:hyperlink w:anchor="__RefHeading___Toc3140_2937512272">
+          <w:hyperlink w:anchor="__RefHeading___Toc3140_4217687195">
             <w:r>
               <w:rPr>
                 <w:rStyle w:val="IndexLink"/>
@@ -449,7 +449,7 @@
             </w:tabs>
             <w:rPr/>
           </w:pPr>
-          <w:hyperlink w:anchor="__RefHeading___Toc3142_2937512272">
+          <w:hyperlink w:anchor="__RefHeading___Toc3142_4217687195">
             <w:r>
               <w:rPr>
                 <w:rStyle w:val="IndexLink"/>
@@ -469,7 +469,7 @@
             </w:tabs>
             <w:rPr/>
           </w:pPr>
-          <w:hyperlink w:anchor="__RefHeading___Toc3144_2937512272">
+          <w:hyperlink w:anchor="__RefHeading___Toc3144_4217687195">
             <w:r>
               <w:rPr>
                 <w:rStyle w:val="IndexLink"/>
@@ -489,7 +489,7 @@
             </w:tabs>
             <w:rPr/>
           </w:pPr>
-          <w:hyperlink w:anchor="__RefHeading___Toc3146_2937512272">
+          <w:hyperlink w:anchor="__RefHeading___Toc3146_4217687195">
             <w:r>
               <w:rPr>
                 <w:rStyle w:val="IndexLink"/>
@@ -509,7 +509,7 @@
             </w:tabs>
             <w:rPr/>
           </w:pPr>
-          <w:hyperlink w:anchor="__RefHeading___Toc3148_2937512272">
+          <w:hyperlink w:anchor="__RefHeading___Toc3148_4217687195">
             <w:r>
               <w:rPr>
                 <w:rStyle w:val="IndexLink"/>
@@ -529,7 +529,7 @@
             </w:tabs>
             <w:rPr/>
           </w:pPr>
-          <w:hyperlink w:anchor="__RefHeading___Toc3150_2937512272">
+          <w:hyperlink w:anchor="__RefHeading___Toc3150_4217687195">
             <w:r>
               <w:rPr>
                 <w:rStyle w:val="IndexLink"/>
@@ -549,7 +549,7 @@
             </w:tabs>
             <w:rPr/>
           </w:pPr>
-          <w:hyperlink w:anchor="__RefHeading___Toc3152_2937512272">
+          <w:hyperlink w:anchor="__RefHeading___Toc3152_4217687195">
             <w:r>
               <w:rPr>
                 <w:rStyle w:val="IndexLink"/>
@@ -569,7 +569,7 @@
             </w:tabs>
             <w:rPr/>
           </w:pPr>
-          <w:hyperlink w:anchor="__RefHeading___Toc3154_2937512272">
+          <w:hyperlink w:anchor="__RefHeading___Toc3154_4217687195">
             <w:r>
               <w:rPr>
                 <w:rStyle w:val="IndexLink"/>
@@ -589,7 +589,7 @@
             </w:tabs>
             <w:rPr/>
           </w:pPr>
-          <w:hyperlink w:anchor="__RefHeading___Toc3156_2937512272">
+          <w:hyperlink w:anchor="__RefHeading___Toc3156_4217687195">
             <w:r>
               <w:rPr>
                 <w:rStyle w:val="IndexLink"/>
@@ -609,7 +609,7 @@
             </w:tabs>
             <w:rPr/>
           </w:pPr>
-          <w:hyperlink w:anchor="__RefHeading___Toc3158_2937512272">
+          <w:hyperlink w:anchor="__RefHeading___Toc3158_4217687195">
             <w:r>
               <w:rPr>
                 <w:rStyle w:val="IndexLink"/>
@@ -629,7 +629,7 @@
             </w:tabs>
             <w:rPr/>
           </w:pPr>
-          <w:hyperlink w:anchor="__RefHeading___Toc3160_2937512272">
+          <w:hyperlink w:anchor="__RefHeading___Toc3160_4217687195">
             <w:r>
               <w:rPr>
                 <w:rStyle w:val="IndexLink"/>
@@ -649,7 +649,7 @@
             </w:tabs>
             <w:rPr/>
           </w:pPr>
-          <w:hyperlink w:anchor="__RefHeading___Toc3162_2937512272">
+          <w:hyperlink w:anchor="__RefHeading___Toc3162_4217687195">
             <w:r>
               <w:rPr>
                 <w:rStyle w:val="IndexLink"/>
@@ -669,7 +669,7 @@
             </w:tabs>
             <w:rPr/>
           </w:pPr>
-          <w:hyperlink w:anchor="__RefHeading___Toc3164_2937512272">
+          <w:hyperlink w:anchor="__RefHeading___Toc3164_4217687195">
             <w:r>
               <w:rPr>
                 <w:rStyle w:val="IndexLink"/>
@@ -689,7 +689,7 @@
             </w:tabs>
             <w:rPr/>
           </w:pPr>
-          <w:hyperlink w:anchor="__RefHeading___Toc3166_2937512272">
+          <w:hyperlink w:anchor="__RefHeading___Toc3166_4217687195">
             <w:r>
               <w:rPr>
                 <w:rStyle w:val="IndexLink"/>
@@ -709,7 +709,7 @@
             </w:tabs>
             <w:rPr/>
           </w:pPr>
-          <w:hyperlink w:anchor="__RefHeading___Toc3168_2937512272">
+          <w:hyperlink w:anchor="__RefHeading___Toc3168_4217687195">
             <w:r>
               <w:rPr>
                 <w:rStyle w:val="IndexLink"/>
@@ -729,7 +729,7 @@
             </w:tabs>
             <w:rPr/>
           </w:pPr>
-          <w:hyperlink w:anchor="__RefHeading___Toc3170_2937512272">
+          <w:hyperlink w:anchor="__RefHeading___Toc3170_4217687195">
             <w:r>
               <w:rPr>
                 <w:rStyle w:val="IndexLink"/>
@@ -749,7 +749,7 @@
             </w:tabs>
             <w:rPr/>
           </w:pPr>
-          <w:hyperlink w:anchor="__RefHeading___Toc3172_2937512272">
+          <w:hyperlink w:anchor="__RefHeading___Toc3172_4217687195">
             <w:r>
               <w:rPr>
                 <w:rStyle w:val="IndexLink"/>
@@ -769,7 +769,7 @@
             </w:tabs>
             <w:rPr/>
           </w:pPr>
-          <w:hyperlink w:anchor="__RefHeading___Toc3174_2937512272">
+          <w:hyperlink w:anchor="__RefHeading___Toc3174_4217687195">
             <w:r>
               <w:rPr>
                 <w:rStyle w:val="IndexLink"/>
@@ -789,7 +789,7 @@
             </w:tabs>
             <w:rPr/>
           </w:pPr>
-          <w:hyperlink w:anchor="__RefHeading___Toc3176_2937512272">
+          <w:hyperlink w:anchor="__RefHeading___Toc3176_4217687195">
             <w:r>
               <w:rPr>
                 <w:rStyle w:val="IndexLink"/>
@@ -809,7 +809,7 @@
             </w:tabs>
             <w:rPr/>
           </w:pPr>
-          <w:hyperlink w:anchor="__RefHeading___Toc3178_2937512272">
+          <w:hyperlink w:anchor="__RefHeading___Toc3178_4217687195">
             <w:r>
               <w:rPr>
                 <w:rStyle w:val="IndexLink"/>
@@ -829,7 +829,7 @@
             </w:tabs>
             <w:rPr/>
           </w:pPr>
-          <w:hyperlink w:anchor="__RefHeading___Toc3180_2937512272">
+          <w:hyperlink w:anchor="__RefHeading___Toc3180_4217687195">
             <w:r>
               <w:rPr>
                 <w:rStyle w:val="IndexLink"/>
@@ -869,7 +869,7 @@
         <w:spacing w:lineRule="exact" w:line="240" w:before="240" w:after="120"/>
         <w:rPr/>
       </w:pPr>
-      <w:bookmarkStart w:id="1" w:name="__RefHeading___Toc3136_2937512272"/>
+      <w:bookmarkStart w:id="1" w:name="__RefHeading___Toc3136_4217687195"/>
       <w:bookmarkEnd w:id="1"/>
       <w:r>
         <w:rPr>
@@ -907,7 +907,7 @@
         <w:spacing w:lineRule="exact" w:line="240" w:before="240" w:after="120"/>
         <w:rPr/>
       </w:pPr>
-      <w:bookmarkStart w:id="2" w:name="__RefHeading___Toc3138_2937512272"/>
+      <w:bookmarkStart w:id="2" w:name="__RefHeading___Toc3138_4217687195"/>
       <w:bookmarkEnd w:id="2"/>
       <w:r>
         <w:rPr>
@@ -945,7 +945,7 @@
         <w:spacing w:lineRule="exact" w:line="240" w:before="240" w:after="120"/>
         <w:rPr/>
       </w:pPr>
-      <w:bookmarkStart w:id="3" w:name="__RefHeading___Toc3140_2937512272"/>
+      <w:bookmarkStart w:id="3" w:name="__RefHeading___Toc3140_4217687195"/>
       <w:bookmarkEnd w:id="3"/>
       <w:r>
         <w:rPr>
@@ -2259,7 +2259,7 @@
         <w:spacing w:lineRule="exact" w:line="240" w:before="240" w:after="120"/>
         <w:rPr/>
       </w:pPr>
-      <w:bookmarkStart w:id="4" w:name="__RefHeading___Toc3142_2937512272"/>
+      <w:bookmarkStart w:id="4" w:name="__RefHeading___Toc3142_4217687195"/>
       <w:bookmarkEnd w:id="4"/>
       <w:r>
         <w:rPr>
@@ -2836,7 +2836,7 @@
         <w:spacing w:lineRule="exact" w:line="240" w:before="240" w:after="120"/>
         <w:rPr/>
       </w:pPr>
-      <w:bookmarkStart w:id="5" w:name="__RefHeading___Toc3144_2937512272"/>
+      <w:bookmarkStart w:id="5" w:name="__RefHeading___Toc3144_4217687195"/>
       <w:bookmarkEnd w:id="5"/>
       <w:r>
         <w:rPr>
@@ -2874,7 +2874,7 @@
         <w:spacing w:lineRule="exact" w:line="240" w:before="240" w:after="120"/>
         <w:rPr/>
       </w:pPr>
-      <w:bookmarkStart w:id="6" w:name="__RefHeading___Toc3146_2937512272"/>
+      <w:bookmarkStart w:id="6" w:name="__RefHeading___Toc3146_4217687195"/>
       <w:bookmarkEnd w:id="6"/>
       <w:r>
         <w:rPr>
@@ -2912,7 +2912,7 @@
         <w:spacing w:lineRule="exact" w:line="240" w:before="240" w:after="120"/>
         <w:rPr/>
       </w:pPr>
-      <w:bookmarkStart w:id="7" w:name="__RefHeading___Toc3148_2937512272"/>
+      <w:bookmarkStart w:id="7" w:name="__RefHeading___Toc3148_4217687195"/>
       <w:bookmarkEnd w:id="7"/>
       <w:r>
         <w:rPr>
@@ -2932,7 +2932,7 @@
         <w:spacing w:lineRule="exact" w:line="240" w:before="180" w:after="80"/>
         <w:rPr/>
       </w:pPr>
-      <w:bookmarkStart w:id="8" w:name="__RefHeading___Toc3150_2937512272"/>
+      <w:bookmarkStart w:id="8" w:name="__RefHeading___Toc3150_4217687195"/>
       <w:bookmarkEnd w:id="8"/>
       <w:r>
         <w:rPr>
@@ -2970,7 +2970,7 @@
         <w:spacing w:lineRule="exact" w:line="240" w:before="180" w:after="80"/>
         <w:rPr/>
       </w:pPr>
-      <w:bookmarkStart w:id="9" w:name="__RefHeading___Toc3152_2937512272"/>
+      <w:bookmarkStart w:id="9" w:name="__RefHeading___Toc3152_4217687195"/>
       <w:bookmarkEnd w:id="9"/>
       <w:r>
         <w:rPr>
@@ -3540,7 +3540,7 @@
         <w:spacing w:lineRule="exact" w:line="240" w:before="180" w:after="80"/>
         <w:rPr/>
       </w:pPr>
-      <w:bookmarkStart w:id="10" w:name="__RefHeading___Toc3154_2937512272"/>
+      <w:bookmarkStart w:id="10" w:name="__RefHeading___Toc3154_4217687195"/>
       <w:bookmarkEnd w:id="10"/>
       <w:r>
         <w:rPr>
@@ -3578,7 +3578,7 @@
         <w:spacing w:lineRule="exact" w:line="240" w:before="180" w:after="80"/>
         <w:rPr/>
       </w:pPr>
-      <w:bookmarkStart w:id="11" w:name="__RefHeading___Toc3156_2937512272"/>
+      <w:bookmarkStart w:id="11" w:name="__RefHeading___Toc3156_4217687195"/>
       <w:bookmarkEnd w:id="11"/>
       <w:r>
         <w:rPr>
@@ -3616,7 +3616,7 @@
         <w:spacing w:lineRule="exact" w:line="240" w:before="240" w:after="120"/>
         <w:rPr/>
       </w:pPr>
-      <w:bookmarkStart w:id="12" w:name="__RefHeading___Toc3158_2937512272"/>
+      <w:bookmarkStart w:id="12" w:name="__RefHeading___Toc3158_4217687195"/>
       <w:bookmarkEnd w:id="12"/>
       <w:r>
         <w:rPr>
@@ -3716,7 +3716,7 @@
         <w:spacing w:lineRule="exact" w:line="240" w:before="240" w:after="120"/>
         <w:rPr/>
       </w:pPr>
-      <w:bookmarkStart w:id="13" w:name="__RefHeading___Toc3160_2937512272"/>
+      <w:bookmarkStart w:id="13" w:name="__RefHeading___Toc3160_4217687195"/>
       <w:bookmarkEnd w:id="13"/>
       <w:r>
         <w:rPr>
@@ -3754,7 +3754,7 @@
         <w:spacing w:lineRule="exact" w:line="240" w:before="240" w:after="120"/>
         <w:rPr/>
       </w:pPr>
-      <w:bookmarkStart w:id="14" w:name="__RefHeading___Toc3162_2937512272"/>
+      <w:bookmarkStart w:id="14" w:name="__RefHeading___Toc3162_4217687195"/>
       <w:bookmarkEnd w:id="14"/>
       <w:r>
         <w:rPr>
@@ -3814,7 +3814,7 @@
         <w:spacing w:lineRule="exact" w:line="240" w:before="240" w:after="120"/>
         <w:rPr/>
       </w:pPr>
-      <w:bookmarkStart w:id="15" w:name="__RefHeading___Toc3164_2937512272"/>
+      <w:bookmarkStart w:id="15" w:name="__RefHeading___Toc3164_4217687195"/>
       <w:bookmarkEnd w:id="15"/>
       <w:r>
         <w:rPr>
@@ -3852,7 +3852,7 @@
         <w:spacing w:lineRule="exact" w:line="240" w:before="240" w:after="120"/>
         <w:rPr/>
       </w:pPr>
-      <w:bookmarkStart w:id="16" w:name="__RefHeading___Toc3166_2937512272"/>
+      <w:bookmarkStart w:id="16" w:name="__RefHeading___Toc3166_4217687195"/>
       <w:bookmarkEnd w:id="16"/>
       <w:r>
         <w:rPr>
@@ -3932,7 +3932,7 @@
         <w:spacing w:lineRule="auto" w:line="240" w:before="0" w:after="60"/>
         <w:rPr/>
       </w:pPr>
-      <w:bookmarkStart w:id="17" w:name="__RefHeading___Toc3168_2937512272"/>
+      <w:bookmarkStart w:id="17" w:name="__RefHeading___Toc3168_4217687195"/>
       <w:bookmarkEnd w:id="17"/>
       <w:r>
         <w:rPr>
@@ -3963,7 +3963,7 @@
         <w:spacing w:lineRule="auto" w:line="240" w:before="0" w:after="60"/>
         <w:rPr/>
       </w:pPr>
-      <w:bookmarkStart w:id="18" w:name="__RefHeading___Toc3170_2937512272"/>
+      <w:bookmarkStart w:id="18" w:name="__RefHeading___Toc3170_4217687195"/>
       <w:bookmarkEnd w:id="18"/>
       <w:r>
         <w:rPr>
@@ -4527,7 +4527,7 @@
         <w:spacing w:lineRule="auto" w:line="240" w:before="0" w:after="60"/>
         <w:rPr/>
       </w:pPr>
-      <w:bookmarkStart w:id="19" w:name="__RefHeading___Toc3172_2937512272"/>
+      <w:bookmarkStart w:id="19" w:name="__RefHeading___Toc3172_4217687195"/>
       <w:bookmarkEnd w:id="19"/>
       <w:r>
         <w:rPr>
@@ -4592,7 +4592,7 @@
         <w:spacing w:lineRule="auto" w:line="240" w:before="0" w:after="60"/>
         <w:rPr/>
       </w:pPr>
-      <w:bookmarkStart w:id="20" w:name="__RefHeading___Toc3174_2937512272"/>
+      <w:bookmarkStart w:id="20" w:name="__RefHeading___Toc3174_4217687195"/>
       <w:bookmarkEnd w:id="20"/>
       <w:r>
         <w:rPr>
@@ -4657,7 +4657,7 @@
         <w:spacing w:lineRule="auto" w:line="240" w:before="0" w:after="60"/>
         <w:rPr/>
       </w:pPr>
-      <w:bookmarkStart w:id="21" w:name="__RefHeading___Toc3176_2937512272"/>
+      <w:bookmarkStart w:id="21" w:name="__RefHeading___Toc3176_4217687195"/>
       <w:bookmarkEnd w:id="21"/>
       <w:r>
         <w:rPr>
@@ -4702,7 +4702,7 @@
         <w:spacing w:lineRule="auto" w:line="240" w:before="0" w:after="60"/>
         <w:rPr/>
       </w:pPr>
-      <w:bookmarkStart w:id="22" w:name="__RefHeading___Toc3178_2937512272"/>
+      <w:bookmarkStart w:id="22" w:name="__RefHeading___Toc3178_4217687195"/>
       <w:bookmarkEnd w:id="22"/>
       <w:r>
         <w:rPr>
@@ -4733,7 +4733,7 @@
         <w:spacing w:lineRule="exact" w:line="240" w:before="240" w:after="120"/>
         <w:rPr/>
       </w:pPr>
-      <w:bookmarkStart w:id="23" w:name="__RefHeading___Toc3180_2937512272"/>
+      <w:bookmarkStart w:id="23" w:name="__RefHeading___Toc3180_4217687195"/>
       <w:bookmarkEnd w:id="23"/>
       <w:r>
         <w:rPr>

--- a/reporte/productos_formales/Producto_05_Preprocesamiento_Fraccionamiento.docx
+++ b/reporte/productos_formales/Producto_05_Preprocesamiento_Fraccionamiento.docx
@@ -262,7 +262,7 @@
         <w:spacing w:lineRule="exact" w:line="240" w:before="240" w:after="120"/>
         <w:rPr/>
       </w:pPr>
-      <w:bookmarkStart w:id="0" w:name="__RefHeading___Toc3134_4217687195"/>
+      <w:bookmarkStart w:id="0" w:name="__RefHeading___Toc3134_1371780974"/>
       <w:bookmarkEnd w:id="0"/>
       <w:r>
         <w:rPr>
@@ -369,7 +369,7 @@
             </w:rPr>
             <w:fldChar w:fldCharType="separate"/>
           </w:r>
-          <w:hyperlink w:anchor="__RefHeading___Toc3134_4217687195">
+          <w:hyperlink w:anchor="__RefHeading___Toc3134_1371780974">
             <w:r>
               <w:rPr>
                 <w:rStyle w:val="IndexLink"/>
@@ -389,7 +389,7 @@
             </w:tabs>
             <w:rPr/>
           </w:pPr>
-          <w:hyperlink w:anchor="__RefHeading___Toc3136_4217687195">
+          <w:hyperlink w:anchor="__RefHeading___Toc3136_1371780974">
             <w:r>
               <w:rPr>
                 <w:rStyle w:val="IndexLink"/>
@@ -409,7 +409,7 @@
             </w:tabs>
             <w:rPr/>
           </w:pPr>
-          <w:hyperlink w:anchor="__RefHeading___Toc3138_4217687195">
+          <w:hyperlink w:anchor="__RefHeading___Toc3138_1371780974">
             <w:r>
               <w:rPr>
                 <w:rStyle w:val="IndexLink"/>
@@ -429,7 +429,7 @@
             </w:tabs>
             <w:rPr/>
           </w:pPr>
-          <w:hyperlink w:anchor="__RefHeading___Toc3140_4217687195">
+          <w:hyperlink w:anchor="__RefHeading___Toc3140_1371780974">
             <w:r>
               <w:rPr>
                 <w:rStyle w:val="IndexLink"/>
@@ -449,7 +449,7 @@
             </w:tabs>
             <w:rPr/>
           </w:pPr>
-          <w:hyperlink w:anchor="__RefHeading___Toc3142_4217687195">
+          <w:hyperlink w:anchor="__RefHeading___Toc3142_1371780974">
             <w:r>
               <w:rPr>
                 <w:rStyle w:val="IndexLink"/>
@@ -469,7 +469,7 @@
             </w:tabs>
             <w:rPr/>
           </w:pPr>
-          <w:hyperlink w:anchor="__RefHeading___Toc3144_4217687195">
+          <w:hyperlink w:anchor="__RefHeading___Toc3144_1371780974">
             <w:r>
               <w:rPr>
                 <w:rStyle w:val="IndexLink"/>
@@ -489,7 +489,7 @@
             </w:tabs>
             <w:rPr/>
           </w:pPr>
-          <w:hyperlink w:anchor="__RefHeading___Toc3146_4217687195">
+          <w:hyperlink w:anchor="__RefHeading___Toc3146_1371780974">
             <w:r>
               <w:rPr>
                 <w:rStyle w:val="IndexLink"/>
@@ -509,7 +509,7 @@
             </w:tabs>
             <w:rPr/>
           </w:pPr>
-          <w:hyperlink w:anchor="__RefHeading___Toc3148_4217687195">
+          <w:hyperlink w:anchor="__RefHeading___Toc3148_1371780974">
             <w:r>
               <w:rPr>
                 <w:rStyle w:val="IndexLink"/>
@@ -529,7 +529,7 @@
             </w:tabs>
             <w:rPr/>
           </w:pPr>
-          <w:hyperlink w:anchor="__RefHeading___Toc3150_4217687195">
+          <w:hyperlink w:anchor="__RefHeading___Toc3150_1371780974">
             <w:r>
               <w:rPr>
                 <w:rStyle w:val="IndexLink"/>
@@ -549,7 +549,7 @@
             </w:tabs>
             <w:rPr/>
           </w:pPr>
-          <w:hyperlink w:anchor="__RefHeading___Toc3152_4217687195">
+          <w:hyperlink w:anchor="__RefHeading___Toc3152_1371780974">
             <w:r>
               <w:rPr>
                 <w:rStyle w:val="IndexLink"/>
@@ -569,7 +569,7 @@
             </w:tabs>
             <w:rPr/>
           </w:pPr>
-          <w:hyperlink w:anchor="__RefHeading___Toc3154_4217687195">
+          <w:hyperlink w:anchor="__RefHeading___Toc3154_1371780974">
             <w:r>
               <w:rPr>
                 <w:rStyle w:val="IndexLink"/>
@@ -589,7 +589,7 @@
             </w:tabs>
             <w:rPr/>
           </w:pPr>
-          <w:hyperlink w:anchor="__RefHeading___Toc3156_4217687195">
+          <w:hyperlink w:anchor="__RefHeading___Toc3156_1371780974">
             <w:r>
               <w:rPr>
                 <w:rStyle w:val="IndexLink"/>
@@ -609,7 +609,7 @@
             </w:tabs>
             <w:rPr/>
           </w:pPr>
-          <w:hyperlink w:anchor="__RefHeading___Toc3158_4217687195">
+          <w:hyperlink w:anchor="__RefHeading___Toc3158_1371780974">
             <w:r>
               <w:rPr>
                 <w:rStyle w:val="IndexLink"/>
@@ -629,7 +629,7 @@
             </w:tabs>
             <w:rPr/>
           </w:pPr>
-          <w:hyperlink w:anchor="__RefHeading___Toc3160_4217687195">
+          <w:hyperlink w:anchor="__RefHeading___Toc3160_1371780974">
             <w:r>
               <w:rPr>
                 <w:rStyle w:val="IndexLink"/>
@@ -649,7 +649,7 @@
             </w:tabs>
             <w:rPr/>
           </w:pPr>
-          <w:hyperlink w:anchor="__RefHeading___Toc3162_4217687195">
+          <w:hyperlink w:anchor="__RefHeading___Toc3162_1371780974">
             <w:r>
               <w:rPr>
                 <w:rStyle w:val="IndexLink"/>
@@ -669,7 +669,7 @@
             </w:tabs>
             <w:rPr/>
           </w:pPr>
-          <w:hyperlink w:anchor="__RefHeading___Toc3164_4217687195">
+          <w:hyperlink w:anchor="__RefHeading___Toc3164_1371780974">
             <w:r>
               <w:rPr>
                 <w:rStyle w:val="IndexLink"/>
@@ -689,7 +689,7 @@
             </w:tabs>
             <w:rPr/>
           </w:pPr>
-          <w:hyperlink w:anchor="__RefHeading___Toc3166_4217687195">
+          <w:hyperlink w:anchor="__RefHeading___Toc3166_1371780974">
             <w:r>
               <w:rPr>
                 <w:rStyle w:val="IndexLink"/>
@@ -709,7 +709,7 @@
             </w:tabs>
             <w:rPr/>
           </w:pPr>
-          <w:hyperlink w:anchor="__RefHeading___Toc3168_4217687195">
+          <w:hyperlink w:anchor="__RefHeading___Toc3168_1371780974">
             <w:r>
               <w:rPr>
                 <w:rStyle w:val="IndexLink"/>
@@ -729,7 +729,7 @@
             </w:tabs>
             <w:rPr/>
           </w:pPr>
-          <w:hyperlink w:anchor="__RefHeading___Toc3170_4217687195">
+          <w:hyperlink w:anchor="__RefHeading___Toc3170_1371780974">
             <w:r>
               <w:rPr>
                 <w:rStyle w:val="IndexLink"/>
@@ -749,7 +749,7 @@
             </w:tabs>
             <w:rPr/>
           </w:pPr>
-          <w:hyperlink w:anchor="__RefHeading___Toc3172_4217687195">
+          <w:hyperlink w:anchor="__RefHeading___Toc3172_1371780974">
             <w:r>
               <w:rPr>
                 <w:rStyle w:val="IndexLink"/>
@@ -769,7 +769,7 @@
             </w:tabs>
             <w:rPr/>
           </w:pPr>
-          <w:hyperlink w:anchor="__RefHeading___Toc3174_4217687195">
+          <w:hyperlink w:anchor="__RefHeading___Toc3174_1371780974">
             <w:r>
               <w:rPr>
                 <w:rStyle w:val="IndexLink"/>
@@ -789,7 +789,7 @@
             </w:tabs>
             <w:rPr/>
           </w:pPr>
-          <w:hyperlink w:anchor="__RefHeading___Toc3176_4217687195">
+          <w:hyperlink w:anchor="__RefHeading___Toc3176_1371780974">
             <w:r>
               <w:rPr>
                 <w:rStyle w:val="IndexLink"/>
@@ -809,7 +809,7 @@
             </w:tabs>
             <w:rPr/>
           </w:pPr>
-          <w:hyperlink w:anchor="__RefHeading___Toc3178_4217687195">
+          <w:hyperlink w:anchor="__RefHeading___Toc3178_1371780974">
             <w:r>
               <w:rPr>
                 <w:rStyle w:val="IndexLink"/>
@@ -829,7 +829,7 @@
             </w:tabs>
             <w:rPr/>
           </w:pPr>
-          <w:hyperlink w:anchor="__RefHeading___Toc3180_4217687195">
+          <w:hyperlink w:anchor="__RefHeading___Toc3180_1371780974">
             <w:r>
               <w:rPr>
                 <w:rStyle w:val="IndexLink"/>
@@ -869,7 +869,7 @@
         <w:spacing w:lineRule="exact" w:line="240" w:before="240" w:after="120"/>
         <w:rPr/>
       </w:pPr>
-      <w:bookmarkStart w:id="1" w:name="__RefHeading___Toc3136_4217687195"/>
+      <w:bookmarkStart w:id="1" w:name="__RefHeading___Toc3136_1371780974"/>
       <w:bookmarkEnd w:id="1"/>
       <w:r>
         <w:rPr>
@@ -907,7 +907,7 @@
         <w:spacing w:lineRule="exact" w:line="240" w:before="240" w:after="120"/>
         <w:rPr/>
       </w:pPr>
-      <w:bookmarkStart w:id="2" w:name="__RefHeading___Toc3138_4217687195"/>
+      <w:bookmarkStart w:id="2" w:name="__RefHeading___Toc3138_1371780974"/>
       <w:bookmarkEnd w:id="2"/>
       <w:r>
         <w:rPr>
@@ -945,7 +945,7 @@
         <w:spacing w:lineRule="exact" w:line="240" w:before="240" w:after="120"/>
         <w:rPr/>
       </w:pPr>
-      <w:bookmarkStart w:id="3" w:name="__RefHeading___Toc3140_4217687195"/>
+      <w:bookmarkStart w:id="3" w:name="__RefHeading___Toc3140_1371780974"/>
       <w:bookmarkEnd w:id="3"/>
       <w:r>
         <w:rPr>
@@ -2259,7 +2259,7 @@
         <w:spacing w:lineRule="exact" w:line="240" w:before="240" w:after="120"/>
         <w:rPr/>
       </w:pPr>
-      <w:bookmarkStart w:id="4" w:name="__RefHeading___Toc3142_4217687195"/>
+      <w:bookmarkStart w:id="4" w:name="__RefHeading___Toc3142_1371780974"/>
       <w:bookmarkEnd w:id="4"/>
       <w:r>
         <w:rPr>
@@ -2836,7 +2836,7 @@
         <w:spacing w:lineRule="exact" w:line="240" w:before="240" w:after="120"/>
         <w:rPr/>
       </w:pPr>
-      <w:bookmarkStart w:id="5" w:name="__RefHeading___Toc3144_4217687195"/>
+      <w:bookmarkStart w:id="5" w:name="__RefHeading___Toc3144_1371780974"/>
       <w:bookmarkEnd w:id="5"/>
       <w:r>
         <w:rPr>
@@ -2874,7 +2874,7 @@
         <w:spacing w:lineRule="exact" w:line="240" w:before="240" w:after="120"/>
         <w:rPr/>
       </w:pPr>
-      <w:bookmarkStart w:id="6" w:name="__RefHeading___Toc3146_4217687195"/>
+      <w:bookmarkStart w:id="6" w:name="__RefHeading___Toc3146_1371780974"/>
       <w:bookmarkEnd w:id="6"/>
       <w:r>
         <w:rPr>
@@ -2912,7 +2912,7 @@
         <w:spacing w:lineRule="exact" w:line="240" w:before="240" w:after="120"/>
         <w:rPr/>
       </w:pPr>
-      <w:bookmarkStart w:id="7" w:name="__RefHeading___Toc3148_4217687195"/>
+      <w:bookmarkStart w:id="7" w:name="__RefHeading___Toc3148_1371780974"/>
       <w:bookmarkEnd w:id="7"/>
       <w:r>
         <w:rPr>
@@ -2932,7 +2932,7 @@
         <w:spacing w:lineRule="exact" w:line="240" w:before="180" w:after="80"/>
         <w:rPr/>
       </w:pPr>
-      <w:bookmarkStart w:id="8" w:name="__RefHeading___Toc3150_4217687195"/>
+      <w:bookmarkStart w:id="8" w:name="__RefHeading___Toc3150_1371780974"/>
       <w:bookmarkEnd w:id="8"/>
       <w:r>
         <w:rPr>
@@ -2970,7 +2970,7 @@
         <w:spacing w:lineRule="exact" w:line="240" w:before="180" w:after="80"/>
         <w:rPr/>
       </w:pPr>
-      <w:bookmarkStart w:id="9" w:name="__RefHeading___Toc3152_4217687195"/>
+      <w:bookmarkStart w:id="9" w:name="__RefHeading___Toc3152_1371780974"/>
       <w:bookmarkEnd w:id="9"/>
       <w:r>
         <w:rPr>
@@ -3540,7 +3540,7 @@
         <w:spacing w:lineRule="exact" w:line="240" w:before="180" w:after="80"/>
         <w:rPr/>
       </w:pPr>
-      <w:bookmarkStart w:id="10" w:name="__RefHeading___Toc3154_4217687195"/>
+      <w:bookmarkStart w:id="10" w:name="__RefHeading___Toc3154_1371780974"/>
       <w:bookmarkEnd w:id="10"/>
       <w:r>
         <w:rPr>
@@ -3578,7 +3578,7 @@
         <w:spacing w:lineRule="exact" w:line="240" w:before="180" w:after="80"/>
         <w:rPr/>
       </w:pPr>
-      <w:bookmarkStart w:id="11" w:name="__RefHeading___Toc3156_4217687195"/>
+      <w:bookmarkStart w:id="11" w:name="__RefHeading___Toc3156_1371780974"/>
       <w:bookmarkEnd w:id="11"/>
       <w:r>
         <w:rPr>
@@ -3616,7 +3616,7 @@
         <w:spacing w:lineRule="exact" w:line="240" w:before="240" w:after="120"/>
         <w:rPr/>
       </w:pPr>
-      <w:bookmarkStart w:id="12" w:name="__RefHeading___Toc3158_4217687195"/>
+      <w:bookmarkStart w:id="12" w:name="__RefHeading___Toc3158_1371780974"/>
       <w:bookmarkEnd w:id="12"/>
       <w:r>
         <w:rPr>
@@ -3716,7 +3716,7 @@
         <w:spacing w:lineRule="exact" w:line="240" w:before="240" w:after="120"/>
         <w:rPr/>
       </w:pPr>
-      <w:bookmarkStart w:id="13" w:name="__RefHeading___Toc3160_4217687195"/>
+      <w:bookmarkStart w:id="13" w:name="__RefHeading___Toc3160_1371780974"/>
       <w:bookmarkEnd w:id="13"/>
       <w:r>
         <w:rPr>
@@ -3754,7 +3754,7 @@
         <w:spacing w:lineRule="exact" w:line="240" w:before="240" w:after="120"/>
         <w:rPr/>
       </w:pPr>
-      <w:bookmarkStart w:id="14" w:name="__RefHeading___Toc3162_4217687195"/>
+      <w:bookmarkStart w:id="14" w:name="__RefHeading___Toc3162_1371780974"/>
       <w:bookmarkEnd w:id="14"/>
       <w:r>
         <w:rPr>
@@ -3814,7 +3814,7 @@
         <w:spacing w:lineRule="exact" w:line="240" w:before="240" w:after="120"/>
         <w:rPr/>
       </w:pPr>
-      <w:bookmarkStart w:id="15" w:name="__RefHeading___Toc3164_4217687195"/>
+      <w:bookmarkStart w:id="15" w:name="__RefHeading___Toc3164_1371780974"/>
       <w:bookmarkEnd w:id="15"/>
       <w:r>
         <w:rPr>
@@ -3852,7 +3852,7 @@
         <w:spacing w:lineRule="exact" w:line="240" w:before="240" w:after="120"/>
         <w:rPr/>
       </w:pPr>
-      <w:bookmarkStart w:id="16" w:name="__RefHeading___Toc3166_4217687195"/>
+      <w:bookmarkStart w:id="16" w:name="__RefHeading___Toc3166_1371780974"/>
       <w:bookmarkEnd w:id="16"/>
       <w:r>
         <w:rPr>
@@ -3932,7 +3932,7 @@
         <w:spacing w:lineRule="auto" w:line="240" w:before="0" w:after="60"/>
         <w:rPr/>
       </w:pPr>
-      <w:bookmarkStart w:id="17" w:name="__RefHeading___Toc3168_4217687195"/>
+      <w:bookmarkStart w:id="17" w:name="__RefHeading___Toc3168_1371780974"/>
       <w:bookmarkEnd w:id="17"/>
       <w:r>
         <w:rPr>
@@ -3963,7 +3963,7 @@
         <w:spacing w:lineRule="auto" w:line="240" w:before="0" w:after="60"/>
         <w:rPr/>
       </w:pPr>
-      <w:bookmarkStart w:id="18" w:name="__RefHeading___Toc3170_4217687195"/>
+      <w:bookmarkStart w:id="18" w:name="__RefHeading___Toc3170_1371780974"/>
       <w:bookmarkEnd w:id="18"/>
       <w:r>
         <w:rPr>
@@ -4527,7 +4527,7 @@
         <w:spacing w:lineRule="auto" w:line="240" w:before="0" w:after="60"/>
         <w:rPr/>
       </w:pPr>
-      <w:bookmarkStart w:id="19" w:name="__RefHeading___Toc3172_4217687195"/>
+      <w:bookmarkStart w:id="19" w:name="__RefHeading___Toc3172_1371780974"/>
       <w:bookmarkEnd w:id="19"/>
       <w:r>
         <w:rPr>
@@ -4592,7 +4592,7 @@
         <w:spacing w:lineRule="auto" w:line="240" w:before="0" w:after="60"/>
         <w:rPr/>
       </w:pPr>
-      <w:bookmarkStart w:id="20" w:name="__RefHeading___Toc3174_4217687195"/>
+      <w:bookmarkStart w:id="20" w:name="__RefHeading___Toc3174_1371780974"/>
       <w:bookmarkEnd w:id="20"/>
       <w:r>
         <w:rPr>
@@ -4657,7 +4657,7 @@
         <w:spacing w:lineRule="auto" w:line="240" w:before="0" w:after="60"/>
         <w:rPr/>
       </w:pPr>
-      <w:bookmarkStart w:id="21" w:name="__RefHeading___Toc3176_4217687195"/>
+      <w:bookmarkStart w:id="21" w:name="__RefHeading___Toc3176_1371780974"/>
       <w:bookmarkEnd w:id="21"/>
       <w:r>
         <w:rPr>
@@ -4702,7 +4702,7 @@
         <w:spacing w:lineRule="auto" w:line="240" w:before="0" w:after="60"/>
         <w:rPr/>
       </w:pPr>
-      <w:bookmarkStart w:id="22" w:name="__RefHeading___Toc3178_4217687195"/>
+      <w:bookmarkStart w:id="22" w:name="__RefHeading___Toc3178_1371780974"/>
       <w:bookmarkEnd w:id="22"/>
       <w:r>
         <w:rPr>
@@ -4733,7 +4733,7 @@
         <w:spacing w:lineRule="exact" w:line="240" w:before="240" w:after="120"/>
         <w:rPr/>
       </w:pPr>
-      <w:bookmarkStart w:id="23" w:name="__RefHeading___Toc3180_4217687195"/>
+      <w:bookmarkStart w:id="23" w:name="__RefHeading___Toc3180_1371780974"/>
       <w:bookmarkEnd w:id="23"/>
       <w:r>
         <w:rPr>

--- a/reporte/productos_formales/Producto_05_Preprocesamiento_Fraccionamiento.docx
+++ b/reporte/productos_formales/Producto_05_Preprocesamiento_Fraccionamiento.docx
@@ -262,7 +262,7 @@
         <w:spacing w:lineRule="exact" w:line="240" w:before="240" w:after="120"/>
         <w:rPr/>
       </w:pPr>
-      <w:bookmarkStart w:id="0" w:name="__RefHeading___Toc3134_1371780974"/>
+      <w:bookmarkStart w:id="0" w:name="__RefHeading___Toc3134_2457656124"/>
       <w:bookmarkEnd w:id="0"/>
       <w:r>
         <w:rPr>
@@ -369,7 +369,7 @@
             </w:rPr>
             <w:fldChar w:fldCharType="separate"/>
           </w:r>
-          <w:hyperlink w:anchor="__RefHeading___Toc3134_1371780974">
+          <w:hyperlink w:anchor="__RefHeading___Toc3134_2457656124">
             <w:r>
               <w:rPr>
                 <w:rStyle w:val="IndexLink"/>
@@ -389,7 +389,7 @@
             </w:tabs>
             <w:rPr/>
           </w:pPr>
-          <w:hyperlink w:anchor="__RefHeading___Toc3136_1371780974">
+          <w:hyperlink w:anchor="__RefHeading___Toc3136_2457656124">
             <w:r>
               <w:rPr>
                 <w:rStyle w:val="IndexLink"/>
@@ -409,7 +409,7 @@
             </w:tabs>
             <w:rPr/>
           </w:pPr>
-          <w:hyperlink w:anchor="__RefHeading___Toc3138_1371780974">
+          <w:hyperlink w:anchor="__RefHeading___Toc3138_2457656124">
             <w:r>
               <w:rPr>
                 <w:rStyle w:val="IndexLink"/>
@@ -429,7 +429,7 @@
             </w:tabs>
             <w:rPr/>
           </w:pPr>
-          <w:hyperlink w:anchor="__RefHeading___Toc3140_1371780974">
+          <w:hyperlink w:anchor="__RefHeading___Toc3140_2457656124">
             <w:r>
               <w:rPr>
                 <w:rStyle w:val="IndexLink"/>
@@ -449,7 +449,7 @@
             </w:tabs>
             <w:rPr/>
           </w:pPr>
-          <w:hyperlink w:anchor="__RefHeading___Toc3142_1371780974">
+          <w:hyperlink w:anchor="__RefHeading___Toc3142_2457656124">
             <w:r>
               <w:rPr>
                 <w:rStyle w:val="IndexLink"/>
@@ -469,7 +469,7 @@
             </w:tabs>
             <w:rPr/>
           </w:pPr>
-          <w:hyperlink w:anchor="__RefHeading___Toc3144_1371780974">
+          <w:hyperlink w:anchor="__RefHeading___Toc3144_2457656124">
             <w:r>
               <w:rPr>
                 <w:rStyle w:val="IndexLink"/>
@@ -489,7 +489,7 @@
             </w:tabs>
             <w:rPr/>
           </w:pPr>
-          <w:hyperlink w:anchor="__RefHeading___Toc3146_1371780974">
+          <w:hyperlink w:anchor="__RefHeading___Toc3146_2457656124">
             <w:r>
               <w:rPr>
                 <w:rStyle w:val="IndexLink"/>
@@ -509,7 +509,7 @@
             </w:tabs>
             <w:rPr/>
           </w:pPr>
-          <w:hyperlink w:anchor="__RefHeading___Toc3148_1371780974">
+          <w:hyperlink w:anchor="__RefHeading___Toc3148_2457656124">
             <w:r>
               <w:rPr>
                 <w:rStyle w:val="IndexLink"/>
@@ -529,7 +529,7 @@
             </w:tabs>
             <w:rPr/>
           </w:pPr>
-          <w:hyperlink w:anchor="__RefHeading___Toc3150_1371780974">
+          <w:hyperlink w:anchor="__RefHeading___Toc3150_2457656124">
             <w:r>
               <w:rPr>
                 <w:rStyle w:val="IndexLink"/>
@@ -549,7 +549,7 @@
             </w:tabs>
             <w:rPr/>
           </w:pPr>
-          <w:hyperlink w:anchor="__RefHeading___Toc3152_1371780974">
+          <w:hyperlink w:anchor="__RefHeading___Toc3152_2457656124">
             <w:r>
               <w:rPr>
                 <w:rStyle w:val="IndexLink"/>
@@ -569,7 +569,7 @@
             </w:tabs>
             <w:rPr/>
           </w:pPr>
-          <w:hyperlink w:anchor="__RefHeading___Toc3154_1371780974">
+          <w:hyperlink w:anchor="__RefHeading___Toc3154_2457656124">
             <w:r>
               <w:rPr>
                 <w:rStyle w:val="IndexLink"/>
@@ -589,7 +589,7 @@
             </w:tabs>
             <w:rPr/>
           </w:pPr>
-          <w:hyperlink w:anchor="__RefHeading___Toc3156_1371780974">
+          <w:hyperlink w:anchor="__RefHeading___Toc3156_2457656124">
             <w:r>
               <w:rPr>
                 <w:rStyle w:val="IndexLink"/>
@@ -609,7 +609,7 @@
             </w:tabs>
             <w:rPr/>
           </w:pPr>
-          <w:hyperlink w:anchor="__RefHeading___Toc3158_1371780974">
+          <w:hyperlink w:anchor="__RefHeading___Toc3158_2457656124">
             <w:r>
               <w:rPr>
                 <w:rStyle w:val="IndexLink"/>
@@ -629,7 +629,7 @@
             </w:tabs>
             <w:rPr/>
           </w:pPr>
-          <w:hyperlink w:anchor="__RefHeading___Toc3160_1371780974">
+          <w:hyperlink w:anchor="__RefHeading___Toc3160_2457656124">
             <w:r>
               <w:rPr>
                 <w:rStyle w:val="IndexLink"/>
@@ -649,7 +649,7 @@
             </w:tabs>
             <w:rPr/>
           </w:pPr>
-          <w:hyperlink w:anchor="__RefHeading___Toc3162_1371780974">
+          <w:hyperlink w:anchor="__RefHeading___Toc3162_2457656124">
             <w:r>
               <w:rPr>
                 <w:rStyle w:val="IndexLink"/>
@@ -669,7 +669,7 @@
             </w:tabs>
             <w:rPr/>
           </w:pPr>
-          <w:hyperlink w:anchor="__RefHeading___Toc3164_1371780974">
+          <w:hyperlink w:anchor="__RefHeading___Toc3164_2457656124">
             <w:r>
               <w:rPr>
                 <w:rStyle w:val="IndexLink"/>
@@ -689,7 +689,7 @@
             </w:tabs>
             <w:rPr/>
           </w:pPr>
-          <w:hyperlink w:anchor="__RefHeading___Toc3166_1371780974">
+          <w:hyperlink w:anchor="__RefHeading___Toc3166_2457656124">
             <w:r>
               <w:rPr>
                 <w:rStyle w:val="IndexLink"/>
@@ -709,7 +709,7 @@
             </w:tabs>
             <w:rPr/>
           </w:pPr>
-          <w:hyperlink w:anchor="__RefHeading___Toc3168_1371780974">
+          <w:hyperlink w:anchor="__RefHeading___Toc3168_2457656124">
             <w:r>
               <w:rPr>
                 <w:rStyle w:val="IndexLink"/>
@@ -729,7 +729,7 @@
             </w:tabs>
             <w:rPr/>
           </w:pPr>
-          <w:hyperlink w:anchor="__RefHeading___Toc3170_1371780974">
+          <w:hyperlink w:anchor="__RefHeading___Toc3170_2457656124">
             <w:r>
               <w:rPr>
                 <w:rStyle w:val="IndexLink"/>
@@ -749,7 +749,7 @@
             </w:tabs>
             <w:rPr/>
           </w:pPr>
-          <w:hyperlink w:anchor="__RefHeading___Toc3172_1371780974">
+          <w:hyperlink w:anchor="__RefHeading___Toc3172_2457656124">
             <w:r>
               <w:rPr>
                 <w:rStyle w:val="IndexLink"/>
@@ -769,7 +769,7 @@
             </w:tabs>
             <w:rPr/>
           </w:pPr>
-          <w:hyperlink w:anchor="__RefHeading___Toc3174_1371780974">
+          <w:hyperlink w:anchor="__RefHeading___Toc3174_2457656124">
             <w:r>
               <w:rPr>
                 <w:rStyle w:val="IndexLink"/>
@@ -789,7 +789,7 @@
             </w:tabs>
             <w:rPr/>
           </w:pPr>
-          <w:hyperlink w:anchor="__RefHeading___Toc3176_1371780974">
+          <w:hyperlink w:anchor="__RefHeading___Toc3176_2457656124">
             <w:r>
               <w:rPr>
                 <w:rStyle w:val="IndexLink"/>
@@ -809,7 +809,7 @@
             </w:tabs>
             <w:rPr/>
           </w:pPr>
-          <w:hyperlink w:anchor="__RefHeading___Toc3178_1371780974">
+          <w:hyperlink w:anchor="__RefHeading___Toc3178_2457656124">
             <w:r>
               <w:rPr>
                 <w:rStyle w:val="IndexLink"/>
@@ -829,7 +829,7 @@
             </w:tabs>
             <w:rPr/>
           </w:pPr>
-          <w:hyperlink w:anchor="__RefHeading___Toc3180_1371780974">
+          <w:hyperlink w:anchor="__RefHeading___Toc3180_2457656124">
             <w:r>
               <w:rPr>
                 <w:rStyle w:val="IndexLink"/>
@@ -869,7 +869,7 @@
         <w:spacing w:lineRule="exact" w:line="240" w:before="240" w:after="120"/>
         <w:rPr/>
       </w:pPr>
-      <w:bookmarkStart w:id="1" w:name="__RefHeading___Toc3136_1371780974"/>
+      <w:bookmarkStart w:id="1" w:name="__RefHeading___Toc3136_2457656124"/>
       <w:bookmarkEnd w:id="1"/>
       <w:r>
         <w:rPr>
@@ -907,7 +907,7 @@
         <w:spacing w:lineRule="exact" w:line="240" w:before="240" w:after="120"/>
         <w:rPr/>
       </w:pPr>
-      <w:bookmarkStart w:id="2" w:name="__RefHeading___Toc3138_1371780974"/>
+      <w:bookmarkStart w:id="2" w:name="__RefHeading___Toc3138_2457656124"/>
       <w:bookmarkEnd w:id="2"/>
       <w:r>
         <w:rPr>
@@ -945,7 +945,7 @@
         <w:spacing w:lineRule="exact" w:line="240" w:before="240" w:after="120"/>
         <w:rPr/>
       </w:pPr>
-      <w:bookmarkStart w:id="3" w:name="__RefHeading___Toc3140_1371780974"/>
+      <w:bookmarkStart w:id="3" w:name="__RefHeading___Toc3140_2457656124"/>
       <w:bookmarkEnd w:id="3"/>
       <w:r>
         <w:rPr>
@@ -2259,7 +2259,7 @@
         <w:spacing w:lineRule="exact" w:line="240" w:before="240" w:after="120"/>
         <w:rPr/>
       </w:pPr>
-      <w:bookmarkStart w:id="4" w:name="__RefHeading___Toc3142_1371780974"/>
+      <w:bookmarkStart w:id="4" w:name="__RefHeading___Toc3142_2457656124"/>
       <w:bookmarkEnd w:id="4"/>
       <w:r>
         <w:rPr>
@@ -2836,7 +2836,7 @@
         <w:spacing w:lineRule="exact" w:line="240" w:before="240" w:after="120"/>
         <w:rPr/>
       </w:pPr>
-      <w:bookmarkStart w:id="5" w:name="__RefHeading___Toc3144_1371780974"/>
+      <w:bookmarkStart w:id="5" w:name="__RefHeading___Toc3144_2457656124"/>
       <w:bookmarkEnd w:id="5"/>
       <w:r>
         <w:rPr>
@@ -2874,7 +2874,7 @@
         <w:spacing w:lineRule="exact" w:line="240" w:before="240" w:after="120"/>
         <w:rPr/>
       </w:pPr>
-      <w:bookmarkStart w:id="6" w:name="__RefHeading___Toc3146_1371780974"/>
+      <w:bookmarkStart w:id="6" w:name="__RefHeading___Toc3146_2457656124"/>
       <w:bookmarkEnd w:id="6"/>
       <w:r>
         <w:rPr>
@@ -2912,7 +2912,7 @@
         <w:spacing w:lineRule="exact" w:line="240" w:before="240" w:after="120"/>
         <w:rPr/>
       </w:pPr>
-      <w:bookmarkStart w:id="7" w:name="__RefHeading___Toc3148_1371780974"/>
+      <w:bookmarkStart w:id="7" w:name="__RefHeading___Toc3148_2457656124"/>
       <w:bookmarkEnd w:id="7"/>
       <w:r>
         <w:rPr>
@@ -2932,7 +2932,7 @@
         <w:spacing w:lineRule="exact" w:line="240" w:before="180" w:after="80"/>
         <w:rPr/>
       </w:pPr>
-      <w:bookmarkStart w:id="8" w:name="__RefHeading___Toc3150_1371780974"/>
+      <w:bookmarkStart w:id="8" w:name="__RefHeading___Toc3150_2457656124"/>
       <w:bookmarkEnd w:id="8"/>
       <w:r>
         <w:rPr>
@@ -2970,7 +2970,7 @@
         <w:spacing w:lineRule="exact" w:line="240" w:before="180" w:after="80"/>
         <w:rPr/>
       </w:pPr>
-      <w:bookmarkStart w:id="9" w:name="__RefHeading___Toc3152_1371780974"/>
+      <w:bookmarkStart w:id="9" w:name="__RefHeading___Toc3152_2457656124"/>
       <w:bookmarkEnd w:id="9"/>
       <w:r>
         <w:rPr>
@@ -3540,7 +3540,7 @@
         <w:spacing w:lineRule="exact" w:line="240" w:before="180" w:after="80"/>
         <w:rPr/>
       </w:pPr>
-      <w:bookmarkStart w:id="10" w:name="__RefHeading___Toc3154_1371780974"/>
+      <w:bookmarkStart w:id="10" w:name="__RefHeading___Toc3154_2457656124"/>
       <w:bookmarkEnd w:id="10"/>
       <w:r>
         <w:rPr>
@@ -3578,7 +3578,7 @@
         <w:spacing w:lineRule="exact" w:line="240" w:before="180" w:after="80"/>
         <w:rPr/>
       </w:pPr>
-      <w:bookmarkStart w:id="11" w:name="__RefHeading___Toc3156_1371780974"/>
+      <w:bookmarkStart w:id="11" w:name="__RefHeading___Toc3156_2457656124"/>
       <w:bookmarkEnd w:id="11"/>
       <w:r>
         <w:rPr>
@@ -3616,7 +3616,7 @@
         <w:spacing w:lineRule="exact" w:line="240" w:before="240" w:after="120"/>
         <w:rPr/>
       </w:pPr>
-      <w:bookmarkStart w:id="12" w:name="__RefHeading___Toc3158_1371780974"/>
+      <w:bookmarkStart w:id="12" w:name="__RefHeading___Toc3158_2457656124"/>
       <w:bookmarkEnd w:id="12"/>
       <w:r>
         <w:rPr>
@@ -3716,7 +3716,7 @@
         <w:spacing w:lineRule="exact" w:line="240" w:before="240" w:after="120"/>
         <w:rPr/>
       </w:pPr>
-      <w:bookmarkStart w:id="13" w:name="__RefHeading___Toc3160_1371780974"/>
+      <w:bookmarkStart w:id="13" w:name="__RefHeading___Toc3160_2457656124"/>
       <w:bookmarkEnd w:id="13"/>
       <w:r>
         <w:rPr>
@@ -3754,7 +3754,7 @@
         <w:spacing w:lineRule="exact" w:line="240" w:before="240" w:after="120"/>
         <w:rPr/>
       </w:pPr>
-      <w:bookmarkStart w:id="14" w:name="__RefHeading___Toc3162_1371780974"/>
+      <w:bookmarkStart w:id="14" w:name="__RefHeading___Toc3162_2457656124"/>
       <w:bookmarkEnd w:id="14"/>
       <w:r>
         <w:rPr>
@@ -3814,7 +3814,7 @@
         <w:spacing w:lineRule="exact" w:line="240" w:before="240" w:after="120"/>
         <w:rPr/>
       </w:pPr>
-      <w:bookmarkStart w:id="15" w:name="__RefHeading___Toc3164_1371780974"/>
+      <w:bookmarkStart w:id="15" w:name="__RefHeading___Toc3164_2457656124"/>
       <w:bookmarkEnd w:id="15"/>
       <w:r>
         <w:rPr>
@@ -3852,7 +3852,7 @@
         <w:spacing w:lineRule="exact" w:line="240" w:before="240" w:after="120"/>
         <w:rPr/>
       </w:pPr>
-      <w:bookmarkStart w:id="16" w:name="__RefHeading___Toc3166_1371780974"/>
+      <w:bookmarkStart w:id="16" w:name="__RefHeading___Toc3166_2457656124"/>
       <w:bookmarkEnd w:id="16"/>
       <w:r>
         <w:rPr>
@@ -3932,7 +3932,7 @@
         <w:spacing w:lineRule="auto" w:line="240" w:before="0" w:after="60"/>
         <w:rPr/>
       </w:pPr>
-      <w:bookmarkStart w:id="17" w:name="__RefHeading___Toc3168_1371780974"/>
+      <w:bookmarkStart w:id="17" w:name="__RefHeading___Toc3168_2457656124"/>
       <w:bookmarkEnd w:id="17"/>
       <w:r>
         <w:rPr>
@@ -3963,7 +3963,7 @@
         <w:spacing w:lineRule="auto" w:line="240" w:before="0" w:after="60"/>
         <w:rPr/>
       </w:pPr>
-      <w:bookmarkStart w:id="18" w:name="__RefHeading___Toc3170_1371780974"/>
+      <w:bookmarkStart w:id="18" w:name="__RefHeading___Toc3170_2457656124"/>
       <w:bookmarkEnd w:id="18"/>
       <w:r>
         <w:rPr>
@@ -4527,7 +4527,7 @@
         <w:spacing w:lineRule="auto" w:line="240" w:before="0" w:after="60"/>
         <w:rPr/>
       </w:pPr>
-      <w:bookmarkStart w:id="19" w:name="__RefHeading___Toc3172_1371780974"/>
+      <w:bookmarkStart w:id="19" w:name="__RefHeading___Toc3172_2457656124"/>
       <w:bookmarkEnd w:id="19"/>
       <w:r>
         <w:rPr>
@@ -4592,7 +4592,7 @@
         <w:spacing w:lineRule="auto" w:line="240" w:before="0" w:after="60"/>
         <w:rPr/>
       </w:pPr>
-      <w:bookmarkStart w:id="20" w:name="__RefHeading___Toc3174_1371780974"/>
+      <w:bookmarkStart w:id="20" w:name="__RefHeading___Toc3174_2457656124"/>
       <w:bookmarkEnd w:id="20"/>
       <w:r>
         <w:rPr>
@@ -4657,7 +4657,7 @@
         <w:spacing w:lineRule="auto" w:line="240" w:before="0" w:after="60"/>
         <w:rPr/>
       </w:pPr>
-      <w:bookmarkStart w:id="21" w:name="__RefHeading___Toc3176_1371780974"/>
+      <w:bookmarkStart w:id="21" w:name="__RefHeading___Toc3176_2457656124"/>
       <w:bookmarkEnd w:id="21"/>
       <w:r>
         <w:rPr>
@@ -4702,7 +4702,7 @@
         <w:spacing w:lineRule="auto" w:line="240" w:before="0" w:after="60"/>
         <w:rPr/>
       </w:pPr>
-      <w:bookmarkStart w:id="22" w:name="__RefHeading___Toc3178_1371780974"/>
+      <w:bookmarkStart w:id="22" w:name="__RefHeading___Toc3178_2457656124"/>
       <w:bookmarkEnd w:id="22"/>
       <w:r>
         <w:rPr>
@@ -4733,7 +4733,7 @@
         <w:spacing w:lineRule="exact" w:line="240" w:before="240" w:after="120"/>
         <w:rPr/>
       </w:pPr>
-      <w:bookmarkStart w:id="23" w:name="__RefHeading___Toc3180_1371780974"/>
+      <w:bookmarkStart w:id="23" w:name="__RefHeading___Toc3180_2457656124"/>
       <w:bookmarkEnd w:id="23"/>
       <w:r>
         <w:rPr>

--- a/reporte/productos_formales/Producto_05_Preprocesamiento_Fraccionamiento.docx
+++ b/reporte/productos_formales/Producto_05_Preprocesamiento_Fraccionamiento.docx
@@ -262,7 +262,7 @@
         <w:spacing w:lineRule="exact" w:line="240" w:before="240" w:after="120"/>
         <w:rPr/>
       </w:pPr>
-      <w:bookmarkStart w:id="0" w:name="__RefHeading___Toc3134_2457656124"/>
+      <w:bookmarkStart w:id="0" w:name="__RefHeading___Toc3134_1103273133"/>
       <w:bookmarkEnd w:id="0"/>
       <w:r>
         <w:rPr>
@@ -369,7 +369,7 @@
             </w:rPr>
             <w:fldChar w:fldCharType="separate"/>
           </w:r>
-          <w:hyperlink w:anchor="__RefHeading___Toc3134_2457656124">
+          <w:hyperlink w:anchor="__RefHeading___Toc3134_1103273133">
             <w:r>
               <w:rPr>
                 <w:rStyle w:val="IndexLink"/>
@@ -389,7 +389,7 @@
             </w:tabs>
             <w:rPr/>
           </w:pPr>
-          <w:hyperlink w:anchor="__RefHeading___Toc3136_2457656124">
+          <w:hyperlink w:anchor="__RefHeading___Toc3136_1103273133">
             <w:r>
               <w:rPr>
                 <w:rStyle w:val="IndexLink"/>
@@ -409,7 +409,7 @@
             </w:tabs>
             <w:rPr/>
           </w:pPr>
-          <w:hyperlink w:anchor="__RefHeading___Toc3138_2457656124">
+          <w:hyperlink w:anchor="__RefHeading___Toc3138_1103273133">
             <w:r>
               <w:rPr>
                 <w:rStyle w:val="IndexLink"/>
@@ -429,7 +429,7 @@
             </w:tabs>
             <w:rPr/>
           </w:pPr>
-          <w:hyperlink w:anchor="__RefHeading___Toc3140_2457656124">
+          <w:hyperlink w:anchor="__RefHeading___Toc3140_1103273133">
             <w:r>
               <w:rPr>
                 <w:rStyle w:val="IndexLink"/>
@@ -449,7 +449,7 @@
             </w:tabs>
             <w:rPr/>
           </w:pPr>
-          <w:hyperlink w:anchor="__RefHeading___Toc3142_2457656124">
+          <w:hyperlink w:anchor="__RefHeading___Toc3142_1103273133">
             <w:r>
               <w:rPr>
                 <w:rStyle w:val="IndexLink"/>
@@ -469,7 +469,7 @@
             </w:tabs>
             <w:rPr/>
           </w:pPr>
-          <w:hyperlink w:anchor="__RefHeading___Toc3144_2457656124">
+          <w:hyperlink w:anchor="__RefHeading___Toc3144_1103273133">
             <w:r>
               <w:rPr>
                 <w:rStyle w:val="IndexLink"/>
@@ -489,7 +489,7 @@
             </w:tabs>
             <w:rPr/>
           </w:pPr>
-          <w:hyperlink w:anchor="__RefHeading___Toc3146_2457656124">
+          <w:hyperlink w:anchor="__RefHeading___Toc3146_1103273133">
             <w:r>
               <w:rPr>
                 <w:rStyle w:val="IndexLink"/>
@@ -509,7 +509,7 @@
             </w:tabs>
             <w:rPr/>
           </w:pPr>
-          <w:hyperlink w:anchor="__RefHeading___Toc3148_2457656124">
+          <w:hyperlink w:anchor="__RefHeading___Toc3148_1103273133">
             <w:r>
               <w:rPr>
                 <w:rStyle w:val="IndexLink"/>
@@ -529,7 +529,7 @@
             </w:tabs>
             <w:rPr/>
           </w:pPr>
-          <w:hyperlink w:anchor="__RefHeading___Toc3150_2457656124">
+          <w:hyperlink w:anchor="__RefHeading___Toc3150_1103273133">
             <w:r>
               <w:rPr>
                 <w:rStyle w:val="IndexLink"/>
@@ -549,7 +549,7 @@
             </w:tabs>
             <w:rPr/>
           </w:pPr>
-          <w:hyperlink w:anchor="__RefHeading___Toc3152_2457656124">
+          <w:hyperlink w:anchor="__RefHeading___Toc3152_1103273133">
             <w:r>
               <w:rPr>
                 <w:rStyle w:val="IndexLink"/>
@@ -569,7 +569,7 @@
             </w:tabs>
             <w:rPr/>
           </w:pPr>
-          <w:hyperlink w:anchor="__RefHeading___Toc3154_2457656124">
+          <w:hyperlink w:anchor="__RefHeading___Toc3154_1103273133">
             <w:r>
               <w:rPr>
                 <w:rStyle w:val="IndexLink"/>
@@ -589,7 +589,7 @@
             </w:tabs>
             <w:rPr/>
           </w:pPr>
-          <w:hyperlink w:anchor="__RefHeading___Toc3156_2457656124">
+          <w:hyperlink w:anchor="__RefHeading___Toc3156_1103273133">
             <w:r>
               <w:rPr>
                 <w:rStyle w:val="IndexLink"/>
@@ -609,7 +609,7 @@
             </w:tabs>
             <w:rPr/>
           </w:pPr>
-          <w:hyperlink w:anchor="__RefHeading___Toc3158_2457656124">
+          <w:hyperlink w:anchor="__RefHeading___Toc3158_1103273133">
             <w:r>
               <w:rPr>
                 <w:rStyle w:val="IndexLink"/>
@@ -629,7 +629,7 @@
             </w:tabs>
             <w:rPr/>
           </w:pPr>
-          <w:hyperlink w:anchor="__RefHeading___Toc3160_2457656124">
+          <w:hyperlink w:anchor="__RefHeading___Toc3160_1103273133">
             <w:r>
               <w:rPr>
                 <w:rStyle w:val="IndexLink"/>
@@ -649,7 +649,7 @@
             </w:tabs>
             <w:rPr/>
           </w:pPr>
-          <w:hyperlink w:anchor="__RefHeading___Toc3162_2457656124">
+          <w:hyperlink w:anchor="__RefHeading___Toc3162_1103273133">
             <w:r>
               <w:rPr>
                 <w:rStyle w:val="IndexLink"/>
@@ -669,7 +669,7 @@
             </w:tabs>
             <w:rPr/>
           </w:pPr>
-          <w:hyperlink w:anchor="__RefHeading___Toc3164_2457656124">
+          <w:hyperlink w:anchor="__RefHeading___Toc3164_1103273133">
             <w:r>
               <w:rPr>
                 <w:rStyle w:val="IndexLink"/>
@@ -689,7 +689,7 @@
             </w:tabs>
             <w:rPr/>
           </w:pPr>
-          <w:hyperlink w:anchor="__RefHeading___Toc3166_2457656124">
+          <w:hyperlink w:anchor="__RefHeading___Toc3166_1103273133">
             <w:r>
               <w:rPr>
                 <w:rStyle w:val="IndexLink"/>
@@ -709,7 +709,7 @@
             </w:tabs>
             <w:rPr/>
           </w:pPr>
-          <w:hyperlink w:anchor="__RefHeading___Toc3168_2457656124">
+          <w:hyperlink w:anchor="__RefHeading___Toc3168_1103273133">
             <w:r>
               <w:rPr>
                 <w:rStyle w:val="IndexLink"/>
@@ -729,7 +729,7 @@
             </w:tabs>
             <w:rPr/>
           </w:pPr>
-          <w:hyperlink w:anchor="__RefHeading___Toc3170_2457656124">
+          <w:hyperlink w:anchor="__RefHeading___Toc3170_1103273133">
             <w:r>
               <w:rPr>
                 <w:rStyle w:val="IndexLink"/>
@@ -749,7 +749,7 @@
             </w:tabs>
             <w:rPr/>
           </w:pPr>
-          <w:hyperlink w:anchor="__RefHeading___Toc3172_2457656124">
+          <w:hyperlink w:anchor="__RefHeading___Toc3172_1103273133">
             <w:r>
               <w:rPr>
                 <w:rStyle w:val="IndexLink"/>
@@ -769,7 +769,7 @@
             </w:tabs>
             <w:rPr/>
           </w:pPr>
-          <w:hyperlink w:anchor="__RefHeading___Toc3174_2457656124">
+          <w:hyperlink w:anchor="__RefHeading___Toc3174_1103273133">
             <w:r>
               <w:rPr>
                 <w:rStyle w:val="IndexLink"/>
@@ -789,7 +789,7 @@
             </w:tabs>
             <w:rPr/>
           </w:pPr>
-          <w:hyperlink w:anchor="__RefHeading___Toc3176_2457656124">
+          <w:hyperlink w:anchor="__RefHeading___Toc3176_1103273133">
             <w:r>
               <w:rPr>
                 <w:rStyle w:val="IndexLink"/>
@@ -809,7 +809,7 @@
             </w:tabs>
             <w:rPr/>
           </w:pPr>
-          <w:hyperlink w:anchor="__RefHeading___Toc3178_2457656124">
+          <w:hyperlink w:anchor="__RefHeading___Toc3178_1103273133">
             <w:r>
               <w:rPr>
                 <w:rStyle w:val="IndexLink"/>
@@ -829,7 +829,7 @@
             </w:tabs>
             <w:rPr/>
           </w:pPr>
-          <w:hyperlink w:anchor="__RefHeading___Toc3180_2457656124">
+          <w:hyperlink w:anchor="__RefHeading___Toc3180_1103273133">
             <w:r>
               <w:rPr>
                 <w:rStyle w:val="IndexLink"/>
@@ -869,7 +869,7 @@
         <w:spacing w:lineRule="exact" w:line="240" w:before="240" w:after="120"/>
         <w:rPr/>
       </w:pPr>
-      <w:bookmarkStart w:id="1" w:name="__RefHeading___Toc3136_2457656124"/>
+      <w:bookmarkStart w:id="1" w:name="__RefHeading___Toc3136_1103273133"/>
       <w:bookmarkEnd w:id="1"/>
       <w:r>
         <w:rPr>
@@ -907,7 +907,7 @@
         <w:spacing w:lineRule="exact" w:line="240" w:before="240" w:after="120"/>
         <w:rPr/>
       </w:pPr>
-      <w:bookmarkStart w:id="2" w:name="__RefHeading___Toc3138_2457656124"/>
+      <w:bookmarkStart w:id="2" w:name="__RefHeading___Toc3138_1103273133"/>
       <w:bookmarkEnd w:id="2"/>
       <w:r>
         <w:rPr>
@@ -945,7 +945,7 @@
         <w:spacing w:lineRule="exact" w:line="240" w:before="240" w:after="120"/>
         <w:rPr/>
       </w:pPr>
-      <w:bookmarkStart w:id="3" w:name="__RefHeading___Toc3140_2457656124"/>
+      <w:bookmarkStart w:id="3" w:name="__RefHeading___Toc3140_1103273133"/>
       <w:bookmarkEnd w:id="3"/>
       <w:r>
         <w:rPr>
@@ -2259,7 +2259,7 @@
         <w:spacing w:lineRule="exact" w:line="240" w:before="240" w:after="120"/>
         <w:rPr/>
       </w:pPr>
-      <w:bookmarkStart w:id="4" w:name="__RefHeading___Toc3142_2457656124"/>
+      <w:bookmarkStart w:id="4" w:name="__RefHeading___Toc3142_1103273133"/>
       <w:bookmarkEnd w:id="4"/>
       <w:r>
         <w:rPr>
@@ -2836,7 +2836,7 @@
         <w:spacing w:lineRule="exact" w:line="240" w:before="240" w:after="120"/>
         <w:rPr/>
       </w:pPr>
-      <w:bookmarkStart w:id="5" w:name="__RefHeading___Toc3144_2457656124"/>
+      <w:bookmarkStart w:id="5" w:name="__RefHeading___Toc3144_1103273133"/>
       <w:bookmarkEnd w:id="5"/>
       <w:r>
         <w:rPr>
@@ -2874,7 +2874,7 @@
         <w:spacing w:lineRule="exact" w:line="240" w:before="240" w:after="120"/>
         <w:rPr/>
       </w:pPr>
-      <w:bookmarkStart w:id="6" w:name="__RefHeading___Toc3146_2457656124"/>
+      <w:bookmarkStart w:id="6" w:name="__RefHeading___Toc3146_1103273133"/>
       <w:bookmarkEnd w:id="6"/>
       <w:r>
         <w:rPr>
@@ -2912,7 +2912,7 @@
         <w:spacing w:lineRule="exact" w:line="240" w:before="240" w:after="120"/>
         <w:rPr/>
       </w:pPr>
-      <w:bookmarkStart w:id="7" w:name="__RefHeading___Toc3148_2457656124"/>
+      <w:bookmarkStart w:id="7" w:name="__RefHeading___Toc3148_1103273133"/>
       <w:bookmarkEnd w:id="7"/>
       <w:r>
         <w:rPr>
@@ -2932,7 +2932,7 @@
         <w:spacing w:lineRule="exact" w:line="240" w:before="180" w:after="80"/>
         <w:rPr/>
       </w:pPr>
-      <w:bookmarkStart w:id="8" w:name="__RefHeading___Toc3150_2457656124"/>
+      <w:bookmarkStart w:id="8" w:name="__RefHeading___Toc3150_1103273133"/>
       <w:bookmarkEnd w:id="8"/>
       <w:r>
         <w:rPr>
@@ -2970,7 +2970,7 @@
         <w:spacing w:lineRule="exact" w:line="240" w:before="180" w:after="80"/>
         <w:rPr/>
       </w:pPr>
-      <w:bookmarkStart w:id="9" w:name="__RefHeading___Toc3152_2457656124"/>
+      <w:bookmarkStart w:id="9" w:name="__RefHeading___Toc3152_1103273133"/>
       <w:bookmarkEnd w:id="9"/>
       <w:r>
         <w:rPr>
@@ -3540,7 +3540,7 @@
         <w:spacing w:lineRule="exact" w:line="240" w:before="180" w:after="80"/>
         <w:rPr/>
       </w:pPr>
-      <w:bookmarkStart w:id="10" w:name="__RefHeading___Toc3154_2457656124"/>
+      <w:bookmarkStart w:id="10" w:name="__RefHeading___Toc3154_1103273133"/>
       <w:bookmarkEnd w:id="10"/>
       <w:r>
         <w:rPr>
@@ -3578,7 +3578,7 @@
         <w:spacing w:lineRule="exact" w:line="240" w:before="180" w:after="80"/>
         <w:rPr/>
       </w:pPr>
-      <w:bookmarkStart w:id="11" w:name="__RefHeading___Toc3156_2457656124"/>
+      <w:bookmarkStart w:id="11" w:name="__RefHeading___Toc3156_1103273133"/>
       <w:bookmarkEnd w:id="11"/>
       <w:r>
         <w:rPr>
@@ -3616,7 +3616,7 @@
         <w:spacing w:lineRule="exact" w:line="240" w:before="240" w:after="120"/>
         <w:rPr/>
       </w:pPr>
-      <w:bookmarkStart w:id="12" w:name="__RefHeading___Toc3158_2457656124"/>
+      <w:bookmarkStart w:id="12" w:name="__RefHeading___Toc3158_1103273133"/>
       <w:bookmarkEnd w:id="12"/>
       <w:r>
         <w:rPr>
@@ -3716,7 +3716,7 @@
         <w:spacing w:lineRule="exact" w:line="240" w:before="240" w:after="120"/>
         <w:rPr/>
       </w:pPr>
-      <w:bookmarkStart w:id="13" w:name="__RefHeading___Toc3160_2457656124"/>
+      <w:bookmarkStart w:id="13" w:name="__RefHeading___Toc3160_1103273133"/>
       <w:bookmarkEnd w:id="13"/>
       <w:r>
         <w:rPr>
@@ -3754,7 +3754,7 @@
         <w:spacing w:lineRule="exact" w:line="240" w:before="240" w:after="120"/>
         <w:rPr/>
       </w:pPr>
-      <w:bookmarkStart w:id="14" w:name="__RefHeading___Toc3162_2457656124"/>
+      <w:bookmarkStart w:id="14" w:name="__RefHeading___Toc3162_1103273133"/>
       <w:bookmarkEnd w:id="14"/>
       <w:r>
         <w:rPr>
@@ -3814,7 +3814,7 @@
         <w:spacing w:lineRule="exact" w:line="240" w:before="240" w:after="120"/>
         <w:rPr/>
       </w:pPr>
-      <w:bookmarkStart w:id="15" w:name="__RefHeading___Toc3164_2457656124"/>
+      <w:bookmarkStart w:id="15" w:name="__RefHeading___Toc3164_1103273133"/>
       <w:bookmarkEnd w:id="15"/>
       <w:r>
         <w:rPr>
@@ -3852,7 +3852,7 @@
         <w:spacing w:lineRule="exact" w:line="240" w:before="240" w:after="120"/>
         <w:rPr/>
       </w:pPr>
-      <w:bookmarkStart w:id="16" w:name="__RefHeading___Toc3166_2457656124"/>
+      <w:bookmarkStart w:id="16" w:name="__RefHeading___Toc3166_1103273133"/>
       <w:bookmarkEnd w:id="16"/>
       <w:r>
         <w:rPr>
@@ -3932,7 +3932,7 @@
         <w:spacing w:lineRule="auto" w:line="240" w:before="0" w:after="60"/>
         <w:rPr/>
       </w:pPr>
-      <w:bookmarkStart w:id="17" w:name="__RefHeading___Toc3168_2457656124"/>
+      <w:bookmarkStart w:id="17" w:name="__RefHeading___Toc3168_1103273133"/>
       <w:bookmarkEnd w:id="17"/>
       <w:r>
         <w:rPr>
@@ -3963,7 +3963,7 @@
         <w:spacing w:lineRule="auto" w:line="240" w:before="0" w:after="60"/>
         <w:rPr/>
       </w:pPr>
-      <w:bookmarkStart w:id="18" w:name="__RefHeading___Toc3170_2457656124"/>
+      <w:bookmarkStart w:id="18" w:name="__RefHeading___Toc3170_1103273133"/>
       <w:bookmarkEnd w:id="18"/>
       <w:r>
         <w:rPr>
@@ -4527,7 +4527,7 @@
         <w:spacing w:lineRule="auto" w:line="240" w:before="0" w:after="60"/>
         <w:rPr/>
       </w:pPr>
-      <w:bookmarkStart w:id="19" w:name="__RefHeading___Toc3172_2457656124"/>
+      <w:bookmarkStart w:id="19" w:name="__RefHeading___Toc3172_1103273133"/>
       <w:bookmarkEnd w:id="19"/>
       <w:r>
         <w:rPr>
@@ -4592,7 +4592,7 @@
         <w:spacing w:lineRule="auto" w:line="240" w:before="0" w:after="60"/>
         <w:rPr/>
       </w:pPr>
-      <w:bookmarkStart w:id="20" w:name="__RefHeading___Toc3174_2457656124"/>
+      <w:bookmarkStart w:id="20" w:name="__RefHeading___Toc3174_1103273133"/>
       <w:bookmarkEnd w:id="20"/>
       <w:r>
         <w:rPr>
@@ -4657,7 +4657,7 @@
         <w:spacing w:lineRule="auto" w:line="240" w:before="0" w:after="60"/>
         <w:rPr/>
       </w:pPr>
-      <w:bookmarkStart w:id="21" w:name="__RefHeading___Toc3176_2457656124"/>
+      <w:bookmarkStart w:id="21" w:name="__RefHeading___Toc3176_1103273133"/>
       <w:bookmarkEnd w:id="21"/>
       <w:r>
         <w:rPr>
@@ -4702,7 +4702,7 @@
         <w:spacing w:lineRule="auto" w:line="240" w:before="0" w:after="60"/>
         <w:rPr/>
       </w:pPr>
-      <w:bookmarkStart w:id="22" w:name="__RefHeading___Toc3178_2457656124"/>
+      <w:bookmarkStart w:id="22" w:name="__RefHeading___Toc3178_1103273133"/>
       <w:bookmarkEnd w:id="22"/>
       <w:r>
         <w:rPr>
@@ -4733,7 +4733,7 @@
         <w:spacing w:lineRule="exact" w:line="240" w:before="240" w:after="120"/>
         <w:rPr/>
       </w:pPr>
-      <w:bookmarkStart w:id="23" w:name="__RefHeading___Toc3180_2457656124"/>
+      <w:bookmarkStart w:id="23" w:name="__RefHeading___Toc3180_1103273133"/>
       <w:bookmarkEnd w:id="23"/>
       <w:r>
         <w:rPr>

--- a/reporte/productos_formales/Producto_05_Preprocesamiento_Fraccionamiento.docx
+++ b/reporte/productos_formales/Producto_05_Preprocesamiento_Fraccionamiento.docx
@@ -89,7 +89,7 @@
           <w:sz w:val="22"/>
           <w:szCs w:val="22"/>
         </w:rPr>
-        <w:t>Limpieza y Preprocesamiento de Datos para Detección de Fraccionamiento</w:t>
+        <w:t>Preprocesamiento para Detección de Posible Fraccionamiento</w:t>
       </w:r>
     </w:p>
     <w:p>
@@ -262,7 +262,7 @@
         <w:spacing w:lineRule="exact" w:line="240" w:before="240" w:after="120"/>
         <w:rPr/>
       </w:pPr>
-      <w:bookmarkStart w:id="0" w:name="__RefHeading___Toc3134_1103273133"/>
+      <w:bookmarkStart w:id="0" w:name="__RefHeading___Toc3114_1096995856"/>
       <w:bookmarkEnd w:id="0"/>
       <w:r>
         <w:rPr>
@@ -291,7 +291,7 @@
           <w:sz w:val="22"/>
           <w:szCs w:val="22"/>
         </w:rPr>
-        <w:t>Se construyeron 265 grupos proveedor-entidad-objeto con 24 positivos sintéticos. El feature engineering incorpora ventanas temporales y cuantías normativas dependientes de fecha y categoría, evitando un umbral fijo universal.</w:t>
+        <w:t>El feature engineering agrupa contratos por proveedor-entidad-objeto_familia y calcula cantidad y monto sobre una misma ventana de 15 días. Fraccionamiento conserva el monto original para mantener el significado de las comparaciones con cuantías normativas.</w:t>
       </w:r>
     </w:p>
     <w:p>
@@ -309,7 +309,7 @@
           <w:sz w:val="22"/>
           <w:szCs w:val="22"/>
         </w:rPr>
-        <w:t>Nota metodológica: las métricas del benchmark sintético evalúan la coherencia del PoC y no estiman desempeño productivo. Las salidas sobre datos públicos son señales de priorización para revisión humana y no constituyen hallazgos ni determinaciones automáticas de irregularidad.</w:t>
+        <w:t>Nota metodológica: Las métricas obtenidas con el benchmark sintético verifican coherencia metodológica y funcionamiento reproducible del pipeline; no estiman por sí solas desempeño productivo. Las salidas son señales de priorización para revisión humana y no constituyen hallazgos ni determinaciones automáticas de irregularidad.</w:t>
       </w:r>
     </w:p>
     <w:sdt>
@@ -369,7 +369,7 @@
             </w:rPr>
             <w:fldChar w:fldCharType="separate"/>
           </w:r>
-          <w:hyperlink w:anchor="__RefHeading___Toc3134_1103273133">
+          <w:hyperlink w:anchor="__RefHeading___Toc3114_1096995856">
             <w:r>
               <w:rPr>
                 <w:rStyle w:val="IndexLink"/>
@@ -389,7 +389,7 @@
             </w:tabs>
             <w:rPr/>
           </w:pPr>
-          <w:hyperlink w:anchor="__RefHeading___Toc3136_1103273133">
+          <w:hyperlink w:anchor="__RefHeading___Toc3116_1096995856">
             <w:r>
               <w:rPr>
                 <w:rStyle w:val="IndexLink"/>
@@ -409,7 +409,7 @@
             </w:tabs>
             <w:rPr/>
           </w:pPr>
-          <w:hyperlink w:anchor="__RefHeading___Toc3138_1103273133">
+          <w:hyperlink w:anchor="__RefHeading___Toc3118_1096995856">
             <w:r>
               <w:rPr>
                 <w:rStyle w:val="IndexLink"/>
@@ -429,7 +429,7 @@
             </w:tabs>
             <w:rPr/>
           </w:pPr>
-          <w:hyperlink w:anchor="__RefHeading___Toc3140_1103273133">
+          <w:hyperlink w:anchor="__RefHeading___Toc3120_1096995856">
             <w:r>
               <w:rPr>
                 <w:rStyle w:val="IndexLink"/>
@@ -449,7 +449,7 @@
             </w:tabs>
             <w:rPr/>
           </w:pPr>
-          <w:hyperlink w:anchor="__RefHeading___Toc3142_1103273133">
+          <w:hyperlink w:anchor="__RefHeading___Toc3122_1096995856">
             <w:r>
               <w:rPr>
                 <w:rStyle w:val="IndexLink"/>
@@ -469,7 +469,7 @@
             </w:tabs>
             <w:rPr/>
           </w:pPr>
-          <w:hyperlink w:anchor="__RefHeading___Toc3144_1103273133">
+          <w:hyperlink w:anchor="__RefHeading___Toc3124_1096995856">
             <w:r>
               <w:rPr>
                 <w:rStyle w:val="IndexLink"/>
@@ -489,7 +489,7 @@
             </w:tabs>
             <w:rPr/>
           </w:pPr>
-          <w:hyperlink w:anchor="__RefHeading___Toc3146_1103273133">
+          <w:hyperlink w:anchor="__RefHeading___Toc3126_1096995856">
             <w:r>
               <w:rPr>
                 <w:rStyle w:val="IndexLink"/>
@@ -509,7 +509,7 @@
             </w:tabs>
             <w:rPr/>
           </w:pPr>
-          <w:hyperlink w:anchor="__RefHeading___Toc3148_1103273133">
+          <w:hyperlink w:anchor="__RefHeading___Toc3128_1096995856">
             <w:r>
               <w:rPr>
                 <w:rStyle w:val="IndexLink"/>
@@ -529,12 +529,12 @@
             </w:tabs>
             <w:rPr/>
           </w:pPr>
-          <w:hyperlink w:anchor="__RefHeading___Toc3150_1103273133">
+          <w:hyperlink w:anchor="__RefHeading___Toc3130_1096995856">
             <w:r>
               <w:rPr>
                 <w:rStyle w:val="IndexLink"/>
               </w:rPr>
-              <w:t>3.1 Imputación, outliers y transformación</w:t>
+              <w:t>3.1 Objeto-familia</w:t>
               <w:tab/>
               <w:t>4</w:t>
             </w:r>
@@ -549,12 +549,12 @@
             </w:tabs>
             <w:rPr/>
           </w:pPr>
-          <w:hyperlink w:anchor="__RefHeading___Toc3152_1103273133">
+          <w:hyperlink w:anchor="__RefHeading___Toc3132_1096995856">
             <w:r>
               <w:rPr>
                 <w:rStyle w:val="IndexLink"/>
               </w:rPr>
-              <w:t>3.2 Feature engineering temporal y normativo</w:t>
+              <w:t>3.2 Ventana coherente de 15 días</w:t>
               <w:tab/>
               <w:t>4</w:t>
             </w:r>
@@ -569,12 +569,12 @@
             </w:tabs>
             <w:rPr/>
           </w:pPr>
-          <w:hyperlink w:anchor="__RefHeading___Toc3154_1103273133">
+          <w:hyperlink w:anchor="__RefHeading___Toc3134_1096995856">
             <w:r>
               <w:rPr>
                 <w:rStyle w:val="IndexLink"/>
               </w:rPr>
-              <w:t>3.3 División de los datos</w:t>
+              <w:t>3.3 Contexto normativo</w:t>
               <w:tab/>
               <w:t>4</w:t>
             </w:r>
@@ -589,14 +589,14 @@
             </w:tabs>
             <w:rPr/>
           </w:pPr>
-          <w:hyperlink w:anchor="__RefHeading___Toc3156_1103273133">
+          <w:hyperlink w:anchor="__RefHeading___Toc3136_1096995856">
             <w:r>
               <w:rPr>
                 <w:rStyle w:val="IndexLink"/>
               </w:rPr>
-              <w:t>3.4 Publicación de capa Plata</w:t>
+              <w:t>3.4 División para evaluación</w:t>
               <w:tab/>
-              <w:t>4</w:t>
+              <w:t>5</w:t>
             </w:r>
           </w:hyperlink>
         </w:p>
@@ -609,7 +609,7 @@
             </w:tabs>
             <w:rPr/>
           </w:pPr>
-          <w:hyperlink w:anchor="__RefHeading___Toc3158_1103273133">
+          <w:hyperlink w:anchor="__RefHeading___Toc3138_1096995856">
             <w:r>
               <w:rPr>
                 <w:rStyle w:val="IndexLink"/>
@@ -629,7 +629,7 @@
             </w:tabs>
             <w:rPr/>
           </w:pPr>
-          <w:hyperlink w:anchor="__RefHeading___Toc3160_1103273133">
+          <w:hyperlink w:anchor="__RefHeading___Toc3140_1096995856">
             <w:r>
               <w:rPr>
                 <w:rStyle w:val="IndexLink"/>
@@ -649,7 +649,7 @@
             </w:tabs>
             <w:rPr/>
           </w:pPr>
-          <w:hyperlink w:anchor="__RefHeading___Toc3162_1103273133">
+          <w:hyperlink w:anchor="__RefHeading___Toc3142_1096995856">
             <w:r>
               <w:rPr>
                 <w:rStyle w:val="IndexLink"/>
@@ -669,7 +669,7 @@
             </w:tabs>
             <w:rPr/>
           </w:pPr>
-          <w:hyperlink w:anchor="__RefHeading___Toc3164_1103273133">
+          <w:hyperlink w:anchor="__RefHeading___Toc3144_1096995856">
             <w:r>
               <w:rPr>
                 <w:rStyle w:val="IndexLink"/>
@@ -689,7 +689,7 @@
             </w:tabs>
             <w:rPr/>
           </w:pPr>
-          <w:hyperlink w:anchor="__RefHeading___Toc3166_1103273133">
+          <w:hyperlink w:anchor="__RefHeading___Toc3146_1096995856">
             <w:r>
               <w:rPr>
                 <w:rStyle w:val="IndexLink"/>
@@ -709,7 +709,7 @@
             </w:tabs>
             <w:rPr/>
           </w:pPr>
-          <w:hyperlink w:anchor="__RefHeading___Toc3168_1103273133">
+          <w:hyperlink w:anchor="__RefHeading___Toc3148_1096995856">
             <w:r>
               <w:rPr>
                 <w:rStyle w:val="IndexLink"/>
@@ -729,7 +729,7 @@
             </w:tabs>
             <w:rPr/>
           </w:pPr>
-          <w:hyperlink w:anchor="__RefHeading___Toc3170_1103273133">
+          <w:hyperlink w:anchor="__RefHeading___Toc3150_1096995856">
             <w:r>
               <w:rPr>
                 <w:rStyle w:val="IndexLink"/>
@@ -749,7 +749,7 @@
             </w:tabs>
             <w:rPr/>
           </w:pPr>
-          <w:hyperlink w:anchor="__RefHeading___Toc3172_1103273133">
+          <w:hyperlink w:anchor="__RefHeading___Toc3152_1096995856">
             <w:r>
               <w:rPr>
                 <w:rStyle w:val="IndexLink"/>
@@ -769,7 +769,7 @@
             </w:tabs>
             <w:rPr/>
           </w:pPr>
-          <w:hyperlink w:anchor="__RefHeading___Toc3174_1103273133">
+          <w:hyperlink w:anchor="__RefHeading___Toc3154_1096995856">
             <w:r>
               <w:rPr>
                 <w:rStyle w:val="IndexLink"/>
@@ -789,7 +789,7 @@
             </w:tabs>
             <w:rPr/>
           </w:pPr>
-          <w:hyperlink w:anchor="__RefHeading___Toc3176_1103273133">
+          <w:hyperlink w:anchor="__RefHeading___Toc3156_1096995856">
             <w:r>
               <w:rPr>
                 <w:rStyle w:val="IndexLink"/>
@@ -809,7 +809,7 @@
             </w:tabs>
             <w:rPr/>
           </w:pPr>
-          <w:hyperlink w:anchor="__RefHeading___Toc3178_1103273133">
+          <w:hyperlink w:anchor="__RefHeading___Toc3158_1096995856">
             <w:r>
               <w:rPr>
                 <w:rStyle w:val="IndexLink"/>
@@ -829,7 +829,7 @@
             </w:tabs>
             <w:rPr/>
           </w:pPr>
-          <w:hyperlink w:anchor="__RefHeading___Toc3180_1103273133">
+          <w:hyperlink w:anchor="__RefHeading___Toc3160_1096995856">
             <w:r>
               <w:rPr>
                 <w:rStyle w:val="IndexLink"/>
@@ -869,7 +869,7 @@
         <w:spacing w:lineRule="exact" w:line="240" w:before="240" w:after="120"/>
         <w:rPr/>
       </w:pPr>
-      <w:bookmarkStart w:id="1" w:name="__RefHeading___Toc3136_1103273133"/>
+      <w:bookmarkStart w:id="1" w:name="__RefHeading___Toc3116_1096995856"/>
       <w:bookmarkEnd w:id="1"/>
       <w:r>
         <w:rPr>
@@ -898,7 +898,7 @@
           <w:sz w:val="22"/>
           <w:szCs w:val="22"/>
         </w:rPr>
-        <w:t>1. Features principales del dataset de fraccionamiento</w:t>
+        <w:t>1. Features principales de fraccionamiento</w:t>
       </w:r>
     </w:p>
     <w:p>
@@ -907,7 +907,7 @@
         <w:spacing w:lineRule="exact" w:line="240" w:before="240" w:after="120"/>
         <w:rPr/>
       </w:pPr>
-      <w:bookmarkStart w:id="2" w:name="__RefHeading___Toc3138_1103273133"/>
+      <w:bookmarkStart w:id="2" w:name="__RefHeading___Toc3118_1096995856"/>
       <w:bookmarkEnd w:id="2"/>
       <w:r>
         <w:rPr>
@@ -945,7 +945,7 @@
         <w:spacing w:lineRule="exact" w:line="240" w:before="240" w:after="120"/>
         <w:rPr/>
       </w:pPr>
-      <w:bookmarkStart w:id="3" w:name="__RefHeading___Toc3140_1103273133"/>
+      <w:bookmarkStart w:id="3" w:name="__RefHeading___Toc3120_1096995856"/>
       <w:bookmarkEnd w:id="3"/>
       <w:r>
         <w:rPr>
@@ -2259,7 +2259,7 @@
         <w:spacing w:lineRule="exact" w:line="240" w:before="240" w:after="120"/>
         <w:rPr/>
       </w:pPr>
-      <w:bookmarkStart w:id="4" w:name="__RefHeading___Toc3142_1103273133"/>
+      <w:bookmarkStart w:id="4" w:name="__RefHeading___Toc3122_1096995856"/>
       <w:bookmarkEnd w:id="4"/>
       <w:r>
         <w:rPr>
@@ -2836,7 +2836,7 @@
         <w:spacing w:lineRule="exact" w:line="240" w:before="240" w:after="120"/>
         <w:rPr/>
       </w:pPr>
-      <w:bookmarkStart w:id="5" w:name="__RefHeading___Toc3144_1103273133"/>
+      <w:bookmarkStart w:id="5" w:name="__RefHeading___Toc3124_1096995856"/>
       <w:bookmarkEnd w:id="5"/>
       <w:r>
         <w:rPr>
@@ -2865,7 +2865,7 @@
           <w:sz w:val="22"/>
           <w:szCs w:val="22"/>
         </w:rPr>
-        <w:t>Este producto documenta la preparación de datos específica para posibles patrones de fraccionamiento, incluidos limpieza, transformación, feature engineering y división independiente para validación.</w:t>
+        <w:t>Este producto documenta el contrato temporal, lexical y normativo previo al modelo de fraccionamiento.</w:t>
       </w:r>
     </w:p>
     <w:p>
@@ -2874,7 +2874,7 @@
         <w:spacing w:lineRule="exact" w:line="240" w:before="240" w:after="120"/>
         <w:rPr/>
       </w:pPr>
-      <w:bookmarkStart w:id="6" w:name="__RefHeading___Toc3146_1103273133"/>
+      <w:bookmarkStart w:id="6" w:name="__RefHeading___Toc3126_1096995856"/>
       <w:bookmarkEnd w:id="6"/>
       <w:r>
         <w:rPr>
@@ -2903,7 +2903,7 @@
           <w:sz w:val="22"/>
           <w:szCs w:val="22"/>
         </w:rPr>
-        <w:t>Objetivo de consultoría tomado como referencia del TDR: disponer datos procesados y filtrados de fuentes externas e internas, y desarrollar modelos de Machine Learning que permitan identificar casos atípicos y patrones de riesgo relevantes para la labor del auditor. En este repositorio dicho objetivo se desarrolla únicamente como prototipo independiente.</w:t>
+        <w:t>El TDR tomado como referencia plantea disponer datos procesados y filtrados de fuentes externas e internas y desarrollar modelos de Machine Learning que permitan identificar casos atípicos y patrones de riesgo relevantes para la labor del auditor. Este repositorio demuestra ese objetivo como prototipo independiente y reproducible, sin atribuirse aprobación o despliegue institucional CGR.</w:t>
       </w:r>
     </w:p>
     <w:p>
@@ -2912,7 +2912,7 @@
         <w:spacing w:lineRule="exact" w:line="240" w:before="240" w:after="120"/>
         <w:rPr/>
       </w:pPr>
-      <w:bookmarkStart w:id="7" w:name="__RefHeading___Toc3148_1103273133"/>
+      <w:bookmarkStart w:id="7" w:name="__RefHeading___Toc3128_1096995856"/>
       <w:bookmarkEnd w:id="7"/>
       <w:r>
         <w:rPr>
@@ -2932,7 +2932,7 @@
         <w:spacing w:lineRule="exact" w:line="240" w:before="180" w:after="80"/>
         <w:rPr/>
       </w:pPr>
-      <w:bookmarkStart w:id="8" w:name="__RefHeading___Toc3150_1103273133"/>
+      <w:bookmarkStart w:id="8" w:name="__RefHeading___Toc3130_1096995856"/>
       <w:bookmarkEnd w:id="8"/>
       <w:r>
         <w:rPr>
@@ -2943,7 +2943,7 @@
           <w:sz w:val="22"/>
           <w:szCs w:val="22"/>
         </w:rPr>
-        <w:t>3.1 Imputación, outliers y transformación</w:t>
+        <w:t>3.1 Objeto-familia</w:t>
       </w:r>
     </w:p>
     <w:p>
@@ -2961,7 +2961,7 @@
           <w:sz w:val="22"/>
           <w:szCs w:val="22"/>
         </w:rPr>
-        <w:t>El flujo reutiliza controles de calidad del dataset contractual y transforma montos y fechas en variables aptas para análisis temporal y detección de anomalías.</w:t>
+        <w:t>La firma objeto_familia aplica una normalización lexical conservadora y sinónimos controlados. Su propósito es agrupar variaciones menores sin depender de embeddings opacos y conservando trazabilidad reproducible.</w:t>
       </w:r>
     </w:p>
     <w:p>
@@ -2970,7 +2970,7 @@
         <w:spacing w:lineRule="exact" w:line="240" w:before="180" w:after="80"/>
         <w:rPr/>
       </w:pPr>
-      <w:bookmarkStart w:id="9" w:name="__RefHeading___Toc3152_1103273133"/>
+      <w:bookmarkStart w:id="9" w:name="__RefHeading___Toc3132_1096995856"/>
       <w:bookmarkEnd w:id="9"/>
       <w:r>
         <w:rPr>
@@ -2981,7 +2981,63 @@
           <w:sz w:val="22"/>
           <w:szCs w:val="22"/>
         </w:rPr>
-        <w:t>3.2 Feature engineering temporal y normativo</w:t>
+        <w:t>3.2 Ventana coherente de 15 días</w:t>
+      </w:r>
+    </w:p>
+    <w:p>
+      <w:pPr>
+        <w:pStyle w:val="Normal"/>
+        <w:keepNext w:val="false"/>
+        <w:spacing w:lineRule="exact" w:line="240" w:before="0" w:after="80"/>
+        <w:jc w:val="both"/>
+        <w:rPr/>
+      </w:pPr>
+      <w:r>
+        <w:rPr>
+          <w:rFonts w:eastAsia="Arial" w:cs="Arial"/>
+          <w:color w:val="000000"/>
+          <w:sz w:val="22"/>
+          <w:szCs w:val="22"/>
+        </w:rPr>
+        <w:t>max_contratos_ventana_15d y monto_total_ventana_15d proceden de la misma ventana seleccionada. Esto evita presentar dos indicadores como si describieran un mismo episodio cuando pertenecen a intervalos distintos.</w:t>
+      </w:r>
+    </w:p>
+    <w:p>
+      <w:pPr>
+        <w:pStyle w:val="Heading2"/>
+        <w:spacing w:lineRule="exact" w:line="240" w:before="180" w:after="80"/>
+        <w:rPr/>
+      </w:pPr>
+      <w:bookmarkStart w:id="10" w:name="__RefHeading___Toc3134_1096995856"/>
+      <w:bookmarkEnd w:id="10"/>
+      <w:r>
+        <w:rPr>
+          <w:rFonts w:eastAsia="Arial" w:cs="Arial" w:ascii="Arial" w:hAnsi="Arial"/>
+          <w:b/>
+          <w:bCs/>
+          <w:color w:val="000000"/>
+          <w:sz w:val="22"/>
+          <w:szCs w:val="22"/>
+        </w:rPr>
+        <w:t>3.3 Contexto normativo</w:t>
+      </w:r>
+    </w:p>
+    <w:p>
+      <w:pPr>
+        <w:pStyle w:val="Normal"/>
+        <w:keepNext w:val="false"/>
+        <w:spacing w:lineRule="exact" w:line="240" w:before="0" w:after="80"/>
+        <w:jc w:val="both"/>
+        <w:rPr/>
+      </w:pPr>
+      <w:r>
+        <w:rPr>
+          <w:rFonts w:eastAsia="Arial" w:cs="Arial"/>
+          <w:color w:val="000000"/>
+          <w:sz w:val="22"/>
+          <w:szCs w:val="22"/>
+        </w:rPr>
+        <w:t>La categoría estructurada goods/services/works tiene prioridad cuando existe. El texto libre funciona como fallback conservador. Las cuantías se parametrizan por fecha/categoría y no se aproximan para periodos desconocidos.</w:t>
       </w:r>
     </w:p>
     <w:p>
@@ -3001,7 +3057,7 @@
           <w:sz w:val="22"/>
           <w:szCs w:val="22"/>
         </w:rPr>
-        <w:t>Tabla 1. Features principales del dataset de fraccionamiento</w:t>
+        <w:t>Tabla 1. Features principales de fraccionamiento</w:t>
       </w:r>
     </w:p>
     <w:tbl>
@@ -3153,7 +3209,7 @@
                 <w:sz w:val="22"/>
                 <w:szCs w:val="22"/>
               </w:rPr>
-              <w:t>Número de contratos del grupo proveedor-entidad-objeto.</w:t>
+              <w:t>Cantidad total de contratos del grupo proveedor-entidad-familia.</w:t>
             </w:r>
           </w:p>
         </w:tc>
@@ -3220,7 +3276,7 @@
                 <w:sz w:val="22"/>
                 <w:szCs w:val="22"/>
               </w:rPr>
-              <w:t>Máximo de contratos observados en una ventana móvil de 15 días.</w:t>
+              <w:t>Mayor concentración de contratos dentro de una ventana de 15 días.</w:t>
             </w:r>
           </w:p>
         </w:tc>
@@ -3287,7 +3343,7 @@
                 <w:sz w:val="22"/>
                 <w:szCs w:val="22"/>
               </w:rPr>
-              <w:t>Monto acumulado dentro de la ventana de máxima concentración.</w:t>
+              <w:t>Monto acumulado de esa misma ventana seleccionada.</w:t>
             </w:r>
           </w:p>
         </w:tc>
@@ -3354,7 +3410,7 @@
                 <w:sz w:val="22"/>
                 <w:szCs w:val="22"/>
               </w:rPr>
-              <w:t>Proporción de contratos bajo el 95% de la cuantía parametrizada para fecha/régimen/categoría.</w:t>
+              <w:t>Proporción de montos cercanos por debajo de la cuantía parametrizada.</w:t>
             </w:r>
           </w:p>
         </w:tc>
@@ -3427,24 +3483,6 @@
         </w:tc>
       </w:tr>
     </w:tbl>
-    <w:p>
-      <w:pPr>
-        <w:pStyle w:val="Normal"/>
-        <w:keepNext w:val="false"/>
-        <w:spacing w:lineRule="exact" w:line="240" w:before="0" w:after="80"/>
-        <w:jc w:val="both"/>
-        <w:rPr/>
-      </w:pPr>
-      <w:r>
-        <w:rPr>
-          <w:rFonts w:eastAsia="Arial" w:cs="Arial"/>
-          <w:color w:val="000000"/>
-          <w:sz w:val="22"/>
-          <w:szCs w:val="22"/>
-        </w:rPr>
-        <w:t>La categoría estructurada goods/services/works tiene prioridad sobre inferencias textuales para seleccionar el contexto normativo cuando está disponible.</w:t>
-      </w:r>
-    </w:p>
     <w:p>
       <w:pPr>
         <w:pStyle w:val="Normal"/>
@@ -3540,8 +3578,8 @@
         <w:spacing w:lineRule="exact" w:line="240" w:before="180" w:after="80"/>
         <w:rPr/>
       </w:pPr>
-      <w:bookmarkStart w:id="10" w:name="__RefHeading___Toc3154_1103273133"/>
-      <w:bookmarkEnd w:id="10"/>
+      <w:bookmarkStart w:id="11" w:name="__RefHeading___Toc3136_1096995856"/>
+      <w:bookmarkEnd w:id="11"/>
       <w:r>
         <w:rPr>
           <w:rFonts w:eastAsia="Arial" w:cs="Arial" w:ascii="Arial" w:hAnsi="Arial"/>
@@ -3551,7 +3589,7 @@
           <w:sz w:val="22"/>
           <w:szCs w:val="22"/>
         </w:rPr>
-        <w:t>3.3 División de los datos</w:t>
+        <w:t>3.4 División para evaluación</w:t>
       </w:r>
     </w:p>
     <w:p>
@@ -3569,45 +3607,7 @@
           <w:sz w:val="22"/>
           <w:szCs w:val="22"/>
         </w:rPr>
-        <w:t>El diseño de evaluación separa un holdout final antes del tuning: 185 grupos quedan en desarrollo y 80 en holdout, impidiendo que el conjunto final participe en la selección de hiperparámetros.</w:t>
-      </w:r>
-    </w:p>
-    <w:p>
-      <w:pPr>
-        <w:pStyle w:val="Heading2"/>
-        <w:spacing w:lineRule="exact" w:line="240" w:before="180" w:after="80"/>
-        <w:rPr/>
-      </w:pPr>
-      <w:bookmarkStart w:id="11" w:name="__RefHeading___Toc3156_1103273133"/>
-      <w:bookmarkEnd w:id="11"/>
-      <w:r>
-        <w:rPr>
-          <w:rFonts w:eastAsia="Arial" w:cs="Arial" w:ascii="Arial" w:hAnsi="Arial"/>
-          <w:b/>
-          <w:bCs/>
-          <w:color w:val="000000"/>
-          <w:sz w:val="22"/>
-          <w:szCs w:val="22"/>
-        </w:rPr>
-        <w:t>3.4 Publicación de capa Plata</w:t>
-      </w:r>
-    </w:p>
-    <w:p>
-      <w:pPr>
-        <w:pStyle w:val="Normal"/>
-        <w:keepNext w:val="false"/>
-        <w:spacing w:lineRule="exact" w:line="240" w:before="0" w:after="80"/>
-        <w:jc w:val="both"/>
-        <w:rPr/>
-      </w:pPr>
-      <w:r>
-        <w:rPr>
-          <w:rFonts w:eastAsia="Arial" w:cs="Arial"/>
-          <w:color w:val="000000"/>
-          <w:sz w:val="22"/>
-          <w:szCs w:val="22"/>
-        </w:rPr>
-        <w:t>El dataset resultante se publica en lakehouse/plata/dataset_fraccionamiento.csv y es consumido por la ruta sklearn y por la implementación Spark.</w:t>
+        <w:t>El evaluador Spark reserva 62 grupos para holdout final y mantiene 202 en desarrollo. La unidad de split incluye proveedor, entidad y familia de objeto.</w:t>
       </w:r>
     </w:p>
     <w:p>
@@ -3616,7 +3616,7 @@
         <w:spacing w:lineRule="exact" w:line="240" w:before="240" w:after="120"/>
         <w:rPr/>
       </w:pPr>
-      <w:bookmarkStart w:id="12" w:name="__RefHeading___Toc3158_1103273133"/>
+      <w:bookmarkStart w:id="12" w:name="__RefHeading___Toc3138_1096995856"/>
       <w:bookmarkEnd w:id="12"/>
       <w:r>
         <w:rPr>
@@ -3647,7 +3647,7 @@
           <w:sz w:val="22"/>
           <w:szCs w:val="22"/>
         </w:rPr>
-        <w:t>Cálculo de ventanas temporales y agregados por proveedor-entidad-objeto.</w:t>
+        <w:t>Normalización determinística de objetos contractuales.</w:t>
       </w:r>
     </w:p>
     <w:p>
@@ -3667,7 +3667,7 @@
           <w:sz w:val="22"/>
           <w:szCs w:val="22"/>
         </w:rPr>
-        <w:t>Consulta del motor normativo parametrizado por fecha y categoría.</w:t>
+        <w:t>Cálculo de ventanas temporales con paridad pandas/Spark.</w:t>
       </w:r>
     </w:p>
     <w:p>
@@ -3687,7 +3687,7 @@
           <w:sz w:val="22"/>
           <w:szCs w:val="22"/>
         </w:rPr>
-        <w:t>Separación desarrollo/holdout antes del tuning.</w:t>
+        <w:t>Consulta de umbrales por fecha y categoría.</w:t>
       </w:r>
     </w:p>
     <w:p>
@@ -3707,7 +3707,7 @@
           <w:sz w:val="22"/>
           <w:szCs w:val="22"/>
         </w:rPr>
-        <w:t>Pruebas de regresión para categorías, fechas, umbrales y semántica de señales.</w:t>
+        <w:t>Reserva de holdout antes del FIT del preprocesador.</w:t>
       </w:r>
     </w:p>
     <w:p>
@@ -3716,7 +3716,7 @@
         <w:spacing w:lineRule="exact" w:line="240" w:before="240" w:after="120"/>
         <w:rPr/>
       </w:pPr>
-      <w:bookmarkStart w:id="13" w:name="__RefHeading___Toc3160_1103273133"/>
+      <w:bookmarkStart w:id="13" w:name="__RefHeading___Toc3140_1096995856"/>
       <w:bookmarkEnd w:id="13"/>
       <w:r>
         <w:rPr>
@@ -3745,7 +3745,7 @@
           <w:sz w:val="22"/>
           <w:szCs w:val="22"/>
         </w:rPr>
-        <w:t>Feature engineering, división y publicación en Plata completados para el PoC. La validación jurídica de reglas y fuentes internas depende de especialistas y sistemas CGR.</w:t>
+        <w:t>El feature engineering temporal/normativo y la frontera pandas/Spark están implementados. La validación jurídica de cada caso requiere revisión funcional.</w:t>
       </w:r>
     </w:p>
     <w:p>
@@ -3754,7 +3754,7 @@
         <w:spacing w:lineRule="exact" w:line="240" w:before="240" w:after="120"/>
         <w:rPr/>
       </w:pPr>
-      <w:bookmarkStart w:id="14" w:name="__RefHeading___Toc3162_1103273133"/>
+      <w:bookmarkStart w:id="14" w:name="__RefHeading___Toc3142_1096995856"/>
       <w:bookmarkEnd w:id="14"/>
       <w:r>
         <w:rPr>
@@ -3785,7 +3785,7 @@
           <w:sz w:val="22"/>
           <w:szCs w:val="22"/>
         </w:rPr>
-        <w:t>La ventana de 15 días es una heurística analítica configurable y no constituye por sí sola una regla jurídica.</w:t>
+        <w:t>La ventana de 15 días es una heurística analítica y no una determinación jurídica por sí sola.</w:t>
       </w:r>
     </w:p>
     <w:p>
@@ -3805,7 +3805,7 @@
           <w:sz w:val="22"/>
           <w:szCs w:val="22"/>
         </w:rPr>
-        <w:t>Las cuantías y regímenes deben mantenerse versionados frente a futuros cambios normativos.</w:t>
+        <w:t>La similitud lexical es deliberadamente conservadora; casos semánticos más complejos podrían requerir una estrategia institucional adicional.</w:t>
       </w:r>
     </w:p>
     <w:p>
@@ -3814,7 +3814,7 @@
         <w:spacing w:lineRule="exact" w:line="240" w:before="240" w:after="120"/>
         <w:rPr/>
       </w:pPr>
-      <w:bookmarkStart w:id="15" w:name="__RefHeading___Toc3164_1103273133"/>
+      <w:bookmarkStart w:id="15" w:name="__RefHeading___Toc3144_1096995856"/>
       <w:bookmarkEnd w:id="15"/>
       <w:r>
         <w:rPr>
@@ -3843,7 +3843,7 @@
           <w:sz w:val="22"/>
           <w:szCs w:val="22"/>
         </w:rPr>
-        <w:t>El preprocesamiento combina dimensión temporal, objeto contractual y contexto normativo, lo que resulta más defendible que aplicar un único tope monetario a todo el período analizado.</w:t>
+        <w:t>El preprocesamiento mantiene trazabilidad al agrupar variantes lexicales y garantiza que cantidad y monto describan el mismo intervalo. Esa coherencia debe preservarse en cualquier integración institucional.</w:t>
       </w:r>
     </w:p>
     <w:p>
@@ -3852,7 +3852,7 @@
         <w:spacing w:lineRule="exact" w:line="240" w:before="240" w:after="120"/>
         <w:rPr/>
       </w:pPr>
-      <w:bookmarkStart w:id="16" w:name="__RefHeading___Toc3166_1103273133"/>
+      <w:bookmarkStart w:id="16" w:name="__RefHeading___Toc3146_1096995856"/>
       <w:bookmarkEnd w:id="16"/>
       <w:r>
         <w:rPr>
@@ -3883,7 +3883,7 @@
           <w:sz w:val="22"/>
           <w:szCs w:val="22"/>
         </w:rPr>
-        <w:t>Repositorio organizado con código, datasets sintéticos, evidencia reproducible y documentación: https://github.com/NoeCalle/cgr-analisis-datos</w:t>
+        <w:t>Repositorio, código y documentación técnica: https://github.com/NoeCalle/cgr-analisis-datos</w:t>
       </w:r>
     </w:p>
     <w:p>
@@ -3903,7 +3903,7 @@
           <w:sz w:val="22"/>
           <w:szCs w:val="22"/>
         </w:rPr>
-        <w:t>Fuente única de cifras documentales: outputs/evidencia_documental.json.</w:t>
+        <w:t>Fuente machine-readable de cifras documentales: outputs/evidencia_documental.json.</w:t>
       </w:r>
     </w:p>
     <w:p>
@@ -3923,7 +3923,47 @@
           <w:sz w:val="22"/>
           <w:szCs w:val="22"/>
         </w:rPr>
-        <w:t>Trazabilidad de ejecución: outputs/run_manifest.json y outputs/linaje_datos.csv.</w:t>
+        <w:t>Trazabilidad: outputs/run_manifest.json, outputs/linaje_datos.csv y outputs/model_registry.json.</w:t>
+      </w:r>
+    </w:p>
+    <w:p>
+      <w:pPr>
+        <w:pStyle w:val="ListParagraph"/>
+        <w:numPr>
+          <w:ilvl w:val="0"/>
+          <w:numId w:val="1"/>
+        </w:numPr>
+        <w:spacing w:lineRule="exact" w:line="240" w:before="0" w:after="50"/>
+        <w:rPr/>
+      </w:pPr>
+      <w:r>
+        <w:rPr>
+          <w:rFonts w:eastAsia="Arial" w:cs="Arial"/>
+          <w:color w:val="000000"/>
+          <w:sz w:val="22"/>
+          <w:szCs w:val="22"/>
+        </w:rPr>
+        <w:t>Arquitectura MLOps: docs/Arquitectura_MLOps.md.</w:t>
+      </w:r>
+    </w:p>
+    <w:p>
+      <w:pPr>
+        <w:pStyle w:val="ListParagraph"/>
+        <w:numPr>
+          <w:ilvl w:val="0"/>
+          <w:numId w:val="1"/>
+        </w:numPr>
+        <w:spacing w:lineRule="exact" w:line="240" w:before="0" w:after="50"/>
+        <w:rPr/>
+      </w:pPr>
+      <w:r>
+        <w:rPr>
+          <w:rFonts w:eastAsia="Arial" w:cs="Arial"/>
+          <w:color w:val="000000"/>
+          <w:sz w:val="22"/>
+          <w:szCs w:val="22"/>
+        </w:rPr>
+        <w:t>Evaluación Spark y performance: docs/Evaluacion_Spark_y_Performance.md.</w:t>
       </w:r>
     </w:p>
     <w:p>
@@ -3932,7 +3972,7 @@
         <w:spacing w:lineRule="auto" w:line="240" w:before="0" w:after="60"/>
         <w:rPr/>
       </w:pPr>
-      <w:bookmarkStart w:id="17" w:name="__RefHeading___Toc3168_1103273133"/>
+      <w:bookmarkStart w:id="17" w:name="__RefHeading___Toc3148_1096995856"/>
       <w:bookmarkEnd w:id="17"/>
       <w:r>
         <w:rPr>
@@ -3954,7 +3994,7 @@
         <w:rPr>
           <w:sz w:val="22"/>
         </w:rPr>
-        <w:t>Este anexo cubre el análisis estadístico/exploratorio de pagos, montos contractuales y modalidades y actualiza la descripción de la arquitectura operacional. La evidencia de pagos usa datos sintéticos vinculados a contratos sintéticos; no representa información SIAF real ni determina la legalidad de una modalidad.</w:t>
+        <w:t>Este anexo cubre el análisis estadístico/exploratorio de pagos, montos contractuales y modalidades y documenta la arquitectura operacional asociada. La evidencia de pagos usa datos sintéticos vinculados a contratos sintéticos; no representa información SIAF real ni determina la legalidad de una modalidad.</w:t>
       </w:r>
     </w:p>
     <w:p>
@@ -3963,7 +4003,7 @@
         <w:spacing w:lineRule="auto" w:line="240" w:before="0" w:after="60"/>
         <w:rPr/>
       </w:pPr>
-      <w:bookmarkStart w:id="18" w:name="__RefHeading___Toc3170_1103273133"/>
+      <w:bookmarkStart w:id="18" w:name="__RefHeading___Toc3150_1096995856"/>
       <w:bookmarkEnd w:id="18"/>
       <w:r>
         <w:rPr>
@@ -4527,7 +4567,7 @@
         <w:spacing w:lineRule="auto" w:line="240" w:before="0" w:after="60"/>
         <w:rPr/>
       </w:pPr>
-      <w:bookmarkStart w:id="19" w:name="__RefHeading___Toc3172_1103273133"/>
+      <w:bookmarkStart w:id="19" w:name="__RefHeading___Toc3152_1096995856"/>
       <w:bookmarkEnd w:id="19"/>
       <w:r>
         <w:rPr>
@@ -4592,7 +4632,7 @@
         <w:spacing w:lineRule="auto" w:line="240" w:before="0" w:after="60"/>
         <w:rPr/>
       </w:pPr>
-      <w:bookmarkStart w:id="20" w:name="__RefHeading___Toc3174_1103273133"/>
+      <w:bookmarkStart w:id="20" w:name="__RefHeading___Toc3154_1096995856"/>
       <w:bookmarkEnd w:id="20"/>
       <w:r>
         <w:rPr>
@@ -4657,7 +4697,7 @@
         <w:spacing w:lineRule="auto" w:line="240" w:before="0" w:after="60"/>
         <w:rPr/>
       </w:pPr>
-      <w:bookmarkStart w:id="21" w:name="__RefHeading___Toc3176_1103273133"/>
+      <w:bookmarkStart w:id="21" w:name="__RefHeading___Toc3156_1096995856"/>
       <w:bookmarkEnd w:id="21"/>
       <w:r>
         <w:rPr>
@@ -4679,7 +4719,7 @@
         <w:rPr>
           <w:sz w:val="22"/>
         </w:rPr>
-        <w:t>La evidencia histórica de modelado Spark se conserva en modo local[*] para reproducibilidad. En paralelo, la ruta operacional TRAIN/INFERENCE admite un master Spark configurable. Cuando source.type=spark_sql, el conector devuelve un Spark DataFrame y el mapping, validación, preprocesamiento, feature engineering y MLlib permanecen en Spark sin toPandas(). Las medianas por objeto aprendidas en TRAIN se persisten como Parquet distribuido y los rankings de INFERENCE se escriben también como Parquet distribuido.</w:t>
+        <w:t>TRAIN/INFERENCE admiten un master Spark configurable. Cuando source.type=spark_sql, el conector devuelve un Spark DataFrame y el mapping, validación, preprocesamiento, feature engineering y MLlib permanecen en Spark sin toPandas(). Las medianas por objeto aprendidas en TRAIN se persisten como Parquet distribuido y los rankings de INFERENCE se escriben también como Parquet distribuido.</w:t>
       </w:r>
     </w:p>
     <w:p>
@@ -4693,7 +4733,7 @@
         <w:rPr>
           <w:sz w:val="22"/>
         </w:rPr>
-        <w:t>Esta capacidad elimina el cuello de botella pandas del adaptador Spark anterior, pero no sustituye las pruebas de carga, particionamiento, seguridad, rendimiento y robustez que deben ejecutarse con el clúster y volumen institucionales reales.</w:t>
+        <w:t>Esta frontera mantiene el corpus contractual distribuido y evita materializarlo en pandas o en la memoria del driver. No sustituye las pruebas de carga, particionamiento, seguridad, rendimiento y robustez que deben ejecutarse con el clúster y volumen institucionales reales.</w:t>
       </w:r>
     </w:p>
     <w:p>
@@ -4702,7 +4742,7 @@
         <w:spacing w:lineRule="auto" w:line="240" w:before="0" w:after="60"/>
         <w:rPr/>
       </w:pPr>
-      <w:bookmarkStart w:id="22" w:name="__RefHeading___Toc3178_1103273133"/>
+      <w:bookmarkStart w:id="22" w:name="__RefHeading___Toc3158_1096995856"/>
       <w:bookmarkEnd w:id="22"/>
       <w:r>
         <w:rPr>
@@ -4733,7 +4773,7 @@
         <w:spacing w:lineRule="exact" w:line="240" w:before="240" w:after="120"/>
         <w:rPr/>
       </w:pPr>
-      <w:bookmarkStart w:id="23" w:name="__RefHeading___Toc3180_1103273133"/>
+      <w:bookmarkStart w:id="23" w:name="__RefHeading___Toc3160_1096995856"/>
       <w:bookmarkEnd w:id="23"/>
       <w:r>
         <w:rPr>
@@ -5045,7 +5085,7 @@
         <w:sz w:val="22"/>
         <w:szCs w:val="22"/>
       </w:rPr>
-      <w:t>Limpieza y Preprocesamiento de Datos para Detección de Fraccionamiento</w:t>
+      <w:t>Preprocesamiento para Detección de Posible Fraccionamiento</w:t>
     </w:r>
   </w:p>
 </w:hdr>

--- a/reporte/productos_formales/Producto_05_Preprocesamiento_Fraccionamiento.docx
+++ b/reporte/productos_formales/Producto_05_Preprocesamiento_Fraccionamiento.docx
@@ -262,7 +262,7 @@
         <w:spacing w:lineRule="exact" w:line="240" w:before="240" w:after="120"/>
         <w:rPr/>
       </w:pPr>
-      <w:bookmarkStart w:id="0" w:name="__RefHeading___Toc3114_1096995856"/>
+      <w:bookmarkStart w:id="0" w:name="__RefHeading___Toc3114_4075509268"/>
       <w:bookmarkEnd w:id="0"/>
       <w:r>
         <w:rPr>
@@ -369,7 +369,7 @@
             </w:rPr>
             <w:fldChar w:fldCharType="separate"/>
           </w:r>
-          <w:hyperlink w:anchor="__RefHeading___Toc3114_1096995856">
+          <w:hyperlink w:anchor="__RefHeading___Toc3114_4075509268">
             <w:r>
               <w:rPr>
                 <w:rStyle w:val="IndexLink"/>
@@ -389,7 +389,7 @@
             </w:tabs>
             <w:rPr/>
           </w:pPr>
-          <w:hyperlink w:anchor="__RefHeading___Toc3116_1096995856">
+          <w:hyperlink w:anchor="__RefHeading___Toc3116_4075509268">
             <w:r>
               <w:rPr>
                 <w:rStyle w:val="IndexLink"/>
@@ -409,7 +409,7 @@
             </w:tabs>
             <w:rPr/>
           </w:pPr>
-          <w:hyperlink w:anchor="__RefHeading___Toc3118_1096995856">
+          <w:hyperlink w:anchor="__RefHeading___Toc3118_4075509268">
             <w:r>
               <w:rPr>
                 <w:rStyle w:val="IndexLink"/>
@@ -429,7 +429,7 @@
             </w:tabs>
             <w:rPr/>
           </w:pPr>
-          <w:hyperlink w:anchor="__RefHeading___Toc3120_1096995856">
+          <w:hyperlink w:anchor="__RefHeading___Toc3120_4075509268">
             <w:r>
               <w:rPr>
                 <w:rStyle w:val="IndexLink"/>
@@ -449,7 +449,7 @@
             </w:tabs>
             <w:rPr/>
           </w:pPr>
-          <w:hyperlink w:anchor="__RefHeading___Toc3122_1096995856">
+          <w:hyperlink w:anchor="__RefHeading___Toc3122_4075509268">
             <w:r>
               <w:rPr>
                 <w:rStyle w:val="IndexLink"/>
@@ -469,7 +469,7 @@
             </w:tabs>
             <w:rPr/>
           </w:pPr>
-          <w:hyperlink w:anchor="__RefHeading___Toc3124_1096995856">
+          <w:hyperlink w:anchor="__RefHeading___Toc3124_4075509268">
             <w:r>
               <w:rPr>
                 <w:rStyle w:val="IndexLink"/>
@@ -489,7 +489,7 @@
             </w:tabs>
             <w:rPr/>
           </w:pPr>
-          <w:hyperlink w:anchor="__RefHeading___Toc3126_1096995856">
+          <w:hyperlink w:anchor="__RefHeading___Toc3126_4075509268">
             <w:r>
               <w:rPr>
                 <w:rStyle w:val="IndexLink"/>
@@ -509,7 +509,7 @@
             </w:tabs>
             <w:rPr/>
           </w:pPr>
-          <w:hyperlink w:anchor="__RefHeading___Toc3128_1096995856">
+          <w:hyperlink w:anchor="__RefHeading___Toc3128_4075509268">
             <w:r>
               <w:rPr>
                 <w:rStyle w:val="IndexLink"/>
@@ -529,7 +529,7 @@
             </w:tabs>
             <w:rPr/>
           </w:pPr>
-          <w:hyperlink w:anchor="__RefHeading___Toc3130_1096995856">
+          <w:hyperlink w:anchor="__RefHeading___Toc3130_4075509268">
             <w:r>
               <w:rPr>
                 <w:rStyle w:val="IndexLink"/>
@@ -549,7 +549,7 @@
             </w:tabs>
             <w:rPr/>
           </w:pPr>
-          <w:hyperlink w:anchor="__RefHeading___Toc3132_1096995856">
+          <w:hyperlink w:anchor="__RefHeading___Toc3132_4075509268">
             <w:r>
               <w:rPr>
                 <w:rStyle w:val="IndexLink"/>
@@ -569,7 +569,7 @@
             </w:tabs>
             <w:rPr/>
           </w:pPr>
-          <w:hyperlink w:anchor="__RefHeading___Toc3134_1096995856">
+          <w:hyperlink w:anchor="__RefHeading___Toc3134_4075509268">
             <w:r>
               <w:rPr>
                 <w:rStyle w:val="IndexLink"/>
@@ -589,7 +589,7 @@
             </w:tabs>
             <w:rPr/>
           </w:pPr>
-          <w:hyperlink w:anchor="__RefHeading___Toc3136_1096995856">
+          <w:hyperlink w:anchor="__RefHeading___Toc3136_4075509268">
             <w:r>
               <w:rPr>
                 <w:rStyle w:val="IndexLink"/>
@@ -609,7 +609,7 @@
             </w:tabs>
             <w:rPr/>
           </w:pPr>
-          <w:hyperlink w:anchor="__RefHeading___Toc3138_1096995856">
+          <w:hyperlink w:anchor="__RefHeading___Toc3138_4075509268">
             <w:r>
               <w:rPr>
                 <w:rStyle w:val="IndexLink"/>
@@ -629,7 +629,7 @@
             </w:tabs>
             <w:rPr/>
           </w:pPr>
-          <w:hyperlink w:anchor="__RefHeading___Toc3140_1096995856">
+          <w:hyperlink w:anchor="__RefHeading___Toc3140_4075509268">
             <w:r>
               <w:rPr>
                 <w:rStyle w:val="IndexLink"/>
@@ -649,7 +649,7 @@
             </w:tabs>
             <w:rPr/>
           </w:pPr>
-          <w:hyperlink w:anchor="__RefHeading___Toc3142_1096995856">
+          <w:hyperlink w:anchor="__RefHeading___Toc3142_4075509268">
             <w:r>
               <w:rPr>
                 <w:rStyle w:val="IndexLink"/>
@@ -669,7 +669,7 @@
             </w:tabs>
             <w:rPr/>
           </w:pPr>
-          <w:hyperlink w:anchor="__RefHeading___Toc3144_1096995856">
+          <w:hyperlink w:anchor="__RefHeading___Toc3144_4075509268">
             <w:r>
               <w:rPr>
                 <w:rStyle w:val="IndexLink"/>
@@ -689,7 +689,7 @@
             </w:tabs>
             <w:rPr/>
           </w:pPr>
-          <w:hyperlink w:anchor="__RefHeading___Toc3146_1096995856">
+          <w:hyperlink w:anchor="__RefHeading___Toc3146_4075509268">
             <w:r>
               <w:rPr>
                 <w:rStyle w:val="IndexLink"/>
@@ -709,7 +709,7 @@
             </w:tabs>
             <w:rPr/>
           </w:pPr>
-          <w:hyperlink w:anchor="__RefHeading___Toc3148_1096995856">
+          <w:hyperlink w:anchor="__RefHeading___Toc3148_4075509268">
             <w:r>
               <w:rPr>
                 <w:rStyle w:val="IndexLink"/>
@@ -729,7 +729,7 @@
             </w:tabs>
             <w:rPr/>
           </w:pPr>
-          <w:hyperlink w:anchor="__RefHeading___Toc3150_1096995856">
+          <w:hyperlink w:anchor="__RefHeading___Toc3150_4075509268">
             <w:r>
               <w:rPr>
                 <w:rStyle w:val="IndexLink"/>
@@ -749,7 +749,7 @@
             </w:tabs>
             <w:rPr/>
           </w:pPr>
-          <w:hyperlink w:anchor="__RefHeading___Toc3152_1096995856">
+          <w:hyperlink w:anchor="__RefHeading___Toc3152_4075509268">
             <w:r>
               <w:rPr>
                 <w:rStyle w:val="IndexLink"/>
@@ -769,7 +769,7 @@
             </w:tabs>
             <w:rPr/>
           </w:pPr>
-          <w:hyperlink w:anchor="__RefHeading___Toc3154_1096995856">
+          <w:hyperlink w:anchor="__RefHeading___Toc3154_4075509268">
             <w:r>
               <w:rPr>
                 <w:rStyle w:val="IndexLink"/>
@@ -789,7 +789,7 @@
             </w:tabs>
             <w:rPr/>
           </w:pPr>
-          <w:hyperlink w:anchor="__RefHeading___Toc3156_1096995856">
+          <w:hyperlink w:anchor="__RefHeading___Toc3156_4075509268">
             <w:r>
               <w:rPr>
                 <w:rStyle w:val="IndexLink"/>
@@ -809,7 +809,7 @@
             </w:tabs>
             <w:rPr/>
           </w:pPr>
-          <w:hyperlink w:anchor="__RefHeading___Toc3158_1096995856">
+          <w:hyperlink w:anchor="__RefHeading___Toc3158_4075509268">
             <w:r>
               <w:rPr>
                 <w:rStyle w:val="IndexLink"/>
@@ -829,7 +829,7 @@
             </w:tabs>
             <w:rPr/>
           </w:pPr>
-          <w:hyperlink w:anchor="__RefHeading___Toc3160_1096995856">
+          <w:hyperlink w:anchor="__RefHeading___Toc3160_4075509268">
             <w:r>
               <w:rPr>
                 <w:rStyle w:val="IndexLink"/>
@@ -869,7 +869,7 @@
         <w:spacing w:lineRule="exact" w:line="240" w:before="240" w:after="120"/>
         <w:rPr/>
       </w:pPr>
-      <w:bookmarkStart w:id="1" w:name="__RefHeading___Toc3116_1096995856"/>
+      <w:bookmarkStart w:id="1" w:name="__RefHeading___Toc3116_4075509268"/>
       <w:bookmarkEnd w:id="1"/>
       <w:r>
         <w:rPr>
@@ -907,7 +907,7 @@
         <w:spacing w:lineRule="exact" w:line="240" w:before="240" w:after="120"/>
         <w:rPr/>
       </w:pPr>
-      <w:bookmarkStart w:id="2" w:name="__RefHeading___Toc3118_1096995856"/>
+      <w:bookmarkStart w:id="2" w:name="__RefHeading___Toc3118_4075509268"/>
       <w:bookmarkEnd w:id="2"/>
       <w:r>
         <w:rPr>
@@ -945,7 +945,7 @@
         <w:spacing w:lineRule="exact" w:line="240" w:before="240" w:after="120"/>
         <w:rPr/>
       </w:pPr>
-      <w:bookmarkStart w:id="3" w:name="__RefHeading___Toc3120_1096995856"/>
+      <w:bookmarkStart w:id="3" w:name="__RefHeading___Toc3120_4075509268"/>
       <w:bookmarkEnd w:id="3"/>
       <w:r>
         <w:rPr>
@@ -2259,7 +2259,7 @@
         <w:spacing w:lineRule="exact" w:line="240" w:before="240" w:after="120"/>
         <w:rPr/>
       </w:pPr>
-      <w:bookmarkStart w:id="4" w:name="__RefHeading___Toc3122_1096995856"/>
+      <w:bookmarkStart w:id="4" w:name="__RefHeading___Toc3122_4075509268"/>
       <w:bookmarkEnd w:id="4"/>
       <w:r>
         <w:rPr>
@@ -2836,7 +2836,7 @@
         <w:spacing w:lineRule="exact" w:line="240" w:before="240" w:after="120"/>
         <w:rPr/>
       </w:pPr>
-      <w:bookmarkStart w:id="5" w:name="__RefHeading___Toc3124_1096995856"/>
+      <w:bookmarkStart w:id="5" w:name="__RefHeading___Toc3124_4075509268"/>
       <w:bookmarkEnd w:id="5"/>
       <w:r>
         <w:rPr>
@@ -2874,7 +2874,7 @@
         <w:spacing w:lineRule="exact" w:line="240" w:before="240" w:after="120"/>
         <w:rPr/>
       </w:pPr>
-      <w:bookmarkStart w:id="6" w:name="__RefHeading___Toc3126_1096995856"/>
+      <w:bookmarkStart w:id="6" w:name="__RefHeading___Toc3126_4075509268"/>
       <w:bookmarkEnd w:id="6"/>
       <w:r>
         <w:rPr>
@@ -2912,7 +2912,7 @@
         <w:spacing w:lineRule="exact" w:line="240" w:before="240" w:after="120"/>
         <w:rPr/>
       </w:pPr>
-      <w:bookmarkStart w:id="7" w:name="__RefHeading___Toc3128_1096995856"/>
+      <w:bookmarkStart w:id="7" w:name="__RefHeading___Toc3128_4075509268"/>
       <w:bookmarkEnd w:id="7"/>
       <w:r>
         <w:rPr>
@@ -2932,7 +2932,7 @@
         <w:spacing w:lineRule="exact" w:line="240" w:before="180" w:after="80"/>
         <w:rPr/>
       </w:pPr>
-      <w:bookmarkStart w:id="8" w:name="__RefHeading___Toc3130_1096995856"/>
+      <w:bookmarkStart w:id="8" w:name="__RefHeading___Toc3130_4075509268"/>
       <w:bookmarkEnd w:id="8"/>
       <w:r>
         <w:rPr>
@@ -2970,7 +2970,7 @@
         <w:spacing w:lineRule="exact" w:line="240" w:before="180" w:after="80"/>
         <w:rPr/>
       </w:pPr>
-      <w:bookmarkStart w:id="9" w:name="__RefHeading___Toc3132_1096995856"/>
+      <w:bookmarkStart w:id="9" w:name="__RefHeading___Toc3132_4075509268"/>
       <w:bookmarkEnd w:id="9"/>
       <w:r>
         <w:rPr>
@@ -3008,7 +3008,7 @@
         <w:spacing w:lineRule="exact" w:line="240" w:before="180" w:after="80"/>
         <w:rPr/>
       </w:pPr>
-      <w:bookmarkStart w:id="10" w:name="__RefHeading___Toc3134_1096995856"/>
+      <w:bookmarkStart w:id="10" w:name="__RefHeading___Toc3134_4075509268"/>
       <w:bookmarkEnd w:id="10"/>
       <w:r>
         <w:rPr>
@@ -3578,7 +3578,7 @@
         <w:spacing w:lineRule="exact" w:line="240" w:before="180" w:after="80"/>
         <w:rPr/>
       </w:pPr>
-      <w:bookmarkStart w:id="11" w:name="__RefHeading___Toc3136_1096995856"/>
+      <w:bookmarkStart w:id="11" w:name="__RefHeading___Toc3136_4075509268"/>
       <w:bookmarkEnd w:id="11"/>
       <w:r>
         <w:rPr>
@@ -3616,7 +3616,7 @@
         <w:spacing w:lineRule="exact" w:line="240" w:before="240" w:after="120"/>
         <w:rPr/>
       </w:pPr>
-      <w:bookmarkStart w:id="12" w:name="__RefHeading___Toc3138_1096995856"/>
+      <w:bookmarkStart w:id="12" w:name="__RefHeading___Toc3138_4075509268"/>
       <w:bookmarkEnd w:id="12"/>
       <w:r>
         <w:rPr>
@@ -3716,7 +3716,7 @@
         <w:spacing w:lineRule="exact" w:line="240" w:before="240" w:after="120"/>
         <w:rPr/>
       </w:pPr>
-      <w:bookmarkStart w:id="13" w:name="__RefHeading___Toc3140_1096995856"/>
+      <w:bookmarkStart w:id="13" w:name="__RefHeading___Toc3140_4075509268"/>
       <w:bookmarkEnd w:id="13"/>
       <w:r>
         <w:rPr>
@@ -3754,7 +3754,7 @@
         <w:spacing w:lineRule="exact" w:line="240" w:before="240" w:after="120"/>
         <w:rPr/>
       </w:pPr>
-      <w:bookmarkStart w:id="14" w:name="__RefHeading___Toc3142_1096995856"/>
+      <w:bookmarkStart w:id="14" w:name="__RefHeading___Toc3142_4075509268"/>
       <w:bookmarkEnd w:id="14"/>
       <w:r>
         <w:rPr>
@@ -3814,7 +3814,7 @@
         <w:spacing w:lineRule="exact" w:line="240" w:before="240" w:after="120"/>
         <w:rPr/>
       </w:pPr>
-      <w:bookmarkStart w:id="15" w:name="__RefHeading___Toc3144_1096995856"/>
+      <w:bookmarkStart w:id="15" w:name="__RefHeading___Toc3144_4075509268"/>
       <w:bookmarkEnd w:id="15"/>
       <w:r>
         <w:rPr>
@@ -3852,7 +3852,7 @@
         <w:spacing w:lineRule="exact" w:line="240" w:before="240" w:after="120"/>
         <w:rPr/>
       </w:pPr>
-      <w:bookmarkStart w:id="16" w:name="__RefHeading___Toc3146_1096995856"/>
+      <w:bookmarkStart w:id="16" w:name="__RefHeading___Toc3146_4075509268"/>
       <w:bookmarkEnd w:id="16"/>
       <w:r>
         <w:rPr>
@@ -3972,7 +3972,7 @@
         <w:spacing w:lineRule="auto" w:line="240" w:before="0" w:after="60"/>
         <w:rPr/>
       </w:pPr>
-      <w:bookmarkStart w:id="17" w:name="__RefHeading___Toc3148_1096995856"/>
+      <w:bookmarkStart w:id="17" w:name="__RefHeading___Toc3148_4075509268"/>
       <w:bookmarkEnd w:id="17"/>
       <w:r>
         <w:rPr>
@@ -4003,7 +4003,7 @@
         <w:spacing w:lineRule="auto" w:line="240" w:before="0" w:after="60"/>
         <w:rPr/>
       </w:pPr>
-      <w:bookmarkStart w:id="18" w:name="__RefHeading___Toc3150_1096995856"/>
+      <w:bookmarkStart w:id="18" w:name="__RefHeading___Toc3150_4075509268"/>
       <w:bookmarkEnd w:id="18"/>
       <w:r>
         <w:rPr>
@@ -4567,7 +4567,7 @@
         <w:spacing w:lineRule="auto" w:line="240" w:before="0" w:after="60"/>
         <w:rPr/>
       </w:pPr>
-      <w:bookmarkStart w:id="19" w:name="__RefHeading___Toc3152_1096995856"/>
+      <w:bookmarkStart w:id="19" w:name="__RefHeading___Toc3152_4075509268"/>
       <w:bookmarkEnd w:id="19"/>
       <w:r>
         <w:rPr>
@@ -4632,7 +4632,7 @@
         <w:spacing w:lineRule="auto" w:line="240" w:before="0" w:after="60"/>
         <w:rPr/>
       </w:pPr>
-      <w:bookmarkStart w:id="20" w:name="__RefHeading___Toc3154_1096995856"/>
+      <w:bookmarkStart w:id="20" w:name="__RefHeading___Toc3154_4075509268"/>
       <w:bookmarkEnd w:id="20"/>
       <w:r>
         <w:rPr>
@@ -4697,7 +4697,7 @@
         <w:spacing w:lineRule="auto" w:line="240" w:before="0" w:after="60"/>
         <w:rPr/>
       </w:pPr>
-      <w:bookmarkStart w:id="21" w:name="__RefHeading___Toc3156_1096995856"/>
+      <w:bookmarkStart w:id="21" w:name="__RefHeading___Toc3156_4075509268"/>
       <w:bookmarkEnd w:id="21"/>
       <w:r>
         <w:rPr>
@@ -4742,7 +4742,7 @@
         <w:spacing w:lineRule="auto" w:line="240" w:before="0" w:after="60"/>
         <w:rPr/>
       </w:pPr>
-      <w:bookmarkStart w:id="22" w:name="__RefHeading___Toc3158_1096995856"/>
+      <w:bookmarkStart w:id="22" w:name="__RefHeading___Toc3158_4075509268"/>
       <w:bookmarkEnd w:id="22"/>
       <w:r>
         <w:rPr>
@@ -4773,7 +4773,7 @@
         <w:spacing w:lineRule="exact" w:line="240" w:before="240" w:after="120"/>
         <w:rPr/>
       </w:pPr>
-      <w:bookmarkStart w:id="23" w:name="__RefHeading___Toc3160_1096995856"/>
+      <w:bookmarkStart w:id="23" w:name="__RefHeading___Toc3160_4075509268"/>
       <w:bookmarkEnd w:id="23"/>
       <w:r>
         <w:rPr>

--- a/reporte/productos_formales/Producto_05_Preprocesamiento_Fraccionamiento.docx
+++ b/reporte/productos_formales/Producto_05_Preprocesamiento_Fraccionamiento.docx
@@ -262,7 +262,7 @@
         <w:spacing w:lineRule="exact" w:line="240" w:before="240" w:after="120"/>
         <w:rPr/>
       </w:pPr>
-      <w:bookmarkStart w:id="0" w:name="__RefHeading___Toc3114_4075509268"/>
+      <w:bookmarkStart w:id="0" w:name="__RefHeading___Toc3114_4038105535"/>
       <w:bookmarkEnd w:id="0"/>
       <w:r>
         <w:rPr>
@@ -369,7 +369,7 @@
             </w:rPr>
             <w:fldChar w:fldCharType="separate"/>
           </w:r>
-          <w:hyperlink w:anchor="__RefHeading___Toc3114_4075509268">
+          <w:hyperlink w:anchor="__RefHeading___Toc3114_4038105535">
             <w:r>
               <w:rPr>
                 <w:rStyle w:val="IndexLink"/>
@@ -389,7 +389,7 @@
             </w:tabs>
             <w:rPr/>
           </w:pPr>
-          <w:hyperlink w:anchor="__RefHeading___Toc3116_4075509268">
+          <w:hyperlink w:anchor="__RefHeading___Toc3116_4038105535">
             <w:r>
               <w:rPr>
                 <w:rStyle w:val="IndexLink"/>
@@ -409,7 +409,7 @@
             </w:tabs>
             <w:rPr/>
           </w:pPr>
-          <w:hyperlink w:anchor="__RefHeading___Toc3118_4075509268">
+          <w:hyperlink w:anchor="__RefHeading___Toc3118_4038105535">
             <w:r>
               <w:rPr>
                 <w:rStyle w:val="IndexLink"/>
@@ -429,7 +429,7 @@
             </w:tabs>
             <w:rPr/>
           </w:pPr>
-          <w:hyperlink w:anchor="__RefHeading___Toc3120_4075509268">
+          <w:hyperlink w:anchor="__RefHeading___Toc3120_4038105535">
             <w:r>
               <w:rPr>
                 <w:rStyle w:val="IndexLink"/>
@@ -449,7 +449,7 @@
             </w:tabs>
             <w:rPr/>
           </w:pPr>
-          <w:hyperlink w:anchor="__RefHeading___Toc3122_4075509268">
+          <w:hyperlink w:anchor="__RefHeading___Toc3122_4038105535">
             <w:r>
               <w:rPr>
                 <w:rStyle w:val="IndexLink"/>
@@ -469,7 +469,7 @@
             </w:tabs>
             <w:rPr/>
           </w:pPr>
-          <w:hyperlink w:anchor="__RefHeading___Toc3124_4075509268">
+          <w:hyperlink w:anchor="__RefHeading___Toc3124_4038105535">
             <w:r>
               <w:rPr>
                 <w:rStyle w:val="IndexLink"/>
@@ -489,7 +489,7 @@
             </w:tabs>
             <w:rPr/>
           </w:pPr>
-          <w:hyperlink w:anchor="__RefHeading___Toc3126_4075509268">
+          <w:hyperlink w:anchor="__RefHeading___Toc3126_4038105535">
             <w:r>
               <w:rPr>
                 <w:rStyle w:val="IndexLink"/>
@@ -509,7 +509,7 @@
             </w:tabs>
             <w:rPr/>
           </w:pPr>
-          <w:hyperlink w:anchor="__RefHeading___Toc3128_4075509268">
+          <w:hyperlink w:anchor="__RefHeading___Toc3128_4038105535">
             <w:r>
               <w:rPr>
                 <w:rStyle w:val="IndexLink"/>
@@ -529,7 +529,7 @@
             </w:tabs>
             <w:rPr/>
           </w:pPr>
-          <w:hyperlink w:anchor="__RefHeading___Toc3130_4075509268">
+          <w:hyperlink w:anchor="__RefHeading___Toc3130_4038105535">
             <w:r>
               <w:rPr>
                 <w:rStyle w:val="IndexLink"/>
@@ -549,7 +549,7 @@
             </w:tabs>
             <w:rPr/>
           </w:pPr>
-          <w:hyperlink w:anchor="__RefHeading___Toc3132_4075509268">
+          <w:hyperlink w:anchor="__RefHeading___Toc3132_4038105535">
             <w:r>
               <w:rPr>
                 <w:rStyle w:val="IndexLink"/>
@@ -569,7 +569,7 @@
             </w:tabs>
             <w:rPr/>
           </w:pPr>
-          <w:hyperlink w:anchor="__RefHeading___Toc3134_4075509268">
+          <w:hyperlink w:anchor="__RefHeading___Toc3134_4038105535">
             <w:r>
               <w:rPr>
                 <w:rStyle w:val="IndexLink"/>
@@ -589,7 +589,7 @@
             </w:tabs>
             <w:rPr/>
           </w:pPr>
-          <w:hyperlink w:anchor="__RefHeading___Toc3136_4075509268">
+          <w:hyperlink w:anchor="__RefHeading___Toc3136_4038105535">
             <w:r>
               <w:rPr>
                 <w:rStyle w:val="IndexLink"/>
@@ -609,7 +609,7 @@
             </w:tabs>
             <w:rPr/>
           </w:pPr>
-          <w:hyperlink w:anchor="__RefHeading___Toc3138_4075509268">
+          <w:hyperlink w:anchor="__RefHeading___Toc3138_4038105535">
             <w:r>
               <w:rPr>
                 <w:rStyle w:val="IndexLink"/>
@@ -629,7 +629,7 @@
             </w:tabs>
             <w:rPr/>
           </w:pPr>
-          <w:hyperlink w:anchor="__RefHeading___Toc3140_4075509268">
+          <w:hyperlink w:anchor="__RefHeading___Toc3140_4038105535">
             <w:r>
               <w:rPr>
                 <w:rStyle w:val="IndexLink"/>
@@ -649,7 +649,7 @@
             </w:tabs>
             <w:rPr/>
           </w:pPr>
-          <w:hyperlink w:anchor="__RefHeading___Toc3142_4075509268">
+          <w:hyperlink w:anchor="__RefHeading___Toc3142_4038105535">
             <w:r>
               <w:rPr>
                 <w:rStyle w:val="IndexLink"/>
@@ -669,7 +669,7 @@
             </w:tabs>
             <w:rPr/>
           </w:pPr>
-          <w:hyperlink w:anchor="__RefHeading___Toc3144_4075509268">
+          <w:hyperlink w:anchor="__RefHeading___Toc3144_4038105535">
             <w:r>
               <w:rPr>
                 <w:rStyle w:val="IndexLink"/>
@@ -689,7 +689,7 @@
             </w:tabs>
             <w:rPr/>
           </w:pPr>
-          <w:hyperlink w:anchor="__RefHeading___Toc3146_4075509268">
+          <w:hyperlink w:anchor="__RefHeading___Toc3146_4038105535">
             <w:r>
               <w:rPr>
                 <w:rStyle w:val="IndexLink"/>
@@ -709,7 +709,7 @@
             </w:tabs>
             <w:rPr/>
           </w:pPr>
-          <w:hyperlink w:anchor="__RefHeading___Toc3148_4075509268">
+          <w:hyperlink w:anchor="__RefHeading___Toc3148_4038105535">
             <w:r>
               <w:rPr>
                 <w:rStyle w:val="IndexLink"/>
@@ -729,7 +729,7 @@
             </w:tabs>
             <w:rPr/>
           </w:pPr>
-          <w:hyperlink w:anchor="__RefHeading___Toc3150_4075509268">
+          <w:hyperlink w:anchor="__RefHeading___Toc3150_4038105535">
             <w:r>
               <w:rPr>
                 <w:rStyle w:val="IndexLink"/>
@@ -749,7 +749,7 @@
             </w:tabs>
             <w:rPr/>
           </w:pPr>
-          <w:hyperlink w:anchor="__RefHeading___Toc3152_4075509268">
+          <w:hyperlink w:anchor="__RefHeading___Toc3152_4038105535">
             <w:r>
               <w:rPr>
                 <w:rStyle w:val="IndexLink"/>
@@ -769,7 +769,7 @@
             </w:tabs>
             <w:rPr/>
           </w:pPr>
-          <w:hyperlink w:anchor="__RefHeading___Toc3154_4075509268">
+          <w:hyperlink w:anchor="__RefHeading___Toc3154_4038105535">
             <w:r>
               <w:rPr>
                 <w:rStyle w:val="IndexLink"/>
@@ -789,7 +789,7 @@
             </w:tabs>
             <w:rPr/>
           </w:pPr>
-          <w:hyperlink w:anchor="__RefHeading___Toc3156_4075509268">
+          <w:hyperlink w:anchor="__RefHeading___Toc3156_4038105535">
             <w:r>
               <w:rPr>
                 <w:rStyle w:val="IndexLink"/>
@@ -809,7 +809,7 @@
             </w:tabs>
             <w:rPr/>
           </w:pPr>
-          <w:hyperlink w:anchor="__RefHeading___Toc3158_4075509268">
+          <w:hyperlink w:anchor="__RefHeading___Toc3158_4038105535">
             <w:r>
               <w:rPr>
                 <w:rStyle w:val="IndexLink"/>
@@ -829,7 +829,7 @@
             </w:tabs>
             <w:rPr/>
           </w:pPr>
-          <w:hyperlink w:anchor="__RefHeading___Toc3160_4075509268">
+          <w:hyperlink w:anchor="__RefHeading___Toc3160_4038105535">
             <w:r>
               <w:rPr>
                 <w:rStyle w:val="IndexLink"/>
@@ -869,7 +869,7 @@
         <w:spacing w:lineRule="exact" w:line="240" w:before="240" w:after="120"/>
         <w:rPr/>
       </w:pPr>
-      <w:bookmarkStart w:id="1" w:name="__RefHeading___Toc3116_4075509268"/>
+      <w:bookmarkStart w:id="1" w:name="__RefHeading___Toc3116_4038105535"/>
       <w:bookmarkEnd w:id="1"/>
       <w:r>
         <w:rPr>
@@ -907,7 +907,7 @@
         <w:spacing w:lineRule="exact" w:line="240" w:before="240" w:after="120"/>
         <w:rPr/>
       </w:pPr>
-      <w:bookmarkStart w:id="2" w:name="__RefHeading___Toc3118_4075509268"/>
+      <w:bookmarkStart w:id="2" w:name="__RefHeading___Toc3118_4038105535"/>
       <w:bookmarkEnd w:id="2"/>
       <w:r>
         <w:rPr>
@@ -945,7 +945,7 @@
         <w:spacing w:lineRule="exact" w:line="240" w:before="240" w:after="120"/>
         <w:rPr/>
       </w:pPr>
-      <w:bookmarkStart w:id="3" w:name="__RefHeading___Toc3120_4075509268"/>
+      <w:bookmarkStart w:id="3" w:name="__RefHeading___Toc3120_4038105535"/>
       <w:bookmarkEnd w:id="3"/>
       <w:r>
         <w:rPr>
@@ -2259,7 +2259,7 @@
         <w:spacing w:lineRule="exact" w:line="240" w:before="240" w:after="120"/>
         <w:rPr/>
       </w:pPr>
-      <w:bookmarkStart w:id="4" w:name="__RefHeading___Toc3122_4075509268"/>
+      <w:bookmarkStart w:id="4" w:name="__RefHeading___Toc3122_4038105535"/>
       <w:bookmarkEnd w:id="4"/>
       <w:r>
         <w:rPr>
@@ -2836,7 +2836,7 @@
         <w:spacing w:lineRule="exact" w:line="240" w:before="240" w:after="120"/>
         <w:rPr/>
       </w:pPr>
-      <w:bookmarkStart w:id="5" w:name="__RefHeading___Toc3124_4075509268"/>
+      <w:bookmarkStart w:id="5" w:name="__RefHeading___Toc3124_4038105535"/>
       <w:bookmarkEnd w:id="5"/>
       <w:r>
         <w:rPr>
@@ -2874,7 +2874,7 @@
         <w:spacing w:lineRule="exact" w:line="240" w:before="240" w:after="120"/>
         <w:rPr/>
       </w:pPr>
-      <w:bookmarkStart w:id="6" w:name="__RefHeading___Toc3126_4075509268"/>
+      <w:bookmarkStart w:id="6" w:name="__RefHeading___Toc3126_4038105535"/>
       <w:bookmarkEnd w:id="6"/>
       <w:r>
         <w:rPr>
@@ -2912,7 +2912,7 @@
         <w:spacing w:lineRule="exact" w:line="240" w:before="240" w:after="120"/>
         <w:rPr/>
       </w:pPr>
-      <w:bookmarkStart w:id="7" w:name="__RefHeading___Toc3128_4075509268"/>
+      <w:bookmarkStart w:id="7" w:name="__RefHeading___Toc3128_4038105535"/>
       <w:bookmarkEnd w:id="7"/>
       <w:r>
         <w:rPr>
@@ -2932,7 +2932,7 @@
         <w:spacing w:lineRule="exact" w:line="240" w:before="180" w:after="80"/>
         <w:rPr/>
       </w:pPr>
-      <w:bookmarkStart w:id="8" w:name="__RefHeading___Toc3130_4075509268"/>
+      <w:bookmarkStart w:id="8" w:name="__RefHeading___Toc3130_4038105535"/>
       <w:bookmarkEnd w:id="8"/>
       <w:r>
         <w:rPr>
@@ -2970,7 +2970,7 @@
         <w:spacing w:lineRule="exact" w:line="240" w:before="180" w:after="80"/>
         <w:rPr/>
       </w:pPr>
-      <w:bookmarkStart w:id="9" w:name="__RefHeading___Toc3132_4075509268"/>
+      <w:bookmarkStart w:id="9" w:name="__RefHeading___Toc3132_4038105535"/>
       <w:bookmarkEnd w:id="9"/>
       <w:r>
         <w:rPr>
@@ -3008,7 +3008,7 @@
         <w:spacing w:lineRule="exact" w:line="240" w:before="180" w:after="80"/>
         <w:rPr/>
       </w:pPr>
-      <w:bookmarkStart w:id="10" w:name="__RefHeading___Toc3134_4075509268"/>
+      <w:bookmarkStart w:id="10" w:name="__RefHeading___Toc3134_4038105535"/>
       <w:bookmarkEnd w:id="10"/>
       <w:r>
         <w:rPr>
@@ -3578,7 +3578,7 @@
         <w:spacing w:lineRule="exact" w:line="240" w:before="180" w:after="80"/>
         <w:rPr/>
       </w:pPr>
-      <w:bookmarkStart w:id="11" w:name="__RefHeading___Toc3136_4075509268"/>
+      <w:bookmarkStart w:id="11" w:name="__RefHeading___Toc3136_4038105535"/>
       <w:bookmarkEnd w:id="11"/>
       <w:r>
         <w:rPr>
@@ -3616,7 +3616,7 @@
         <w:spacing w:lineRule="exact" w:line="240" w:before="240" w:after="120"/>
         <w:rPr/>
       </w:pPr>
-      <w:bookmarkStart w:id="12" w:name="__RefHeading___Toc3138_4075509268"/>
+      <w:bookmarkStart w:id="12" w:name="__RefHeading___Toc3138_4038105535"/>
       <w:bookmarkEnd w:id="12"/>
       <w:r>
         <w:rPr>
@@ -3716,7 +3716,7 @@
         <w:spacing w:lineRule="exact" w:line="240" w:before="240" w:after="120"/>
         <w:rPr/>
       </w:pPr>
-      <w:bookmarkStart w:id="13" w:name="__RefHeading___Toc3140_4075509268"/>
+      <w:bookmarkStart w:id="13" w:name="__RefHeading___Toc3140_4038105535"/>
       <w:bookmarkEnd w:id="13"/>
       <w:r>
         <w:rPr>
@@ -3754,7 +3754,7 @@
         <w:spacing w:lineRule="exact" w:line="240" w:before="240" w:after="120"/>
         <w:rPr/>
       </w:pPr>
-      <w:bookmarkStart w:id="14" w:name="__RefHeading___Toc3142_4075509268"/>
+      <w:bookmarkStart w:id="14" w:name="__RefHeading___Toc3142_4038105535"/>
       <w:bookmarkEnd w:id="14"/>
       <w:r>
         <w:rPr>
@@ -3814,7 +3814,7 @@
         <w:spacing w:lineRule="exact" w:line="240" w:before="240" w:after="120"/>
         <w:rPr/>
       </w:pPr>
-      <w:bookmarkStart w:id="15" w:name="__RefHeading___Toc3144_4075509268"/>
+      <w:bookmarkStart w:id="15" w:name="__RefHeading___Toc3144_4038105535"/>
       <w:bookmarkEnd w:id="15"/>
       <w:r>
         <w:rPr>
@@ -3852,7 +3852,7 @@
         <w:spacing w:lineRule="exact" w:line="240" w:before="240" w:after="120"/>
         <w:rPr/>
       </w:pPr>
-      <w:bookmarkStart w:id="16" w:name="__RefHeading___Toc3146_4075509268"/>
+      <w:bookmarkStart w:id="16" w:name="__RefHeading___Toc3146_4038105535"/>
       <w:bookmarkEnd w:id="16"/>
       <w:r>
         <w:rPr>
@@ -3972,7 +3972,7 @@
         <w:spacing w:lineRule="auto" w:line="240" w:before="0" w:after="60"/>
         <w:rPr/>
       </w:pPr>
-      <w:bookmarkStart w:id="17" w:name="__RefHeading___Toc3148_4075509268"/>
+      <w:bookmarkStart w:id="17" w:name="__RefHeading___Toc3148_4038105535"/>
       <w:bookmarkEnd w:id="17"/>
       <w:r>
         <w:rPr>
@@ -4003,7 +4003,7 @@
         <w:spacing w:lineRule="auto" w:line="240" w:before="0" w:after="60"/>
         <w:rPr/>
       </w:pPr>
-      <w:bookmarkStart w:id="18" w:name="__RefHeading___Toc3150_4075509268"/>
+      <w:bookmarkStart w:id="18" w:name="__RefHeading___Toc3150_4038105535"/>
       <w:bookmarkEnd w:id="18"/>
       <w:r>
         <w:rPr>
@@ -4567,7 +4567,7 @@
         <w:spacing w:lineRule="auto" w:line="240" w:before="0" w:after="60"/>
         <w:rPr/>
       </w:pPr>
-      <w:bookmarkStart w:id="19" w:name="__RefHeading___Toc3152_4075509268"/>
+      <w:bookmarkStart w:id="19" w:name="__RefHeading___Toc3152_4038105535"/>
       <w:bookmarkEnd w:id="19"/>
       <w:r>
         <w:rPr>
@@ -4632,7 +4632,7 @@
         <w:spacing w:lineRule="auto" w:line="240" w:before="0" w:after="60"/>
         <w:rPr/>
       </w:pPr>
-      <w:bookmarkStart w:id="20" w:name="__RefHeading___Toc3154_4075509268"/>
+      <w:bookmarkStart w:id="20" w:name="__RefHeading___Toc3154_4038105535"/>
       <w:bookmarkEnd w:id="20"/>
       <w:r>
         <w:rPr>
@@ -4697,7 +4697,7 @@
         <w:spacing w:lineRule="auto" w:line="240" w:before="0" w:after="60"/>
         <w:rPr/>
       </w:pPr>
-      <w:bookmarkStart w:id="21" w:name="__RefHeading___Toc3156_4075509268"/>
+      <w:bookmarkStart w:id="21" w:name="__RefHeading___Toc3156_4038105535"/>
       <w:bookmarkEnd w:id="21"/>
       <w:r>
         <w:rPr>
@@ -4742,7 +4742,7 @@
         <w:spacing w:lineRule="auto" w:line="240" w:before="0" w:after="60"/>
         <w:rPr/>
       </w:pPr>
-      <w:bookmarkStart w:id="22" w:name="__RefHeading___Toc3158_4075509268"/>
+      <w:bookmarkStart w:id="22" w:name="__RefHeading___Toc3158_4038105535"/>
       <w:bookmarkEnd w:id="22"/>
       <w:r>
         <w:rPr>
@@ -4773,7 +4773,7 @@
         <w:spacing w:lineRule="exact" w:line="240" w:before="240" w:after="120"/>
         <w:rPr/>
       </w:pPr>
-      <w:bookmarkStart w:id="23" w:name="__RefHeading___Toc3160_4075509268"/>
+      <w:bookmarkStart w:id="23" w:name="__RefHeading___Toc3160_4038105535"/>
       <w:bookmarkEnd w:id="23"/>
       <w:r>
         <w:rPr>

--- a/reporte/productos_formales/Producto_05_Preprocesamiento_Fraccionamiento.docx
+++ b/reporte/productos_formales/Producto_05_Preprocesamiento_Fraccionamiento.docx
@@ -262,7 +262,7 @@
         <w:spacing w:lineRule="exact" w:line="240" w:before="240" w:after="120"/>
         <w:rPr/>
       </w:pPr>
-      <w:bookmarkStart w:id="0" w:name="__RefHeading___Toc3114_4038105535"/>
+      <w:bookmarkStart w:id="0" w:name="__RefHeading___Toc3114_1005444171"/>
       <w:bookmarkEnd w:id="0"/>
       <w:r>
         <w:rPr>
@@ -369,7 +369,7 @@
             </w:rPr>
             <w:fldChar w:fldCharType="separate"/>
           </w:r>
-          <w:hyperlink w:anchor="__RefHeading___Toc3114_4038105535">
+          <w:hyperlink w:anchor="__RefHeading___Toc3114_1005444171">
             <w:r>
               <w:rPr>
                 <w:rStyle w:val="IndexLink"/>
@@ -389,7 +389,7 @@
             </w:tabs>
             <w:rPr/>
           </w:pPr>
-          <w:hyperlink w:anchor="__RefHeading___Toc3116_4038105535">
+          <w:hyperlink w:anchor="__RefHeading___Toc3116_1005444171">
             <w:r>
               <w:rPr>
                 <w:rStyle w:val="IndexLink"/>
@@ -409,7 +409,7 @@
             </w:tabs>
             <w:rPr/>
           </w:pPr>
-          <w:hyperlink w:anchor="__RefHeading___Toc3118_4038105535">
+          <w:hyperlink w:anchor="__RefHeading___Toc3118_1005444171">
             <w:r>
               <w:rPr>
                 <w:rStyle w:val="IndexLink"/>
@@ -429,7 +429,7 @@
             </w:tabs>
             <w:rPr/>
           </w:pPr>
-          <w:hyperlink w:anchor="__RefHeading___Toc3120_4038105535">
+          <w:hyperlink w:anchor="__RefHeading___Toc3120_1005444171">
             <w:r>
               <w:rPr>
                 <w:rStyle w:val="IndexLink"/>
@@ -449,7 +449,7 @@
             </w:tabs>
             <w:rPr/>
           </w:pPr>
-          <w:hyperlink w:anchor="__RefHeading___Toc3122_4038105535">
+          <w:hyperlink w:anchor="__RefHeading___Toc3122_1005444171">
             <w:r>
               <w:rPr>
                 <w:rStyle w:val="IndexLink"/>
@@ -469,7 +469,7 @@
             </w:tabs>
             <w:rPr/>
           </w:pPr>
-          <w:hyperlink w:anchor="__RefHeading___Toc3124_4038105535">
+          <w:hyperlink w:anchor="__RefHeading___Toc3124_1005444171">
             <w:r>
               <w:rPr>
                 <w:rStyle w:val="IndexLink"/>
@@ -489,7 +489,7 @@
             </w:tabs>
             <w:rPr/>
           </w:pPr>
-          <w:hyperlink w:anchor="__RefHeading___Toc3126_4038105535">
+          <w:hyperlink w:anchor="__RefHeading___Toc3126_1005444171">
             <w:r>
               <w:rPr>
                 <w:rStyle w:val="IndexLink"/>
@@ -509,7 +509,7 @@
             </w:tabs>
             <w:rPr/>
           </w:pPr>
-          <w:hyperlink w:anchor="__RefHeading___Toc3128_4038105535">
+          <w:hyperlink w:anchor="__RefHeading___Toc3128_1005444171">
             <w:r>
               <w:rPr>
                 <w:rStyle w:val="IndexLink"/>
@@ -529,7 +529,7 @@
             </w:tabs>
             <w:rPr/>
           </w:pPr>
-          <w:hyperlink w:anchor="__RefHeading___Toc3130_4038105535">
+          <w:hyperlink w:anchor="__RefHeading___Toc3130_1005444171">
             <w:r>
               <w:rPr>
                 <w:rStyle w:val="IndexLink"/>
@@ -549,7 +549,7 @@
             </w:tabs>
             <w:rPr/>
           </w:pPr>
-          <w:hyperlink w:anchor="__RefHeading___Toc3132_4038105535">
+          <w:hyperlink w:anchor="__RefHeading___Toc3132_1005444171">
             <w:r>
               <w:rPr>
                 <w:rStyle w:val="IndexLink"/>
@@ -569,7 +569,7 @@
             </w:tabs>
             <w:rPr/>
           </w:pPr>
-          <w:hyperlink w:anchor="__RefHeading___Toc3134_4038105535">
+          <w:hyperlink w:anchor="__RefHeading___Toc3134_1005444171">
             <w:r>
               <w:rPr>
                 <w:rStyle w:val="IndexLink"/>
@@ -589,7 +589,7 @@
             </w:tabs>
             <w:rPr/>
           </w:pPr>
-          <w:hyperlink w:anchor="__RefHeading___Toc3136_4038105535">
+          <w:hyperlink w:anchor="__RefHeading___Toc3136_1005444171">
             <w:r>
               <w:rPr>
                 <w:rStyle w:val="IndexLink"/>
@@ -609,7 +609,7 @@
             </w:tabs>
             <w:rPr/>
           </w:pPr>
-          <w:hyperlink w:anchor="__RefHeading___Toc3138_4038105535">
+          <w:hyperlink w:anchor="__RefHeading___Toc3138_1005444171">
             <w:r>
               <w:rPr>
                 <w:rStyle w:val="IndexLink"/>
@@ -629,7 +629,7 @@
             </w:tabs>
             <w:rPr/>
           </w:pPr>
-          <w:hyperlink w:anchor="__RefHeading___Toc3140_4038105535">
+          <w:hyperlink w:anchor="__RefHeading___Toc3140_1005444171">
             <w:r>
               <w:rPr>
                 <w:rStyle w:val="IndexLink"/>
@@ -649,7 +649,7 @@
             </w:tabs>
             <w:rPr/>
           </w:pPr>
-          <w:hyperlink w:anchor="__RefHeading___Toc3142_4038105535">
+          <w:hyperlink w:anchor="__RefHeading___Toc3142_1005444171">
             <w:r>
               <w:rPr>
                 <w:rStyle w:val="IndexLink"/>
@@ -669,7 +669,7 @@
             </w:tabs>
             <w:rPr/>
           </w:pPr>
-          <w:hyperlink w:anchor="__RefHeading___Toc3144_4038105535">
+          <w:hyperlink w:anchor="__RefHeading___Toc3144_1005444171">
             <w:r>
               <w:rPr>
                 <w:rStyle w:val="IndexLink"/>
@@ -689,7 +689,7 @@
             </w:tabs>
             <w:rPr/>
           </w:pPr>
-          <w:hyperlink w:anchor="__RefHeading___Toc3146_4038105535">
+          <w:hyperlink w:anchor="__RefHeading___Toc3146_1005444171">
             <w:r>
               <w:rPr>
                 <w:rStyle w:val="IndexLink"/>
@@ -709,7 +709,7 @@
             </w:tabs>
             <w:rPr/>
           </w:pPr>
-          <w:hyperlink w:anchor="__RefHeading___Toc3148_4038105535">
+          <w:hyperlink w:anchor="__RefHeading___Toc3148_1005444171">
             <w:r>
               <w:rPr>
                 <w:rStyle w:val="IndexLink"/>
@@ -729,7 +729,7 @@
             </w:tabs>
             <w:rPr/>
           </w:pPr>
-          <w:hyperlink w:anchor="__RefHeading___Toc3150_4038105535">
+          <w:hyperlink w:anchor="__RefHeading___Toc3150_1005444171">
             <w:r>
               <w:rPr>
                 <w:rStyle w:val="IndexLink"/>
@@ -749,7 +749,7 @@
             </w:tabs>
             <w:rPr/>
           </w:pPr>
-          <w:hyperlink w:anchor="__RefHeading___Toc3152_4038105535">
+          <w:hyperlink w:anchor="__RefHeading___Toc3152_1005444171">
             <w:r>
               <w:rPr>
                 <w:rStyle w:val="IndexLink"/>
@@ -769,7 +769,7 @@
             </w:tabs>
             <w:rPr/>
           </w:pPr>
-          <w:hyperlink w:anchor="__RefHeading___Toc3154_4038105535">
+          <w:hyperlink w:anchor="__RefHeading___Toc3154_1005444171">
             <w:r>
               <w:rPr>
                 <w:rStyle w:val="IndexLink"/>
@@ -789,7 +789,7 @@
             </w:tabs>
             <w:rPr/>
           </w:pPr>
-          <w:hyperlink w:anchor="__RefHeading___Toc3156_4038105535">
+          <w:hyperlink w:anchor="__RefHeading___Toc3156_1005444171">
             <w:r>
               <w:rPr>
                 <w:rStyle w:val="IndexLink"/>
@@ -809,7 +809,7 @@
             </w:tabs>
             <w:rPr/>
           </w:pPr>
-          <w:hyperlink w:anchor="__RefHeading___Toc3158_4038105535">
+          <w:hyperlink w:anchor="__RefHeading___Toc3158_1005444171">
             <w:r>
               <w:rPr>
                 <w:rStyle w:val="IndexLink"/>
@@ -829,7 +829,7 @@
             </w:tabs>
             <w:rPr/>
           </w:pPr>
-          <w:hyperlink w:anchor="__RefHeading___Toc3160_4038105535">
+          <w:hyperlink w:anchor="__RefHeading___Toc3160_1005444171">
             <w:r>
               <w:rPr>
                 <w:rStyle w:val="IndexLink"/>
@@ -869,7 +869,7 @@
         <w:spacing w:lineRule="exact" w:line="240" w:before="240" w:after="120"/>
         <w:rPr/>
       </w:pPr>
-      <w:bookmarkStart w:id="1" w:name="__RefHeading___Toc3116_4038105535"/>
+      <w:bookmarkStart w:id="1" w:name="__RefHeading___Toc3116_1005444171"/>
       <w:bookmarkEnd w:id="1"/>
       <w:r>
         <w:rPr>
@@ -907,7 +907,7 @@
         <w:spacing w:lineRule="exact" w:line="240" w:before="240" w:after="120"/>
         <w:rPr/>
       </w:pPr>
-      <w:bookmarkStart w:id="2" w:name="__RefHeading___Toc3118_4038105535"/>
+      <w:bookmarkStart w:id="2" w:name="__RefHeading___Toc3118_1005444171"/>
       <w:bookmarkEnd w:id="2"/>
       <w:r>
         <w:rPr>
@@ -945,7 +945,7 @@
         <w:spacing w:lineRule="exact" w:line="240" w:before="240" w:after="120"/>
         <w:rPr/>
       </w:pPr>
-      <w:bookmarkStart w:id="3" w:name="__RefHeading___Toc3120_4038105535"/>
+      <w:bookmarkStart w:id="3" w:name="__RefHeading___Toc3120_1005444171"/>
       <w:bookmarkEnd w:id="3"/>
       <w:r>
         <w:rPr>
@@ -2259,7 +2259,7 @@
         <w:spacing w:lineRule="exact" w:line="240" w:before="240" w:after="120"/>
         <w:rPr/>
       </w:pPr>
-      <w:bookmarkStart w:id="4" w:name="__RefHeading___Toc3122_4038105535"/>
+      <w:bookmarkStart w:id="4" w:name="__RefHeading___Toc3122_1005444171"/>
       <w:bookmarkEnd w:id="4"/>
       <w:r>
         <w:rPr>
@@ -2836,7 +2836,7 @@
         <w:spacing w:lineRule="exact" w:line="240" w:before="240" w:after="120"/>
         <w:rPr/>
       </w:pPr>
-      <w:bookmarkStart w:id="5" w:name="__RefHeading___Toc3124_4038105535"/>
+      <w:bookmarkStart w:id="5" w:name="__RefHeading___Toc3124_1005444171"/>
       <w:bookmarkEnd w:id="5"/>
       <w:r>
         <w:rPr>
@@ -2874,7 +2874,7 @@
         <w:spacing w:lineRule="exact" w:line="240" w:before="240" w:after="120"/>
         <w:rPr/>
       </w:pPr>
-      <w:bookmarkStart w:id="6" w:name="__RefHeading___Toc3126_4038105535"/>
+      <w:bookmarkStart w:id="6" w:name="__RefHeading___Toc3126_1005444171"/>
       <w:bookmarkEnd w:id="6"/>
       <w:r>
         <w:rPr>
@@ -2912,7 +2912,7 @@
         <w:spacing w:lineRule="exact" w:line="240" w:before="240" w:after="120"/>
         <w:rPr/>
       </w:pPr>
-      <w:bookmarkStart w:id="7" w:name="__RefHeading___Toc3128_4038105535"/>
+      <w:bookmarkStart w:id="7" w:name="__RefHeading___Toc3128_1005444171"/>
       <w:bookmarkEnd w:id="7"/>
       <w:r>
         <w:rPr>
@@ -2932,7 +2932,7 @@
         <w:spacing w:lineRule="exact" w:line="240" w:before="180" w:after="80"/>
         <w:rPr/>
       </w:pPr>
-      <w:bookmarkStart w:id="8" w:name="__RefHeading___Toc3130_4038105535"/>
+      <w:bookmarkStart w:id="8" w:name="__RefHeading___Toc3130_1005444171"/>
       <w:bookmarkEnd w:id="8"/>
       <w:r>
         <w:rPr>
@@ -2970,7 +2970,7 @@
         <w:spacing w:lineRule="exact" w:line="240" w:before="180" w:after="80"/>
         <w:rPr/>
       </w:pPr>
-      <w:bookmarkStart w:id="9" w:name="__RefHeading___Toc3132_4038105535"/>
+      <w:bookmarkStart w:id="9" w:name="__RefHeading___Toc3132_1005444171"/>
       <w:bookmarkEnd w:id="9"/>
       <w:r>
         <w:rPr>
@@ -3008,7 +3008,7 @@
         <w:spacing w:lineRule="exact" w:line="240" w:before="180" w:after="80"/>
         <w:rPr/>
       </w:pPr>
-      <w:bookmarkStart w:id="10" w:name="__RefHeading___Toc3134_4038105535"/>
+      <w:bookmarkStart w:id="10" w:name="__RefHeading___Toc3134_1005444171"/>
       <w:bookmarkEnd w:id="10"/>
       <w:r>
         <w:rPr>
@@ -3578,7 +3578,7 @@
         <w:spacing w:lineRule="exact" w:line="240" w:before="180" w:after="80"/>
         <w:rPr/>
       </w:pPr>
-      <w:bookmarkStart w:id="11" w:name="__RefHeading___Toc3136_4038105535"/>
+      <w:bookmarkStart w:id="11" w:name="__RefHeading___Toc3136_1005444171"/>
       <w:bookmarkEnd w:id="11"/>
       <w:r>
         <w:rPr>
@@ -3616,7 +3616,7 @@
         <w:spacing w:lineRule="exact" w:line="240" w:before="240" w:after="120"/>
         <w:rPr/>
       </w:pPr>
-      <w:bookmarkStart w:id="12" w:name="__RefHeading___Toc3138_4038105535"/>
+      <w:bookmarkStart w:id="12" w:name="__RefHeading___Toc3138_1005444171"/>
       <w:bookmarkEnd w:id="12"/>
       <w:r>
         <w:rPr>
@@ -3716,7 +3716,7 @@
         <w:spacing w:lineRule="exact" w:line="240" w:before="240" w:after="120"/>
         <w:rPr/>
       </w:pPr>
-      <w:bookmarkStart w:id="13" w:name="__RefHeading___Toc3140_4038105535"/>
+      <w:bookmarkStart w:id="13" w:name="__RefHeading___Toc3140_1005444171"/>
       <w:bookmarkEnd w:id="13"/>
       <w:r>
         <w:rPr>
@@ -3754,7 +3754,7 @@
         <w:spacing w:lineRule="exact" w:line="240" w:before="240" w:after="120"/>
         <w:rPr/>
       </w:pPr>
-      <w:bookmarkStart w:id="14" w:name="__RefHeading___Toc3142_4038105535"/>
+      <w:bookmarkStart w:id="14" w:name="__RefHeading___Toc3142_1005444171"/>
       <w:bookmarkEnd w:id="14"/>
       <w:r>
         <w:rPr>
@@ -3814,7 +3814,7 @@
         <w:spacing w:lineRule="exact" w:line="240" w:before="240" w:after="120"/>
         <w:rPr/>
       </w:pPr>
-      <w:bookmarkStart w:id="15" w:name="__RefHeading___Toc3144_4038105535"/>
+      <w:bookmarkStart w:id="15" w:name="__RefHeading___Toc3144_1005444171"/>
       <w:bookmarkEnd w:id="15"/>
       <w:r>
         <w:rPr>
@@ -3852,7 +3852,7 @@
         <w:spacing w:lineRule="exact" w:line="240" w:before="240" w:after="120"/>
         <w:rPr/>
       </w:pPr>
-      <w:bookmarkStart w:id="16" w:name="__RefHeading___Toc3146_4038105535"/>
+      <w:bookmarkStart w:id="16" w:name="__RefHeading___Toc3146_1005444171"/>
       <w:bookmarkEnd w:id="16"/>
       <w:r>
         <w:rPr>
@@ -3972,7 +3972,7 @@
         <w:spacing w:lineRule="auto" w:line="240" w:before="0" w:after="60"/>
         <w:rPr/>
       </w:pPr>
-      <w:bookmarkStart w:id="17" w:name="__RefHeading___Toc3148_4038105535"/>
+      <w:bookmarkStart w:id="17" w:name="__RefHeading___Toc3148_1005444171"/>
       <w:bookmarkEnd w:id="17"/>
       <w:r>
         <w:rPr>
@@ -4003,7 +4003,7 @@
         <w:spacing w:lineRule="auto" w:line="240" w:before="0" w:after="60"/>
         <w:rPr/>
       </w:pPr>
-      <w:bookmarkStart w:id="18" w:name="__RefHeading___Toc3150_4038105535"/>
+      <w:bookmarkStart w:id="18" w:name="__RefHeading___Toc3150_1005444171"/>
       <w:bookmarkEnd w:id="18"/>
       <w:r>
         <w:rPr>
@@ -4567,7 +4567,7 @@
         <w:spacing w:lineRule="auto" w:line="240" w:before="0" w:after="60"/>
         <w:rPr/>
       </w:pPr>
-      <w:bookmarkStart w:id="19" w:name="__RefHeading___Toc3152_4038105535"/>
+      <w:bookmarkStart w:id="19" w:name="__RefHeading___Toc3152_1005444171"/>
       <w:bookmarkEnd w:id="19"/>
       <w:r>
         <w:rPr>
@@ -4632,7 +4632,7 @@
         <w:spacing w:lineRule="auto" w:line="240" w:before="0" w:after="60"/>
         <w:rPr/>
       </w:pPr>
-      <w:bookmarkStart w:id="20" w:name="__RefHeading___Toc3154_4038105535"/>
+      <w:bookmarkStart w:id="20" w:name="__RefHeading___Toc3154_1005444171"/>
       <w:bookmarkEnd w:id="20"/>
       <w:r>
         <w:rPr>
@@ -4697,7 +4697,7 @@
         <w:spacing w:lineRule="auto" w:line="240" w:before="0" w:after="60"/>
         <w:rPr/>
       </w:pPr>
-      <w:bookmarkStart w:id="21" w:name="__RefHeading___Toc3156_4038105535"/>
+      <w:bookmarkStart w:id="21" w:name="__RefHeading___Toc3156_1005444171"/>
       <w:bookmarkEnd w:id="21"/>
       <w:r>
         <w:rPr>
@@ -4742,7 +4742,7 @@
         <w:spacing w:lineRule="auto" w:line="240" w:before="0" w:after="60"/>
         <w:rPr/>
       </w:pPr>
-      <w:bookmarkStart w:id="22" w:name="__RefHeading___Toc3158_4038105535"/>
+      <w:bookmarkStart w:id="22" w:name="__RefHeading___Toc3158_1005444171"/>
       <w:bookmarkEnd w:id="22"/>
       <w:r>
         <w:rPr>
@@ -4773,7 +4773,7 @@
         <w:spacing w:lineRule="exact" w:line="240" w:before="240" w:after="120"/>
         <w:rPr/>
       </w:pPr>
-      <w:bookmarkStart w:id="23" w:name="__RefHeading___Toc3160_4038105535"/>
+      <w:bookmarkStart w:id="23" w:name="__RefHeading___Toc3160_1005444171"/>
       <w:bookmarkEnd w:id="23"/>
       <w:r>
         <w:rPr>

--- a/reporte/productos_formales/Producto_05_Preprocesamiento_Fraccionamiento.docx
+++ b/reporte/productos_formales/Producto_05_Preprocesamiento_Fraccionamiento.docx
@@ -262,7 +262,7 @@
         <w:spacing w:lineRule="exact" w:line="240" w:before="240" w:after="120"/>
         <w:rPr/>
       </w:pPr>
-      <w:bookmarkStart w:id="0" w:name="__RefHeading___Toc3114_1005444171"/>
+      <w:bookmarkStart w:id="0" w:name="__RefHeading___Toc3114_2401388243"/>
       <w:bookmarkEnd w:id="0"/>
       <w:r>
         <w:rPr>
@@ -369,7 +369,7 @@
             </w:rPr>
             <w:fldChar w:fldCharType="separate"/>
           </w:r>
-          <w:hyperlink w:anchor="__RefHeading___Toc3114_1005444171">
+          <w:hyperlink w:anchor="__RefHeading___Toc3114_2401388243">
             <w:r>
               <w:rPr>
                 <w:rStyle w:val="IndexLink"/>
@@ -389,7 +389,7 @@
             </w:tabs>
             <w:rPr/>
           </w:pPr>
-          <w:hyperlink w:anchor="__RefHeading___Toc3116_1005444171">
+          <w:hyperlink w:anchor="__RefHeading___Toc3116_2401388243">
             <w:r>
               <w:rPr>
                 <w:rStyle w:val="IndexLink"/>
@@ -409,7 +409,7 @@
             </w:tabs>
             <w:rPr/>
           </w:pPr>
-          <w:hyperlink w:anchor="__RefHeading___Toc3118_1005444171">
+          <w:hyperlink w:anchor="__RefHeading___Toc3118_2401388243">
             <w:r>
               <w:rPr>
                 <w:rStyle w:val="IndexLink"/>
@@ -429,7 +429,7 @@
             </w:tabs>
             <w:rPr/>
           </w:pPr>
-          <w:hyperlink w:anchor="__RefHeading___Toc3120_1005444171">
+          <w:hyperlink w:anchor="__RefHeading___Toc3120_2401388243">
             <w:r>
               <w:rPr>
                 <w:rStyle w:val="IndexLink"/>
@@ -449,7 +449,7 @@
             </w:tabs>
             <w:rPr/>
           </w:pPr>
-          <w:hyperlink w:anchor="__RefHeading___Toc3122_1005444171">
+          <w:hyperlink w:anchor="__RefHeading___Toc3122_2401388243">
             <w:r>
               <w:rPr>
                 <w:rStyle w:val="IndexLink"/>
@@ -469,7 +469,7 @@
             </w:tabs>
             <w:rPr/>
           </w:pPr>
-          <w:hyperlink w:anchor="__RefHeading___Toc3124_1005444171">
+          <w:hyperlink w:anchor="__RefHeading___Toc3124_2401388243">
             <w:r>
               <w:rPr>
                 <w:rStyle w:val="IndexLink"/>
@@ -489,7 +489,7 @@
             </w:tabs>
             <w:rPr/>
           </w:pPr>
-          <w:hyperlink w:anchor="__RefHeading___Toc3126_1005444171">
+          <w:hyperlink w:anchor="__RefHeading___Toc3126_2401388243">
             <w:r>
               <w:rPr>
                 <w:rStyle w:val="IndexLink"/>
@@ -509,7 +509,7 @@
             </w:tabs>
             <w:rPr/>
           </w:pPr>
-          <w:hyperlink w:anchor="__RefHeading___Toc3128_1005444171">
+          <w:hyperlink w:anchor="__RefHeading___Toc3128_2401388243">
             <w:r>
               <w:rPr>
                 <w:rStyle w:val="IndexLink"/>
@@ -529,7 +529,7 @@
             </w:tabs>
             <w:rPr/>
           </w:pPr>
-          <w:hyperlink w:anchor="__RefHeading___Toc3130_1005444171">
+          <w:hyperlink w:anchor="__RefHeading___Toc3130_2401388243">
             <w:r>
               <w:rPr>
                 <w:rStyle w:val="IndexLink"/>
@@ -549,7 +549,7 @@
             </w:tabs>
             <w:rPr/>
           </w:pPr>
-          <w:hyperlink w:anchor="__RefHeading___Toc3132_1005444171">
+          <w:hyperlink w:anchor="__RefHeading___Toc3132_2401388243">
             <w:r>
               <w:rPr>
                 <w:rStyle w:val="IndexLink"/>
@@ -569,7 +569,7 @@
             </w:tabs>
             <w:rPr/>
           </w:pPr>
-          <w:hyperlink w:anchor="__RefHeading___Toc3134_1005444171">
+          <w:hyperlink w:anchor="__RefHeading___Toc3134_2401388243">
             <w:r>
               <w:rPr>
                 <w:rStyle w:val="IndexLink"/>
@@ -589,7 +589,7 @@
             </w:tabs>
             <w:rPr/>
           </w:pPr>
-          <w:hyperlink w:anchor="__RefHeading___Toc3136_1005444171">
+          <w:hyperlink w:anchor="__RefHeading___Toc3136_2401388243">
             <w:r>
               <w:rPr>
                 <w:rStyle w:val="IndexLink"/>
@@ -609,7 +609,7 @@
             </w:tabs>
             <w:rPr/>
           </w:pPr>
-          <w:hyperlink w:anchor="__RefHeading___Toc3138_1005444171">
+          <w:hyperlink w:anchor="__RefHeading___Toc3138_2401388243">
             <w:r>
               <w:rPr>
                 <w:rStyle w:val="IndexLink"/>
@@ -629,7 +629,7 @@
             </w:tabs>
             <w:rPr/>
           </w:pPr>
-          <w:hyperlink w:anchor="__RefHeading___Toc3140_1005444171">
+          <w:hyperlink w:anchor="__RefHeading___Toc3140_2401388243">
             <w:r>
               <w:rPr>
                 <w:rStyle w:val="IndexLink"/>
@@ -649,7 +649,7 @@
             </w:tabs>
             <w:rPr/>
           </w:pPr>
-          <w:hyperlink w:anchor="__RefHeading___Toc3142_1005444171">
+          <w:hyperlink w:anchor="__RefHeading___Toc3142_2401388243">
             <w:r>
               <w:rPr>
                 <w:rStyle w:val="IndexLink"/>
@@ -669,7 +669,7 @@
             </w:tabs>
             <w:rPr/>
           </w:pPr>
-          <w:hyperlink w:anchor="__RefHeading___Toc3144_1005444171">
+          <w:hyperlink w:anchor="__RefHeading___Toc3144_2401388243">
             <w:r>
               <w:rPr>
                 <w:rStyle w:val="IndexLink"/>
@@ -689,7 +689,7 @@
             </w:tabs>
             <w:rPr/>
           </w:pPr>
-          <w:hyperlink w:anchor="__RefHeading___Toc3146_1005444171">
+          <w:hyperlink w:anchor="__RefHeading___Toc3146_2401388243">
             <w:r>
               <w:rPr>
                 <w:rStyle w:val="IndexLink"/>
@@ -709,7 +709,7 @@
             </w:tabs>
             <w:rPr/>
           </w:pPr>
-          <w:hyperlink w:anchor="__RefHeading___Toc3148_1005444171">
+          <w:hyperlink w:anchor="__RefHeading___Toc3148_2401388243">
             <w:r>
               <w:rPr>
                 <w:rStyle w:val="IndexLink"/>
@@ -729,7 +729,7 @@
             </w:tabs>
             <w:rPr/>
           </w:pPr>
-          <w:hyperlink w:anchor="__RefHeading___Toc3150_1005444171">
+          <w:hyperlink w:anchor="__RefHeading___Toc3150_2401388243">
             <w:r>
               <w:rPr>
                 <w:rStyle w:val="IndexLink"/>
@@ -749,7 +749,7 @@
             </w:tabs>
             <w:rPr/>
           </w:pPr>
-          <w:hyperlink w:anchor="__RefHeading___Toc3152_1005444171">
+          <w:hyperlink w:anchor="__RefHeading___Toc3152_2401388243">
             <w:r>
               <w:rPr>
                 <w:rStyle w:val="IndexLink"/>
@@ -769,7 +769,7 @@
             </w:tabs>
             <w:rPr/>
           </w:pPr>
-          <w:hyperlink w:anchor="__RefHeading___Toc3154_1005444171">
+          <w:hyperlink w:anchor="__RefHeading___Toc3154_2401388243">
             <w:r>
               <w:rPr>
                 <w:rStyle w:val="IndexLink"/>
@@ -789,7 +789,7 @@
             </w:tabs>
             <w:rPr/>
           </w:pPr>
-          <w:hyperlink w:anchor="__RefHeading___Toc3156_1005444171">
+          <w:hyperlink w:anchor="__RefHeading___Toc3156_2401388243">
             <w:r>
               <w:rPr>
                 <w:rStyle w:val="IndexLink"/>
@@ -809,7 +809,7 @@
             </w:tabs>
             <w:rPr/>
           </w:pPr>
-          <w:hyperlink w:anchor="__RefHeading___Toc3158_1005444171">
+          <w:hyperlink w:anchor="__RefHeading___Toc3158_2401388243">
             <w:r>
               <w:rPr>
                 <w:rStyle w:val="IndexLink"/>
@@ -829,7 +829,7 @@
             </w:tabs>
             <w:rPr/>
           </w:pPr>
-          <w:hyperlink w:anchor="__RefHeading___Toc3160_1005444171">
+          <w:hyperlink w:anchor="__RefHeading___Toc3160_2401388243">
             <w:r>
               <w:rPr>
                 <w:rStyle w:val="IndexLink"/>
@@ -869,7 +869,7 @@
         <w:spacing w:lineRule="exact" w:line="240" w:before="240" w:after="120"/>
         <w:rPr/>
       </w:pPr>
-      <w:bookmarkStart w:id="1" w:name="__RefHeading___Toc3116_1005444171"/>
+      <w:bookmarkStart w:id="1" w:name="__RefHeading___Toc3116_2401388243"/>
       <w:bookmarkEnd w:id="1"/>
       <w:r>
         <w:rPr>
@@ -907,7 +907,7 @@
         <w:spacing w:lineRule="exact" w:line="240" w:before="240" w:after="120"/>
         <w:rPr/>
       </w:pPr>
-      <w:bookmarkStart w:id="2" w:name="__RefHeading___Toc3118_1005444171"/>
+      <w:bookmarkStart w:id="2" w:name="__RefHeading___Toc3118_2401388243"/>
       <w:bookmarkEnd w:id="2"/>
       <w:r>
         <w:rPr>
@@ -945,7 +945,7 @@
         <w:spacing w:lineRule="exact" w:line="240" w:before="240" w:after="120"/>
         <w:rPr/>
       </w:pPr>
-      <w:bookmarkStart w:id="3" w:name="__RefHeading___Toc3120_1005444171"/>
+      <w:bookmarkStart w:id="3" w:name="__RefHeading___Toc3120_2401388243"/>
       <w:bookmarkEnd w:id="3"/>
       <w:r>
         <w:rPr>
@@ -2259,7 +2259,7 @@
         <w:spacing w:lineRule="exact" w:line="240" w:before="240" w:after="120"/>
         <w:rPr/>
       </w:pPr>
-      <w:bookmarkStart w:id="4" w:name="__RefHeading___Toc3122_1005444171"/>
+      <w:bookmarkStart w:id="4" w:name="__RefHeading___Toc3122_2401388243"/>
       <w:bookmarkEnd w:id="4"/>
       <w:r>
         <w:rPr>
@@ -2836,7 +2836,7 @@
         <w:spacing w:lineRule="exact" w:line="240" w:before="240" w:after="120"/>
         <w:rPr/>
       </w:pPr>
-      <w:bookmarkStart w:id="5" w:name="__RefHeading___Toc3124_1005444171"/>
+      <w:bookmarkStart w:id="5" w:name="__RefHeading___Toc3124_2401388243"/>
       <w:bookmarkEnd w:id="5"/>
       <w:r>
         <w:rPr>
@@ -2874,7 +2874,7 @@
         <w:spacing w:lineRule="exact" w:line="240" w:before="240" w:after="120"/>
         <w:rPr/>
       </w:pPr>
-      <w:bookmarkStart w:id="6" w:name="__RefHeading___Toc3126_1005444171"/>
+      <w:bookmarkStart w:id="6" w:name="__RefHeading___Toc3126_2401388243"/>
       <w:bookmarkEnd w:id="6"/>
       <w:r>
         <w:rPr>
@@ -2912,7 +2912,7 @@
         <w:spacing w:lineRule="exact" w:line="240" w:before="240" w:after="120"/>
         <w:rPr/>
       </w:pPr>
-      <w:bookmarkStart w:id="7" w:name="__RefHeading___Toc3128_1005444171"/>
+      <w:bookmarkStart w:id="7" w:name="__RefHeading___Toc3128_2401388243"/>
       <w:bookmarkEnd w:id="7"/>
       <w:r>
         <w:rPr>
@@ -2932,7 +2932,7 @@
         <w:spacing w:lineRule="exact" w:line="240" w:before="180" w:after="80"/>
         <w:rPr/>
       </w:pPr>
-      <w:bookmarkStart w:id="8" w:name="__RefHeading___Toc3130_1005444171"/>
+      <w:bookmarkStart w:id="8" w:name="__RefHeading___Toc3130_2401388243"/>
       <w:bookmarkEnd w:id="8"/>
       <w:r>
         <w:rPr>
@@ -2970,7 +2970,7 @@
         <w:spacing w:lineRule="exact" w:line="240" w:before="180" w:after="80"/>
         <w:rPr/>
       </w:pPr>
-      <w:bookmarkStart w:id="9" w:name="__RefHeading___Toc3132_1005444171"/>
+      <w:bookmarkStart w:id="9" w:name="__RefHeading___Toc3132_2401388243"/>
       <w:bookmarkEnd w:id="9"/>
       <w:r>
         <w:rPr>
@@ -3008,7 +3008,7 @@
         <w:spacing w:lineRule="exact" w:line="240" w:before="180" w:after="80"/>
         <w:rPr/>
       </w:pPr>
-      <w:bookmarkStart w:id="10" w:name="__RefHeading___Toc3134_1005444171"/>
+      <w:bookmarkStart w:id="10" w:name="__RefHeading___Toc3134_2401388243"/>
       <w:bookmarkEnd w:id="10"/>
       <w:r>
         <w:rPr>
@@ -3578,7 +3578,7 @@
         <w:spacing w:lineRule="exact" w:line="240" w:before="180" w:after="80"/>
         <w:rPr/>
       </w:pPr>
-      <w:bookmarkStart w:id="11" w:name="__RefHeading___Toc3136_1005444171"/>
+      <w:bookmarkStart w:id="11" w:name="__RefHeading___Toc3136_2401388243"/>
       <w:bookmarkEnd w:id="11"/>
       <w:r>
         <w:rPr>
@@ -3616,7 +3616,7 @@
         <w:spacing w:lineRule="exact" w:line="240" w:before="240" w:after="120"/>
         <w:rPr/>
       </w:pPr>
-      <w:bookmarkStart w:id="12" w:name="__RefHeading___Toc3138_1005444171"/>
+      <w:bookmarkStart w:id="12" w:name="__RefHeading___Toc3138_2401388243"/>
       <w:bookmarkEnd w:id="12"/>
       <w:r>
         <w:rPr>
@@ -3716,7 +3716,7 @@
         <w:spacing w:lineRule="exact" w:line="240" w:before="240" w:after="120"/>
         <w:rPr/>
       </w:pPr>
-      <w:bookmarkStart w:id="13" w:name="__RefHeading___Toc3140_1005444171"/>
+      <w:bookmarkStart w:id="13" w:name="__RefHeading___Toc3140_2401388243"/>
       <w:bookmarkEnd w:id="13"/>
       <w:r>
         <w:rPr>
@@ -3754,7 +3754,7 @@
         <w:spacing w:lineRule="exact" w:line="240" w:before="240" w:after="120"/>
         <w:rPr/>
       </w:pPr>
-      <w:bookmarkStart w:id="14" w:name="__RefHeading___Toc3142_1005444171"/>
+      <w:bookmarkStart w:id="14" w:name="__RefHeading___Toc3142_2401388243"/>
       <w:bookmarkEnd w:id="14"/>
       <w:r>
         <w:rPr>
@@ -3814,7 +3814,7 @@
         <w:spacing w:lineRule="exact" w:line="240" w:before="240" w:after="120"/>
         <w:rPr/>
       </w:pPr>
-      <w:bookmarkStart w:id="15" w:name="__RefHeading___Toc3144_1005444171"/>
+      <w:bookmarkStart w:id="15" w:name="__RefHeading___Toc3144_2401388243"/>
       <w:bookmarkEnd w:id="15"/>
       <w:r>
         <w:rPr>
@@ -3852,7 +3852,7 @@
         <w:spacing w:lineRule="exact" w:line="240" w:before="240" w:after="120"/>
         <w:rPr/>
       </w:pPr>
-      <w:bookmarkStart w:id="16" w:name="__RefHeading___Toc3146_1005444171"/>
+      <w:bookmarkStart w:id="16" w:name="__RefHeading___Toc3146_2401388243"/>
       <w:bookmarkEnd w:id="16"/>
       <w:r>
         <w:rPr>
@@ -3972,7 +3972,7 @@
         <w:spacing w:lineRule="auto" w:line="240" w:before="0" w:after="60"/>
         <w:rPr/>
       </w:pPr>
-      <w:bookmarkStart w:id="17" w:name="__RefHeading___Toc3148_1005444171"/>
+      <w:bookmarkStart w:id="17" w:name="__RefHeading___Toc3148_2401388243"/>
       <w:bookmarkEnd w:id="17"/>
       <w:r>
         <w:rPr>
@@ -4003,7 +4003,7 @@
         <w:spacing w:lineRule="auto" w:line="240" w:before="0" w:after="60"/>
         <w:rPr/>
       </w:pPr>
-      <w:bookmarkStart w:id="18" w:name="__RefHeading___Toc3150_1005444171"/>
+      <w:bookmarkStart w:id="18" w:name="__RefHeading___Toc3150_2401388243"/>
       <w:bookmarkEnd w:id="18"/>
       <w:r>
         <w:rPr>
@@ -4567,7 +4567,7 @@
         <w:spacing w:lineRule="auto" w:line="240" w:before="0" w:after="60"/>
         <w:rPr/>
       </w:pPr>
-      <w:bookmarkStart w:id="19" w:name="__RefHeading___Toc3152_1005444171"/>
+      <w:bookmarkStart w:id="19" w:name="__RefHeading___Toc3152_2401388243"/>
       <w:bookmarkEnd w:id="19"/>
       <w:r>
         <w:rPr>
@@ -4632,7 +4632,7 @@
         <w:spacing w:lineRule="auto" w:line="240" w:before="0" w:after="60"/>
         <w:rPr/>
       </w:pPr>
-      <w:bookmarkStart w:id="20" w:name="__RefHeading___Toc3154_1005444171"/>
+      <w:bookmarkStart w:id="20" w:name="__RefHeading___Toc3154_2401388243"/>
       <w:bookmarkEnd w:id="20"/>
       <w:r>
         <w:rPr>
@@ -4697,7 +4697,7 @@
         <w:spacing w:lineRule="auto" w:line="240" w:before="0" w:after="60"/>
         <w:rPr/>
       </w:pPr>
-      <w:bookmarkStart w:id="21" w:name="__RefHeading___Toc3156_1005444171"/>
+      <w:bookmarkStart w:id="21" w:name="__RefHeading___Toc3156_2401388243"/>
       <w:bookmarkEnd w:id="21"/>
       <w:r>
         <w:rPr>
@@ -4742,7 +4742,7 @@
         <w:spacing w:lineRule="auto" w:line="240" w:before="0" w:after="60"/>
         <w:rPr/>
       </w:pPr>
-      <w:bookmarkStart w:id="22" w:name="__RefHeading___Toc3158_1005444171"/>
+      <w:bookmarkStart w:id="22" w:name="__RefHeading___Toc3158_2401388243"/>
       <w:bookmarkEnd w:id="22"/>
       <w:r>
         <w:rPr>
@@ -4773,7 +4773,7 @@
         <w:spacing w:lineRule="exact" w:line="240" w:before="240" w:after="120"/>
         <w:rPr/>
       </w:pPr>
-      <w:bookmarkStart w:id="23" w:name="__RefHeading___Toc3160_1005444171"/>
+      <w:bookmarkStart w:id="23" w:name="__RefHeading___Toc3160_2401388243"/>
       <w:bookmarkEnd w:id="23"/>
       <w:r>
         <w:rPr>
